--- a/reports/2026-07-13-基金仓位复述与市场复盘.docx
+++ b/reports/2026-07-13-基金仓位复述与市场复盘.docx
@@ -8,7 +8,7 @@
       </w:pPr>
       <w:r>
         <w:rPr>
-          <w:rFonts w:ascii="Calibri" w:hAnsi="Calibri" w:eastAsia="PingFang SC"/>
+          <w:rFonts w:ascii="Calibri" w:hAnsi="Calibri" w:eastAsia="Arial Unicode MS"/>
           <w:b/>
           <w:i w:val="0"/>
           <w:color w:val="000000"/>
@@ -23,7 +23,7 @@
       </w:pPr>
       <w:r>
         <w:rPr>
-          <w:rFonts w:ascii="Calibri" w:hAnsi="Calibri" w:eastAsia="PingFang SC"/>
+          <w:rFonts w:ascii="Calibri" w:hAnsi="Calibri" w:eastAsia="Arial Unicode MS"/>
           <w:b w:val="0"/>
           <w:i w:val="0"/>
           <w:color w:val="667085"/>
@@ -38,7 +38,7 @@
       </w:pPr>
       <w:r>
         <w:rPr>
-          <w:rFonts w:ascii="Calibri" w:hAnsi="Calibri" w:eastAsia="PingFang SC"/>
+          <w:rFonts w:ascii="Calibri" w:hAnsi="Calibri" w:eastAsia="Arial Unicode MS"/>
           <w:b/>
           <w:i w:val="0"/>
           <w:color w:val="000000"/>
@@ -48,7 +48,7 @@
       </w:r>
       <w:r>
         <w:rPr>
-          <w:rFonts w:ascii="Calibri" w:hAnsi="Calibri" w:eastAsia="PingFang SC"/>
+          <w:rFonts w:ascii="Calibri" w:hAnsi="Calibri" w:eastAsia="Arial Unicode MS"/>
           <w:b w:val="0"/>
           <w:i w:val="0"/>
           <w:color w:val="000000"/>
@@ -63,7 +63,7 @@
       </w:pPr>
       <w:r>
         <w:rPr>
-          <w:rFonts w:ascii="Calibri" w:hAnsi="Calibri" w:eastAsia="PingFang SC"/>
+          <w:rFonts w:ascii="Calibri" w:hAnsi="Calibri" w:eastAsia="Arial Unicode MS"/>
           <w:b/>
           <w:i w:val="0"/>
           <w:color w:val="000000"/>
@@ -73,7 +73,7 @@
       </w:r>
       <w:r>
         <w:rPr>
-          <w:rFonts w:ascii="Calibri" w:hAnsi="Calibri" w:eastAsia="PingFang SC"/>
+          <w:rFonts w:ascii="Calibri" w:hAnsi="Calibri" w:eastAsia="Arial Unicode MS"/>
           <w:b w:val="0"/>
           <w:i w:val="0"/>
           <w:color w:val="000000"/>
@@ -88,7 +88,7 @@
       </w:pPr>
       <w:r>
         <w:rPr>
-          <w:rFonts w:ascii="Calibri" w:hAnsi="Calibri" w:eastAsia="PingFang SC"/>
+          <w:rFonts w:ascii="Calibri" w:hAnsi="Calibri" w:eastAsia="Arial Unicode MS"/>
           <w:b/>
           <w:i w:val="0"/>
           <w:color w:val="000000"/>
@@ -98,7 +98,7 @@
       </w:r>
       <w:r>
         <w:rPr>
-          <w:rFonts w:ascii="Calibri" w:hAnsi="Calibri" w:eastAsia="PingFang SC"/>
+          <w:rFonts w:ascii="Calibri" w:hAnsi="Calibri" w:eastAsia="Arial Unicode MS"/>
           <w:b w:val="0"/>
           <w:i w:val="0"/>
           <w:color w:val="000000"/>
@@ -113,7 +113,7 @@
       </w:pPr>
       <w:r>
         <w:rPr>
-          <w:rFonts w:ascii="Calibri" w:hAnsi="Calibri" w:eastAsia="PingFang SC"/>
+          <w:rFonts w:ascii="Calibri" w:hAnsi="Calibri" w:eastAsia="Arial Unicode MS"/>
           <w:b/>
           <w:i w:val="0"/>
           <w:color w:val="000000"/>
@@ -123,7 +123,7 @@
       </w:r>
       <w:r>
         <w:rPr>
-          <w:rFonts w:ascii="Calibri" w:hAnsi="Calibri" w:eastAsia="PingFang SC"/>
+          <w:rFonts w:ascii="Calibri" w:hAnsi="Calibri" w:eastAsia="Arial Unicode MS"/>
           <w:b w:val="0"/>
           <w:i w:val="0"/>
           <w:color w:val="000000"/>
@@ -178,7 +178,7 @@
             </w:pPr>
             <w:r>
               <w:rPr>
-                <w:rFonts w:ascii="Calibri" w:hAnsi="Calibri" w:eastAsia="PingFang SC"/>
+                <w:rFonts w:ascii="Calibri" w:hAnsi="Calibri" w:eastAsia="Arial Unicode MS"/>
                 <w:b/>
                 <w:i w:val="0"/>
                 <w:color w:val="1F4D78"/>
@@ -188,7 +188,7 @@
             </w:r>
             <w:r>
               <w:rPr>
-                <w:rFonts w:ascii="Calibri" w:hAnsi="Calibri" w:eastAsia="PingFang SC"/>
+                <w:rFonts w:ascii="Calibri" w:hAnsi="Calibri" w:eastAsia="Arial Unicode MS"/>
                 <w:b w:val="0"/>
                 <w:i w:val="0"/>
                 <w:color w:val="1F2937"/>
@@ -211,7 +211,7 @@
       </w:pPr>
       <w:r>
         <w:rPr>
-          <w:rFonts w:ascii="Calibri" w:hAnsi="Calibri" w:eastAsia="PingFang SC"/>
+          <w:rFonts w:ascii="Calibri" w:hAnsi="Calibri" w:eastAsia="Arial Unicode MS"/>
           <w:b/>
           <w:i w:val="0"/>
           <w:color w:val="1F4D78"/>
@@ -221,7 +221,7 @@
       </w:r>
       <w:r>
         <w:rPr>
-          <w:rFonts w:ascii="Calibri" w:hAnsi="Calibri" w:eastAsia="PingFang SC"/>
+          <w:rFonts w:ascii="Calibri" w:hAnsi="Calibri" w:eastAsia="Arial Unicode MS"/>
           <w:b w:val="0"/>
           <w:i w:val="0"/>
           <w:color w:val="1F2937"/>
@@ -276,7 +276,7 @@
             </w:pPr>
             <w:r>
               <w:rPr>
-                <w:rFonts w:ascii="Calibri" w:hAnsi="Calibri" w:eastAsia="PingFang SC"/>
+                <w:rFonts w:ascii="Calibri" w:hAnsi="Calibri" w:eastAsia="Arial Unicode MS"/>
                 <w:b/>
                 <w:i w:val="0"/>
                 <w:color w:val="000000"/>
@@ -304,7 +304,7 @@
             </w:pPr>
             <w:r>
               <w:rPr>
-                <w:rFonts w:ascii="Calibri" w:hAnsi="Calibri" w:eastAsia="PingFang SC"/>
+                <w:rFonts w:ascii="Calibri" w:hAnsi="Calibri" w:eastAsia="Arial Unicode MS"/>
                 <w:b/>
                 <w:i w:val="0"/>
                 <w:color w:val="000000"/>
@@ -332,7 +332,7 @@
             </w:pPr>
             <w:r>
               <w:rPr>
-                <w:rFonts w:ascii="Calibri" w:hAnsi="Calibri" w:eastAsia="PingFang SC"/>
+                <w:rFonts w:ascii="Calibri" w:hAnsi="Calibri" w:eastAsia="Arial Unicode MS"/>
                 <w:b/>
                 <w:i w:val="0"/>
                 <w:color w:val="000000"/>
@@ -360,7 +360,7 @@
             </w:pPr>
             <w:r>
               <w:rPr>
-                <w:rFonts w:ascii="Calibri" w:hAnsi="Calibri" w:eastAsia="PingFang SC"/>
+                <w:rFonts w:ascii="Calibri" w:hAnsi="Calibri" w:eastAsia="Arial Unicode MS"/>
                 <w:b/>
                 <w:i w:val="0"/>
                 <w:color w:val="000000"/>
@@ -388,7 +388,7 @@
             </w:pPr>
             <w:r>
               <w:rPr>
-                <w:rFonts w:ascii="Calibri" w:hAnsi="Calibri" w:eastAsia="PingFang SC"/>
+                <w:rFonts w:ascii="Calibri" w:hAnsi="Calibri" w:eastAsia="Arial Unicode MS"/>
                 <w:b/>
                 <w:i w:val="0"/>
                 <w:color w:val="000000"/>
@@ -416,7 +416,7 @@
             </w:pPr>
             <w:r>
               <w:rPr>
-                <w:rFonts w:ascii="Calibri" w:hAnsi="Calibri" w:eastAsia="PingFang SC"/>
+                <w:rFonts w:ascii="Calibri" w:hAnsi="Calibri" w:eastAsia="Arial Unicode MS"/>
                 <w:b/>
                 <w:i w:val="0"/>
                 <w:color w:val="000000"/>
@@ -446,7 +446,7 @@
             </w:pPr>
             <w:r>
               <w:rPr>
-                <w:rFonts w:ascii="Calibri" w:hAnsi="Calibri" w:eastAsia="PingFang SC"/>
+                <w:rFonts w:ascii="Calibri" w:hAnsi="Calibri" w:eastAsia="Arial Unicode MS"/>
                 <w:b w:val="0"/>
                 <w:i w:val="0"/>
                 <w:color w:val="1F2937"/>
@@ -474,7 +474,7 @@
             </w:pPr>
             <w:r>
               <w:rPr>
-                <w:rFonts w:ascii="Calibri" w:hAnsi="Calibri" w:eastAsia="PingFang SC"/>
+                <w:rFonts w:ascii="Calibri" w:hAnsi="Calibri" w:eastAsia="Arial Unicode MS"/>
                 <w:b w:val="0"/>
                 <w:i w:val="0"/>
                 <w:color w:val="1F2937"/>
@@ -502,7 +502,7 @@
             </w:pPr>
             <w:r>
               <w:rPr>
-                <w:rFonts w:ascii="Calibri" w:hAnsi="Calibri" w:eastAsia="PingFang SC"/>
+                <w:rFonts w:ascii="Calibri" w:hAnsi="Calibri" w:eastAsia="Arial Unicode MS"/>
                 <w:b w:val="0"/>
                 <w:i w:val="0"/>
                 <w:color w:val="1F2937"/>
@@ -530,7 +530,7 @@
             </w:pPr>
             <w:r>
               <w:rPr>
-                <w:rFonts w:ascii="Calibri" w:hAnsi="Calibri" w:eastAsia="PingFang SC"/>
+                <w:rFonts w:ascii="Calibri" w:hAnsi="Calibri" w:eastAsia="Arial Unicode MS"/>
                 <w:b w:val="0"/>
                 <w:i w:val="0"/>
                 <w:color w:val="1F2937"/>
@@ -558,7 +558,7 @@
             </w:pPr>
             <w:r>
               <w:rPr>
-                <w:rFonts w:ascii="Calibri" w:hAnsi="Calibri" w:eastAsia="PingFang SC"/>
+                <w:rFonts w:ascii="Calibri" w:hAnsi="Calibri" w:eastAsia="Arial Unicode MS"/>
                 <w:b w:val="0"/>
                 <w:i w:val="0"/>
                 <w:color w:val="9B1C1C"/>
@@ -586,7 +586,7 @@
             </w:pPr>
             <w:r>
               <w:rPr>
-                <w:rFonts w:ascii="Calibri" w:hAnsi="Calibri" w:eastAsia="PingFang SC"/>
+                <w:rFonts w:ascii="Calibri" w:hAnsi="Calibri" w:eastAsia="Arial Unicode MS"/>
                 <w:b w:val="0"/>
                 <w:i w:val="0"/>
                 <w:color w:val="1F2937"/>
@@ -616,7 +616,7 @@
             </w:pPr>
             <w:r>
               <w:rPr>
-                <w:rFonts w:ascii="Calibri" w:hAnsi="Calibri" w:eastAsia="PingFang SC"/>
+                <w:rFonts w:ascii="Calibri" w:hAnsi="Calibri" w:eastAsia="Arial Unicode MS"/>
                 <w:b w:val="0"/>
                 <w:i w:val="0"/>
                 <w:color w:val="1F2937"/>
@@ -644,7 +644,7 @@
             </w:pPr>
             <w:r>
               <w:rPr>
-                <w:rFonts w:ascii="Calibri" w:hAnsi="Calibri" w:eastAsia="PingFang SC"/>
+                <w:rFonts w:ascii="Calibri" w:hAnsi="Calibri" w:eastAsia="Arial Unicode MS"/>
                 <w:b w:val="0"/>
                 <w:i w:val="0"/>
                 <w:color w:val="1F2937"/>
@@ -672,7 +672,7 @@
             </w:pPr>
             <w:r>
               <w:rPr>
-                <w:rFonts w:ascii="Calibri" w:hAnsi="Calibri" w:eastAsia="PingFang SC"/>
+                <w:rFonts w:ascii="Calibri" w:hAnsi="Calibri" w:eastAsia="Arial Unicode MS"/>
                 <w:b w:val="0"/>
                 <w:i w:val="0"/>
                 <w:color w:val="1F2937"/>
@@ -700,7 +700,7 @@
             </w:pPr>
             <w:r>
               <w:rPr>
-                <w:rFonts w:ascii="Calibri" w:hAnsi="Calibri" w:eastAsia="PingFang SC"/>
+                <w:rFonts w:ascii="Calibri" w:hAnsi="Calibri" w:eastAsia="Arial Unicode MS"/>
                 <w:b w:val="0"/>
                 <w:i w:val="0"/>
                 <w:color w:val="1F2937"/>
@@ -728,7 +728,7 @@
             </w:pPr>
             <w:r>
               <w:rPr>
-                <w:rFonts w:ascii="Calibri" w:hAnsi="Calibri" w:eastAsia="PingFang SC"/>
+                <w:rFonts w:ascii="Calibri" w:hAnsi="Calibri" w:eastAsia="Arial Unicode MS"/>
                 <w:b w:val="0"/>
                 <w:i w:val="0"/>
                 <w:color w:val="1F2937"/>
@@ -756,7 +756,7 @@
             </w:pPr>
             <w:r>
               <w:rPr>
-                <w:rFonts w:ascii="Calibri" w:hAnsi="Calibri" w:eastAsia="PingFang SC"/>
+                <w:rFonts w:ascii="Calibri" w:hAnsi="Calibri" w:eastAsia="Arial Unicode MS"/>
                 <w:b w:val="0"/>
                 <w:i w:val="0"/>
                 <w:color w:val="1F2937"/>
@@ -786,7 +786,7 @@
             </w:pPr>
             <w:r>
               <w:rPr>
-                <w:rFonts w:ascii="Calibri" w:hAnsi="Calibri" w:eastAsia="PingFang SC"/>
+                <w:rFonts w:ascii="Calibri" w:hAnsi="Calibri" w:eastAsia="Arial Unicode MS"/>
                 <w:b w:val="0"/>
                 <w:i w:val="0"/>
                 <w:color w:val="1F2937"/>
@@ -814,7 +814,7 @@
             </w:pPr>
             <w:r>
               <w:rPr>
-                <w:rFonts w:ascii="Calibri" w:hAnsi="Calibri" w:eastAsia="PingFang SC"/>
+                <w:rFonts w:ascii="Calibri" w:hAnsi="Calibri" w:eastAsia="Arial Unicode MS"/>
                 <w:b w:val="0"/>
                 <w:i w:val="0"/>
                 <w:color w:val="1F2937"/>
@@ -842,7 +842,7 @@
             </w:pPr>
             <w:r>
               <w:rPr>
-                <w:rFonts w:ascii="Calibri" w:hAnsi="Calibri" w:eastAsia="PingFang SC"/>
+                <w:rFonts w:ascii="Calibri" w:hAnsi="Calibri" w:eastAsia="Arial Unicode MS"/>
                 <w:b w:val="0"/>
                 <w:i w:val="0"/>
                 <w:color w:val="1F2937"/>
@@ -870,7 +870,7 @@
             </w:pPr>
             <w:r>
               <w:rPr>
-                <w:rFonts w:ascii="Calibri" w:hAnsi="Calibri" w:eastAsia="PingFang SC"/>
+                <w:rFonts w:ascii="Calibri" w:hAnsi="Calibri" w:eastAsia="Arial Unicode MS"/>
                 <w:b w:val="0"/>
                 <w:i w:val="0"/>
                 <w:color w:val="1F2937"/>
@@ -898,7 +898,7 @@
             </w:pPr>
             <w:r>
               <w:rPr>
-                <w:rFonts w:ascii="Calibri" w:hAnsi="Calibri" w:eastAsia="PingFang SC"/>
+                <w:rFonts w:ascii="Calibri" w:hAnsi="Calibri" w:eastAsia="Arial Unicode MS"/>
                 <w:b w:val="0"/>
                 <w:i w:val="0"/>
                 <w:color w:val="9B1C1C"/>
@@ -926,7 +926,7 @@
             </w:pPr>
             <w:r>
               <w:rPr>
-                <w:rFonts w:ascii="Calibri" w:hAnsi="Calibri" w:eastAsia="PingFang SC"/>
+                <w:rFonts w:ascii="Calibri" w:hAnsi="Calibri" w:eastAsia="Arial Unicode MS"/>
                 <w:b w:val="0"/>
                 <w:i w:val="0"/>
                 <w:color w:val="1F2937"/>
@@ -956,7 +956,7 @@
             </w:pPr>
             <w:r>
               <w:rPr>
-                <w:rFonts w:ascii="Calibri" w:hAnsi="Calibri" w:eastAsia="PingFang SC"/>
+                <w:rFonts w:ascii="Calibri" w:hAnsi="Calibri" w:eastAsia="Arial Unicode MS"/>
                 <w:b w:val="0"/>
                 <w:i w:val="0"/>
                 <w:color w:val="1F2937"/>
@@ -984,7 +984,7 @@
             </w:pPr>
             <w:r>
               <w:rPr>
-                <w:rFonts w:ascii="Calibri" w:hAnsi="Calibri" w:eastAsia="PingFang SC"/>
+                <w:rFonts w:ascii="Calibri" w:hAnsi="Calibri" w:eastAsia="Arial Unicode MS"/>
                 <w:b w:val="0"/>
                 <w:i w:val="0"/>
                 <w:color w:val="1F2937"/>
@@ -1012,7 +1012,7 @@
             </w:pPr>
             <w:r>
               <w:rPr>
-                <w:rFonts w:ascii="Calibri" w:hAnsi="Calibri" w:eastAsia="PingFang SC"/>
+                <w:rFonts w:ascii="Calibri" w:hAnsi="Calibri" w:eastAsia="Arial Unicode MS"/>
                 <w:b w:val="0"/>
                 <w:i w:val="0"/>
                 <w:color w:val="1F2937"/>
@@ -1040,7 +1040,7 @@
             </w:pPr>
             <w:r>
               <w:rPr>
-                <w:rFonts w:ascii="Calibri" w:hAnsi="Calibri" w:eastAsia="PingFang SC"/>
+                <w:rFonts w:ascii="Calibri" w:hAnsi="Calibri" w:eastAsia="Arial Unicode MS"/>
                 <w:b w:val="0"/>
                 <w:i w:val="0"/>
                 <w:color w:val="1F2937"/>
@@ -1068,7 +1068,7 @@
             </w:pPr>
             <w:r>
               <w:rPr>
-                <w:rFonts w:ascii="Calibri" w:hAnsi="Calibri" w:eastAsia="PingFang SC"/>
+                <w:rFonts w:ascii="Calibri" w:hAnsi="Calibri" w:eastAsia="Arial Unicode MS"/>
                 <w:b w:val="0"/>
                 <w:i w:val="0"/>
                 <w:color w:val="1F2937"/>
@@ -1096,7 +1096,7 @@
             </w:pPr>
             <w:r>
               <w:rPr>
-                <w:rFonts w:ascii="Calibri" w:hAnsi="Calibri" w:eastAsia="PingFang SC"/>
+                <w:rFonts w:ascii="Calibri" w:hAnsi="Calibri" w:eastAsia="Arial Unicode MS"/>
                 <w:b w:val="0"/>
                 <w:i w:val="0"/>
                 <w:color w:val="1F2937"/>
@@ -1126,7 +1126,7 @@
             </w:pPr>
             <w:r>
               <w:rPr>
-                <w:rFonts w:ascii="Calibri" w:hAnsi="Calibri" w:eastAsia="PingFang SC"/>
+                <w:rFonts w:ascii="Calibri" w:hAnsi="Calibri" w:eastAsia="Arial Unicode MS"/>
                 <w:b w:val="0"/>
                 <w:i w:val="0"/>
                 <w:color w:val="1F2937"/>
@@ -1154,7 +1154,7 @@
             </w:pPr>
             <w:r>
               <w:rPr>
-                <w:rFonts w:ascii="Calibri" w:hAnsi="Calibri" w:eastAsia="PingFang SC"/>
+                <w:rFonts w:ascii="Calibri" w:hAnsi="Calibri" w:eastAsia="Arial Unicode MS"/>
                 <w:b w:val="0"/>
                 <w:i w:val="0"/>
                 <w:color w:val="1F2937"/>
@@ -1182,7 +1182,7 @@
             </w:pPr>
             <w:r>
               <w:rPr>
-                <w:rFonts w:ascii="Calibri" w:hAnsi="Calibri" w:eastAsia="PingFang SC"/>
+                <w:rFonts w:ascii="Calibri" w:hAnsi="Calibri" w:eastAsia="Arial Unicode MS"/>
                 <w:b w:val="0"/>
                 <w:i w:val="0"/>
                 <w:color w:val="1F2937"/>
@@ -1210,7 +1210,7 @@
             </w:pPr>
             <w:r>
               <w:rPr>
-                <w:rFonts w:ascii="Calibri" w:hAnsi="Calibri" w:eastAsia="PingFang SC"/>
+                <w:rFonts w:ascii="Calibri" w:hAnsi="Calibri" w:eastAsia="Arial Unicode MS"/>
                 <w:b w:val="0"/>
                 <w:i w:val="0"/>
                 <w:color w:val="1F2937"/>
@@ -1238,7 +1238,7 @@
             </w:pPr>
             <w:r>
               <w:rPr>
-                <w:rFonts w:ascii="Calibri" w:hAnsi="Calibri" w:eastAsia="PingFang SC"/>
+                <w:rFonts w:ascii="Calibri" w:hAnsi="Calibri" w:eastAsia="Arial Unicode MS"/>
                 <w:b w:val="0"/>
                 <w:i w:val="0"/>
                 <w:color w:val="9B1C1C"/>
@@ -1266,7 +1266,7 @@
             </w:pPr>
             <w:r>
               <w:rPr>
-                <w:rFonts w:ascii="Calibri" w:hAnsi="Calibri" w:eastAsia="PingFang SC"/>
+                <w:rFonts w:ascii="Calibri" w:hAnsi="Calibri" w:eastAsia="Arial Unicode MS"/>
                 <w:b w:val="0"/>
                 <w:i w:val="0"/>
                 <w:color w:val="1F2937"/>
@@ -1296,7 +1296,7 @@
             </w:pPr>
             <w:r>
               <w:rPr>
-                <w:rFonts w:ascii="Calibri" w:hAnsi="Calibri" w:eastAsia="PingFang SC"/>
+                <w:rFonts w:ascii="Calibri" w:hAnsi="Calibri" w:eastAsia="Arial Unicode MS"/>
                 <w:b w:val="0"/>
                 <w:i w:val="0"/>
                 <w:color w:val="1F2937"/>
@@ -1324,7 +1324,7 @@
             </w:pPr>
             <w:r>
               <w:rPr>
-                <w:rFonts w:ascii="Calibri" w:hAnsi="Calibri" w:eastAsia="PingFang SC"/>
+                <w:rFonts w:ascii="Calibri" w:hAnsi="Calibri" w:eastAsia="Arial Unicode MS"/>
                 <w:b w:val="0"/>
                 <w:i w:val="0"/>
                 <w:color w:val="1F2937"/>
@@ -1352,7 +1352,7 @@
             </w:pPr>
             <w:r>
               <w:rPr>
-                <w:rFonts w:ascii="Calibri" w:hAnsi="Calibri" w:eastAsia="PingFang SC"/>
+                <w:rFonts w:ascii="Calibri" w:hAnsi="Calibri" w:eastAsia="Arial Unicode MS"/>
                 <w:b w:val="0"/>
                 <w:i w:val="0"/>
                 <w:color w:val="1F2937"/>
@@ -1380,7 +1380,7 @@
             </w:pPr>
             <w:r>
               <w:rPr>
-                <w:rFonts w:ascii="Calibri" w:hAnsi="Calibri" w:eastAsia="PingFang SC"/>
+                <w:rFonts w:ascii="Calibri" w:hAnsi="Calibri" w:eastAsia="Arial Unicode MS"/>
                 <w:b w:val="0"/>
                 <w:i w:val="0"/>
                 <w:color w:val="1F2937"/>
@@ -1408,7 +1408,7 @@
             </w:pPr>
             <w:r>
               <w:rPr>
-                <w:rFonts w:ascii="Calibri" w:hAnsi="Calibri" w:eastAsia="PingFang SC"/>
+                <w:rFonts w:ascii="Calibri" w:hAnsi="Calibri" w:eastAsia="Arial Unicode MS"/>
                 <w:b w:val="0"/>
                 <w:i w:val="0"/>
                 <w:color w:val="1F2937"/>
@@ -1436,7 +1436,7 @@
             </w:pPr>
             <w:r>
               <w:rPr>
-                <w:rFonts w:ascii="Calibri" w:hAnsi="Calibri" w:eastAsia="PingFang SC"/>
+                <w:rFonts w:ascii="Calibri" w:hAnsi="Calibri" w:eastAsia="Arial Unicode MS"/>
                 <w:b w:val="0"/>
                 <w:i w:val="0"/>
                 <w:color w:val="1F2937"/>
@@ -1466,7 +1466,7 @@
             </w:pPr>
             <w:r>
               <w:rPr>
-                <w:rFonts w:ascii="Calibri" w:hAnsi="Calibri" w:eastAsia="PingFang SC"/>
+                <w:rFonts w:ascii="Calibri" w:hAnsi="Calibri" w:eastAsia="Arial Unicode MS"/>
                 <w:b w:val="0"/>
                 <w:i w:val="0"/>
                 <w:color w:val="1F2937"/>
@@ -1494,7 +1494,7 @@
             </w:pPr>
             <w:r>
               <w:rPr>
-                <w:rFonts w:ascii="Calibri" w:hAnsi="Calibri" w:eastAsia="PingFang SC"/>
+                <w:rFonts w:ascii="Calibri" w:hAnsi="Calibri" w:eastAsia="Arial Unicode MS"/>
                 <w:b w:val="0"/>
                 <w:i w:val="0"/>
                 <w:color w:val="1F2937"/>
@@ -1522,7 +1522,7 @@
             </w:pPr>
             <w:r>
               <w:rPr>
-                <w:rFonts w:ascii="Calibri" w:hAnsi="Calibri" w:eastAsia="PingFang SC"/>
+                <w:rFonts w:ascii="Calibri" w:hAnsi="Calibri" w:eastAsia="Arial Unicode MS"/>
                 <w:b w:val="0"/>
                 <w:i w:val="0"/>
                 <w:color w:val="1F2937"/>
@@ -1550,7 +1550,7 @@
             </w:pPr>
             <w:r>
               <w:rPr>
-                <w:rFonts w:ascii="Calibri" w:hAnsi="Calibri" w:eastAsia="PingFang SC"/>
+                <w:rFonts w:ascii="Calibri" w:hAnsi="Calibri" w:eastAsia="Arial Unicode MS"/>
                 <w:b w:val="0"/>
                 <w:i w:val="0"/>
                 <w:color w:val="1F2937"/>
@@ -1578,7 +1578,7 @@
             </w:pPr>
             <w:r>
               <w:rPr>
-                <w:rFonts w:ascii="Calibri" w:hAnsi="Calibri" w:eastAsia="PingFang SC"/>
+                <w:rFonts w:ascii="Calibri" w:hAnsi="Calibri" w:eastAsia="Arial Unicode MS"/>
                 <w:b w:val="0"/>
                 <w:i w:val="0"/>
                 <w:color w:val="9B1C1C"/>
@@ -1606,7 +1606,7 @@
             </w:pPr>
             <w:r>
               <w:rPr>
-                <w:rFonts w:ascii="Calibri" w:hAnsi="Calibri" w:eastAsia="PingFang SC"/>
+                <w:rFonts w:ascii="Calibri" w:hAnsi="Calibri" w:eastAsia="Arial Unicode MS"/>
                 <w:b w:val="0"/>
                 <w:i w:val="0"/>
                 <w:color w:val="1F2937"/>
@@ -1636,7 +1636,7 @@
             </w:pPr>
             <w:r>
               <w:rPr>
-                <w:rFonts w:ascii="Calibri" w:hAnsi="Calibri" w:eastAsia="PingFang SC"/>
+                <w:rFonts w:ascii="Calibri" w:hAnsi="Calibri" w:eastAsia="Arial Unicode MS"/>
                 <w:b w:val="0"/>
                 <w:i w:val="0"/>
                 <w:color w:val="1F2937"/>
@@ -1664,7 +1664,7 @@
             </w:pPr>
             <w:r>
               <w:rPr>
-                <w:rFonts w:ascii="Calibri" w:hAnsi="Calibri" w:eastAsia="PingFang SC"/>
+                <w:rFonts w:ascii="Calibri" w:hAnsi="Calibri" w:eastAsia="Arial Unicode MS"/>
                 <w:b w:val="0"/>
                 <w:i w:val="0"/>
                 <w:color w:val="1F2937"/>
@@ -1692,7 +1692,7 @@
             </w:pPr>
             <w:r>
               <w:rPr>
-                <w:rFonts w:ascii="Calibri" w:hAnsi="Calibri" w:eastAsia="PingFang SC"/>
+                <w:rFonts w:ascii="Calibri" w:hAnsi="Calibri" w:eastAsia="Arial Unicode MS"/>
                 <w:b w:val="0"/>
                 <w:i w:val="0"/>
                 <w:color w:val="1F2937"/>
@@ -1720,7 +1720,7 @@
             </w:pPr>
             <w:r>
               <w:rPr>
-                <w:rFonts w:ascii="Calibri" w:hAnsi="Calibri" w:eastAsia="PingFang SC"/>
+                <w:rFonts w:ascii="Calibri" w:hAnsi="Calibri" w:eastAsia="Arial Unicode MS"/>
                 <w:b w:val="0"/>
                 <w:i w:val="0"/>
                 <w:color w:val="1F2937"/>
@@ -1748,7 +1748,7 @@
             </w:pPr>
             <w:r>
               <w:rPr>
-                <w:rFonts w:ascii="Calibri" w:hAnsi="Calibri" w:eastAsia="PingFang SC"/>
+                <w:rFonts w:ascii="Calibri" w:hAnsi="Calibri" w:eastAsia="Arial Unicode MS"/>
                 <w:b w:val="0"/>
                 <w:i w:val="0"/>
                 <w:color w:val="9B1C1C"/>
@@ -1776,7 +1776,7 @@
             </w:pPr>
             <w:r>
               <w:rPr>
-                <w:rFonts w:ascii="Calibri" w:hAnsi="Calibri" w:eastAsia="PingFang SC"/>
+                <w:rFonts w:ascii="Calibri" w:hAnsi="Calibri" w:eastAsia="Arial Unicode MS"/>
                 <w:b w:val="0"/>
                 <w:i w:val="0"/>
                 <w:color w:val="1F2937"/>
@@ -1806,7 +1806,7 @@
             </w:pPr>
             <w:r>
               <w:rPr>
-                <w:rFonts w:ascii="Calibri" w:hAnsi="Calibri" w:eastAsia="PingFang SC"/>
+                <w:rFonts w:ascii="Calibri" w:hAnsi="Calibri" w:eastAsia="Arial Unicode MS"/>
                 <w:b w:val="0"/>
                 <w:i w:val="0"/>
                 <w:color w:val="1F2937"/>
@@ -1834,7 +1834,7 @@
             </w:pPr>
             <w:r>
               <w:rPr>
-                <w:rFonts w:ascii="Calibri" w:hAnsi="Calibri" w:eastAsia="PingFang SC"/>
+                <w:rFonts w:ascii="Calibri" w:hAnsi="Calibri" w:eastAsia="Arial Unicode MS"/>
                 <w:b w:val="0"/>
                 <w:i w:val="0"/>
                 <w:color w:val="1F2937"/>
@@ -1862,7 +1862,7 @@
             </w:pPr>
             <w:r>
               <w:rPr>
-                <w:rFonts w:ascii="Calibri" w:hAnsi="Calibri" w:eastAsia="PingFang SC"/>
+                <w:rFonts w:ascii="Calibri" w:hAnsi="Calibri" w:eastAsia="Arial Unicode MS"/>
                 <w:b w:val="0"/>
                 <w:i w:val="0"/>
                 <w:color w:val="1F2937"/>
@@ -1890,7 +1890,7 @@
             </w:pPr>
             <w:r>
               <w:rPr>
-                <w:rFonts w:ascii="Calibri" w:hAnsi="Calibri" w:eastAsia="PingFang SC"/>
+                <w:rFonts w:ascii="Calibri" w:hAnsi="Calibri" w:eastAsia="Arial Unicode MS"/>
                 <w:b w:val="0"/>
                 <w:i w:val="0"/>
                 <w:color w:val="1F2937"/>
@@ -1918,7 +1918,7 @@
             </w:pPr>
             <w:r>
               <w:rPr>
-                <w:rFonts w:ascii="Calibri" w:hAnsi="Calibri" w:eastAsia="PingFang SC"/>
+                <w:rFonts w:ascii="Calibri" w:hAnsi="Calibri" w:eastAsia="Arial Unicode MS"/>
                 <w:b w:val="0"/>
                 <w:i w:val="0"/>
                 <w:color w:val="1F2937"/>
@@ -1946,7 +1946,7 @@
             </w:pPr>
             <w:r>
               <w:rPr>
-                <w:rFonts w:ascii="Calibri" w:hAnsi="Calibri" w:eastAsia="PingFang SC"/>
+                <w:rFonts w:ascii="Calibri" w:hAnsi="Calibri" w:eastAsia="Arial Unicode MS"/>
                 <w:b w:val="0"/>
                 <w:i w:val="0"/>
                 <w:color w:val="1F2937"/>
@@ -1976,7 +1976,7 @@
             </w:pPr>
             <w:r>
               <w:rPr>
-                <w:rFonts w:ascii="Calibri" w:hAnsi="Calibri" w:eastAsia="PingFang SC"/>
+                <w:rFonts w:ascii="Calibri" w:hAnsi="Calibri" w:eastAsia="Arial Unicode MS"/>
                 <w:b w:val="0"/>
                 <w:i w:val="0"/>
                 <w:color w:val="667085"/>
@@ -2004,7 +2004,7 @@
             </w:pPr>
             <w:r>
               <w:rPr>
-                <w:rFonts w:ascii="Calibri" w:hAnsi="Calibri" w:eastAsia="PingFang SC"/>
+                <w:rFonts w:ascii="Calibri" w:hAnsi="Calibri" w:eastAsia="Arial Unicode MS"/>
                 <w:b w:val="0"/>
                 <w:i w:val="0"/>
                 <w:color w:val="667085"/>
@@ -2032,7 +2032,7 @@
             </w:pPr>
             <w:r>
               <w:rPr>
-                <w:rFonts w:ascii="Calibri" w:hAnsi="Calibri" w:eastAsia="PingFang SC"/>
+                <w:rFonts w:ascii="Calibri" w:hAnsi="Calibri" w:eastAsia="Arial Unicode MS"/>
                 <w:b w:val="0"/>
                 <w:i w:val="0"/>
                 <w:color w:val="667085"/>
@@ -2060,7 +2060,7 @@
             </w:pPr>
             <w:r>
               <w:rPr>
-                <w:rFonts w:ascii="Calibri" w:hAnsi="Calibri" w:eastAsia="PingFang SC"/>
+                <w:rFonts w:ascii="Calibri" w:hAnsi="Calibri" w:eastAsia="Arial Unicode MS"/>
                 <w:b w:val="0"/>
                 <w:i w:val="0"/>
                 <w:color w:val="667085"/>
@@ -2088,7 +2088,7 @@
             </w:pPr>
             <w:r>
               <w:rPr>
-                <w:rFonts w:ascii="Calibri" w:hAnsi="Calibri" w:eastAsia="PingFang SC"/>
+                <w:rFonts w:ascii="Calibri" w:hAnsi="Calibri" w:eastAsia="Arial Unicode MS"/>
                 <w:b w:val="0"/>
                 <w:i w:val="0"/>
                 <w:color w:val="667085"/>
@@ -2116,7 +2116,7 @@
             </w:pPr>
             <w:r>
               <w:rPr>
-                <w:rFonts w:ascii="Calibri" w:hAnsi="Calibri" w:eastAsia="PingFang SC"/>
+                <w:rFonts w:ascii="Calibri" w:hAnsi="Calibri" w:eastAsia="Arial Unicode MS"/>
                 <w:b w:val="0"/>
                 <w:i w:val="0"/>
                 <w:color w:val="667085"/>
@@ -2146,7 +2146,7 @@
             </w:pPr>
             <w:r>
               <w:rPr>
-                <w:rFonts w:ascii="Calibri" w:hAnsi="Calibri" w:eastAsia="PingFang SC"/>
+                <w:rFonts w:ascii="Calibri" w:hAnsi="Calibri" w:eastAsia="Arial Unicode MS"/>
                 <w:b w:val="0"/>
                 <w:i w:val="0"/>
                 <w:color w:val="1F2937"/>
@@ -2174,7 +2174,7 @@
             </w:pPr>
             <w:r>
               <w:rPr>
-                <w:rFonts w:ascii="Calibri" w:hAnsi="Calibri" w:eastAsia="PingFang SC"/>
+                <w:rFonts w:ascii="Calibri" w:hAnsi="Calibri" w:eastAsia="Arial Unicode MS"/>
                 <w:b w:val="0"/>
                 <w:i w:val="0"/>
                 <w:color w:val="1F2937"/>
@@ -2202,7 +2202,7 @@
             </w:pPr>
             <w:r>
               <w:rPr>
-                <w:rFonts w:ascii="Calibri" w:hAnsi="Calibri" w:eastAsia="PingFang SC"/>
+                <w:rFonts w:ascii="Calibri" w:hAnsi="Calibri" w:eastAsia="Arial Unicode MS"/>
                 <w:b w:val="0"/>
                 <w:i w:val="0"/>
                 <w:color w:val="1F2937"/>
@@ -2230,7 +2230,7 @@
             </w:pPr>
             <w:r>
               <w:rPr>
-                <w:rFonts w:ascii="Calibri" w:hAnsi="Calibri" w:eastAsia="PingFang SC"/>
+                <w:rFonts w:ascii="Calibri" w:hAnsi="Calibri" w:eastAsia="Arial Unicode MS"/>
                 <w:b w:val="0"/>
                 <w:i w:val="0"/>
                 <w:color w:val="1F2937"/>
@@ -2258,7 +2258,7 @@
             </w:pPr>
             <w:r>
               <w:rPr>
-                <w:rFonts w:ascii="Calibri" w:hAnsi="Calibri" w:eastAsia="PingFang SC"/>
+                <w:rFonts w:ascii="Calibri" w:hAnsi="Calibri" w:eastAsia="Arial Unicode MS"/>
                 <w:b w:val="0"/>
                 <w:i w:val="0"/>
                 <w:color w:val="1F2937"/>
@@ -2286,7 +2286,7 @@
             </w:pPr>
             <w:r>
               <w:rPr>
-                <w:rFonts w:ascii="Calibri" w:hAnsi="Calibri" w:eastAsia="PingFang SC"/>
+                <w:rFonts w:ascii="Calibri" w:hAnsi="Calibri" w:eastAsia="Arial Unicode MS"/>
                 <w:b w:val="0"/>
                 <w:i w:val="0"/>
                 <w:color w:val="1F2937"/>
@@ -2316,7 +2316,7 @@
             </w:pPr>
             <w:r>
               <w:rPr>
-                <w:rFonts w:ascii="Calibri" w:hAnsi="Calibri" w:eastAsia="PingFang SC"/>
+                <w:rFonts w:ascii="Calibri" w:hAnsi="Calibri" w:eastAsia="Arial Unicode MS"/>
                 <w:b w:val="0"/>
                 <w:i w:val="0"/>
                 <w:color w:val="1F2937"/>
@@ -2344,7 +2344,7 @@
             </w:pPr>
             <w:r>
               <w:rPr>
-                <w:rFonts w:ascii="Calibri" w:hAnsi="Calibri" w:eastAsia="PingFang SC"/>
+                <w:rFonts w:ascii="Calibri" w:hAnsi="Calibri" w:eastAsia="Arial Unicode MS"/>
                 <w:b w:val="0"/>
                 <w:i w:val="0"/>
                 <w:color w:val="1F2937"/>
@@ -2372,7 +2372,7 @@
             </w:pPr>
             <w:r>
               <w:rPr>
-                <w:rFonts w:ascii="Calibri" w:hAnsi="Calibri" w:eastAsia="PingFang SC"/>
+                <w:rFonts w:ascii="Calibri" w:hAnsi="Calibri" w:eastAsia="Arial Unicode MS"/>
                 <w:b w:val="0"/>
                 <w:i w:val="0"/>
                 <w:color w:val="1F2937"/>
@@ -2400,7 +2400,7 @@
             </w:pPr>
             <w:r>
               <w:rPr>
-                <w:rFonts w:ascii="Calibri" w:hAnsi="Calibri" w:eastAsia="PingFang SC"/>
+                <w:rFonts w:ascii="Calibri" w:hAnsi="Calibri" w:eastAsia="Arial Unicode MS"/>
                 <w:b w:val="0"/>
                 <w:i w:val="0"/>
                 <w:color w:val="1F2937"/>
@@ -2428,7 +2428,7 @@
             </w:pPr>
             <w:r>
               <w:rPr>
-                <w:rFonts w:ascii="Calibri" w:hAnsi="Calibri" w:eastAsia="PingFang SC"/>
+                <w:rFonts w:ascii="Calibri" w:hAnsi="Calibri" w:eastAsia="Arial Unicode MS"/>
                 <w:b w:val="0"/>
                 <w:i w:val="0"/>
                 <w:color w:val="1F2937"/>
@@ -2456,7 +2456,7 @@
             </w:pPr>
             <w:r>
               <w:rPr>
-                <w:rFonts w:ascii="Calibri" w:hAnsi="Calibri" w:eastAsia="PingFang SC"/>
+                <w:rFonts w:ascii="Calibri" w:hAnsi="Calibri" w:eastAsia="Arial Unicode MS"/>
                 <w:b w:val="0"/>
                 <w:i w:val="0"/>
                 <w:color w:val="1F2937"/>
@@ -2486,7 +2486,7 @@
             </w:pPr>
             <w:r>
               <w:rPr>
-                <w:rFonts w:ascii="Calibri" w:hAnsi="Calibri" w:eastAsia="PingFang SC"/>
+                <w:rFonts w:ascii="Calibri" w:hAnsi="Calibri" w:eastAsia="Arial Unicode MS"/>
                 <w:b w:val="0"/>
                 <w:i w:val="0"/>
                 <w:color w:val="1F2937"/>
@@ -2514,7 +2514,7 @@
             </w:pPr>
             <w:r>
               <w:rPr>
-                <w:rFonts w:ascii="Calibri" w:hAnsi="Calibri" w:eastAsia="PingFang SC"/>
+                <w:rFonts w:ascii="Calibri" w:hAnsi="Calibri" w:eastAsia="Arial Unicode MS"/>
                 <w:b w:val="0"/>
                 <w:i w:val="0"/>
                 <w:color w:val="1F2937"/>
@@ -2542,7 +2542,7 @@
             </w:pPr>
             <w:r>
               <w:rPr>
-                <w:rFonts w:ascii="Calibri" w:hAnsi="Calibri" w:eastAsia="PingFang SC"/>
+                <w:rFonts w:ascii="Calibri" w:hAnsi="Calibri" w:eastAsia="Arial Unicode MS"/>
                 <w:b w:val="0"/>
                 <w:i w:val="0"/>
                 <w:color w:val="1F2937"/>
@@ -2570,7 +2570,7 @@
             </w:pPr>
             <w:r>
               <w:rPr>
-                <w:rFonts w:ascii="Calibri" w:hAnsi="Calibri" w:eastAsia="PingFang SC"/>
+                <w:rFonts w:ascii="Calibri" w:hAnsi="Calibri" w:eastAsia="Arial Unicode MS"/>
                 <w:b w:val="0"/>
                 <w:i w:val="0"/>
                 <w:color w:val="1F2937"/>
@@ -2598,7 +2598,7 @@
             </w:pPr>
             <w:r>
               <w:rPr>
-                <w:rFonts w:ascii="Calibri" w:hAnsi="Calibri" w:eastAsia="PingFang SC"/>
+                <w:rFonts w:ascii="Calibri" w:hAnsi="Calibri" w:eastAsia="Arial Unicode MS"/>
                 <w:b w:val="0"/>
                 <w:i w:val="0"/>
                 <w:color w:val="1F2937"/>
@@ -2626,7 +2626,7 @@
             </w:pPr>
             <w:r>
               <w:rPr>
-                <w:rFonts w:ascii="Calibri" w:hAnsi="Calibri" w:eastAsia="PingFang SC"/>
+                <w:rFonts w:ascii="Calibri" w:hAnsi="Calibri" w:eastAsia="Arial Unicode MS"/>
                 <w:b w:val="0"/>
                 <w:i w:val="0"/>
                 <w:color w:val="1F2937"/>
@@ -2656,7 +2656,7 @@
             </w:pPr>
             <w:r>
               <w:rPr>
-                <w:rFonts w:ascii="Calibri" w:hAnsi="Calibri" w:eastAsia="PingFang SC"/>
+                <w:rFonts w:ascii="Calibri" w:hAnsi="Calibri" w:eastAsia="Arial Unicode MS"/>
                 <w:b w:val="0"/>
                 <w:i w:val="0"/>
                 <w:color w:val="1F2937"/>
@@ -2684,7 +2684,7 @@
             </w:pPr>
             <w:r>
               <w:rPr>
-                <w:rFonts w:ascii="Calibri" w:hAnsi="Calibri" w:eastAsia="PingFang SC"/>
+                <w:rFonts w:ascii="Calibri" w:hAnsi="Calibri" w:eastAsia="Arial Unicode MS"/>
                 <w:b w:val="0"/>
                 <w:i w:val="0"/>
                 <w:color w:val="1F2937"/>
@@ -2712,7 +2712,7 @@
             </w:pPr>
             <w:r>
               <w:rPr>
-                <w:rFonts w:ascii="Calibri" w:hAnsi="Calibri" w:eastAsia="PingFang SC"/>
+                <w:rFonts w:ascii="Calibri" w:hAnsi="Calibri" w:eastAsia="Arial Unicode MS"/>
                 <w:b w:val="0"/>
                 <w:i w:val="0"/>
                 <w:color w:val="1F2937"/>
@@ -2740,7 +2740,7 @@
             </w:pPr>
             <w:r>
               <w:rPr>
-                <w:rFonts w:ascii="Calibri" w:hAnsi="Calibri" w:eastAsia="PingFang SC"/>
+                <w:rFonts w:ascii="Calibri" w:hAnsi="Calibri" w:eastAsia="Arial Unicode MS"/>
                 <w:b w:val="0"/>
                 <w:i w:val="0"/>
                 <w:color w:val="1F2937"/>
@@ -2768,7 +2768,7 @@
             </w:pPr>
             <w:r>
               <w:rPr>
-                <w:rFonts w:ascii="Calibri" w:hAnsi="Calibri" w:eastAsia="PingFang SC"/>
+                <w:rFonts w:ascii="Calibri" w:hAnsi="Calibri" w:eastAsia="Arial Unicode MS"/>
                 <w:b w:val="0"/>
                 <w:i w:val="0"/>
                 <w:color w:val="9B1C1C"/>
@@ -2796,7 +2796,7 @@
             </w:pPr>
             <w:r>
               <w:rPr>
-                <w:rFonts w:ascii="Calibri" w:hAnsi="Calibri" w:eastAsia="PingFang SC"/>
+                <w:rFonts w:ascii="Calibri" w:hAnsi="Calibri" w:eastAsia="Arial Unicode MS"/>
                 <w:b w:val="0"/>
                 <w:i w:val="0"/>
                 <w:color w:val="1F2937"/>
@@ -2826,7 +2826,7 @@
             </w:pPr>
             <w:r>
               <w:rPr>
-                <w:rFonts w:ascii="Calibri" w:hAnsi="Calibri" w:eastAsia="PingFang SC"/>
+                <w:rFonts w:ascii="Calibri" w:hAnsi="Calibri" w:eastAsia="Arial Unicode MS"/>
                 <w:b w:val="0"/>
                 <w:i w:val="0"/>
                 <w:color w:val="1F2937"/>
@@ -2854,7 +2854,7 @@
             </w:pPr>
             <w:r>
               <w:rPr>
-                <w:rFonts w:ascii="Calibri" w:hAnsi="Calibri" w:eastAsia="PingFang SC"/>
+                <w:rFonts w:ascii="Calibri" w:hAnsi="Calibri" w:eastAsia="Arial Unicode MS"/>
                 <w:b w:val="0"/>
                 <w:i w:val="0"/>
                 <w:color w:val="1F2937"/>
@@ -2882,7 +2882,7 @@
             </w:pPr>
             <w:r>
               <w:rPr>
-                <w:rFonts w:ascii="Calibri" w:hAnsi="Calibri" w:eastAsia="PingFang SC"/>
+                <w:rFonts w:ascii="Calibri" w:hAnsi="Calibri" w:eastAsia="Arial Unicode MS"/>
                 <w:b w:val="0"/>
                 <w:i w:val="0"/>
                 <w:color w:val="1F2937"/>
@@ -2910,7 +2910,7 @@
             </w:pPr>
             <w:r>
               <w:rPr>
-                <w:rFonts w:ascii="Calibri" w:hAnsi="Calibri" w:eastAsia="PingFang SC"/>
+                <w:rFonts w:ascii="Calibri" w:hAnsi="Calibri" w:eastAsia="Arial Unicode MS"/>
                 <w:b w:val="0"/>
                 <w:i w:val="0"/>
                 <w:color w:val="1F2937"/>
@@ -2938,7 +2938,7 @@
             </w:pPr>
             <w:r>
               <w:rPr>
-                <w:rFonts w:ascii="Calibri" w:hAnsi="Calibri" w:eastAsia="PingFang SC"/>
+                <w:rFonts w:ascii="Calibri" w:hAnsi="Calibri" w:eastAsia="Arial Unicode MS"/>
                 <w:b w:val="0"/>
                 <w:i w:val="0"/>
                 <w:color w:val="9B1C1C"/>
@@ -2966,7 +2966,7 @@
             </w:pPr>
             <w:r>
               <w:rPr>
-                <w:rFonts w:ascii="Calibri" w:hAnsi="Calibri" w:eastAsia="PingFang SC"/>
+                <w:rFonts w:ascii="Calibri" w:hAnsi="Calibri" w:eastAsia="Arial Unicode MS"/>
                 <w:b w:val="0"/>
                 <w:i w:val="0"/>
                 <w:color w:val="1F2937"/>
@@ -2996,7 +2996,7 @@
             </w:pPr>
             <w:r>
               <w:rPr>
-                <w:rFonts w:ascii="Calibri" w:hAnsi="Calibri" w:eastAsia="PingFang SC"/>
+                <w:rFonts w:ascii="Calibri" w:hAnsi="Calibri" w:eastAsia="Arial Unicode MS"/>
                 <w:b w:val="0"/>
                 <w:i w:val="0"/>
                 <w:color w:val="1F2937"/>
@@ -3024,7 +3024,7 @@
             </w:pPr>
             <w:r>
               <w:rPr>
-                <w:rFonts w:ascii="Calibri" w:hAnsi="Calibri" w:eastAsia="PingFang SC"/>
+                <w:rFonts w:ascii="Calibri" w:hAnsi="Calibri" w:eastAsia="Arial Unicode MS"/>
                 <w:b w:val="0"/>
                 <w:i w:val="0"/>
                 <w:color w:val="1F2937"/>
@@ -3052,7 +3052,7 @@
             </w:pPr>
             <w:r>
               <w:rPr>
-                <w:rFonts w:ascii="Calibri" w:hAnsi="Calibri" w:eastAsia="PingFang SC"/>
+                <w:rFonts w:ascii="Calibri" w:hAnsi="Calibri" w:eastAsia="Arial Unicode MS"/>
                 <w:b w:val="0"/>
                 <w:i w:val="0"/>
                 <w:color w:val="1F2937"/>
@@ -3080,7 +3080,7 @@
             </w:pPr>
             <w:r>
               <w:rPr>
-                <w:rFonts w:ascii="Calibri" w:hAnsi="Calibri" w:eastAsia="PingFang SC"/>
+                <w:rFonts w:ascii="Calibri" w:hAnsi="Calibri" w:eastAsia="Arial Unicode MS"/>
                 <w:b w:val="0"/>
                 <w:i w:val="0"/>
                 <w:color w:val="1F2937"/>
@@ -3108,7 +3108,7 @@
             </w:pPr>
             <w:r>
               <w:rPr>
-                <w:rFonts w:ascii="Calibri" w:hAnsi="Calibri" w:eastAsia="PingFang SC"/>
+                <w:rFonts w:ascii="Calibri" w:hAnsi="Calibri" w:eastAsia="Arial Unicode MS"/>
                 <w:b w:val="0"/>
                 <w:i w:val="0"/>
                 <w:color w:val="9B1C1C"/>
@@ -3136,7 +3136,7 @@
             </w:pPr>
             <w:r>
               <w:rPr>
-                <w:rFonts w:ascii="Calibri" w:hAnsi="Calibri" w:eastAsia="PingFang SC"/>
+                <w:rFonts w:ascii="Calibri" w:hAnsi="Calibri" w:eastAsia="Arial Unicode MS"/>
                 <w:b w:val="0"/>
                 <w:i w:val="0"/>
                 <w:color w:val="1F2937"/>
@@ -3166,7 +3166,7 @@
             </w:pPr>
             <w:r>
               <w:rPr>
-                <w:rFonts w:ascii="Calibri" w:hAnsi="Calibri" w:eastAsia="PingFang SC"/>
+                <w:rFonts w:ascii="Calibri" w:hAnsi="Calibri" w:eastAsia="Arial Unicode MS"/>
                 <w:b w:val="0"/>
                 <w:i w:val="0"/>
                 <w:color w:val="1F2937"/>
@@ -3194,7 +3194,7 @@
             </w:pPr>
             <w:r>
               <w:rPr>
-                <w:rFonts w:ascii="Calibri" w:hAnsi="Calibri" w:eastAsia="PingFang SC"/>
+                <w:rFonts w:ascii="Calibri" w:hAnsi="Calibri" w:eastAsia="Arial Unicode MS"/>
                 <w:b w:val="0"/>
                 <w:i w:val="0"/>
                 <w:color w:val="1F2937"/>
@@ -3222,7 +3222,7 @@
             </w:pPr>
             <w:r>
               <w:rPr>
-                <w:rFonts w:ascii="Calibri" w:hAnsi="Calibri" w:eastAsia="PingFang SC"/>
+                <w:rFonts w:ascii="Calibri" w:hAnsi="Calibri" w:eastAsia="Arial Unicode MS"/>
                 <w:b w:val="0"/>
                 <w:i w:val="0"/>
                 <w:color w:val="1F2937"/>
@@ -3250,7 +3250,7 @@
             </w:pPr>
             <w:r>
               <w:rPr>
-                <w:rFonts w:ascii="Calibri" w:hAnsi="Calibri" w:eastAsia="PingFang SC"/>
+                <w:rFonts w:ascii="Calibri" w:hAnsi="Calibri" w:eastAsia="Arial Unicode MS"/>
                 <w:b w:val="0"/>
                 <w:i w:val="0"/>
                 <w:color w:val="1F2937"/>
@@ -3278,7 +3278,7 @@
             </w:pPr>
             <w:r>
               <w:rPr>
-                <w:rFonts w:ascii="Calibri" w:hAnsi="Calibri" w:eastAsia="PingFang SC"/>
+                <w:rFonts w:ascii="Calibri" w:hAnsi="Calibri" w:eastAsia="Arial Unicode MS"/>
                 <w:b w:val="0"/>
                 <w:i w:val="0"/>
                 <w:color w:val="9B1C1C"/>
@@ -3306,7 +3306,7 @@
             </w:pPr>
             <w:r>
               <w:rPr>
-                <w:rFonts w:ascii="Calibri" w:hAnsi="Calibri" w:eastAsia="PingFang SC"/>
+                <w:rFonts w:ascii="Calibri" w:hAnsi="Calibri" w:eastAsia="Arial Unicode MS"/>
                 <w:b w:val="0"/>
                 <w:i w:val="0"/>
                 <w:color w:val="1F2937"/>
@@ -3336,7 +3336,7 @@
             </w:pPr>
             <w:r>
               <w:rPr>
-                <w:rFonts w:ascii="Calibri" w:hAnsi="Calibri" w:eastAsia="PingFang SC"/>
+                <w:rFonts w:ascii="Calibri" w:hAnsi="Calibri" w:eastAsia="Arial Unicode MS"/>
                 <w:b w:val="0"/>
                 <w:i w:val="0"/>
                 <w:color w:val="1F2937"/>
@@ -3364,7 +3364,7 @@
             </w:pPr>
             <w:r>
               <w:rPr>
-                <w:rFonts w:ascii="Calibri" w:hAnsi="Calibri" w:eastAsia="PingFang SC"/>
+                <w:rFonts w:ascii="Calibri" w:hAnsi="Calibri" w:eastAsia="Arial Unicode MS"/>
                 <w:b w:val="0"/>
                 <w:i w:val="0"/>
                 <w:color w:val="1F2937"/>
@@ -3392,7 +3392,7 @@
             </w:pPr>
             <w:r>
               <w:rPr>
-                <w:rFonts w:ascii="Calibri" w:hAnsi="Calibri" w:eastAsia="PingFang SC"/>
+                <w:rFonts w:ascii="Calibri" w:hAnsi="Calibri" w:eastAsia="Arial Unicode MS"/>
                 <w:b w:val="0"/>
                 <w:i w:val="0"/>
                 <w:color w:val="1F2937"/>
@@ -3420,7 +3420,7 @@
             </w:pPr>
             <w:r>
               <w:rPr>
-                <w:rFonts w:ascii="Calibri" w:hAnsi="Calibri" w:eastAsia="PingFang SC"/>
+                <w:rFonts w:ascii="Calibri" w:hAnsi="Calibri" w:eastAsia="Arial Unicode MS"/>
                 <w:b w:val="0"/>
                 <w:i w:val="0"/>
                 <w:color w:val="1F2937"/>
@@ -3448,7 +3448,7 @@
             </w:pPr>
             <w:r>
               <w:rPr>
-                <w:rFonts w:ascii="Calibri" w:hAnsi="Calibri" w:eastAsia="PingFang SC"/>
+                <w:rFonts w:ascii="Calibri" w:hAnsi="Calibri" w:eastAsia="Arial Unicode MS"/>
                 <w:b w:val="0"/>
                 <w:i w:val="0"/>
                 <w:color w:val="1F2937"/>
@@ -3476,7 +3476,7 @@
             </w:pPr>
             <w:r>
               <w:rPr>
-                <w:rFonts w:ascii="Calibri" w:hAnsi="Calibri" w:eastAsia="PingFang SC"/>
+                <w:rFonts w:ascii="Calibri" w:hAnsi="Calibri" w:eastAsia="Arial Unicode MS"/>
                 <w:b w:val="0"/>
                 <w:i w:val="0"/>
                 <w:color w:val="1F2937"/>
@@ -3506,7 +3506,7 @@
             </w:pPr>
             <w:r>
               <w:rPr>
-                <w:rFonts w:ascii="Calibri" w:hAnsi="Calibri" w:eastAsia="PingFang SC"/>
+                <w:rFonts w:ascii="Calibri" w:hAnsi="Calibri" w:eastAsia="Arial Unicode MS"/>
                 <w:b w:val="0"/>
                 <w:i w:val="0"/>
                 <w:color w:val="1F2937"/>
@@ -3534,7 +3534,7 @@
             </w:pPr>
             <w:r>
               <w:rPr>
-                <w:rFonts w:ascii="Calibri" w:hAnsi="Calibri" w:eastAsia="PingFang SC"/>
+                <w:rFonts w:ascii="Calibri" w:hAnsi="Calibri" w:eastAsia="Arial Unicode MS"/>
                 <w:b w:val="0"/>
                 <w:i w:val="0"/>
                 <w:color w:val="1F2937"/>
@@ -3562,7 +3562,7 @@
             </w:pPr>
             <w:r>
               <w:rPr>
-                <w:rFonts w:ascii="Calibri" w:hAnsi="Calibri" w:eastAsia="PingFang SC"/>
+                <w:rFonts w:ascii="Calibri" w:hAnsi="Calibri" w:eastAsia="Arial Unicode MS"/>
                 <w:b w:val="0"/>
                 <w:i w:val="0"/>
                 <w:color w:val="1F2937"/>
@@ -3590,7 +3590,7 @@
             </w:pPr>
             <w:r>
               <w:rPr>
-                <w:rFonts w:ascii="Calibri" w:hAnsi="Calibri" w:eastAsia="PingFang SC"/>
+                <w:rFonts w:ascii="Calibri" w:hAnsi="Calibri" w:eastAsia="Arial Unicode MS"/>
                 <w:b w:val="0"/>
                 <w:i w:val="0"/>
                 <w:color w:val="1F2937"/>
@@ -3618,7 +3618,7 @@
             </w:pPr>
             <w:r>
               <w:rPr>
-                <w:rFonts w:ascii="Calibri" w:hAnsi="Calibri" w:eastAsia="PingFang SC"/>
+                <w:rFonts w:ascii="Calibri" w:hAnsi="Calibri" w:eastAsia="Arial Unicode MS"/>
                 <w:b w:val="0"/>
                 <w:i w:val="0"/>
                 <w:color w:val="9B1C1C"/>
@@ -3646,7 +3646,7 @@
             </w:pPr>
             <w:r>
               <w:rPr>
-                <w:rFonts w:ascii="Calibri" w:hAnsi="Calibri" w:eastAsia="PingFang SC"/>
+                <w:rFonts w:ascii="Calibri" w:hAnsi="Calibri" w:eastAsia="Arial Unicode MS"/>
                 <w:b w:val="0"/>
                 <w:i w:val="0"/>
                 <w:color w:val="1F2937"/>
@@ -3707,7 +3707,7 @@
             </w:pPr>
             <w:r>
               <w:rPr>
-                <w:rFonts w:ascii="Calibri" w:hAnsi="Calibri" w:eastAsia="PingFang SC"/>
+                <w:rFonts w:ascii="Calibri" w:hAnsi="Calibri" w:eastAsia="Arial Unicode MS"/>
                 <w:b/>
                 <w:i w:val="0"/>
                 <w:color w:val="000000"/>
@@ -3735,7 +3735,7 @@
             </w:pPr>
             <w:r>
               <w:rPr>
-                <w:rFonts w:ascii="Calibri" w:hAnsi="Calibri" w:eastAsia="PingFang SC"/>
+                <w:rFonts w:ascii="Calibri" w:hAnsi="Calibri" w:eastAsia="Arial Unicode MS"/>
                 <w:b/>
                 <w:i w:val="0"/>
                 <w:color w:val="000000"/>
@@ -3763,7 +3763,7 @@
             </w:pPr>
             <w:r>
               <w:rPr>
-                <w:rFonts w:ascii="Calibri" w:hAnsi="Calibri" w:eastAsia="PingFang SC"/>
+                <w:rFonts w:ascii="Calibri" w:hAnsi="Calibri" w:eastAsia="Arial Unicode MS"/>
                 <w:b/>
                 <w:i w:val="0"/>
                 <w:color w:val="000000"/>
@@ -3791,7 +3791,7 @@
             </w:pPr>
             <w:r>
               <w:rPr>
-                <w:rFonts w:ascii="Calibri" w:hAnsi="Calibri" w:eastAsia="PingFang SC"/>
+                <w:rFonts w:ascii="Calibri" w:hAnsi="Calibri" w:eastAsia="Arial Unicode MS"/>
                 <w:b/>
                 <w:i w:val="0"/>
                 <w:color w:val="000000"/>
@@ -3821,7 +3821,7 @@
             </w:pPr>
             <w:r>
               <w:rPr>
-                <w:rFonts w:ascii="Calibri" w:hAnsi="Calibri" w:eastAsia="PingFang SC"/>
+                <w:rFonts w:ascii="Calibri" w:hAnsi="Calibri" w:eastAsia="Arial Unicode MS"/>
                 <w:b/>
                 <w:i w:val="0"/>
                 <w:color w:val="1F2937"/>
@@ -3849,7 +3849,7 @@
             </w:pPr>
             <w:r>
               <w:rPr>
-                <w:rFonts w:ascii="Calibri" w:hAnsi="Calibri" w:eastAsia="PingFang SC"/>
+                <w:rFonts w:ascii="Calibri" w:hAnsi="Calibri" w:eastAsia="Arial Unicode MS"/>
                 <w:b w:val="0"/>
                 <w:i w:val="0"/>
                 <w:color w:val="1F2937"/>
@@ -3877,7 +3877,7 @@
             </w:pPr>
             <w:r>
               <w:rPr>
-                <w:rFonts w:ascii="Calibri" w:hAnsi="Calibri" w:eastAsia="PingFang SC"/>
+                <w:rFonts w:ascii="Calibri" w:hAnsi="Calibri" w:eastAsia="Arial Unicode MS"/>
                 <w:b w:val="0"/>
                 <w:i w:val="0"/>
                 <w:color w:val="1F2937"/>
@@ -3905,7 +3905,7 @@
             </w:pPr>
             <w:r>
               <w:rPr>
-                <w:rFonts w:ascii="Calibri" w:hAnsi="Calibri" w:eastAsia="PingFang SC"/>
+                <w:rFonts w:ascii="Calibri" w:hAnsi="Calibri" w:eastAsia="Arial Unicode MS"/>
                 <w:b w:val="0"/>
                 <w:i w:val="0"/>
                 <w:color w:val="9B1C1C"/>
@@ -3935,7 +3935,7 @@
             </w:pPr>
             <w:r>
               <w:rPr>
-                <w:rFonts w:ascii="Calibri" w:hAnsi="Calibri" w:eastAsia="PingFang SC"/>
+                <w:rFonts w:ascii="Calibri" w:hAnsi="Calibri" w:eastAsia="Arial Unicode MS"/>
                 <w:b/>
                 <w:i w:val="0"/>
                 <w:color w:val="1F2937"/>
@@ -3963,7 +3963,7 @@
             </w:pPr>
             <w:r>
               <w:rPr>
-                <w:rFonts w:ascii="Calibri" w:hAnsi="Calibri" w:eastAsia="PingFang SC"/>
+                <w:rFonts w:ascii="Calibri" w:hAnsi="Calibri" w:eastAsia="Arial Unicode MS"/>
                 <w:b w:val="0"/>
                 <w:i w:val="0"/>
                 <w:color w:val="1F2937"/>
@@ -3991,7 +3991,7 @@
             </w:pPr>
             <w:r>
               <w:rPr>
-                <w:rFonts w:ascii="Calibri" w:hAnsi="Calibri" w:eastAsia="PingFang SC"/>
+                <w:rFonts w:ascii="Calibri" w:hAnsi="Calibri" w:eastAsia="Arial Unicode MS"/>
                 <w:b w:val="0"/>
                 <w:i w:val="0"/>
                 <w:color w:val="1F2937"/>
@@ -4019,7 +4019,7 @@
             </w:pPr>
             <w:r>
               <w:rPr>
-                <w:rFonts w:ascii="Calibri" w:hAnsi="Calibri" w:eastAsia="PingFang SC"/>
+                <w:rFonts w:ascii="Calibri" w:hAnsi="Calibri" w:eastAsia="Arial Unicode MS"/>
                 <w:b w:val="0"/>
                 <w:i w:val="0"/>
                 <w:color w:val="9B1C1C"/>
@@ -4049,7 +4049,7 @@
             </w:pPr>
             <w:r>
               <w:rPr>
-                <w:rFonts w:ascii="Calibri" w:hAnsi="Calibri" w:eastAsia="PingFang SC"/>
+                <w:rFonts w:ascii="Calibri" w:hAnsi="Calibri" w:eastAsia="Arial Unicode MS"/>
                 <w:b/>
                 <w:i w:val="0"/>
                 <w:color w:val="1F2937"/>
@@ -4077,7 +4077,7 @@
             </w:pPr>
             <w:r>
               <w:rPr>
-                <w:rFonts w:ascii="Calibri" w:hAnsi="Calibri" w:eastAsia="PingFang SC"/>
+                <w:rFonts w:ascii="Calibri" w:hAnsi="Calibri" w:eastAsia="Arial Unicode MS"/>
                 <w:b w:val="0"/>
                 <w:i w:val="0"/>
                 <w:color w:val="1F2937"/>
@@ -4105,7 +4105,7 @@
             </w:pPr>
             <w:r>
               <w:rPr>
-                <w:rFonts w:ascii="Calibri" w:hAnsi="Calibri" w:eastAsia="PingFang SC"/>
+                <w:rFonts w:ascii="Calibri" w:hAnsi="Calibri" w:eastAsia="Arial Unicode MS"/>
                 <w:b w:val="0"/>
                 <w:i w:val="0"/>
                 <w:color w:val="1F2937"/>
@@ -4133,7 +4133,7 @@
             </w:pPr>
             <w:r>
               <w:rPr>
-                <w:rFonts w:ascii="Calibri" w:hAnsi="Calibri" w:eastAsia="PingFang SC"/>
+                <w:rFonts w:ascii="Calibri" w:hAnsi="Calibri" w:eastAsia="Arial Unicode MS"/>
                 <w:b w:val="0"/>
                 <w:i w:val="0"/>
                 <w:color w:val="9B1C1C"/>
@@ -4163,7 +4163,7 @@
             </w:pPr>
             <w:r>
               <w:rPr>
-                <w:rFonts w:ascii="Calibri" w:hAnsi="Calibri" w:eastAsia="PingFang SC"/>
+                <w:rFonts w:ascii="Calibri" w:hAnsi="Calibri" w:eastAsia="Arial Unicode MS"/>
                 <w:b/>
                 <w:i w:val="0"/>
                 <w:color w:val="1F2937"/>
@@ -4191,7 +4191,7 @@
             </w:pPr>
             <w:r>
               <w:rPr>
-                <w:rFonts w:ascii="Calibri" w:hAnsi="Calibri" w:eastAsia="PingFang SC"/>
+                <w:rFonts w:ascii="Calibri" w:hAnsi="Calibri" w:eastAsia="Arial Unicode MS"/>
                 <w:b w:val="0"/>
                 <w:i w:val="0"/>
                 <w:color w:val="1F2937"/>
@@ -4219,7 +4219,7 @@
             </w:pPr>
             <w:r>
               <w:rPr>
-                <w:rFonts w:ascii="Calibri" w:hAnsi="Calibri" w:eastAsia="PingFang SC"/>
+                <w:rFonts w:ascii="Calibri" w:hAnsi="Calibri" w:eastAsia="Arial Unicode MS"/>
                 <w:b w:val="0"/>
                 <w:i w:val="0"/>
                 <w:color w:val="1F2937"/>
@@ -4247,7 +4247,7 @@
             </w:pPr>
             <w:r>
               <w:rPr>
-                <w:rFonts w:ascii="Calibri" w:hAnsi="Calibri" w:eastAsia="PingFang SC"/>
+                <w:rFonts w:ascii="Calibri" w:hAnsi="Calibri" w:eastAsia="Arial Unicode MS"/>
                 <w:b w:val="0"/>
                 <w:i w:val="0"/>
                 <w:color w:val="1F2937"/>
@@ -4277,7 +4277,7 @@
             </w:pPr>
             <w:r>
               <w:rPr>
-                <w:rFonts w:ascii="Calibri" w:hAnsi="Calibri" w:eastAsia="PingFang SC"/>
+                <w:rFonts w:ascii="Calibri" w:hAnsi="Calibri" w:eastAsia="Arial Unicode MS"/>
                 <w:b/>
                 <w:i w:val="0"/>
                 <w:color w:val="1F2937"/>
@@ -4305,7 +4305,7 @@
             </w:pPr>
             <w:r>
               <w:rPr>
-                <w:rFonts w:ascii="Calibri" w:hAnsi="Calibri" w:eastAsia="PingFang SC"/>
+                <w:rFonts w:ascii="Calibri" w:hAnsi="Calibri" w:eastAsia="Arial Unicode MS"/>
                 <w:b w:val="0"/>
                 <w:i w:val="0"/>
                 <w:color w:val="1F2937"/>
@@ -4333,7 +4333,7 @@
             </w:pPr>
             <w:r>
               <w:rPr>
-                <w:rFonts w:ascii="Calibri" w:hAnsi="Calibri" w:eastAsia="PingFang SC"/>
+                <w:rFonts w:ascii="Calibri" w:hAnsi="Calibri" w:eastAsia="Arial Unicode MS"/>
                 <w:b w:val="0"/>
                 <w:i w:val="0"/>
                 <w:color w:val="1F2937"/>
@@ -4361,7 +4361,7 @@
             </w:pPr>
             <w:r>
               <w:rPr>
-                <w:rFonts w:ascii="Calibri" w:hAnsi="Calibri" w:eastAsia="PingFang SC"/>
+                <w:rFonts w:ascii="Calibri" w:hAnsi="Calibri" w:eastAsia="Arial Unicode MS"/>
                 <w:b w:val="0"/>
                 <w:i w:val="0"/>
                 <w:color w:val="9B1C1C"/>
@@ -4391,7 +4391,7 @@
             </w:pPr>
             <w:r>
               <w:rPr>
-                <w:rFonts w:ascii="Calibri" w:hAnsi="Calibri" w:eastAsia="PingFang SC"/>
+                <w:rFonts w:ascii="Calibri" w:hAnsi="Calibri" w:eastAsia="Arial Unicode MS"/>
                 <w:b/>
                 <w:i w:val="0"/>
                 <w:color w:val="1F2937"/>
@@ -4419,7 +4419,7 @@
             </w:pPr>
             <w:r>
               <w:rPr>
-                <w:rFonts w:ascii="Calibri" w:hAnsi="Calibri" w:eastAsia="PingFang SC"/>
+                <w:rFonts w:ascii="Calibri" w:hAnsi="Calibri" w:eastAsia="Arial Unicode MS"/>
                 <w:b w:val="0"/>
                 <w:i w:val="0"/>
                 <w:color w:val="1F2937"/>
@@ -4447,7 +4447,7 @@
             </w:pPr>
             <w:r>
               <w:rPr>
-                <w:rFonts w:ascii="Calibri" w:hAnsi="Calibri" w:eastAsia="PingFang SC"/>
+                <w:rFonts w:ascii="Calibri" w:hAnsi="Calibri" w:eastAsia="Arial Unicode MS"/>
                 <w:b w:val="0"/>
                 <w:i w:val="0"/>
                 <w:color w:val="1F2937"/>
@@ -4475,7 +4475,7 @@
             </w:pPr>
             <w:r>
               <w:rPr>
-                <w:rFonts w:ascii="Calibri" w:hAnsi="Calibri" w:eastAsia="PingFang SC"/>
+                <w:rFonts w:ascii="Calibri" w:hAnsi="Calibri" w:eastAsia="Arial Unicode MS"/>
                 <w:b w:val="0"/>
                 <w:i w:val="0"/>
                 <w:color w:val="9B1C1C"/>
@@ -4525,7 +4525,7 @@
             </w:pPr>
             <w:r>
               <w:rPr>
-                <w:rFonts w:ascii="Calibri" w:hAnsi="Calibri" w:eastAsia="PingFang SC"/>
+                <w:rFonts w:ascii="Calibri" w:hAnsi="Calibri" w:eastAsia="Arial Unicode MS"/>
                 <w:b/>
                 <w:i w:val="0"/>
                 <w:color w:val="7A5A00"/>
@@ -4535,7 +4535,7 @@
             </w:r>
             <w:r>
               <w:rPr>
-                <w:rFonts w:ascii="Calibri" w:hAnsi="Calibri" w:eastAsia="PingFang SC"/>
+                <w:rFonts w:ascii="Calibri" w:hAnsi="Calibri" w:eastAsia="Arial Unicode MS"/>
                 <w:b w:val="0"/>
                 <w:i w:val="0"/>
                 <w:color w:val="1F2937"/>
@@ -4574,7 +4574,7 @@
       </w:pPr>
       <w:r>
         <w:rPr>
-          <w:rFonts w:ascii="Calibri" w:hAnsi="Calibri" w:eastAsia="PingFang SC"/>
+          <w:rFonts w:ascii="Calibri" w:hAnsi="Calibri" w:eastAsia="Arial Unicode MS"/>
           <w:b/>
           <w:i w:val="0"/>
           <w:color w:val="1F4D78"/>
@@ -4584,7 +4584,7 @@
       </w:r>
       <w:r>
         <w:rPr>
-          <w:rFonts w:ascii="Calibri" w:hAnsi="Calibri" w:eastAsia="PingFang SC"/>
+          <w:rFonts w:ascii="Calibri" w:hAnsi="Calibri" w:eastAsia="Arial Unicode MS"/>
           <w:b w:val="0"/>
           <w:i w:val="0"/>
           <w:color w:val="1F2937"/>
@@ -4599,7 +4599,7 @@
       </w:pPr>
       <w:r>
         <w:rPr>
-          <w:rFonts w:ascii="Calibri" w:hAnsi="Calibri" w:eastAsia="PingFang SC"/>
+          <w:rFonts w:ascii="Calibri" w:hAnsi="Calibri" w:eastAsia="Arial Unicode MS"/>
           <w:b/>
           <w:i w:val="0"/>
           <w:color w:val="1F4D78"/>
@@ -4609,7 +4609,7 @@
       </w:r>
       <w:r>
         <w:rPr>
-          <w:rFonts w:ascii="Calibri" w:hAnsi="Calibri" w:eastAsia="PingFang SC"/>
+          <w:rFonts w:ascii="Calibri" w:hAnsi="Calibri" w:eastAsia="Arial Unicode MS"/>
           <w:b w:val="0"/>
           <w:i w:val="0"/>
           <w:color w:val="1F2937"/>
@@ -4624,7 +4624,7 @@
       </w:pPr>
       <w:r>
         <w:rPr>
-          <w:rFonts w:ascii="Calibri" w:hAnsi="Calibri" w:eastAsia="PingFang SC"/>
+          <w:rFonts w:ascii="Calibri" w:hAnsi="Calibri" w:eastAsia="Arial Unicode MS"/>
           <w:b/>
           <w:i w:val="0"/>
           <w:color w:val="1F4D78"/>
@@ -4634,7 +4634,7 @@
       </w:r>
       <w:r>
         <w:rPr>
-          <w:rFonts w:ascii="Calibri" w:hAnsi="Calibri" w:eastAsia="PingFang SC"/>
+          <w:rFonts w:ascii="Calibri" w:hAnsi="Calibri" w:eastAsia="Arial Unicode MS"/>
           <w:b w:val="0"/>
           <w:i w:val="0"/>
           <w:color w:val="1F2937"/>
@@ -4657,7 +4657,7 @@
       </w:pPr>
       <w:r>
         <w:rPr>
-          <w:rFonts w:ascii="Calibri" w:hAnsi="Calibri" w:eastAsia="PingFang SC"/>
+          <w:rFonts w:ascii="Calibri" w:hAnsi="Calibri" w:eastAsia="Arial Unicode MS"/>
           <w:b/>
           <w:i w:val="0"/>
           <w:color w:val="1F4D78"/>
@@ -4667,7 +4667,7 @@
       </w:r>
       <w:r>
         <w:rPr>
-          <w:rFonts w:ascii="Calibri" w:hAnsi="Calibri" w:eastAsia="PingFang SC"/>
+          <w:rFonts w:ascii="Calibri" w:hAnsi="Calibri" w:eastAsia="Arial Unicode MS"/>
           <w:b w:val="0"/>
           <w:i w:val="0"/>
           <w:color w:val="1F2937"/>
@@ -4682,7 +4682,7 @@
       </w:pPr>
       <w:r>
         <w:rPr>
-          <w:rFonts w:ascii="Calibri" w:hAnsi="Calibri" w:eastAsia="PingFang SC"/>
+          <w:rFonts w:ascii="Calibri" w:hAnsi="Calibri" w:eastAsia="Arial Unicode MS"/>
           <w:b/>
           <w:i w:val="0"/>
           <w:color w:val="1F4D78"/>
@@ -4692,7 +4692,7 @@
       </w:r>
       <w:r>
         <w:rPr>
-          <w:rFonts w:ascii="Calibri" w:hAnsi="Calibri" w:eastAsia="PingFang SC"/>
+          <w:rFonts w:ascii="Calibri" w:hAnsi="Calibri" w:eastAsia="Arial Unicode MS"/>
           <w:b w:val="0"/>
           <w:i w:val="0"/>
           <w:color w:val="1F2937"/>
@@ -4707,7 +4707,7 @@
       </w:pPr>
       <w:r>
         <w:rPr>
-          <w:rFonts w:ascii="Calibri" w:hAnsi="Calibri" w:eastAsia="PingFang SC"/>
+          <w:rFonts w:ascii="Calibri" w:hAnsi="Calibri" w:eastAsia="Arial Unicode MS"/>
           <w:b/>
           <w:i w:val="0"/>
           <w:color w:val="1F4D78"/>
@@ -4717,7 +4717,7 @@
       </w:r>
       <w:r>
         <w:rPr>
-          <w:rFonts w:ascii="Calibri" w:hAnsi="Calibri" w:eastAsia="PingFang SC"/>
+          <w:rFonts w:ascii="Calibri" w:hAnsi="Calibri" w:eastAsia="Arial Unicode MS"/>
           <w:b w:val="0"/>
           <w:i w:val="0"/>
           <w:color w:val="1F2937"/>
@@ -4775,7 +4775,7 @@
             </w:pPr>
             <w:r>
               <w:rPr>
-                <w:rFonts w:ascii="Calibri" w:hAnsi="Calibri" w:eastAsia="PingFang SC"/>
+                <w:rFonts w:ascii="Calibri" w:hAnsi="Calibri" w:eastAsia="Arial Unicode MS"/>
                 <w:b/>
                 <w:i w:val="0"/>
                 <w:color w:val="000000"/>
@@ -4803,7 +4803,7 @@
             </w:pPr>
             <w:r>
               <w:rPr>
-                <w:rFonts w:ascii="Calibri" w:hAnsi="Calibri" w:eastAsia="PingFang SC"/>
+                <w:rFonts w:ascii="Calibri" w:hAnsi="Calibri" w:eastAsia="Arial Unicode MS"/>
                 <w:b/>
                 <w:i w:val="0"/>
                 <w:color w:val="000000"/>
@@ -4831,7 +4831,7 @@
             </w:pPr>
             <w:r>
               <w:rPr>
-                <w:rFonts w:ascii="Calibri" w:hAnsi="Calibri" w:eastAsia="PingFang SC"/>
+                <w:rFonts w:ascii="Calibri" w:hAnsi="Calibri" w:eastAsia="Arial Unicode MS"/>
                 <w:b/>
                 <w:i w:val="0"/>
                 <w:color w:val="000000"/>
@@ -4859,7 +4859,7 @@
             </w:pPr>
             <w:r>
               <w:rPr>
-                <w:rFonts w:ascii="Calibri" w:hAnsi="Calibri" w:eastAsia="PingFang SC"/>
+                <w:rFonts w:ascii="Calibri" w:hAnsi="Calibri" w:eastAsia="Arial Unicode MS"/>
                 <w:b/>
                 <w:i w:val="0"/>
                 <w:color w:val="000000"/>
@@ -4889,7 +4889,7 @@
             </w:pPr>
             <w:r>
               <w:rPr>
-                <w:rFonts w:ascii="Calibri" w:hAnsi="Calibri" w:eastAsia="PingFang SC"/>
+                <w:rFonts w:ascii="Calibri" w:hAnsi="Calibri" w:eastAsia="Arial Unicode MS"/>
                 <w:b/>
                 <w:i w:val="0"/>
                 <w:color w:val="1F2937"/>
@@ -4917,7 +4917,7 @@
             </w:pPr>
             <w:r>
               <w:rPr>
-                <w:rFonts w:ascii="Calibri" w:hAnsi="Calibri" w:eastAsia="PingFang SC"/>
+                <w:rFonts w:ascii="Calibri" w:hAnsi="Calibri" w:eastAsia="Arial Unicode MS"/>
                 <w:b w:val="0"/>
                 <w:i w:val="0"/>
                 <w:color w:val="9B1C1C"/>
@@ -4945,7 +4945,7 @@
             </w:pPr>
             <w:r>
               <w:rPr>
-                <w:rFonts w:ascii="Calibri" w:hAnsi="Calibri" w:eastAsia="PingFang SC"/>
+                <w:rFonts w:ascii="Calibri" w:hAnsi="Calibri" w:eastAsia="Arial Unicode MS"/>
                 <w:b w:val="0"/>
                 <w:i w:val="0"/>
                 <w:color w:val="1F2937"/>
@@ -4973,7 +4973,7 @@
             </w:pPr>
             <w:r>
               <w:rPr>
-                <w:rFonts w:ascii="Calibri" w:hAnsi="Calibri" w:eastAsia="PingFang SC"/>
+                <w:rFonts w:ascii="Calibri" w:hAnsi="Calibri" w:eastAsia="Arial Unicode MS"/>
                 <w:b w:val="0"/>
                 <w:i w:val="0"/>
                 <w:color w:val="1F2937"/>
@@ -5003,7 +5003,7 @@
             </w:pPr>
             <w:r>
               <w:rPr>
-                <w:rFonts w:ascii="Calibri" w:hAnsi="Calibri" w:eastAsia="PingFang SC"/>
+                <w:rFonts w:ascii="Calibri" w:hAnsi="Calibri" w:eastAsia="Arial Unicode MS"/>
                 <w:b/>
                 <w:i w:val="0"/>
                 <w:color w:val="1F2937"/>
@@ -5031,7 +5031,7 @@
             </w:pPr>
             <w:r>
               <w:rPr>
-                <w:rFonts w:ascii="Calibri" w:hAnsi="Calibri" w:eastAsia="PingFang SC"/>
+                <w:rFonts w:ascii="Calibri" w:hAnsi="Calibri" w:eastAsia="Arial Unicode MS"/>
                 <w:b w:val="0"/>
                 <w:i w:val="0"/>
                 <w:color w:val="9B1C1C"/>
@@ -5059,7 +5059,7 @@
             </w:pPr>
             <w:r>
               <w:rPr>
-                <w:rFonts w:ascii="Calibri" w:hAnsi="Calibri" w:eastAsia="PingFang SC"/>
+                <w:rFonts w:ascii="Calibri" w:hAnsi="Calibri" w:eastAsia="Arial Unicode MS"/>
                 <w:b w:val="0"/>
                 <w:i w:val="0"/>
                 <w:color w:val="1F2937"/>
@@ -5087,7 +5087,7 @@
             </w:pPr>
             <w:r>
               <w:rPr>
-                <w:rFonts w:ascii="Calibri" w:hAnsi="Calibri" w:eastAsia="PingFang SC"/>
+                <w:rFonts w:ascii="Calibri" w:hAnsi="Calibri" w:eastAsia="Arial Unicode MS"/>
                 <w:b w:val="0"/>
                 <w:i w:val="0"/>
                 <w:color w:val="1F2937"/>
@@ -5117,7 +5117,7 @@
             </w:pPr>
             <w:r>
               <w:rPr>
-                <w:rFonts w:ascii="Calibri" w:hAnsi="Calibri" w:eastAsia="PingFang SC"/>
+                <w:rFonts w:ascii="Calibri" w:hAnsi="Calibri" w:eastAsia="Arial Unicode MS"/>
                 <w:b/>
                 <w:i w:val="0"/>
                 <w:color w:val="1F2937"/>
@@ -5145,7 +5145,7 @@
             </w:pPr>
             <w:r>
               <w:rPr>
-                <w:rFonts w:ascii="Calibri" w:hAnsi="Calibri" w:eastAsia="PingFang SC"/>
+                <w:rFonts w:ascii="Calibri" w:hAnsi="Calibri" w:eastAsia="Arial Unicode MS"/>
                 <w:b w:val="0"/>
                 <w:i w:val="0"/>
                 <w:color w:val="9B1C1C"/>
@@ -5173,7 +5173,7 @@
             </w:pPr>
             <w:r>
               <w:rPr>
-                <w:rFonts w:ascii="Calibri" w:hAnsi="Calibri" w:eastAsia="PingFang SC"/>
+                <w:rFonts w:ascii="Calibri" w:hAnsi="Calibri" w:eastAsia="Arial Unicode MS"/>
                 <w:b w:val="0"/>
                 <w:i w:val="0"/>
                 <w:color w:val="1F2937"/>
@@ -5201,7 +5201,7 @@
             </w:pPr>
             <w:r>
               <w:rPr>
-                <w:rFonts w:ascii="Calibri" w:hAnsi="Calibri" w:eastAsia="PingFang SC"/>
+                <w:rFonts w:ascii="Calibri" w:hAnsi="Calibri" w:eastAsia="Arial Unicode MS"/>
                 <w:b w:val="0"/>
                 <w:i w:val="0"/>
                 <w:color w:val="1F2937"/>
@@ -5231,7 +5231,7 @@
             </w:pPr>
             <w:r>
               <w:rPr>
-                <w:rFonts w:ascii="Calibri" w:hAnsi="Calibri" w:eastAsia="PingFang SC"/>
+                <w:rFonts w:ascii="Calibri" w:hAnsi="Calibri" w:eastAsia="Arial Unicode MS"/>
                 <w:b/>
                 <w:i w:val="0"/>
                 <w:color w:val="1F2937"/>
@@ -5259,7 +5259,7 @@
             </w:pPr>
             <w:r>
               <w:rPr>
-                <w:rFonts w:ascii="Calibri" w:hAnsi="Calibri" w:eastAsia="PingFang SC"/>
+                <w:rFonts w:ascii="Calibri" w:hAnsi="Calibri" w:eastAsia="Arial Unicode MS"/>
                 <w:b w:val="0"/>
                 <w:i w:val="0"/>
                 <w:color w:val="9B1C1C"/>
@@ -5287,7 +5287,7 @@
             </w:pPr>
             <w:r>
               <w:rPr>
-                <w:rFonts w:ascii="Calibri" w:hAnsi="Calibri" w:eastAsia="PingFang SC"/>
+                <w:rFonts w:ascii="Calibri" w:hAnsi="Calibri" w:eastAsia="Arial Unicode MS"/>
                 <w:b w:val="0"/>
                 <w:i w:val="0"/>
                 <w:color w:val="1F2937"/>
@@ -5315,7 +5315,7 @@
             </w:pPr>
             <w:r>
               <w:rPr>
-                <w:rFonts w:ascii="Calibri" w:hAnsi="Calibri" w:eastAsia="PingFang SC"/>
+                <w:rFonts w:ascii="Calibri" w:hAnsi="Calibri" w:eastAsia="Arial Unicode MS"/>
                 <w:b w:val="0"/>
                 <w:i w:val="0"/>
                 <w:color w:val="1F2937"/>
@@ -5345,7 +5345,7 @@
             </w:pPr>
             <w:r>
               <w:rPr>
-                <w:rFonts w:ascii="Calibri" w:hAnsi="Calibri" w:eastAsia="PingFang SC"/>
+                <w:rFonts w:ascii="Calibri" w:hAnsi="Calibri" w:eastAsia="Arial Unicode MS"/>
                 <w:b/>
                 <w:i w:val="0"/>
                 <w:color w:val="1F2937"/>
@@ -5373,7 +5373,7 @@
             </w:pPr>
             <w:r>
               <w:rPr>
-                <w:rFonts w:ascii="Calibri" w:hAnsi="Calibri" w:eastAsia="PingFang SC"/>
+                <w:rFonts w:ascii="Calibri" w:hAnsi="Calibri" w:eastAsia="Arial Unicode MS"/>
                 <w:b w:val="0"/>
                 <w:i w:val="0"/>
                 <w:color w:val="9B1C1C"/>
@@ -5401,7 +5401,7 @@
             </w:pPr>
             <w:r>
               <w:rPr>
-                <w:rFonts w:ascii="Calibri" w:hAnsi="Calibri" w:eastAsia="PingFang SC"/>
+                <w:rFonts w:ascii="Calibri" w:hAnsi="Calibri" w:eastAsia="Arial Unicode MS"/>
                 <w:b w:val="0"/>
                 <w:i w:val="0"/>
                 <w:color w:val="1F2937"/>
@@ -5429,7 +5429,7 @@
             </w:pPr>
             <w:r>
               <w:rPr>
-                <w:rFonts w:ascii="Calibri" w:hAnsi="Calibri" w:eastAsia="PingFang SC"/>
+                <w:rFonts w:ascii="Calibri" w:hAnsi="Calibri" w:eastAsia="Arial Unicode MS"/>
                 <w:b w:val="0"/>
                 <w:i w:val="0"/>
                 <w:color w:val="1F2937"/>
@@ -5459,7 +5459,7 @@
             </w:pPr>
             <w:r>
               <w:rPr>
-                <w:rFonts w:ascii="Calibri" w:hAnsi="Calibri" w:eastAsia="PingFang SC"/>
+                <w:rFonts w:ascii="Calibri" w:hAnsi="Calibri" w:eastAsia="Arial Unicode MS"/>
                 <w:b/>
                 <w:i w:val="0"/>
                 <w:color w:val="1F2937"/>
@@ -5487,7 +5487,7 @@
             </w:pPr>
             <w:r>
               <w:rPr>
-                <w:rFonts w:ascii="Calibri" w:hAnsi="Calibri" w:eastAsia="PingFang SC"/>
+                <w:rFonts w:ascii="Calibri" w:hAnsi="Calibri" w:eastAsia="Arial Unicode MS"/>
                 <w:b w:val="0"/>
                 <w:i w:val="0"/>
                 <w:color w:val="1F2937"/>
@@ -5515,7 +5515,7 @@
             </w:pPr>
             <w:r>
               <w:rPr>
-                <w:rFonts w:ascii="Calibri" w:hAnsi="Calibri" w:eastAsia="PingFang SC"/>
+                <w:rFonts w:ascii="Calibri" w:hAnsi="Calibri" w:eastAsia="Arial Unicode MS"/>
                 <w:b w:val="0"/>
                 <w:i w:val="0"/>
                 <w:color w:val="1F2937"/>
@@ -5543,7 +5543,7 @@
             </w:pPr>
             <w:r>
               <w:rPr>
-                <w:rFonts w:ascii="Calibri" w:hAnsi="Calibri" w:eastAsia="PingFang SC"/>
+                <w:rFonts w:ascii="Calibri" w:hAnsi="Calibri" w:eastAsia="Arial Unicode MS"/>
                 <w:b w:val="0"/>
                 <w:i w:val="0"/>
                 <w:color w:val="1F2937"/>
@@ -5573,7 +5573,7 @@
             </w:pPr>
             <w:r>
               <w:rPr>
-                <w:rFonts w:ascii="Calibri" w:hAnsi="Calibri" w:eastAsia="PingFang SC"/>
+                <w:rFonts w:ascii="Calibri" w:hAnsi="Calibri" w:eastAsia="Arial Unicode MS"/>
                 <w:b/>
                 <w:i w:val="0"/>
                 <w:color w:val="1F2937"/>
@@ -5601,7 +5601,7 @@
             </w:pPr>
             <w:r>
               <w:rPr>
-                <w:rFonts w:ascii="Calibri" w:hAnsi="Calibri" w:eastAsia="PingFang SC"/>
+                <w:rFonts w:ascii="Calibri" w:hAnsi="Calibri" w:eastAsia="Arial Unicode MS"/>
                 <w:b w:val="0"/>
                 <w:i w:val="0"/>
                 <w:color w:val="1F2937"/>
@@ -5629,7 +5629,7 @@
             </w:pPr>
             <w:r>
               <w:rPr>
-                <w:rFonts w:ascii="Calibri" w:hAnsi="Calibri" w:eastAsia="PingFang SC"/>
+                <w:rFonts w:ascii="Calibri" w:hAnsi="Calibri" w:eastAsia="Arial Unicode MS"/>
                 <w:b w:val="0"/>
                 <w:i w:val="0"/>
                 <w:color w:val="1F2937"/>
@@ -5657,7 +5657,7 @@
             </w:pPr>
             <w:r>
               <w:rPr>
-                <w:rFonts w:ascii="Calibri" w:hAnsi="Calibri" w:eastAsia="PingFang SC"/>
+                <w:rFonts w:ascii="Calibri" w:hAnsi="Calibri" w:eastAsia="Arial Unicode MS"/>
                 <w:b w:val="0"/>
                 <w:i w:val="0"/>
                 <w:color w:val="1F2937"/>
@@ -5687,7 +5687,7 @@
             </w:pPr>
             <w:r>
               <w:rPr>
-                <w:rFonts w:ascii="Calibri" w:hAnsi="Calibri" w:eastAsia="PingFang SC"/>
+                <w:rFonts w:ascii="Calibri" w:hAnsi="Calibri" w:eastAsia="Arial Unicode MS"/>
                 <w:b/>
                 <w:i w:val="0"/>
                 <w:color w:val="1F2937"/>
@@ -5715,7 +5715,7 @@
             </w:pPr>
             <w:r>
               <w:rPr>
-                <w:rFonts w:ascii="Calibri" w:hAnsi="Calibri" w:eastAsia="PingFang SC"/>
+                <w:rFonts w:ascii="Calibri" w:hAnsi="Calibri" w:eastAsia="Arial Unicode MS"/>
                 <w:b w:val="0"/>
                 <w:i w:val="0"/>
                 <w:color w:val="1F2937"/>
@@ -5743,7 +5743,7 @@
             </w:pPr>
             <w:r>
               <w:rPr>
-                <w:rFonts w:ascii="Calibri" w:hAnsi="Calibri" w:eastAsia="PingFang SC"/>
+                <w:rFonts w:ascii="Calibri" w:hAnsi="Calibri" w:eastAsia="Arial Unicode MS"/>
                 <w:b w:val="0"/>
                 <w:i w:val="0"/>
                 <w:color w:val="1F2937"/>
@@ -5771,7 +5771,7 @@
             </w:pPr>
             <w:r>
               <w:rPr>
-                <w:rFonts w:ascii="Calibri" w:hAnsi="Calibri" w:eastAsia="PingFang SC"/>
+                <w:rFonts w:ascii="Calibri" w:hAnsi="Calibri" w:eastAsia="Arial Unicode MS"/>
                 <w:b w:val="0"/>
                 <w:i w:val="0"/>
                 <w:color w:val="1F2937"/>
@@ -5801,7 +5801,7 @@
             </w:pPr>
             <w:r>
               <w:rPr>
-                <w:rFonts w:ascii="Calibri" w:hAnsi="Calibri" w:eastAsia="PingFang SC"/>
+                <w:rFonts w:ascii="Calibri" w:hAnsi="Calibri" w:eastAsia="Arial Unicode MS"/>
                 <w:b/>
                 <w:i w:val="0"/>
                 <w:color w:val="1F2937"/>
@@ -5829,7 +5829,7 @@
             </w:pPr>
             <w:r>
               <w:rPr>
-                <w:rFonts w:ascii="Calibri" w:hAnsi="Calibri" w:eastAsia="PingFang SC"/>
+                <w:rFonts w:ascii="Calibri" w:hAnsi="Calibri" w:eastAsia="Arial Unicode MS"/>
                 <w:b w:val="0"/>
                 <w:i w:val="0"/>
                 <w:color w:val="9B1C1C"/>
@@ -5857,7 +5857,7 @@
             </w:pPr>
             <w:r>
               <w:rPr>
-                <w:rFonts w:ascii="Calibri" w:hAnsi="Calibri" w:eastAsia="PingFang SC"/>
+                <w:rFonts w:ascii="Calibri" w:hAnsi="Calibri" w:eastAsia="Arial Unicode MS"/>
                 <w:b w:val="0"/>
                 <w:i w:val="0"/>
                 <w:color w:val="1F2937"/>
@@ -5885,7 +5885,7 @@
             </w:pPr>
             <w:r>
               <w:rPr>
-                <w:rFonts w:ascii="Calibri" w:hAnsi="Calibri" w:eastAsia="PingFang SC"/>
+                <w:rFonts w:ascii="Calibri" w:hAnsi="Calibri" w:eastAsia="Arial Unicode MS"/>
                 <w:b w:val="0"/>
                 <w:i w:val="0"/>
                 <w:color w:val="1F2937"/>
@@ -5915,7 +5915,7 @@
             </w:pPr>
             <w:r>
               <w:rPr>
-                <w:rFonts w:ascii="Calibri" w:hAnsi="Calibri" w:eastAsia="PingFang SC"/>
+                <w:rFonts w:ascii="Calibri" w:hAnsi="Calibri" w:eastAsia="Arial Unicode MS"/>
                 <w:b/>
                 <w:i w:val="0"/>
                 <w:color w:val="1F2937"/>
@@ -5943,7 +5943,7 @@
             </w:pPr>
             <w:r>
               <w:rPr>
-                <w:rFonts w:ascii="Calibri" w:hAnsi="Calibri" w:eastAsia="PingFang SC"/>
+                <w:rFonts w:ascii="Calibri" w:hAnsi="Calibri" w:eastAsia="Arial Unicode MS"/>
                 <w:b w:val="0"/>
                 <w:i w:val="0"/>
                 <w:color w:val="1F2937"/>
@@ -5971,7 +5971,7 @@
             </w:pPr>
             <w:r>
               <w:rPr>
-                <w:rFonts w:ascii="Calibri" w:hAnsi="Calibri" w:eastAsia="PingFang SC"/>
+                <w:rFonts w:ascii="Calibri" w:hAnsi="Calibri" w:eastAsia="Arial Unicode MS"/>
                 <w:b w:val="0"/>
                 <w:i w:val="0"/>
                 <w:color w:val="1F2937"/>
@@ -5999,7 +5999,7 @@
             </w:pPr>
             <w:r>
               <w:rPr>
-                <w:rFonts w:ascii="Calibri" w:hAnsi="Calibri" w:eastAsia="PingFang SC"/>
+                <w:rFonts w:ascii="Calibri" w:hAnsi="Calibri" w:eastAsia="Arial Unicode MS"/>
                 <w:b w:val="0"/>
                 <w:i w:val="0"/>
                 <w:color w:val="1F2937"/>
@@ -6017,7 +6017,7 @@
       </w:pPr>
       <w:r>
         <w:rPr>
-          <w:rFonts w:ascii="Calibri" w:hAnsi="Calibri" w:eastAsia="PingFang SC"/>
+          <w:rFonts w:ascii="Calibri" w:hAnsi="Calibri" w:eastAsia="Arial Unicode MS"/>
           <w:b/>
           <w:i w:val="0"/>
           <w:color w:val="1F4D78"/>
@@ -6027,7 +6027,7 @@
       </w:r>
       <w:r>
         <w:rPr>
-          <w:rFonts w:ascii="Calibri" w:hAnsi="Calibri" w:eastAsia="PingFang SC"/>
+          <w:rFonts w:ascii="Calibri" w:hAnsi="Calibri" w:eastAsia="Arial Unicode MS"/>
           <w:b w:val="0"/>
           <w:i w:val="0"/>
           <w:color w:val="1F2937"/>
@@ -6074,7 +6074,7 @@
             </w:pPr>
             <w:r>
               <w:rPr>
-                <w:rFonts w:ascii="Calibri" w:hAnsi="Calibri" w:eastAsia="PingFang SC"/>
+                <w:rFonts w:ascii="Calibri" w:hAnsi="Calibri" w:eastAsia="Arial Unicode MS"/>
                 <w:b/>
                 <w:i w:val="0"/>
                 <w:color w:val="7A5A00"/>
@@ -6084,7 +6084,7 @@
             </w:r>
             <w:r>
               <w:rPr>
-                <w:rFonts w:ascii="Calibri" w:hAnsi="Calibri" w:eastAsia="PingFang SC"/>
+                <w:rFonts w:ascii="Calibri" w:hAnsi="Calibri" w:eastAsia="Arial Unicode MS"/>
                 <w:b w:val="0"/>
                 <w:i w:val="0"/>
                 <w:color w:val="1F2937"/>
@@ -6150,7 +6150,7 @@
             </w:pPr>
             <w:r>
               <w:rPr>
-                <w:rFonts w:ascii="Calibri" w:hAnsi="Calibri" w:eastAsia="PingFang SC"/>
+                <w:rFonts w:ascii="Calibri" w:hAnsi="Calibri" w:eastAsia="Arial Unicode MS"/>
                 <w:b/>
                 <w:i w:val="0"/>
                 <w:color w:val="000000"/>
@@ -6178,7 +6178,7 @@
             </w:pPr>
             <w:r>
               <w:rPr>
-                <w:rFonts w:ascii="Calibri" w:hAnsi="Calibri" w:eastAsia="PingFang SC"/>
+                <w:rFonts w:ascii="Calibri" w:hAnsi="Calibri" w:eastAsia="Arial Unicode MS"/>
                 <w:b/>
                 <w:i w:val="0"/>
                 <w:color w:val="000000"/>
@@ -6206,7 +6206,7 @@
             </w:pPr>
             <w:r>
               <w:rPr>
-                <w:rFonts w:ascii="Calibri" w:hAnsi="Calibri" w:eastAsia="PingFang SC"/>
+                <w:rFonts w:ascii="Calibri" w:hAnsi="Calibri" w:eastAsia="Arial Unicode MS"/>
                 <w:b/>
                 <w:i w:val="0"/>
                 <w:color w:val="000000"/>
@@ -6234,7 +6234,7 @@
             </w:pPr>
             <w:r>
               <w:rPr>
-                <w:rFonts w:ascii="Calibri" w:hAnsi="Calibri" w:eastAsia="PingFang SC"/>
+                <w:rFonts w:ascii="Calibri" w:hAnsi="Calibri" w:eastAsia="Arial Unicode MS"/>
                 <w:b/>
                 <w:i w:val="0"/>
                 <w:color w:val="000000"/>
@@ -6264,7 +6264,7 @@
             </w:pPr>
             <w:r>
               <w:rPr>
-                <w:rFonts w:ascii="Calibri" w:hAnsi="Calibri" w:eastAsia="PingFang SC"/>
+                <w:rFonts w:ascii="Calibri" w:hAnsi="Calibri" w:eastAsia="Arial Unicode MS"/>
                 <w:b/>
                 <w:i w:val="0"/>
                 <w:color w:val="1F2937"/>
@@ -6292,7 +6292,7 @@
             </w:pPr>
             <w:r>
               <w:rPr>
-                <w:rFonts w:ascii="Calibri" w:hAnsi="Calibri" w:eastAsia="PingFang SC"/>
+                <w:rFonts w:ascii="Calibri" w:hAnsi="Calibri" w:eastAsia="Arial Unicode MS"/>
                 <w:b w:val="0"/>
                 <w:i w:val="0"/>
                 <w:color w:val="1F2937"/>
@@ -6320,7 +6320,7 @@
             </w:pPr>
             <w:r>
               <w:rPr>
-                <w:rFonts w:ascii="Calibri" w:hAnsi="Calibri" w:eastAsia="PingFang SC"/>
+                <w:rFonts w:ascii="Calibri" w:hAnsi="Calibri" w:eastAsia="Arial Unicode MS"/>
                 <w:b w:val="0"/>
                 <w:i w:val="0"/>
                 <w:color w:val="1F2937"/>
@@ -6348,7 +6348,7 @@
             </w:pPr>
             <w:r>
               <w:rPr>
-                <w:rFonts w:ascii="Calibri" w:hAnsi="Calibri" w:eastAsia="PingFang SC"/>
+                <w:rFonts w:ascii="Calibri" w:hAnsi="Calibri" w:eastAsia="Arial Unicode MS"/>
                 <w:b w:val="0"/>
                 <w:i w:val="0"/>
                 <w:color w:val="1F2937"/>
@@ -6378,7 +6378,7 @@
             </w:pPr>
             <w:r>
               <w:rPr>
-                <w:rFonts w:ascii="Calibri" w:hAnsi="Calibri" w:eastAsia="PingFang SC"/>
+                <w:rFonts w:ascii="Calibri" w:hAnsi="Calibri" w:eastAsia="Arial Unicode MS"/>
                 <w:b/>
                 <w:i w:val="0"/>
                 <w:color w:val="1F2937"/>
@@ -6406,7 +6406,7 @@
             </w:pPr>
             <w:r>
               <w:rPr>
-                <w:rFonts w:ascii="Calibri" w:hAnsi="Calibri" w:eastAsia="PingFang SC"/>
+                <w:rFonts w:ascii="Calibri" w:hAnsi="Calibri" w:eastAsia="Arial Unicode MS"/>
                 <w:b w:val="0"/>
                 <w:i w:val="0"/>
                 <w:color w:val="1F2937"/>
@@ -6434,7 +6434,7 @@
             </w:pPr>
             <w:r>
               <w:rPr>
-                <w:rFonts w:ascii="Calibri" w:hAnsi="Calibri" w:eastAsia="PingFang SC"/>
+                <w:rFonts w:ascii="Calibri" w:hAnsi="Calibri" w:eastAsia="Arial Unicode MS"/>
                 <w:b w:val="0"/>
                 <w:i w:val="0"/>
                 <w:color w:val="1F2937"/>
@@ -6462,7 +6462,7 @@
             </w:pPr>
             <w:r>
               <w:rPr>
-                <w:rFonts w:ascii="Calibri" w:hAnsi="Calibri" w:eastAsia="PingFang SC"/>
+                <w:rFonts w:ascii="Calibri" w:hAnsi="Calibri" w:eastAsia="Arial Unicode MS"/>
                 <w:b w:val="0"/>
                 <w:i w:val="0"/>
                 <w:color w:val="1F2937"/>
@@ -6492,7 +6492,7 @@
             </w:pPr>
             <w:r>
               <w:rPr>
-                <w:rFonts w:ascii="Calibri" w:hAnsi="Calibri" w:eastAsia="PingFang SC"/>
+                <w:rFonts w:ascii="Calibri" w:hAnsi="Calibri" w:eastAsia="Arial Unicode MS"/>
                 <w:b/>
                 <w:i w:val="0"/>
                 <w:color w:val="1F2937"/>
@@ -6520,7 +6520,7 @@
             </w:pPr>
             <w:r>
               <w:rPr>
-                <w:rFonts w:ascii="Calibri" w:hAnsi="Calibri" w:eastAsia="PingFang SC"/>
+                <w:rFonts w:ascii="Calibri" w:hAnsi="Calibri" w:eastAsia="Arial Unicode MS"/>
                 <w:b w:val="0"/>
                 <w:i w:val="0"/>
                 <w:color w:val="1F2937"/>
@@ -6548,7 +6548,7 @@
             </w:pPr>
             <w:r>
               <w:rPr>
-                <w:rFonts w:ascii="Calibri" w:hAnsi="Calibri" w:eastAsia="PingFang SC"/>
+                <w:rFonts w:ascii="Calibri" w:hAnsi="Calibri" w:eastAsia="Arial Unicode MS"/>
                 <w:b w:val="0"/>
                 <w:i w:val="0"/>
                 <w:color w:val="1F2937"/>
@@ -6576,7 +6576,7 @@
             </w:pPr>
             <w:r>
               <w:rPr>
-                <w:rFonts w:ascii="Calibri" w:hAnsi="Calibri" w:eastAsia="PingFang SC"/>
+                <w:rFonts w:ascii="Calibri" w:hAnsi="Calibri" w:eastAsia="Arial Unicode MS"/>
                 <w:b w:val="0"/>
                 <w:i w:val="0"/>
                 <w:color w:val="1F2937"/>
@@ -6626,7 +6626,7 @@
             </w:pPr>
             <w:r>
               <w:rPr>
-                <w:rFonts w:ascii="Calibri" w:hAnsi="Calibri" w:eastAsia="PingFang SC"/>
+                <w:rFonts w:ascii="Calibri" w:hAnsi="Calibri" w:eastAsia="Arial Unicode MS"/>
                 <w:b/>
                 <w:i w:val="0"/>
                 <w:color w:val="9B1C1C"/>
@@ -6636,7 +6636,7 @@
             </w:r>
             <w:r>
               <w:rPr>
-                <w:rFonts w:ascii="Calibri" w:hAnsi="Calibri" w:eastAsia="PingFang SC"/>
+                <w:rFonts w:ascii="Calibri" w:hAnsi="Calibri" w:eastAsia="Arial Unicode MS"/>
                 <w:b w:val="0"/>
                 <w:i w:val="0"/>
                 <w:color w:val="1F2937"/>
@@ -6659,7 +6659,7 @@
       </w:pPr>
       <w:r>
         <w:rPr>
-          <w:rFonts w:ascii="Calibri" w:hAnsi="Calibri" w:eastAsia="PingFang SC"/>
+          <w:rFonts w:ascii="Calibri" w:hAnsi="Calibri" w:eastAsia="Arial Unicode MS"/>
           <w:b/>
           <w:i w:val="0"/>
           <w:color w:val="1F4D78"/>
@@ -6669,7 +6669,7 @@
       </w:r>
       <w:r>
         <w:rPr>
-          <w:rFonts w:ascii="Calibri" w:hAnsi="Calibri" w:eastAsia="PingFang SC"/>
+          <w:rFonts w:ascii="Calibri" w:hAnsi="Calibri" w:eastAsia="Arial Unicode MS"/>
           <w:b w:val="0"/>
           <w:i w:val="0"/>
           <w:color w:val="1F2937"/>
@@ -6684,7 +6684,7 @@
       </w:pPr>
       <w:r>
         <w:rPr>
-          <w:rFonts w:ascii="Calibri" w:hAnsi="Calibri" w:eastAsia="PingFang SC"/>
+          <w:rFonts w:ascii="Calibri" w:hAnsi="Calibri" w:eastAsia="Arial Unicode MS"/>
           <w:b/>
           <w:i w:val="0"/>
           <w:color w:val="1F4D78"/>
@@ -6694,7 +6694,7 @@
       </w:r>
       <w:r>
         <w:rPr>
-          <w:rFonts w:ascii="Calibri" w:hAnsi="Calibri" w:eastAsia="PingFang SC"/>
+          <w:rFonts w:ascii="Calibri" w:hAnsi="Calibri" w:eastAsia="Arial Unicode MS"/>
           <w:b w:val="0"/>
           <w:i w:val="0"/>
           <w:color w:val="1F2937"/>
@@ -6751,7 +6751,7 @@
             </w:pPr>
             <w:r>
               <w:rPr>
-                <w:rFonts w:ascii="Calibri" w:hAnsi="Calibri" w:eastAsia="PingFang SC"/>
+                <w:rFonts w:ascii="Calibri" w:hAnsi="Calibri" w:eastAsia="Arial Unicode MS"/>
                 <w:b/>
                 <w:i w:val="0"/>
                 <w:color w:val="1F2937"/>
@@ -6779,7 +6779,7 @@
             </w:pPr>
             <w:r>
               <w:rPr>
-                <w:rFonts w:ascii="Calibri" w:hAnsi="Calibri" w:eastAsia="PingFang SC"/>
+                <w:rFonts w:ascii="Calibri" w:hAnsi="Calibri" w:eastAsia="Arial Unicode MS"/>
                 <w:b w:val="0"/>
                 <w:i w:val="0"/>
                 <w:color w:val="1F2937"/>
@@ -6810,7 +6810,7 @@
             </w:pPr>
             <w:r>
               <w:rPr>
-                <w:rFonts w:ascii="Calibri" w:hAnsi="Calibri" w:eastAsia="PingFang SC"/>
+                <w:rFonts w:ascii="Calibri" w:hAnsi="Calibri" w:eastAsia="Arial Unicode MS"/>
                 <w:b/>
                 <w:i w:val="0"/>
                 <w:color w:val="1F2937"/>
@@ -6838,7 +6838,7 @@
             </w:pPr>
             <w:r>
               <w:rPr>
-                <w:rFonts w:ascii="Calibri" w:hAnsi="Calibri" w:eastAsia="PingFang SC"/>
+                <w:rFonts w:ascii="Calibri" w:hAnsi="Calibri" w:eastAsia="Arial Unicode MS"/>
                 <w:b w:val="0"/>
                 <w:i w:val="0"/>
                 <w:color w:val="1F2937"/>
@@ -6869,7 +6869,7 @@
             </w:pPr>
             <w:r>
               <w:rPr>
-                <w:rFonts w:ascii="Calibri" w:hAnsi="Calibri" w:eastAsia="PingFang SC"/>
+                <w:rFonts w:ascii="Calibri" w:hAnsi="Calibri" w:eastAsia="Arial Unicode MS"/>
                 <w:b/>
                 <w:i w:val="0"/>
                 <w:color w:val="1F2937"/>
@@ -6897,7 +6897,7 @@
             </w:pPr>
             <w:r>
               <w:rPr>
-                <w:rFonts w:ascii="Calibri" w:hAnsi="Calibri" w:eastAsia="PingFang SC"/>
+                <w:rFonts w:ascii="Calibri" w:hAnsi="Calibri" w:eastAsia="Arial Unicode MS"/>
                 <w:b w:val="0"/>
                 <w:i w:val="0"/>
                 <w:color w:val="1F2937"/>
@@ -6928,7 +6928,7 @@
             </w:pPr>
             <w:r>
               <w:rPr>
-                <w:rFonts w:ascii="Calibri" w:hAnsi="Calibri" w:eastAsia="PingFang SC"/>
+                <w:rFonts w:ascii="Calibri" w:hAnsi="Calibri" w:eastAsia="Arial Unicode MS"/>
                 <w:b/>
                 <w:i w:val="0"/>
                 <w:color w:val="1F2937"/>
@@ -6956,7 +6956,7 @@
             </w:pPr>
             <w:r>
               <w:rPr>
-                <w:rFonts w:ascii="Calibri" w:hAnsi="Calibri" w:eastAsia="PingFang SC"/>
+                <w:rFonts w:ascii="Calibri" w:hAnsi="Calibri" w:eastAsia="Arial Unicode MS"/>
                 <w:b w:val="0"/>
                 <w:i w:val="0"/>
                 <w:color w:val="1F2937"/>
@@ -6982,7 +6982,7 @@
       </w:pPr>
       <w:r>
         <w:rPr>
-          <w:rFonts w:ascii="Calibri" w:hAnsi="Calibri" w:eastAsia="PingFang SC"/>
+          <w:rFonts w:ascii="Calibri" w:hAnsi="Calibri" w:eastAsia="Arial Unicode MS"/>
           <w:b/>
           <w:i w:val="0"/>
           <w:color w:val="1F2937"/>
@@ -6992,7 +6992,7 @@
       </w:r>
       <w:r>
         <w:rPr>
-          <w:rFonts w:ascii="Calibri" w:hAnsi="Calibri" w:eastAsia="PingFang SC"/>
+          <w:rFonts w:ascii="Calibri" w:hAnsi="Calibri" w:eastAsia="Arial Unicode MS"/>
           <w:b w:val="0"/>
           <w:i w:val="0"/>
           <w:color w:val="1F2937"/>
@@ -7007,7 +7007,7 @@
       </w:pPr>
       <w:r>
         <w:rPr>
-          <w:rFonts w:ascii="Calibri" w:hAnsi="Calibri" w:eastAsia="PingFang SC"/>
+          <w:rFonts w:ascii="Calibri" w:hAnsi="Calibri" w:eastAsia="Arial Unicode MS"/>
           <w:b/>
           <w:i w:val="0"/>
           <w:color w:val="1F2937"/>
@@ -7018,7 +7018,7 @@
       <w:hyperlink r:id="rId11">
         <w:r>
           <w:rPr>
-            <w:rFonts w:ascii="Calibri" w:hAnsi="Calibri" w:eastAsia="PingFang SC"/>
+            <w:rFonts w:ascii="Calibri" w:hAnsi="Calibri" w:eastAsia="Arial Unicode MS"/>
             <w:color w:val="2E74B5"/>
             <w:u w:val="single"/>
             <w:sz w:val="20"/>
@@ -7033,7 +7033,7 @@
       </w:pPr>
       <w:r>
         <w:rPr>
-          <w:rFonts w:ascii="Calibri" w:hAnsi="Calibri" w:eastAsia="PingFang SC"/>
+          <w:rFonts w:ascii="Calibri" w:hAnsi="Calibri" w:eastAsia="Arial Unicode MS"/>
           <w:b/>
           <w:i w:val="0"/>
           <w:color w:val="1F2937"/>
@@ -7044,7 +7044,7 @@
       <w:hyperlink r:id="rId12">
         <w:r>
           <w:rPr>
-            <w:rFonts w:ascii="Calibri" w:hAnsi="Calibri" w:eastAsia="PingFang SC"/>
+            <w:rFonts w:ascii="Calibri" w:hAnsi="Calibri" w:eastAsia="Arial Unicode MS"/>
             <w:color w:val="2E74B5"/>
             <w:u w:val="single"/>
             <w:sz w:val="20"/>
@@ -7059,7 +7059,7 @@
       </w:pPr>
       <w:r>
         <w:rPr>
-          <w:rFonts w:ascii="Calibri" w:hAnsi="Calibri" w:eastAsia="PingFang SC"/>
+          <w:rFonts w:ascii="Calibri" w:hAnsi="Calibri" w:eastAsia="Arial Unicode MS"/>
           <w:b/>
           <w:i w:val="0"/>
           <w:color w:val="1F2937"/>
@@ -7070,7 +7070,7 @@
       <w:hyperlink r:id="rId13">
         <w:r>
           <w:rPr>
-            <w:rFonts w:ascii="Calibri" w:hAnsi="Calibri" w:eastAsia="PingFang SC"/>
+            <w:rFonts w:ascii="Calibri" w:hAnsi="Calibri" w:eastAsia="Arial Unicode MS"/>
             <w:color w:val="2E74B5"/>
             <w:u w:val="single"/>
             <w:sz w:val="20"/>
@@ -7085,7 +7085,7 @@
       </w:pPr>
       <w:r>
         <w:rPr>
-          <w:rFonts w:ascii="Calibri" w:hAnsi="Calibri" w:eastAsia="PingFang SC"/>
+          <w:rFonts w:ascii="Calibri" w:hAnsi="Calibri" w:eastAsia="Arial Unicode MS"/>
           <w:b/>
           <w:i w:val="0"/>
           <w:color w:val="1F2937"/>
@@ -7096,7 +7096,7 @@
       <w:hyperlink r:id="rId14">
         <w:r>
           <w:rPr>
-            <w:rFonts w:ascii="Calibri" w:hAnsi="Calibri" w:eastAsia="PingFang SC"/>
+            <w:rFonts w:ascii="Calibri" w:hAnsi="Calibri" w:eastAsia="Arial Unicode MS"/>
             <w:color w:val="2E74B5"/>
             <w:u w:val="single"/>
             <w:sz w:val="20"/>
@@ -7111,7 +7111,7 @@
       </w:pPr>
       <w:r>
         <w:rPr>
-          <w:rFonts w:ascii="Calibri" w:hAnsi="Calibri" w:eastAsia="PingFang SC"/>
+          <w:rFonts w:ascii="Calibri" w:hAnsi="Calibri" w:eastAsia="Arial Unicode MS"/>
           <w:b/>
           <w:i w:val="0"/>
           <w:color w:val="1F2937"/>
@@ -7122,7 +7122,7 @@
       <w:hyperlink r:id="rId15">
         <w:r>
           <w:rPr>
-            <w:rFonts w:ascii="Calibri" w:hAnsi="Calibri" w:eastAsia="PingFang SC"/>
+            <w:rFonts w:ascii="Calibri" w:hAnsi="Calibri" w:eastAsia="Arial Unicode MS"/>
             <w:color w:val="2E74B5"/>
             <w:u w:val="single"/>
             <w:sz w:val="20"/>
@@ -7137,7 +7137,7 @@
       </w:pPr>
       <w:r>
         <w:rPr>
-          <w:rFonts w:ascii="Calibri" w:hAnsi="Calibri" w:eastAsia="PingFang SC"/>
+          <w:rFonts w:ascii="Calibri" w:hAnsi="Calibri" w:eastAsia="Arial Unicode MS"/>
           <w:b/>
           <w:i w:val="0"/>
           <w:color w:val="1F2937"/>
@@ -7148,7 +7148,7 @@
       <w:hyperlink r:id="rId16">
         <w:r>
           <w:rPr>
-            <w:rFonts w:ascii="Calibri" w:hAnsi="Calibri" w:eastAsia="PingFang SC"/>
+            <w:rFonts w:ascii="Calibri" w:hAnsi="Calibri" w:eastAsia="Arial Unicode MS"/>
             <w:color w:val="2E74B5"/>
             <w:u w:val="single"/>
             <w:sz w:val="20"/>
@@ -7163,7 +7163,7 @@
       </w:pPr>
       <w:r>
         <w:rPr>
-          <w:rFonts w:ascii="Calibri" w:hAnsi="Calibri" w:eastAsia="PingFang SC"/>
+          <w:rFonts w:ascii="Calibri" w:hAnsi="Calibri" w:eastAsia="Arial Unicode MS"/>
           <w:b/>
           <w:i w:val="0"/>
           <w:color w:val="1F2937"/>
@@ -7174,7 +7174,7 @@
       <w:hyperlink r:id="rId17">
         <w:r>
           <w:rPr>
-            <w:rFonts w:ascii="Calibri" w:hAnsi="Calibri" w:eastAsia="PingFang SC"/>
+            <w:rFonts w:ascii="Calibri" w:hAnsi="Calibri" w:eastAsia="Arial Unicode MS"/>
             <w:color w:val="2E74B5"/>
             <w:u w:val="single"/>
             <w:sz w:val="20"/>
@@ -7189,7 +7189,7 @@
       </w:pPr>
       <w:r>
         <w:rPr>
-          <w:rFonts w:ascii="Calibri" w:hAnsi="Calibri" w:eastAsia="PingFang SC"/>
+          <w:rFonts w:ascii="Calibri" w:hAnsi="Calibri" w:eastAsia="Arial Unicode MS"/>
           <w:b/>
           <w:i w:val="0"/>
           <w:color w:val="1F2937"/>
@@ -7200,7 +7200,7 @@
       <w:hyperlink r:id="rId18">
         <w:r>
           <w:rPr>
-            <w:rFonts w:ascii="Calibri" w:hAnsi="Calibri" w:eastAsia="PingFang SC"/>
+            <w:rFonts w:ascii="Calibri" w:hAnsi="Calibri" w:eastAsia="Arial Unicode MS"/>
             <w:color w:val="2E74B5"/>
             <w:u w:val="single"/>
             <w:sz w:val="20"/>
@@ -7215,7 +7215,7 @@
       </w:pPr>
       <w:r>
         <w:rPr>
-          <w:rFonts w:ascii="Calibri" w:hAnsi="Calibri" w:eastAsia="PingFang SC"/>
+          <w:rFonts w:ascii="Calibri" w:hAnsi="Calibri" w:eastAsia="Arial Unicode MS"/>
           <w:b/>
           <w:i w:val="0"/>
           <w:color w:val="667085"/>
@@ -7225,7 +7225,7 @@
       </w:r>
       <w:r>
         <w:rPr>
-          <w:rFonts w:ascii="Calibri" w:hAnsi="Calibri" w:eastAsia="PingFang SC"/>
+          <w:rFonts w:ascii="Calibri" w:hAnsi="Calibri" w:eastAsia="Arial Unicode MS"/>
           <w:b w:val="0"/>
           <w:i w:val="0"/>
           <w:color w:val="667085"/>
@@ -7255,7 +7255,7 @@
     </w:pPr>
     <w:r>
       <w:rPr>
-        <w:rFonts w:ascii="Calibri" w:hAnsi="Calibri" w:eastAsia="PingFang SC"/>
+        <w:rFonts w:ascii="Calibri" w:hAnsi="Calibri" w:eastAsia="Arial Unicode MS"/>
         <w:b w:val="0"/>
         <w:i w:val="0"/>
         <w:color w:val="667085"/>
@@ -7269,7 +7269,7 @@
     </w:r>
     <w:r>
       <w:rPr>
-        <w:rFonts w:ascii="Calibri" w:hAnsi="Calibri" w:eastAsia="PingFang SC"/>
+        <w:rFonts w:ascii="Calibri" w:hAnsi="Calibri" w:eastAsia="Arial Unicode MS"/>
         <w:b w:val="0"/>
         <w:i w:val="0"/>
         <w:color w:val="667085"/>
@@ -7290,7 +7290,7 @@
     </w:pPr>
     <w:r>
       <w:rPr>
-        <w:rFonts w:ascii="Calibri" w:hAnsi="Calibri" w:eastAsia="PingFang SC"/>
+        <w:rFonts w:ascii="Calibri" w:hAnsi="Calibri" w:eastAsia="Arial Unicode MS"/>
         <w:b/>
         <w:i w:val="0"/>
         <w:color w:val="667085"/>
@@ -7669,7 +7669,7 @@
       <w:spacing w:before="0" w:after="120" w:line="264" w:lineRule="auto"/>
     </w:pPr>
     <w:rPr>
-      <w:rFonts w:ascii="Calibri" w:hAnsi="Calibri" w:eastAsia="PingFang SC"/>
+      <w:rFonts w:ascii="Calibri" w:hAnsi="Calibri" w:eastAsia="Arial Unicode MS"/>
       <w:color w:val="1F2937"/>
       <w:sz w:val="22"/>
     </w:rPr>
@@ -7733,7 +7733,7 @@
       <w:outlineLvl w:val="0"/>
     </w:pPr>
     <w:rPr>
-      <w:rFonts w:asciiTheme="majorHAnsi" w:eastAsiaTheme="majorEastAsia" w:hAnsiTheme="majorHAnsi" w:cstheme="majorBidi" w:ascii="Calibri" w:hAnsi="Calibri" w:eastAsia="PingFang SC"/>
+      <w:rFonts w:asciiTheme="majorHAnsi" w:eastAsiaTheme="majorEastAsia" w:hAnsiTheme="majorHAnsi" w:cstheme="majorBidi" w:ascii="Calibri" w:hAnsi="Calibri" w:eastAsia="Arial Unicode MS"/>
       <w:b/>
       <w:bCs/>
       <w:color w:val="2E74B5"/>
@@ -7757,7 +7757,7 @@
       <w:outlineLvl w:val="1"/>
     </w:pPr>
     <w:rPr>
-      <w:rFonts w:asciiTheme="majorHAnsi" w:eastAsiaTheme="majorEastAsia" w:hAnsiTheme="majorHAnsi" w:cstheme="majorBidi" w:ascii="Calibri" w:hAnsi="Calibri" w:eastAsia="PingFang SC"/>
+      <w:rFonts w:asciiTheme="majorHAnsi" w:eastAsiaTheme="majorEastAsia" w:hAnsiTheme="majorHAnsi" w:cstheme="majorBidi" w:ascii="Calibri" w:hAnsi="Calibri" w:eastAsia="Arial Unicode MS"/>
       <w:b/>
       <w:bCs/>
       <w:color w:val="2E74B5"/>
@@ -7781,7 +7781,7 @@
       <w:outlineLvl w:val="2"/>
     </w:pPr>
     <w:rPr>
-      <w:rFonts w:asciiTheme="majorHAnsi" w:eastAsiaTheme="majorEastAsia" w:hAnsiTheme="majorHAnsi" w:cstheme="majorBidi" w:ascii="Calibri" w:hAnsi="Calibri" w:eastAsia="PingFang SC"/>
+      <w:rFonts w:asciiTheme="majorHAnsi" w:eastAsiaTheme="majorEastAsia" w:hAnsiTheme="majorHAnsi" w:cstheme="majorBidi" w:ascii="Calibri" w:hAnsi="Calibri" w:eastAsia="Arial Unicode MS"/>
       <w:b/>
       <w:bCs/>
       <w:color w:val="1F4D78"/>

--- a/reports/2026-07-13-基金仓位复述与市场复盘.docx
+++ b/reports/2026-07-13-基金仓位复述与市场复盘.docx
@@ -129,7 +129,7 @@
           <w:color w:val="000000"/>
           <w:sz w:val="21"/>
         </w:rPr>
-        <w:t>当日基金正式净值、份额、确认日期、费率与现金余额不完整</w:t>
+        <w:t>已补齐公开历史净值；份额、确认日期、费率与现金余额仍不完整</w:t>
       </w:r>
     </w:p>
     <w:p>
@@ -6036,6 +6036,8153 @@
         <w:t>今天是“低开—弱反弹—继续走低”的广泛风险收缩日，且科技成长显著弱于宽基。缩量大跌不等于止跌：它说明买盘退缩，但尚未出现足以确认筹码充分交换的放量企稳。短线需要等待价格、成交和市场宽度同时改善。</w:t>
       </w:r>
     </w:p>
+    <w:p>
+      <w:pPr>
+        <w:pStyle w:val="Heading2"/>
+      </w:pPr>
+      <w:r>
+        <w:t>持仓基金的净值技术指标</w:t>
+      </w:r>
+    </w:p>
+    <w:tbl>
+      <w:tblPr>
+        <w:tblW w:type="dxa" w:w="9360"/>
+        <w:jc w:val="left"/>
+        <w:tblLayout w:type="fixed"/>
+        <w:tblLook w:firstColumn="1" w:firstRow="1" w:lastColumn="0" w:lastRow="0" w:noHBand="0" w:noVBand="1" w:val="04A0"/>
+        <w:tblInd w:w="120" w:type="dxa"/>
+        <w:tblBorders>
+          <w:top w:val="single" w:sz="2" w:color="E6F4EA"/>
+          <w:left w:val="single" w:sz="2" w:color="E6F4EA"/>
+          <w:bottom w:val="single" w:sz="2" w:color="E6F4EA"/>
+          <w:right w:val="single" w:sz="2" w:color="E6F4EA"/>
+          <w:insideH w:val="single" w:sz="2" w:color="E6F4EA"/>
+          <w:insideV w:val="single" w:sz="2" w:color="E6F4EA"/>
+        </w:tblBorders>
+      </w:tblPr>
+      <w:tblGrid>
+        <w:gridCol w:w="9360"/>
+      </w:tblGrid>
+      <w:tr>
+        <w:tc>
+          <w:tcPr>
+            <w:tcW w:type="dxa" w:w="9360"/>
+            <w:tcMar>
+              <w:top w:w="80" w:type="dxa"/>
+              <w:start w:w="120" w:type="dxa"/>
+              <w:bottom w:w="80" w:type="dxa"/>
+              <w:end w:w="120" w:type="dxa"/>
+            </w:tcMar>
+            <w:shd w:fill="E6F4EA"/>
+            <w:vAlign w:val="center"/>
+          </w:tcPr>
+          <w:p>
+            <w:pPr>
+              <w:spacing w:before="20" w:after="20" w:line="264" w:lineRule="auto"/>
+            </w:pPr>
+            <w:r>
+              <w:rPr>
+                <w:rFonts w:ascii="Calibri" w:hAnsi="Calibri" w:eastAsia="Arial Unicode MS"/>
+                <w:b/>
+                <w:i w:val="0"/>
+                <w:color w:val="256D4A"/>
+                <w:sz w:val="22"/>
+              </w:rPr>
+              <w:t xml:space="preserve">数据已主动补齐  </w:t>
+            </w:r>
+            <w:r>
+              <w:rPr>
+                <w:rFonts w:ascii="Calibri" w:hAnsi="Calibri" w:eastAsia="Arial Unicode MS"/>
+                <w:b w:val="0"/>
+                <w:i w:val="0"/>
+                <w:color w:val="1F2937"/>
+                <w:sz w:val="22"/>
+              </w:rPr>
+              <w:t>已从公开基金净值页面同步19只基金共23,428条正式历史净值。12只境内基金最新净值日期为7月13日；7只QDII最新为7月10日，属于跨时区净值确认时滞，不当作7月13日盘中价格。</w:t>
+            </w:r>
+          </w:p>
+        </w:tc>
+      </w:tr>
+    </w:tbl>
+    <w:p>
+      <w:pPr>
+        <w:spacing w:before="0" w:after="40" w:line="240" w:lineRule="auto"/>
+      </w:pPr>
+    </w:p>
+    <w:p>
+      <w:pPr>
+        <w:spacing w:before="0" w:after="160" w:line="264" w:lineRule="auto"/>
+      </w:pPr>
+      <w:r>
+        <w:rPr>
+          <w:rFonts w:ascii="Calibri" w:hAnsi="Calibri" w:eastAsia="Arial Unicode MS"/>
+          <w:b/>
+          <w:i w:val="0"/>
+          <w:color w:val="1F4D78"/>
+          <w:sz w:val="22"/>
+        </w:rPr>
+        <w:t>组合读数。</w:t>
+      </w:r>
+      <w:r>
+        <w:rPr>
+          <w:rFonts w:ascii="Calibri" w:hAnsi="Calibri" w:eastAsia="Arial Unicode MS"/>
+          <w:b w:val="0"/>
+          <w:i w:val="0"/>
+          <w:color w:val="1F2937"/>
+          <w:sz w:val="22"/>
+        </w:rPr>
+        <w:t>剔除已卖待确认的创新药后，18只在持基金中只有3只站上20日均线，对应截图市值7,484.25元、占在持市值18.95%；其余15只占81.05%，均在20日均线下。RSI集中在40.12—59.10，没有极端超买或超卖，说明当前更像趋势降温与结构分化，而不是单一指标给出的反转点。</w:t>
+      </w:r>
+    </w:p>
+    <w:tbl>
+      <w:tblPr>
+        <w:tblW w:type="dxa" w:w="9360"/>
+        <w:jc w:val="left"/>
+        <w:tblLayout w:type="fixed"/>
+        <w:tblLook w:firstColumn="1" w:firstRow="1" w:lastColumn="0" w:lastRow="0" w:noHBand="0" w:noVBand="1" w:val="04A0"/>
+        <w:tblInd w:w="120" w:type="dxa"/>
+        <w:tblBorders>
+          <w:top w:val="single" w:sz="4" w:color="D0D5DD"/>
+          <w:left w:val="single" w:sz="4" w:color="D0D5DD"/>
+          <w:bottom w:val="single" w:sz="4" w:color="D0D5DD"/>
+          <w:right w:val="single" w:sz="4" w:color="D0D5DD"/>
+          <w:insideH w:val="single" w:sz="4" w:color="D0D5DD"/>
+          <w:insideV w:val="single" w:sz="4" w:color="D0D5DD"/>
+        </w:tblBorders>
+      </w:tblPr>
+      <w:tblGrid>
+        <w:gridCol w:w="820"/>
+        <w:gridCol w:w="1900"/>
+        <w:gridCol w:w="1420"/>
+        <w:gridCol w:w="1100"/>
+        <w:gridCol w:w="1100"/>
+        <w:gridCol w:w="900"/>
+        <w:gridCol w:w="2120"/>
+      </w:tblGrid>
+      <w:tr>
+        <w:trPr>
+          <w:tblHeader w:val="true"/>
+        </w:trPr>
+        <w:tc>
+          <w:tcPr>
+            <w:tcW w:type="dxa" w:w="820"/>
+            <w:shd w:fill="F2F4F7"/>
+            <w:tcMar>
+              <w:top w:w="80" w:type="dxa"/>
+              <w:start w:w="120" w:type="dxa"/>
+              <w:bottom w:w="80" w:type="dxa"/>
+              <w:end w:w="120" w:type="dxa"/>
+            </w:tcMar>
+          </w:tcPr>
+          <w:p>
+            <w:pPr>
+              <w:spacing w:before="0" w:after="0" w:line="240" w:lineRule="auto"/>
+              <w:jc w:val="center"/>
+            </w:pPr>
+            <w:r>
+              <w:rPr>
+                <w:rFonts w:ascii="Calibri" w:hAnsi="Calibri" w:eastAsia="Arial Unicode MS"/>
+                <w:b/>
+                <w:i w:val="0"/>
+                <w:color w:val="000000"/>
+                <w:sz w:val="17"/>
+              </w:rPr>
+              <w:t>代码</w:t>
+            </w:r>
+          </w:p>
+        </w:tc>
+        <w:tc>
+          <w:tcPr>
+            <w:tcW w:type="dxa" w:w="1900"/>
+            <w:shd w:fill="F2F4F7"/>
+            <w:tcMar>
+              <w:top w:w="80" w:type="dxa"/>
+              <w:start w:w="120" w:type="dxa"/>
+              <w:bottom w:w="80" w:type="dxa"/>
+              <w:end w:w="120" w:type="dxa"/>
+            </w:tcMar>
+          </w:tcPr>
+          <w:p>
+            <w:pPr>
+              <w:spacing w:before="0" w:after="0" w:line="240" w:lineRule="auto"/>
+              <w:jc w:val="center"/>
+            </w:pPr>
+            <w:r>
+              <w:rPr>
+                <w:rFonts w:ascii="Calibri" w:hAnsi="Calibri" w:eastAsia="Arial Unicode MS"/>
+                <w:b/>
+                <w:i w:val="0"/>
+                <w:color w:val="000000"/>
+                <w:sz w:val="17"/>
+              </w:rPr>
+              <w:t>基金（简称）</w:t>
+            </w:r>
+          </w:p>
+        </w:tc>
+        <w:tc>
+          <w:tcPr>
+            <w:tcW w:type="dxa" w:w="1420"/>
+            <w:shd w:fill="F2F4F7"/>
+            <w:tcMar>
+              <w:top w:w="80" w:type="dxa"/>
+              <w:start w:w="120" w:type="dxa"/>
+              <w:bottom w:w="80" w:type="dxa"/>
+              <w:end w:w="120" w:type="dxa"/>
+            </w:tcMar>
+          </w:tcPr>
+          <w:p>
+            <w:pPr>
+              <w:spacing w:before="0" w:after="0" w:line="240" w:lineRule="auto"/>
+              <w:jc w:val="center"/>
+            </w:pPr>
+            <w:r>
+              <w:rPr>
+                <w:rFonts w:ascii="Calibri" w:hAnsi="Calibri" w:eastAsia="Arial Unicode MS"/>
+                <w:b/>
+                <w:i w:val="0"/>
+                <w:color w:val="000000"/>
+                <w:sz w:val="17"/>
+              </w:rPr>
+              <w:t>最新净值/日期</w:t>
+            </w:r>
+          </w:p>
+        </w:tc>
+        <w:tc>
+          <w:tcPr>
+            <w:tcW w:type="dxa" w:w="1100"/>
+            <w:shd w:fill="F2F4F7"/>
+            <w:tcMar>
+              <w:top w:w="80" w:type="dxa"/>
+              <w:start w:w="120" w:type="dxa"/>
+              <w:bottom w:w="80" w:type="dxa"/>
+              <w:end w:w="120" w:type="dxa"/>
+            </w:tcMar>
+          </w:tcPr>
+          <w:p>
+            <w:pPr>
+              <w:spacing w:before="0" w:after="0" w:line="240" w:lineRule="auto"/>
+              <w:jc w:val="center"/>
+            </w:pPr>
+            <w:r>
+              <w:rPr>
+                <w:rFonts w:ascii="Calibri" w:hAnsi="Calibri" w:eastAsia="Arial Unicode MS"/>
+                <w:b/>
+                <w:i w:val="0"/>
+                <w:color w:val="000000"/>
+                <w:sz w:val="17"/>
+              </w:rPr>
+              <w:t>相对MA20</w:t>
+            </w:r>
+          </w:p>
+        </w:tc>
+        <w:tc>
+          <w:tcPr>
+            <w:tcW w:type="dxa" w:w="1100"/>
+            <w:shd w:fill="F2F4F7"/>
+            <w:tcMar>
+              <w:top w:w="80" w:type="dxa"/>
+              <w:start w:w="120" w:type="dxa"/>
+              <w:bottom w:w="80" w:type="dxa"/>
+              <w:end w:w="120" w:type="dxa"/>
+            </w:tcMar>
+          </w:tcPr>
+          <w:p>
+            <w:pPr>
+              <w:spacing w:before="0" w:after="0" w:line="240" w:lineRule="auto"/>
+              <w:jc w:val="center"/>
+            </w:pPr>
+            <w:r>
+              <w:rPr>
+                <w:rFonts w:ascii="Calibri" w:hAnsi="Calibri" w:eastAsia="Arial Unicode MS"/>
+                <w:b/>
+                <w:i w:val="0"/>
+                <w:color w:val="000000"/>
+                <w:sz w:val="17"/>
+              </w:rPr>
+              <w:t>相对MA60</w:t>
+            </w:r>
+          </w:p>
+        </w:tc>
+        <w:tc>
+          <w:tcPr>
+            <w:tcW w:type="dxa" w:w="900"/>
+            <w:shd w:fill="F2F4F7"/>
+            <w:tcMar>
+              <w:top w:w="80" w:type="dxa"/>
+              <w:start w:w="120" w:type="dxa"/>
+              <w:bottom w:w="80" w:type="dxa"/>
+              <w:end w:w="120" w:type="dxa"/>
+            </w:tcMar>
+          </w:tcPr>
+          <w:p>
+            <w:pPr>
+              <w:spacing w:before="0" w:after="0" w:line="240" w:lineRule="auto"/>
+              <w:jc w:val="center"/>
+            </w:pPr>
+            <w:r>
+              <w:rPr>
+                <w:rFonts w:ascii="Calibri" w:hAnsi="Calibri" w:eastAsia="Arial Unicode MS"/>
+                <w:b/>
+                <w:i w:val="0"/>
+                <w:color w:val="000000"/>
+                <w:sz w:val="17"/>
+              </w:rPr>
+              <w:t>RSI14</w:t>
+            </w:r>
+          </w:p>
+        </w:tc>
+        <w:tc>
+          <w:tcPr>
+            <w:tcW w:type="dxa" w:w="2120"/>
+            <w:shd w:fill="F2F4F7"/>
+            <w:tcMar>
+              <w:top w:w="80" w:type="dxa"/>
+              <w:start w:w="120" w:type="dxa"/>
+              <w:bottom w:w="80" w:type="dxa"/>
+              <w:end w:w="120" w:type="dxa"/>
+            </w:tcMar>
+          </w:tcPr>
+          <w:p>
+            <w:pPr>
+              <w:spacing w:before="0" w:after="0" w:line="240" w:lineRule="auto"/>
+              <w:jc w:val="center"/>
+            </w:pPr>
+            <w:r>
+              <w:rPr>
+                <w:rFonts w:ascii="Calibri" w:hAnsi="Calibri" w:eastAsia="Arial Unicode MS"/>
+                <w:b/>
+                <w:i w:val="0"/>
+                <w:color w:val="000000"/>
+                <w:sz w:val="17"/>
+              </w:rPr>
+              <w:t>结构</w:t>
+            </w:r>
+          </w:p>
+        </w:tc>
+      </w:tr>
+      <w:tr>
+        <w:tc>
+          <w:tcPr>
+            <w:tcW w:type="dxa" w:w="820"/>
+            <w:vAlign w:val="center"/>
+            <w:tcMar>
+              <w:top w:w="80" w:type="dxa"/>
+              <w:start w:w="120" w:type="dxa"/>
+              <w:bottom w:w="80" w:type="dxa"/>
+              <w:end w:w="120" w:type="dxa"/>
+            </w:tcMar>
+          </w:tcPr>
+          <w:p>
+            <w:pPr>
+              <w:spacing w:before="0" w:after="0" w:line="240" w:lineRule="auto"/>
+              <w:jc w:val="center"/>
+            </w:pPr>
+            <w:r>
+              <w:rPr>
+                <w:rFonts w:ascii="Calibri" w:hAnsi="Calibri" w:eastAsia="Arial Unicode MS"/>
+                <w:b/>
+                <w:i w:val="0"/>
+                <w:color w:val="1F2937"/>
+                <w:sz w:val="16"/>
+              </w:rPr>
+              <w:t>007339</w:t>
+            </w:r>
+          </w:p>
+        </w:tc>
+        <w:tc>
+          <w:tcPr>
+            <w:tcW w:type="dxa" w:w="1900"/>
+            <w:vAlign w:val="center"/>
+            <w:tcMar>
+              <w:top w:w="80" w:type="dxa"/>
+              <w:start w:w="120" w:type="dxa"/>
+              <w:bottom w:w="80" w:type="dxa"/>
+              <w:end w:w="120" w:type="dxa"/>
+            </w:tcMar>
+          </w:tcPr>
+          <w:p>
+            <w:pPr>
+              <w:spacing w:before="0" w:after="0" w:line="240" w:lineRule="auto"/>
+              <w:jc w:val="left"/>
+            </w:pPr>
+            <w:r>
+              <w:rPr>
+                <w:rFonts w:ascii="Calibri" w:hAnsi="Calibri" w:eastAsia="Arial Unicode MS"/>
+                <w:b w:val="0"/>
+                <w:i w:val="0"/>
+                <w:color w:val="1F2937"/>
+                <w:sz w:val="16"/>
+              </w:rPr>
+              <w:t>沪深300联接C</w:t>
+            </w:r>
+          </w:p>
+        </w:tc>
+        <w:tc>
+          <w:tcPr>
+            <w:tcW w:type="dxa" w:w="1420"/>
+            <w:vAlign w:val="center"/>
+            <w:tcMar>
+              <w:top w:w="80" w:type="dxa"/>
+              <w:start w:w="120" w:type="dxa"/>
+              <w:bottom w:w="80" w:type="dxa"/>
+              <w:end w:w="120" w:type="dxa"/>
+            </w:tcMar>
+          </w:tcPr>
+          <w:p>
+            <w:pPr>
+              <w:spacing w:before="0" w:after="0" w:line="240" w:lineRule="auto"/>
+              <w:jc w:val="center"/>
+            </w:pPr>
+            <w:r>
+              <w:rPr>
+                <w:rFonts w:ascii="Calibri" w:hAnsi="Calibri" w:eastAsia="Arial Unicode MS"/>
+                <w:b w:val="0"/>
+                <w:i w:val="0"/>
+                <w:color w:val="1F2937"/>
+                <w:sz w:val="16"/>
+              </w:rPr>
+              <w:t>1.8823</w:t>
+              <w:br/>
+              <w:t>2026-07-13</w:t>
+            </w:r>
+          </w:p>
+        </w:tc>
+        <w:tc>
+          <w:tcPr>
+            <w:tcW w:type="dxa" w:w="1100"/>
+            <w:vAlign w:val="center"/>
+            <w:tcMar>
+              <w:top w:w="80" w:type="dxa"/>
+              <w:start w:w="120" w:type="dxa"/>
+              <w:bottom w:w="80" w:type="dxa"/>
+              <w:end w:w="120" w:type="dxa"/>
+            </w:tcMar>
+          </w:tcPr>
+          <w:p>
+            <w:pPr>
+              <w:spacing w:before="0" w:after="0" w:line="240" w:lineRule="auto"/>
+              <w:jc w:val="center"/>
+            </w:pPr>
+            <w:r>
+              <w:rPr>
+                <w:rFonts w:ascii="Calibri" w:hAnsi="Calibri" w:eastAsia="Arial Unicode MS"/>
+                <w:b w:val="0"/>
+                <w:i w:val="0"/>
+                <w:color w:val="9B1C1C"/>
+                <w:sz w:val="16"/>
+              </w:rPr>
+              <w:t>-3.37%</w:t>
+            </w:r>
+          </w:p>
+        </w:tc>
+        <w:tc>
+          <w:tcPr>
+            <w:tcW w:type="dxa" w:w="1100"/>
+            <w:vAlign w:val="center"/>
+            <w:tcMar>
+              <w:top w:w="80" w:type="dxa"/>
+              <w:start w:w="120" w:type="dxa"/>
+              <w:bottom w:w="80" w:type="dxa"/>
+              <w:end w:w="120" w:type="dxa"/>
+            </w:tcMar>
+          </w:tcPr>
+          <w:p>
+            <w:pPr>
+              <w:spacing w:before="0" w:after="0" w:line="240" w:lineRule="auto"/>
+              <w:jc w:val="center"/>
+            </w:pPr>
+            <w:r>
+              <w:rPr>
+                <w:rFonts w:ascii="Calibri" w:hAnsi="Calibri" w:eastAsia="Arial Unicode MS"/>
+                <w:b w:val="0"/>
+                <w:i w:val="0"/>
+                <w:color w:val="1F2937"/>
+                <w:sz w:val="16"/>
+              </w:rPr>
+              <w:t>-2.42%</w:t>
+            </w:r>
+          </w:p>
+        </w:tc>
+        <w:tc>
+          <w:tcPr>
+            <w:tcW w:type="dxa" w:w="900"/>
+            <w:vAlign w:val="center"/>
+            <w:tcMar>
+              <w:top w:w="80" w:type="dxa"/>
+              <w:start w:w="120" w:type="dxa"/>
+              <w:bottom w:w="80" w:type="dxa"/>
+              <w:end w:w="120" w:type="dxa"/>
+            </w:tcMar>
+          </w:tcPr>
+          <w:p>
+            <w:pPr>
+              <w:spacing w:before="0" w:after="0" w:line="240" w:lineRule="auto"/>
+              <w:jc w:val="center"/>
+            </w:pPr>
+            <w:r>
+              <w:rPr>
+                <w:rFonts w:ascii="Calibri" w:hAnsi="Calibri" w:eastAsia="Arial Unicode MS"/>
+                <w:b w:val="0"/>
+                <w:i w:val="0"/>
+                <w:color w:val="1F2937"/>
+                <w:sz w:val="16"/>
+              </w:rPr>
+              <w:t>42.23</w:t>
+            </w:r>
+          </w:p>
+        </w:tc>
+        <w:tc>
+          <w:tcPr>
+            <w:tcW w:type="dxa" w:w="2120"/>
+            <w:vAlign w:val="center"/>
+            <w:tcMar>
+              <w:top w:w="80" w:type="dxa"/>
+              <w:start w:w="120" w:type="dxa"/>
+              <w:bottom w:w="80" w:type="dxa"/>
+              <w:end w:w="120" w:type="dxa"/>
+            </w:tcMar>
+          </w:tcPr>
+          <w:p>
+            <w:pPr>
+              <w:spacing w:before="0" w:after="0" w:line="240" w:lineRule="auto"/>
+              <w:jc w:val="left"/>
+            </w:pPr>
+            <w:r>
+              <w:rPr>
+                <w:rFonts w:ascii="Calibri" w:hAnsi="Calibri" w:eastAsia="Arial Unicode MS"/>
+                <w:b w:val="0"/>
+                <w:i w:val="0"/>
+                <w:color w:val="1F2937"/>
+                <w:sz w:val="16"/>
+              </w:rPr>
+              <w:t>跌破20日线，结构未完全转弱</w:t>
+            </w:r>
+          </w:p>
+        </w:tc>
+      </w:tr>
+      <w:tr>
+        <w:tc>
+          <w:tcPr>
+            <w:tcW w:type="dxa" w:w="820"/>
+            <w:vAlign w:val="center"/>
+            <w:tcMar>
+              <w:top w:w="80" w:type="dxa"/>
+              <w:start w:w="120" w:type="dxa"/>
+              <w:bottom w:w="80" w:type="dxa"/>
+              <w:end w:w="120" w:type="dxa"/>
+            </w:tcMar>
+          </w:tcPr>
+          <w:p>
+            <w:pPr>
+              <w:spacing w:before="0" w:after="0" w:line="240" w:lineRule="auto"/>
+              <w:jc w:val="center"/>
+            </w:pPr>
+            <w:r>
+              <w:rPr>
+                <w:rFonts w:ascii="Calibri" w:hAnsi="Calibri" w:eastAsia="Arial Unicode MS"/>
+                <w:b/>
+                <w:i w:val="0"/>
+                <w:color w:val="1F2937"/>
+                <w:sz w:val="16"/>
+              </w:rPr>
+              <w:t>021894</w:t>
+            </w:r>
+          </w:p>
+        </w:tc>
+        <w:tc>
+          <w:tcPr>
+            <w:tcW w:type="dxa" w:w="1900"/>
+            <w:vAlign w:val="center"/>
+            <w:tcMar>
+              <w:top w:w="80" w:type="dxa"/>
+              <w:start w:w="120" w:type="dxa"/>
+              <w:bottom w:w="80" w:type="dxa"/>
+              <w:end w:w="120" w:type="dxa"/>
+            </w:tcMar>
+          </w:tcPr>
+          <w:p>
+            <w:pPr>
+              <w:spacing w:before="0" w:after="0" w:line="240" w:lineRule="auto"/>
+              <w:jc w:val="left"/>
+            </w:pPr>
+            <w:r>
+              <w:rPr>
+                <w:rFonts w:ascii="Calibri" w:hAnsi="Calibri" w:eastAsia="Arial Unicode MS"/>
+                <w:b w:val="0"/>
+                <w:i w:val="0"/>
+                <w:color w:val="1F2937"/>
+                <w:sz w:val="16"/>
+              </w:rPr>
+              <w:t>半导体材料设备C</w:t>
+            </w:r>
+          </w:p>
+        </w:tc>
+        <w:tc>
+          <w:tcPr>
+            <w:tcW w:type="dxa" w:w="1420"/>
+            <w:vAlign w:val="center"/>
+            <w:tcMar>
+              <w:top w:w="80" w:type="dxa"/>
+              <w:start w:w="120" w:type="dxa"/>
+              <w:bottom w:w="80" w:type="dxa"/>
+              <w:end w:w="120" w:type="dxa"/>
+            </w:tcMar>
+          </w:tcPr>
+          <w:p>
+            <w:pPr>
+              <w:spacing w:before="0" w:after="0" w:line="240" w:lineRule="auto"/>
+              <w:jc w:val="center"/>
+            </w:pPr>
+            <w:r>
+              <w:rPr>
+                <w:rFonts w:ascii="Calibri" w:hAnsi="Calibri" w:eastAsia="Arial Unicode MS"/>
+                <w:b w:val="0"/>
+                <w:i w:val="0"/>
+                <w:color w:val="1F2937"/>
+                <w:sz w:val="16"/>
+              </w:rPr>
+              <w:t>2.9538</w:t>
+              <w:br/>
+              <w:t>2026-07-13</w:t>
+            </w:r>
+          </w:p>
+        </w:tc>
+        <w:tc>
+          <w:tcPr>
+            <w:tcW w:type="dxa" w:w="1100"/>
+            <w:vAlign w:val="center"/>
+            <w:tcMar>
+              <w:top w:w="80" w:type="dxa"/>
+              <w:start w:w="120" w:type="dxa"/>
+              <w:bottom w:w="80" w:type="dxa"/>
+              <w:end w:w="120" w:type="dxa"/>
+            </w:tcMar>
+          </w:tcPr>
+          <w:p>
+            <w:pPr>
+              <w:spacing w:before="0" w:after="0" w:line="240" w:lineRule="auto"/>
+              <w:jc w:val="center"/>
+            </w:pPr>
+            <w:r>
+              <w:rPr>
+                <w:rFonts w:ascii="Calibri" w:hAnsi="Calibri" w:eastAsia="Arial Unicode MS"/>
+                <w:b w:val="0"/>
+                <w:i w:val="0"/>
+                <w:color w:val="1F2937"/>
+                <w:sz w:val="16"/>
+              </w:rPr>
+              <w:t>+1.48%</w:t>
+            </w:r>
+          </w:p>
+        </w:tc>
+        <w:tc>
+          <w:tcPr>
+            <w:tcW w:type="dxa" w:w="1100"/>
+            <w:vAlign w:val="center"/>
+            <w:tcMar>
+              <w:top w:w="80" w:type="dxa"/>
+              <w:start w:w="120" w:type="dxa"/>
+              <w:bottom w:w="80" w:type="dxa"/>
+              <w:end w:w="120" w:type="dxa"/>
+            </w:tcMar>
+          </w:tcPr>
+          <w:p>
+            <w:pPr>
+              <w:spacing w:before="0" w:after="0" w:line="240" w:lineRule="auto"/>
+              <w:jc w:val="center"/>
+            </w:pPr>
+            <w:r>
+              <w:rPr>
+                <w:rFonts w:ascii="Calibri" w:hAnsi="Calibri" w:eastAsia="Arial Unicode MS"/>
+                <w:b w:val="0"/>
+                <w:i w:val="0"/>
+                <w:color w:val="1F2937"/>
+                <w:sz w:val="16"/>
+              </w:rPr>
+              <w:t>+29.41%</w:t>
+            </w:r>
+          </w:p>
+        </w:tc>
+        <w:tc>
+          <w:tcPr>
+            <w:tcW w:type="dxa" w:w="900"/>
+            <w:vAlign w:val="center"/>
+            <w:tcMar>
+              <w:top w:w="80" w:type="dxa"/>
+              <w:start w:w="120" w:type="dxa"/>
+              <w:bottom w:w="80" w:type="dxa"/>
+              <w:end w:w="120" w:type="dxa"/>
+            </w:tcMar>
+          </w:tcPr>
+          <w:p>
+            <w:pPr>
+              <w:spacing w:before="0" w:after="0" w:line="240" w:lineRule="auto"/>
+              <w:jc w:val="center"/>
+            </w:pPr>
+            <w:r>
+              <w:rPr>
+                <w:rFonts w:ascii="Calibri" w:hAnsi="Calibri" w:eastAsia="Arial Unicode MS"/>
+                <w:b w:val="0"/>
+                <w:i w:val="0"/>
+                <w:color w:val="1F2937"/>
+                <w:sz w:val="16"/>
+              </w:rPr>
+              <w:t>59.10</w:t>
+            </w:r>
+          </w:p>
+        </w:tc>
+        <w:tc>
+          <w:tcPr>
+            <w:tcW w:type="dxa" w:w="2120"/>
+            <w:vAlign w:val="center"/>
+            <w:tcMar>
+              <w:top w:w="80" w:type="dxa"/>
+              <w:start w:w="120" w:type="dxa"/>
+              <w:bottom w:w="80" w:type="dxa"/>
+              <w:end w:w="120" w:type="dxa"/>
+            </w:tcMar>
+          </w:tcPr>
+          <w:p>
+            <w:pPr>
+              <w:spacing w:before="0" w:after="0" w:line="240" w:lineRule="auto"/>
+              <w:jc w:val="left"/>
+            </w:pPr>
+            <w:r>
+              <w:rPr>
+                <w:rFonts w:ascii="Calibri" w:hAnsi="Calibri" w:eastAsia="Arial Unicode MS"/>
+                <w:b w:val="0"/>
+                <w:i w:val="0"/>
+                <w:color w:val="1F2937"/>
+                <w:sz w:val="16"/>
+              </w:rPr>
+              <w:t>多头排列</w:t>
+            </w:r>
+          </w:p>
+        </w:tc>
+      </w:tr>
+      <w:tr>
+        <w:tc>
+          <w:tcPr>
+            <w:tcW w:type="dxa" w:w="820"/>
+            <w:vAlign w:val="center"/>
+            <w:tcMar>
+              <w:top w:w="80" w:type="dxa"/>
+              <w:start w:w="120" w:type="dxa"/>
+              <w:bottom w:w="80" w:type="dxa"/>
+              <w:end w:w="120" w:type="dxa"/>
+            </w:tcMar>
+          </w:tcPr>
+          <w:p>
+            <w:pPr>
+              <w:spacing w:before="0" w:after="0" w:line="240" w:lineRule="auto"/>
+              <w:jc w:val="center"/>
+            </w:pPr>
+            <w:r>
+              <w:rPr>
+                <w:rFonts w:ascii="Calibri" w:hAnsi="Calibri" w:eastAsia="Arial Unicode MS"/>
+                <w:b/>
+                <w:i w:val="0"/>
+                <w:color w:val="1F2937"/>
+                <w:sz w:val="16"/>
+              </w:rPr>
+              <w:t>010004</w:t>
+            </w:r>
+          </w:p>
+        </w:tc>
+        <w:tc>
+          <w:tcPr>
+            <w:tcW w:type="dxa" w:w="1900"/>
+            <w:vAlign w:val="center"/>
+            <w:tcMar>
+              <w:top w:w="80" w:type="dxa"/>
+              <w:start w:w="120" w:type="dxa"/>
+              <w:bottom w:w="80" w:type="dxa"/>
+              <w:end w:w="120" w:type="dxa"/>
+            </w:tcMar>
+          </w:tcPr>
+          <w:p>
+            <w:pPr>
+              <w:spacing w:before="0" w:after="0" w:line="240" w:lineRule="auto"/>
+              <w:jc w:val="left"/>
+            </w:pPr>
+            <w:r>
+              <w:rPr>
+                <w:rFonts w:ascii="Calibri" w:hAnsi="Calibri" w:eastAsia="Arial Unicode MS"/>
+                <w:b w:val="0"/>
+                <w:i w:val="0"/>
+                <w:color w:val="1F2937"/>
+                <w:sz w:val="16"/>
+              </w:rPr>
+              <w:t>电子信息产业C</w:t>
+            </w:r>
+          </w:p>
+        </w:tc>
+        <w:tc>
+          <w:tcPr>
+            <w:tcW w:type="dxa" w:w="1420"/>
+            <w:vAlign w:val="center"/>
+            <w:tcMar>
+              <w:top w:w="80" w:type="dxa"/>
+              <w:start w:w="120" w:type="dxa"/>
+              <w:bottom w:w="80" w:type="dxa"/>
+              <w:end w:w="120" w:type="dxa"/>
+            </w:tcMar>
+          </w:tcPr>
+          <w:p>
+            <w:pPr>
+              <w:spacing w:before="0" w:after="0" w:line="240" w:lineRule="auto"/>
+              <w:jc w:val="center"/>
+            </w:pPr>
+            <w:r>
+              <w:rPr>
+                <w:rFonts w:ascii="Calibri" w:hAnsi="Calibri" w:eastAsia="Arial Unicode MS"/>
+                <w:b w:val="0"/>
+                <w:i w:val="0"/>
+                <w:color w:val="1F2937"/>
+                <w:sz w:val="16"/>
+              </w:rPr>
+              <w:t>2.1446</w:t>
+              <w:br/>
+              <w:t>2026-07-13</w:t>
+            </w:r>
+          </w:p>
+        </w:tc>
+        <w:tc>
+          <w:tcPr>
+            <w:tcW w:type="dxa" w:w="1100"/>
+            <w:vAlign w:val="center"/>
+            <w:tcMar>
+              <w:top w:w="80" w:type="dxa"/>
+              <w:start w:w="120" w:type="dxa"/>
+              <w:bottom w:w="80" w:type="dxa"/>
+              <w:end w:w="120" w:type="dxa"/>
+            </w:tcMar>
+          </w:tcPr>
+          <w:p>
+            <w:pPr>
+              <w:spacing w:before="0" w:after="0" w:line="240" w:lineRule="auto"/>
+              <w:jc w:val="center"/>
+            </w:pPr>
+            <w:r>
+              <w:rPr>
+                <w:rFonts w:ascii="Calibri" w:hAnsi="Calibri" w:eastAsia="Arial Unicode MS"/>
+                <w:b w:val="0"/>
+                <w:i w:val="0"/>
+                <w:color w:val="9B1C1C"/>
+                <w:sz w:val="16"/>
+              </w:rPr>
+              <w:t>-5.22%</w:t>
+            </w:r>
+          </w:p>
+        </w:tc>
+        <w:tc>
+          <w:tcPr>
+            <w:tcW w:type="dxa" w:w="1100"/>
+            <w:vAlign w:val="center"/>
+            <w:tcMar>
+              <w:top w:w="80" w:type="dxa"/>
+              <w:start w:w="120" w:type="dxa"/>
+              <w:bottom w:w="80" w:type="dxa"/>
+              <w:end w:w="120" w:type="dxa"/>
+            </w:tcMar>
+          </w:tcPr>
+          <w:p>
+            <w:pPr>
+              <w:spacing w:before="0" w:after="0" w:line="240" w:lineRule="auto"/>
+              <w:jc w:val="center"/>
+            </w:pPr>
+            <w:r>
+              <w:rPr>
+                <w:rFonts w:ascii="Calibri" w:hAnsi="Calibri" w:eastAsia="Arial Unicode MS"/>
+                <w:b w:val="0"/>
+                <w:i w:val="0"/>
+                <w:color w:val="1F2937"/>
+                <w:sz w:val="16"/>
+              </w:rPr>
+              <w:t>+4.36%</w:t>
+            </w:r>
+          </w:p>
+        </w:tc>
+        <w:tc>
+          <w:tcPr>
+            <w:tcW w:type="dxa" w:w="900"/>
+            <w:vAlign w:val="center"/>
+            <w:tcMar>
+              <w:top w:w="80" w:type="dxa"/>
+              <w:start w:w="120" w:type="dxa"/>
+              <w:bottom w:w="80" w:type="dxa"/>
+              <w:end w:w="120" w:type="dxa"/>
+            </w:tcMar>
+          </w:tcPr>
+          <w:p>
+            <w:pPr>
+              <w:spacing w:before="0" w:after="0" w:line="240" w:lineRule="auto"/>
+              <w:jc w:val="center"/>
+            </w:pPr>
+            <w:r>
+              <w:rPr>
+                <w:rFonts w:ascii="Calibri" w:hAnsi="Calibri" w:eastAsia="Arial Unicode MS"/>
+                <w:b w:val="0"/>
+                <w:i w:val="0"/>
+                <w:color w:val="1F2937"/>
+                <w:sz w:val="16"/>
+              </w:rPr>
+              <w:t>47.57</w:t>
+            </w:r>
+          </w:p>
+        </w:tc>
+        <w:tc>
+          <w:tcPr>
+            <w:tcW w:type="dxa" w:w="2120"/>
+            <w:vAlign w:val="center"/>
+            <w:tcMar>
+              <w:top w:w="80" w:type="dxa"/>
+              <w:start w:w="120" w:type="dxa"/>
+              <w:bottom w:w="80" w:type="dxa"/>
+              <w:end w:w="120" w:type="dxa"/>
+            </w:tcMar>
+          </w:tcPr>
+          <w:p>
+            <w:pPr>
+              <w:spacing w:before="0" w:after="0" w:line="240" w:lineRule="auto"/>
+              <w:jc w:val="left"/>
+            </w:pPr>
+            <w:r>
+              <w:rPr>
+                <w:rFonts w:ascii="Calibri" w:hAnsi="Calibri" w:eastAsia="Arial Unicode MS"/>
+                <w:b w:val="0"/>
+                <w:i w:val="0"/>
+                <w:color w:val="1F2937"/>
+                <w:sz w:val="16"/>
+              </w:rPr>
+              <w:t>跌破20日线，结构未完全转弱</w:t>
+            </w:r>
+          </w:p>
+        </w:tc>
+      </w:tr>
+      <w:tr>
+        <w:tc>
+          <w:tcPr>
+            <w:tcW w:type="dxa" w:w="820"/>
+            <w:vAlign w:val="center"/>
+            <w:tcMar>
+              <w:top w:w="80" w:type="dxa"/>
+              <w:start w:w="120" w:type="dxa"/>
+              <w:bottom w:w="80" w:type="dxa"/>
+              <w:end w:w="120" w:type="dxa"/>
+            </w:tcMar>
+          </w:tcPr>
+          <w:p>
+            <w:pPr>
+              <w:spacing w:before="0" w:after="0" w:line="240" w:lineRule="auto"/>
+              <w:jc w:val="center"/>
+            </w:pPr>
+            <w:r>
+              <w:rPr>
+                <w:rFonts w:ascii="Calibri" w:hAnsi="Calibri" w:eastAsia="Arial Unicode MS"/>
+                <w:b/>
+                <w:i w:val="0"/>
+                <w:color w:val="1F2937"/>
+                <w:sz w:val="16"/>
+              </w:rPr>
+              <w:t>012922</w:t>
+            </w:r>
+          </w:p>
+        </w:tc>
+        <w:tc>
+          <w:tcPr>
+            <w:tcW w:type="dxa" w:w="1900"/>
+            <w:vAlign w:val="center"/>
+            <w:tcMar>
+              <w:top w:w="80" w:type="dxa"/>
+              <w:start w:w="120" w:type="dxa"/>
+              <w:bottom w:w="80" w:type="dxa"/>
+              <w:end w:w="120" w:type="dxa"/>
+            </w:tcMar>
+          </w:tcPr>
+          <w:p>
+            <w:pPr>
+              <w:spacing w:before="0" w:after="0" w:line="240" w:lineRule="auto"/>
+              <w:jc w:val="left"/>
+            </w:pPr>
+            <w:r>
+              <w:rPr>
+                <w:rFonts w:ascii="Calibri" w:hAnsi="Calibri" w:eastAsia="Arial Unicode MS"/>
+                <w:b w:val="0"/>
+                <w:i w:val="0"/>
+                <w:color w:val="1F2937"/>
+                <w:sz w:val="16"/>
+              </w:rPr>
+              <w:t>全球成长QDII C</w:t>
+            </w:r>
+          </w:p>
+        </w:tc>
+        <w:tc>
+          <w:tcPr>
+            <w:tcW w:type="dxa" w:w="1420"/>
+            <w:vAlign w:val="center"/>
+            <w:tcMar>
+              <w:top w:w="80" w:type="dxa"/>
+              <w:start w:w="120" w:type="dxa"/>
+              <w:bottom w:w="80" w:type="dxa"/>
+              <w:end w:w="120" w:type="dxa"/>
+            </w:tcMar>
+          </w:tcPr>
+          <w:p>
+            <w:pPr>
+              <w:spacing w:before="0" w:after="0" w:line="240" w:lineRule="auto"/>
+              <w:jc w:val="center"/>
+            </w:pPr>
+            <w:r>
+              <w:rPr>
+                <w:rFonts w:ascii="Calibri" w:hAnsi="Calibri" w:eastAsia="Arial Unicode MS"/>
+                <w:b w:val="0"/>
+                <w:i w:val="0"/>
+                <w:color w:val="1F2937"/>
+                <w:sz w:val="16"/>
+              </w:rPr>
+              <w:t>4.4216</w:t>
+              <w:br/>
+              <w:t>2026-07-10</w:t>
+            </w:r>
+          </w:p>
+        </w:tc>
+        <w:tc>
+          <w:tcPr>
+            <w:tcW w:type="dxa" w:w="1100"/>
+            <w:vAlign w:val="center"/>
+            <w:tcMar>
+              <w:top w:w="80" w:type="dxa"/>
+              <w:start w:w="120" w:type="dxa"/>
+              <w:bottom w:w="80" w:type="dxa"/>
+              <w:end w:w="120" w:type="dxa"/>
+            </w:tcMar>
+          </w:tcPr>
+          <w:p>
+            <w:pPr>
+              <w:spacing w:before="0" w:after="0" w:line="240" w:lineRule="auto"/>
+              <w:jc w:val="center"/>
+            </w:pPr>
+            <w:r>
+              <w:rPr>
+                <w:rFonts w:ascii="Calibri" w:hAnsi="Calibri" w:eastAsia="Arial Unicode MS"/>
+                <w:b w:val="0"/>
+                <w:i w:val="0"/>
+                <w:color w:val="9B1C1C"/>
+                <w:sz w:val="16"/>
+              </w:rPr>
+              <w:t>-7.39%</w:t>
+            </w:r>
+          </w:p>
+        </w:tc>
+        <w:tc>
+          <w:tcPr>
+            <w:tcW w:type="dxa" w:w="1100"/>
+            <w:vAlign w:val="center"/>
+            <w:tcMar>
+              <w:top w:w="80" w:type="dxa"/>
+              <w:start w:w="120" w:type="dxa"/>
+              <w:bottom w:w="80" w:type="dxa"/>
+              <w:end w:w="120" w:type="dxa"/>
+            </w:tcMar>
+          </w:tcPr>
+          <w:p>
+            <w:pPr>
+              <w:spacing w:before="0" w:after="0" w:line="240" w:lineRule="auto"/>
+              <w:jc w:val="center"/>
+            </w:pPr>
+            <w:r>
+              <w:rPr>
+                <w:rFonts w:ascii="Calibri" w:hAnsi="Calibri" w:eastAsia="Arial Unicode MS"/>
+                <w:b w:val="0"/>
+                <w:i w:val="0"/>
+                <w:color w:val="1F2937"/>
+                <w:sz w:val="16"/>
+              </w:rPr>
+              <w:t>+5.48%</w:t>
+            </w:r>
+          </w:p>
+        </w:tc>
+        <w:tc>
+          <w:tcPr>
+            <w:tcW w:type="dxa" w:w="900"/>
+            <w:vAlign w:val="center"/>
+            <w:tcMar>
+              <w:top w:w="80" w:type="dxa"/>
+              <w:start w:w="120" w:type="dxa"/>
+              <w:bottom w:w="80" w:type="dxa"/>
+              <w:end w:w="120" w:type="dxa"/>
+            </w:tcMar>
+          </w:tcPr>
+          <w:p>
+            <w:pPr>
+              <w:spacing w:before="0" w:after="0" w:line="240" w:lineRule="auto"/>
+              <w:jc w:val="center"/>
+            </w:pPr>
+            <w:r>
+              <w:rPr>
+                <w:rFonts w:ascii="Calibri" w:hAnsi="Calibri" w:eastAsia="Arial Unicode MS"/>
+                <w:b w:val="0"/>
+                <w:i w:val="0"/>
+                <w:color w:val="1F2937"/>
+                <w:sz w:val="16"/>
+              </w:rPr>
+              <w:t>47.73</w:t>
+            </w:r>
+          </w:p>
+        </w:tc>
+        <w:tc>
+          <w:tcPr>
+            <w:tcW w:type="dxa" w:w="2120"/>
+            <w:vAlign w:val="center"/>
+            <w:tcMar>
+              <w:top w:w="80" w:type="dxa"/>
+              <w:start w:w="120" w:type="dxa"/>
+              <w:bottom w:w="80" w:type="dxa"/>
+              <w:end w:w="120" w:type="dxa"/>
+            </w:tcMar>
+          </w:tcPr>
+          <w:p>
+            <w:pPr>
+              <w:spacing w:before="0" w:after="0" w:line="240" w:lineRule="auto"/>
+              <w:jc w:val="left"/>
+            </w:pPr>
+            <w:r>
+              <w:rPr>
+                <w:rFonts w:ascii="Calibri" w:hAnsi="Calibri" w:eastAsia="Arial Unicode MS"/>
+                <w:b w:val="0"/>
+                <w:i w:val="0"/>
+                <w:color w:val="1F2937"/>
+                <w:sz w:val="16"/>
+              </w:rPr>
+              <w:t>跌破20日线，结构未完全转弱</w:t>
+            </w:r>
+          </w:p>
+        </w:tc>
+      </w:tr>
+      <w:tr>
+        <w:tc>
+          <w:tcPr>
+            <w:tcW w:type="dxa" w:w="820"/>
+            <w:vAlign w:val="center"/>
+            <w:tcMar>
+              <w:top w:w="80" w:type="dxa"/>
+              <w:start w:w="120" w:type="dxa"/>
+              <w:bottom w:w="80" w:type="dxa"/>
+              <w:end w:w="120" w:type="dxa"/>
+            </w:tcMar>
+          </w:tcPr>
+          <w:p>
+            <w:pPr>
+              <w:spacing w:before="0" w:after="0" w:line="240" w:lineRule="auto"/>
+              <w:jc w:val="center"/>
+            </w:pPr>
+            <w:r>
+              <w:rPr>
+                <w:rFonts w:ascii="Calibri" w:hAnsi="Calibri" w:eastAsia="Arial Unicode MS"/>
+                <w:b/>
+                <w:i w:val="0"/>
+                <w:color w:val="1F2937"/>
+                <w:sz w:val="16"/>
+              </w:rPr>
+              <w:t>021528</w:t>
+            </w:r>
+          </w:p>
+        </w:tc>
+        <w:tc>
+          <w:tcPr>
+            <w:tcW w:type="dxa" w:w="1900"/>
+            <w:vAlign w:val="center"/>
+            <w:tcMar>
+              <w:top w:w="80" w:type="dxa"/>
+              <w:start w:w="120" w:type="dxa"/>
+              <w:bottom w:w="80" w:type="dxa"/>
+              <w:end w:w="120" w:type="dxa"/>
+            </w:tcMar>
+          </w:tcPr>
+          <w:p>
+            <w:pPr>
+              <w:spacing w:before="0" w:after="0" w:line="240" w:lineRule="auto"/>
+              <w:jc w:val="left"/>
+            </w:pPr>
+            <w:r>
+              <w:rPr>
+                <w:rFonts w:ascii="Calibri" w:hAnsi="Calibri" w:eastAsia="Arial Unicode MS"/>
+                <w:b w:val="0"/>
+                <w:i w:val="0"/>
+                <w:color w:val="1F2937"/>
+                <w:sz w:val="16"/>
+              </w:rPr>
+              <w:t>财通成长优选C</w:t>
+            </w:r>
+          </w:p>
+        </w:tc>
+        <w:tc>
+          <w:tcPr>
+            <w:tcW w:type="dxa" w:w="1420"/>
+            <w:vAlign w:val="center"/>
+            <w:tcMar>
+              <w:top w:w="80" w:type="dxa"/>
+              <w:start w:w="120" w:type="dxa"/>
+              <w:bottom w:w="80" w:type="dxa"/>
+              <w:end w:w="120" w:type="dxa"/>
+            </w:tcMar>
+          </w:tcPr>
+          <w:p>
+            <w:pPr>
+              <w:spacing w:before="0" w:after="0" w:line="240" w:lineRule="auto"/>
+              <w:jc w:val="center"/>
+            </w:pPr>
+            <w:r>
+              <w:rPr>
+                <w:rFonts w:ascii="Calibri" w:hAnsi="Calibri" w:eastAsia="Arial Unicode MS"/>
+                <w:b w:val="0"/>
+                <w:i w:val="0"/>
+                <w:color w:val="1F2937"/>
+                <w:sz w:val="16"/>
+              </w:rPr>
+              <w:t>4.5180</w:t>
+              <w:br/>
+              <w:t>2026-07-13</w:t>
+            </w:r>
+          </w:p>
+        </w:tc>
+        <w:tc>
+          <w:tcPr>
+            <w:tcW w:type="dxa" w:w="1100"/>
+            <w:vAlign w:val="center"/>
+            <w:tcMar>
+              <w:top w:w="80" w:type="dxa"/>
+              <w:start w:w="120" w:type="dxa"/>
+              <w:bottom w:w="80" w:type="dxa"/>
+              <w:end w:w="120" w:type="dxa"/>
+            </w:tcMar>
+          </w:tcPr>
+          <w:p>
+            <w:pPr>
+              <w:spacing w:before="0" w:after="0" w:line="240" w:lineRule="auto"/>
+              <w:jc w:val="center"/>
+            </w:pPr>
+            <w:r>
+              <w:rPr>
+                <w:rFonts w:ascii="Calibri" w:hAnsi="Calibri" w:eastAsia="Arial Unicode MS"/>
+                <w:b w:val="0"/>
+                <w:i w:val="0"/>
+                <w:color w:val="9B1C1C"/>
+                <w:sz w:val="16"/>
+              </w:rPr>
+              <w:t>-15.91%</w:t>
+            </w:r>
+          </w:p>
+        </w:tc>
+        <w:tc>
+          <w:tcPr>
+            <w:tcW w:type="dxa" w:w="1100"/>
+            <w:vAlign w:val="center"/>
+            <w:tcMar>
+              <w:top w:w="80" w:type="dxa"/>
+              <w:start w:w="120" w:type="dxa"/>
+              <w:bottom w:w="80" w:type="dxa"/>
+              <w:end w:w="120" w:type="dxa"/>
+            </w:tcMar>
+          </w:tcPr>
+          <w:p>
+            <w:pPr>
+              <w:spacing w:before="0" w:after="0" w:line="240" w:lineRule="auto"/>
+              <w:jc w:val="center"/>
+            </w:pPr>
+            <w:r>
+              <w:rPr>
+                <w:rFonts w:ascii="Calibri" w:hAnsi="Calibri" w:eastAsia="Arial Unicode MS"/>
+                <w:b w:val="0"/>
+                <w:i w:val="0"/>
+                <w:color w:val="1F2937"/>
+                <w:sz w:val="16"/>
+              </w:rPr>
+              <w:t>+4.61%</w:t>
+            </w:r>
+          </w:p>
+        </w:tc>
+        <w:tc>
+          <w:tcPr>
+            <w:tcW w:type="dxa" w:w="900"/>
+            <w:vAlign w:val="center"/>
+            <w:tcMar>
+              <w:top w:w="80" w:type="dxa"/>
+              <w:start w:w="120" w:type="dxa"/>
+              <w:bottom w:w="80" w:type="dxa"/>
+              <w:end w:w="120" w:type="dxa"/>
+            </w:tcMar>
+          </w:tcPr>
+          <w:p>
+            <w:pPr>
+              <w:spacing w:before="0" w:after="0" w:line="240" w:lineRule="auto"/>
+              <w:jc w:val="center"/>
+            </w:pPr>
+            <w:r>
+              <w:rPr>
+                <w:rFonts w:ascii="Calibri" w:hAnsi="Calibri" w:eastAsia="Arial Unicode MS"/>
+                <w:b w:val="0"/>
+                <w:i w:val="0"/>
+                <w:color w:val="1F2937"/>
+                <w:sz w:val="16"/>
+              </w:rPr>
+              <w:t>41.65</w:t>
+            </w:r>
+          </w:p>
+        </w:tc>
+        <w:tc>
+          <w:tcPr>
+            <w:tcW w:type="dxa" w:w="2120"/>
+            <w:vAlign w:val="center"/>
+            <w:tcMar>
+              <w:top w:w="80" w:type="dxa"/>
+              <w:start w:w="120" w:type="dxa"/>
+              <w:bottom w:w="80" w:type="dxa"/>
+              <w:end w:w="120" w:type="dxa"/>
+            </w:tcMar>
+          </w:tcPr>
+          <w:p>
+            <w:pPr>
+              <w:spacing w:before="0" w:after="0" w:line="240" w:lineRule="auto"/>
+              <w:jc w:val="left"/>
+            </w:pPr>
+            <w:r>
+              <w:rPr>
+                <w:rFonts w:ascii="Calibri" w:hAnsi="Calibri" w:eastAsia="Arial Unicode MS"/>
+                <w:b w:val="0"/>
+                <w:i w:val="0"/>
+                <w:color w:val="1F2937"/>
+                <w:sz w:val="16"/>
+              </w:rPr>
+              <w:t>跌破20日线，结构未完全转弱</w:t>
+            </w:r>
+          </w:p>
+        </w:tc>
+      </w:tr>
+      <w:tr>
+        <w:tc>
+          <w:tcPr>
+            <w:tcW w:type="dxa" w:w="820"/>
+            <w:vAlign w:val="center"/>
+            <w:tcMar>
+              <w:top w:w="80" w:type="dxa"/>
+              <w:start w:w="120" w:type="dxa"/>
+              <w:bottom w:w="80" w:type="dxa"/>
+              <w:end w:w="120" w:type="dxa"/>
+            </w:tcMar>
+          </w:tcPr>
+          <w:p>
+            <w:pPr>
+              <w:spacing w:before="0" w:after="0" w:line="240" w:lineRule="auto"/>
+              <w:jc w:val="center"/>
+            </w:pPr>
+            <w:r>
+              <w:rPr>
+                <w:rFonts w:ascii="Calibri" w:hAnsi="Calibri" w:eastAsia="Arial Unicode MS"/>
+                <w:b/>
+                <w:i w:val="0"/>
+                <w:color w:val="1F2937"/>
+                <w:sz w:val="16"/>
+              </w:rPr>
+              <w:t>007818</w:t>
+            </w:r>
+          </w:p>
+        </w:tc>
+        <w:tc>
+          <w:tcPr>
+            <w:tcW w:type="dxa" w:w="1900"/>
+            <w:vAlign w:val="center"/>
+            <w:tcMar>
+              <w:top w:w="80" w:type="dxa"/>
+              <w:start w:w="120" w:type="dxa"/>
+              <w:bottom w:w="80" w:type="dxa"/>
+              <w:end w:w="120" w:type="dxa"/>
+            </w:tcMar>
+          </w:tcPr>
+          <w:p>
+            <w:pPr>
+              <w:spacing w:before="0" w:after="0" w:line="240" w:lineRule="auto"/>
+              <w:jc w:val="left"/>
+            </w:pPr>
+            <w:r>
+              <w:rPr>
+                <w:rFonts w:ascii="Calibri" w:hAnsi="Calibri" w:eastAsia="Arial Unicode MS"/>
+                <w:b w:val="0"/>
+                <w:i w:val="0"/>
+                <w:color w:val="1F2937"/>
+                <w:sz w:val="16"/>
+              </w:rPr>
+              <w:t>通信设备联接C</w:t>
+            </w:r>
+          </w:p>
+        </w:tc>
+        <w:tc>
+          <w:tcPr>
+            <w:tcW w:type="dxa" w:w="1420"/>
+            <w:vAlign w:val="center"/>
+            <w:tcMar>
+              <w:top w:w="80" w:type="dxa"/>
+              <w:start w:w="120" w:type="dxa"/>
+              <w:bottom w:w="80" w:type="dxa"/>
+              <w:end w:w="120" w:type="dxa"/>
+            </w:tcMar>
+          </w:tcPr>
+          <w:p>
+            <w:pPr>
+              <w:spacing w:before="0" w:after="0" w:line="240" w:lineRule="auto"/>
+              <w:jc w:val="center"/>
+            </w:pPr>
+            <w:r>
+              <w:rPr>
+                <w:rFonts w:ascii="Calibri" w:hAnsi="Calibri" w:eastAsia="Arial Unicode MS"/>
+                <w:b w:val="0"/>
+                <w:i w:val="0"/>
+                <w:color w:val="1F2937"/>
+                <w:sz w:val="16"/>
+              </w:rPr>
+              <w:t>4.0644</w:t>
+              <w:br/>
+              <w:t>2026-07-13</w:t>
+            </w:r>
+          </w:p>
+        </w:tc>
+        <w:tc>
+          <w:tcPr>
+            <w:tcW w:type="dxa" w:w="1100"/>
+            <w:vAlign w:val="center"/>
+            <w:tcMar>
+              <w:top w:w="80" w:type="dxa"/>
+              <w:start w:w="120" w:type="dxa"/>
+              <w:bottom w:w="80" w:type="dxa"/>
+              <w:end w:w="120" w:type="dxa"/>
+            </w:tcMar>
+          </w:tcPr>
+          <w:p>
+            <w:pPr>
+              <w:spacing w:before="0" w:after="0" w:line="240" w:lineRule="auto"/>
+              <w:jc w:val="center"/>
+            </w:pPr>
+            <w:r>
+              <w:rPr>
+                <w:rFonts w:ascii="Calibri" w:hAnsi="Calibri" w:eastAsia="Arial Unicode MS"/>
+                <w:b w:val="0"/>
+                <w:i w:val="0"/>
+                <w:color w:val="9B1C1C"/>
+                <w:sz w:val="16"/>
+              </w:rPr>
+              <w:t>-11.23%</w:t>
+            </w:r>
+          </w:p>
+        </w:tc>
+        <w:tc>
+          <w:tcPr>
+            <w:tcW w:type="dxa" w:w="1100"/>
+            <w:vAlign w:val="center"/>
+            <w:tcMar>
+              <w:top w:w="80" w:type="dxa"/>
+              <w:start w:w="120" w:type="dxa"/>
+              <w:bottom w:w="80" w:type="dxa"/>
+              <w:end w:w="120" w:type="dxa"/>
+            </w:tcMar>
+          </w:tcPr>
+          <w:p>
+            <w:pPr>
+              <w:spacing w:before="0" w:after="0" w:line="240" w:lineRule="auto"/>
+              <w:jc w:val="center"/>
+            </w:pPr>
+            <w:r>
+              <w:rPr>
+                <w:rFonts w:ascii="Calibri" w:hAnsi="Calibri" w:eastAsia="Arial Unicode MS"/>
+                <w:b w:val="0"/>
+                <w:i w:val="0"/>
+                <w:color w:val="1F2937"/>
+                <w:sz w:val="16"/>
+              </w:rPr>
+              <w:t>-3.83%</w:t>
+            </w:r>
+          </w:p>
+        </w:tc>
+        <w:tc>
+          <w:tcPr>
+            <w:tcW w:type="dxa" w:w="900"/>
+            <w:vAlign w:val="center"/>
+            <w:tcMar>
+              <w:top w:w="80" w:type="dxa"/>
+              <w:start w:w="120" w:type="dxa"/>
+              <w:bottom w:w="80" w:type="dxa"/>
+              <w:end w:w="120" w:type="dxa"/>
+            </w:tcMar>
+          </w:tcPr>
+          <w:p>
+            <w:pPr>
+              <w:spacing w:before="0" w:after="0" w:line="240" w:lineRule="auto"/>
+              <w:jc w:val="center"/>
+            </w:pPr>
+            <w:r>
+              <w:rPr>
+                <w:rFonts w:ascii="Calibri" w:hAnsi="Calibri" w:eastAsia="Arial Unicode MS"/>
+                <w:b w:val="0"/>
+                <w:i w:val="0"/>
+                <w:color w:val="1F2937"/>
+                <w:sz w:val="16"/>
+              </w:rPr>
+              <w:t>41.34</w:t>
+            </w:r>
+          </w:p>
+        </w:tc>
+        <w:tc>
+          <w:tcPr>
+            <w:tcW w:type="dxa" w:w="2120"/>
+            <w:vAlign w:val="center"/>
+            <w:tcMar>
+              <w:top w:w="80" w:type="dxa"/>
+              <w:start w:w="120" w:type="dxa"/>
+              <w:bottom w:w="80" w:type="dxa"/>
+              <w:end w:w="120" w:type="dxa"/>
+            </w:tcMar>
+          </w:tcPr>
+          <w:p>
+            <w:pPr>
+              <w:spacing w:before="0" w:after="0" w:line="240" w:lineRule="auto"/>
+              <w:jc w:val="left"/>
+            </w:pPr>
+            <w:r>
+              <w:rPr>
+                <w:rFonts w:ascii="Calibri" w:hAnsi="Calibri" w:eastAsia="Arial Unicode MS"/>
+                <w:b w:val="0"/>
+                <w:i w:val="0"/>
+                <w:color w:val="1F2937"/>
+                <w:sz w:val="16"/>
+              </w:rPr>
+              <w:t>跌破20日线，结构未完全转弱</w:t>
+            </w:r>
+          </w:p>
+        </w:tc>
+      </w:tr>
+      <w:tr>
+        <w:tc>
+          <w:tcPr>
+            <w:tcW w:type="dxa" w:w="820"/>
+            <w:vAlign w:val="center"/>
+            <w:tcMar>
+              <w:top w:w="80" w:type="dxa"/>
+              <w:start w:w="120" w:type="dxa"/>
+              <w:bottom w:w="80" w:type="dxa"/>
+              <w:end w:w="120" w:type="dxa"/>
+            </w:tcMar>
+          </w:tcPr>
+          <w:p>
+            <w:pPr>
+              <w:spacing w:before="0" w:after="0" w:line="240" w:lineRule="auto"/>
+              <w:jc w:val="center"/>
+            </w:pPr>
+            <w:r>
+              <w:rPr>
+                <w:rFonts w:ascii="Calibri" w:hAnsi="Calibri" w:eastAsia="Arial Unicode MS"/>
+                <w:b/>
+                <w:i w:val="0"/>
+                <w:color w:val="1F2937"/>
+                <w:sz w:val="16"/>
+              </w:rPr>
+              <w:t>019024</w:t>
+            </w:r>
+          </w:p>
+        </w:tc>
+        <w:tc>
+          <w:tcPr>
+            <w:tcW w:type="dxa" w:w="1900"/>
+            <w:vAlign w:val="center"/>
+            <w:tcMar>
+              <w:top w:w="80" w:type="dxa"/>
+              <w:start w:w="120" w:type="dxa"/>
+              <w:bottom w:w="80" w:type="dxa"/>
+              <w:end w:w="120" w:type="dxa"/>
+            </w:tcMar>
+          </w:tcPr>
+          <w:p>
+            <w:pPr>
+              <w:spacing w:before="0" w:after="0" w:line="240" w:lineRule="auto"/>
+              <w:jc w:val="left"/>
+            </w:pPr>
+            <w:r>
+              <w:rPr>
+                <w:rFonts w:ascii="Calibri" w:hAnsi="Calibri" w:eastAsia="Arial Unicode MS"/>
+                <w:b w:val="0"/>
+                <w:i w:val="0"/>
+                <w:color w:val="1F2937"/>
+                <w:sz w:val="16"/>
+              </w:rPr>
+              <w:t>信息行业精选C</w:t>
+            </w:r>
+          </w:p>
+        </w:tc>
+        <w:tc>
+          <w:tcPr>
+            <w:tcW w:type="dxa" w:w="1420"/>
+            <w:vAlign w:val="center"/>
+            <w:tcMar>
+              <w:top w:w="80" w:type="dxa"/>
+              <w:start w:w="120" w:type="dxa"/>
+              <w:bottom w:w="80" w:type="dxa"/>
+              <w:end w:w="120" w:type="dxa"/>
+            </w:tcMar>
+          </w:tcPr>
+          <w:p>
+            <w:pPr>
+              <w:spacing w:before="0" w:after="0" w:line="240" w:lineRule="auto"/>
+              <w:jc w:val="center"/>
+            </w:pPr>
+            <w:r>
+              <w:rPr>
+                <w:rFonts w:ascii="Calibri" w:hAnsi="Calibri" w:eastAsia="Arial Unicode MS"/>
+                <w:b w:val="0"/>
+                <w:i w:val="0"/>
+                <w:color w:val="1F2937"/>
+                <w:sz w:val="16"/>
+              </w:rPr>
+              <w:t>2.8973</w:t>
+              <w:br/>
+              <w:t>2026-07-13</w:t>
+            </w:r>
+          </w:p>
+        </w:tc>
+        <w:tc>
+          <w:tcPr>
+            <w:tcW w:type="dxa" w:w="1100"/>
+            <w:vAlign w:val="center"/>
+            <w:tcMar>
+              <w:top w:w="80" w:type="dxa"/>
+              <w:start w:w="120" w:type="dxa"/>
+              <w:bottom w:w="80" w:type="dxa"/>
+              <w:end w:w="120" w:type="dxa"/>
+            </w:tcMar>
+          </w:tcPr>
+          <w:p>
+            <w:pPr>
+              <w:spacing w:before="0" w:after="0" w:line="240" w:lineRule="auto"/>
+              <w:jc w:val="center"/>
+            </w:pPr>
+            <w:r>
+              <w:rPr>
+                <w:rFonts w:ascii="Calibri" w:hAnsi="Calibri" w:eastAsia="Arial Unicode MS"/>
+                <w:b w:val="0"/>
+                <w:i w:val="0"/>
+                <w:color w:val="9B1C1C"/>
+                <w:sz w:val="16"/>
+              </w:rPr>
+              <w:t>-10.09%</w:t>
+            </w:r>
+          </w:p>
+        </w:tc>
+        <w:tc>
+          <w:tcPr>
+            <w:tcW w:type="dxa" w:w="1100"/>
+            <w:vAlign w:val="center"/>
+            <w:tcMar>
+              <w:top w:w="80" w:type="dxa"/>
+              <w:start w:w="120" w:type="dxa"/>
+              <w:bottom w:w="80" w:type="dxa"/>
+              <w:end w:w="120" w:type="dxa"/>
+            </w:tcMar>
+          </w:tcPr>
+          <w:p>
+            <w:pPr>
+              <w:spacing w:before="0" w:after="0" w:line="240" w:lineRule="auto"/>
+              <w:jc w:val="center"/>
+            </w:pPr>
+            <w:r>
+              <w:rPr>
+                <w:rFonts w:ascii="Calibri" w:hAnsi="Calibri" w:eastAsia="Arial Unicode MS"/>
+                <w:b w:val="0"/>
+                <w:i w:val="0"/>
+                <w:color w:val="1F2937"/>
+                <w:sz w:val="16"/>
+              </w:rPr>
+              <w:t>+4.99%</w:t>
+            </w:r>
+          </w:p>
+        </w:tc>
+        <w:tc>
+          <w:tcPr>
+            <w:tcW w:type="dxa" w:w="900"/>
+            <w:vAlign w:val="center"/>
+            <w:tcMar>
+              <w:top w:w="80" w:type="dxa"/>
+              <w:start w:w="120" w:type="dxa"/>
+              <w:bottom w:w="80" w:type="dxa"/>
+              <w:end w:w="120" w:type="dxa"/>
+            </w:tcMar>
+          </w:tcPr>
+          <w:p>
+            <w:pPr>
+              <w:spacing w:before="0" w:after="0" w:line="240" w:lineRule="auto"/>
+              <w:jc w:val="center"/>
+            </w:pPr>
+            <w:r>
+              <w:rPr>
+                <w:rFonts w:ascii="Calibri" w:hAnsi="Calibri" w:eastAsia="Arial Unicode MS"/>
+                <w:b w:val="0"/>
+                <w:i w:val="0"/>
+                <w:color w:val="1F2937"/>
+                <w:sz w:val="16"/>
+              </w:rPr>
+              <w:t>45.17</w:t>
+            </w:r>
+          </w:p>
+        </w:tc>
+        <w:tc>
+          <w:tcPr>
+            <w:tcW w:type="dxa" w:w="2120"/>
+            <w:vAlign w:val="center"/>
+            <w:tcMar>
+              <w:top w:w="80" w:type="dxa"/>
+              <w:start w:w="120" w:type="dxa"/>
+              <w:bottom w:w="80" w:type="dxa"/>
+              <w:end w:w="120" w:type="dxa"/>
+            </w:tcMar>
+          </w:tcPr>
+          <w:p>
+            <w:pPr>
+              <w:spacing w:before="0" w:after="0" w:line="240" w:lineRule="auto"/>
+              <w:jc w:val="left"/>
+            </w:pPr>
+            <w:r>
+              <w:rPr>
+                <w:rFonts w:ascii="Calibri" w:hAnsi="Calibri" w:eastAsia="Arial Unicode MS"/>
+                <w:b w:val="0"/>
+                <w:i w:val="0"/>
+                <w:color w:val="1F2937"/>
+                <w:sz w:val="16"/>
+              </w:rPr>
+              <w:t>跌破20日线，结构未完全转弱</w:t>
+            </w:r>
+          </w:p>
+        </w:tc>
+      </w:tr>
+      <w:tr>
+        <w:tc>
+          <w:tcPr>
+            <w:tcW w:type="dxa" w:w="820"/>
+            <w:vAlign w:val="center"/>
+            <w:tcMar>
+              <w:top w:w="80" w:type="dxa"/>
+              <w:start w:w="120" w:type="dxa"/>
+              <w:bottom w:w="80" w:type="dxa"/>
+              <w:end w:w="120" w:type="dxa"/>
+            </w:tcMar>
+          </w:tcPr>
+          <w:p>
+            <w:pPr>
+              <w:spacing w:before="0" w:after="0" w:line="240" w:lineRule="auto"/>
+              <w:jc w:val="center"/>
+            </w:pPr>
+            <w:r>
+              <w:rPr>
+                <w:rFonts w:ascii="Calibri" w:hAnsi="Calibri" w:eastAsia="Arial Unicode MS"/>
+                <w:b/>
+                <w:i w:val="0"/>
+                <w:color w:val="1F2937"/>
+                <w:sz w:val="16"/>
+              </w:rPr>
+              <w:t>024481</w:t>
+            </w:r>
+          </w:p>
+        </w:tc>
+        <w:tc>
+          <w:tcPr>
+            <w:tcW w:type="dxa" w:w="1900"/>
+            <w:vAlign w:val="center"/>
+            <w:tcMar>
+              <w:top w:w="80" w:type="dxa"/>
+              <w:start w:w="120" w:type="dxa"/>
+              <w:bottom w:w="80" w:type="dxa"/>
+              <w:end w:w="120" w:type="dxa"/>
+            </w:tcMar>
+          </w:tcPr>
+          <w:p>
+            <w:pPr>
+              <w:spacing w:before="0" w:after="0" w:line="240" w:lineRule="auto"/>
+              <w:jc w:val="left"/>
+            </w:pPr>
+            <w:r>
+              <w:rPr>
+                <w:rFonts w:ascii="Calibri" w:hAnsi="Calibri" w:eastAsia="Arial Unicode MS"/>
+                <w:b w:val="0"/>
+                <w:i w:val="0"/>
+                <w:color w:val="1F2937"/>
+                <w:sz w:val="16"/>
+              </w:rPr>
+              <w:t>财通品质甄选C</w:t>
+            </w:r>
+          </w:p>
+        </w:tc>
+        <w:tc>
+          <w:tcPr>
+            <w:tcW w:type="dxa" w:w="1420"/>
+            <w:vAlign w:val="center"/>
+            <w:tcMar>
+              <w:top w:w="80" w:type="dxa"/>
+              <w:start w:w="120" w:type="dxa"/>
+              <w:bottom w:w="80" w:type="dxa"/>
+              <w:end w:w="120" w:type="dxa"/>
+            </w:tcMar>
+          </w:tcPr>
+          <w:p>
+            <w:pPr>
+              <w:spacing w:before="0" w:after="0" w:line="240" w:lineRule="auto"/>
+              <w:jc w:val="center"/>
+            </w:pPr>
+            <w:r>
+              <w:rPr>
+                <w:rFonts w:ascii="Calibri" w:hAnsi="Calibri" w:eastAsia="Arial Unicode MS"/>
+                <w:b w:val="0"/>
+                <w:i w:val="0"/>
+                <w:color w:val="1F2937"/>
+                <w:sz w:val="16"/>
+              </w:rPr>
+              <w:t>2.0279</w:t>
+              <w:br/>
+              <w:t>2026-07-13</w:t>
+            </w:r>
+          </w:p>
+        </w:tc>
+        <w:tc>
+          <w:tcPr>
+            <w:tcW w:type="dxa" w:w="1100"/>
+            <w:vAlign w:val="center"/>
+            <w:tcMar>
+              <w:top w:w="80" w:type="dxa"/>
+              <w:start w:w="120" w:type="dxa"/>
+              <w:bottom w:w="80" w:type="dxa"/>
+              <w:end w:w="120" w:type="dxa"/>
+            </w:tcMar>
+          </w:tcPr>
+          <w:p>
+            <w:pPr>
+              <w:spacing w:before="0" w:after="0" w:line="240" w:lineRule="auto"/>
+              <w:jc w:val="center"/>
+            </w:pPr>
+            <w:r>
+              <w:rPr>
+                <w:rFonts w:ascii="Calibri" w:hAnsi="Calibri" w:eastAsia="Arial Unicode MS"/>
+                <w:b w:val="0"/>
+                <w:i w:val="0"/>
+                <w:color w:val="9B1C1C"/>
+                <w:sz w:val="16"/>
+              </w:rPr>
+              <w:t>-16.14%</w:t>
+            </w:r>
+          </w:p>
+        </w:tc>
+        <w:tc>
+          <w:tcPr>
+            <w:tcW w:type="dxa" w:w="1100"/>
+            <w:vAlign w:val="center"/>
+            <w:tcMar>
+              <w:top w:w="80" w:type="dxa"/>
+              <w:start w:w="120" w:type="dxa"/>
+              <w:bottom w:w="80" w:type="dxa"/>
+              <w:end w:w="120" w:type="dxa"/>
+            </w:tcMar>
+          </w:tcPr>
+          <w:p>
+            <w:pPr>
+              <w:spacing w:before="0" w:after="0" w:line="240" w:lineRule="auto"/>
+              <w:jc w:val="center"/>
+            </w:pPr>
+            <w:r>
+              <w:rPr>
+                <w:rFonts w:ascii="Calibri" w:hAnsi="Calibri" w:eastAsia="Arial Unicode MS"/>
+                <w:b w:val="0"/>
+                <w:i w:val="0"/>
+                <w:color w:val="1F2937"/>
+                <w:sz w:val="16"/>
+              </w:rPr>
+              <w:t>+4.58%</w:t>
+            </w:r>
+          </w:p>
+        </w:tc>
+        <w:tc>
+          <w:tcPr>
+            <w:tcW w:type="dxa" w:w="900"/>
+            <w:vAlign w:val="center"/>
+            <w:tcMar>
+              <w:top w:w="80" w:type="dxa"/>
+              <w:start w:w="120" w:type="dxa"/>
+              <w:bottom w:w="80" w:type="dxa"/>
+              <w:end w:w="120" w:type="dxa"/>
+            </w:tcMar>
+          </w:tcPr>
+          <w:p>
+            <w:pPr>
+              <w:spacing w:before="0" w:after="0" w:line="240" w:lineRule="auto"/>
+              <w:jc w:val="center"/>
+            </w:pPr>
+            <w:r>
+              <w:rPr>
+                <w:rFonts w:ascii="Calibri" w:hAnsi="Calibri" w:eastAsia="Arial Unicode MS"/>
+                <w:b w:val="0"/>
+                <w:i w:val="0"/>
+                <w:color w:val="1F2937"/>
+                <w:sz w:val="16"/>
+              </w:rPr>
+              <w:t>41.60</w:t>
+            </w:r>
+          </w:p>
+        </w:tc>
+        <w:tc>
+          <w:tcPr>
+            <w:tcW w:type="dxa" w:w="2120"/>
+            <w:vAlign w:val="center"/>
+            <w:tcMar>
+              <w:top w:w="80" w:type="dxa"/>
+              <w:start w:w="120" w:type="dxa"/>
+              <w:bottom w:w="80" w:type="dxa"/>
+              <w:end w:w="120" w:type="dxa"/>
+            </w:tcMar>
+          </w:tcPr>
+          <w:p>
+            <w:pPr>
+              <w:spacing w:before="0" w:after="0" w:line="240" w:lineRule="auto"/>
+              <w:jc w:val="left"/>
+            </w:pPr>
+            <w:r>
+              <w:rPr>
+                <w:rFonts w:ascii="Calibri" w:hAnsi="Calibri" w:eastAsia="Arial Unicode MS"/>
+                <w:b w:val="0"/>
+                <w:i w:val="0"/>
+                <w:color w:val="1F2937"/>
+                <w:sz w:val="16"/>
+              </w:rPr>
+              <w:t>跌破20日线，结构未完全转弱</w:t>
+            </w:r>
+          </w:p>
+        </w:tc>
+      </w:tr>
+      <w:tr>
+        <w:tc>
+          <w:tcPr>
+            <w:tcW w:type="dxa" w:w="820"/>
+            <w:vAlign w:val="center"/>
+            <w:tcMar>
+              <w:top w:w="80" w:type="dxa"/>
+              <w:start w:w="120" w:type="dxa"/>
+              <w:bottom w:w="80" w:type="dxa"/>
+              <w:end w:w="120" w:type="dxa"/>
+            </w:tcMar>
+          </w:tcPr>
+          <w:p>
+            <w:pPr>
+              <w:spacing w:before="0" w:after="0" w:line="240" w:lineRule="auto"/>
+              <w:jc w:val="center"/>
+            </w:pPr>
+            <w:r>
+              <w:rPr>
+                <w:rFonts w:ascii="Calibri" w:hAnsi="Calibri" w:eastAsia="Arial Unicode MS"/>
+                <w:b/>
+                <w:i w:val="0"/>
+                <w:color w:val="1F2937"/>
+                <w:sz w:val="16"/>
+              </w:rPr>
+              <w:t>017731</w:t>
+            </w:r>
+          </w:p>
+        </w:tc>
+        <w:tc>
+          <w:tcPr>
+            <w:tcW w:type="dxa" w:w="1900"/>
+            <w:vAlign w:val="center"/>
+            <w:tcMar>
+              <w:top w:w="80" w:type="dxa"/>
+              <w:start w:w="120" w:type="dxa"/>
+              <w:bottom w:w="80" w:type="dxa"/>
+              <w:end w:w="120" w:type="dxa"/>
+            </w:tcMar>
+          </w:tcPr>
+          <w:p>
+            <w:pPr>
+              <w:spacing w:before="0" w:after="0" w:line="240" w:lineRule="auto"/>
+              <w:jc w:val="left"/>
+            </w:pPr>
+            <w:r>
+              <w:rPr>
+                <w:rFonts w:ascii="Calibri" w:hAnsi="Calibri" w:eastAsia="Arial Unicode MS"/>
+                <w:b w:val="0"/>
+                <w:i w:val="0"/>
+                <w:color w:val="1F2937"/>
+                <w:sz w:val="16"/>
+              </w:rPr>
+              <w:t>全球产业升级QDII C</w:t>
+            </w:r>
+          </w:p>
+        </w:tc>
+        <w:tc>
+          <w:tcPr>
+            <w:tcW w:type="dxa" w:w="1420"/>
+            <w:vAlign w:val="center"/>
+            <w:tcMar>
+              <w:top w:w="80" w:type="dxa"/>
+              <w:start w:w="120" w:type="dxa"/>
+              <w:bottom w:w="80" w:type="dxa"/>
+              <w:end w:w="120" w:type="dxa"/>
+            </w:tcMar>
+          </w:tcPr>
+          <w:p>
+            <w:pPr>
+              <w:spacing w:before="0" w:after="0" w:line="240" w:lineRule="auto"/>
+              <w:jc w:val="center"/>
+            </w:pPr>
+            <w:r>
+              <w:rPr>
+                <w:rFonts w:ascii="Calibri" w:hAnsi="Calibri" w:eastAsia="Arial Unicode MS"/>
+                <w:b w:val="0"/>
+                <w:i w:val="0"/>
+                <w:color w:val="1F2937"/>
+                <w:sz w:val="16"/>
+              </w:rPr>
+              <w:t>4.5577</w:t>
+              <w:br/>
+              <w:t>2026-07-10</w:t>
+            </w:r>
+          </w:p>
+        </w:tc>
+        <w:tc>
+          <w:tcPr>
+            <w:tcW w:type="dxa" w:w="1100"/>
+            <w:vAlign w:val="center"/>
+            <w:tcMar>
+              <w:top w:w="80" w:type="dxa"/>
+              <w:start w:w="120" w:type="dxa"/>
+              <w:bottom w:w="80" w:type="dxa"/>
+              <w:end w:w="120" w:type="dxa"/>
+            </w:tcMar>
+          </w:tcPr>
+          <w:p>
+            <w:pPr>
+              <w:spacing w:before="0" w:after="0" w:line="240" w:lineRule="auto"/>
+              <w:jc w:val="center"/>
+            </w:pPr>
+            <w:r>
+              <w:rPr>
+                <w:rFonts w:ascii="Calibri" w:hAnsi="Calibri" w:eastAsia="Arial Unicode MS"/>
+                <w:b w:val="0"/>
+                <w:i w:val="0"/>
+                <w:color w:val="9B1C1C"/>
+                <w:sz w:val="16"/>
+              </w:rPr>
+              <w:t>-0.92%</w:t>
+            </w:r>
+          </w:p>
+        </w:tc>
+        <w:tc>
+          <w:tcPr>
+            <w:tcW w:type="dxa" w:w="1100"/>
+            <w:vAlign w:val="center"/>
+            <w:tcMar>
+              <w:top w:w="80" w:type="dxa"/>
+              <w:start w:w="120" w:type="dxa"/>
+              <w:bottom w:w="80" w:type="dxa"/>
+              <w:end w:w="120" w:type="dxa"/>
+            </w:tcMar>
+          </w:tcPr>
+          <w:p>
+            <w:pPr>
+              <w:spacing w:before="0" w:after="0" w:line="240" w:lineRule="auto"/>
+              <w:jc w:val="center"/>
+            </w:pPr>
+            <w:r>
+              <w:rPr>
+                <w:rFonts w:ascii="Calibri" w:hAnsi="Calibri" w:eastAsia="Arial Unicode MS"/>
+                <w:b w:val="0"/>
+                <w:i w:val="0"/>
+                <w:color w:val="1F2937"/>
+                <w:sz w:val="16"/>
+              </w:rPr>
+              <w:t>+12.34%</w:t>
+            </w:r>
+          </w:p>
+        </w:tc>
+        <w:tc>
+          <w:tcPr>
+            <w:tcW w:type="dxa" w:w="900"/>
+            <w:vAlign w:val="center"/>
+            <w:tcMar>
+              <w:top w:w="80" w:type="dxa"/>
+              <w:start w:w="120" w:type="dxa"/>
+              <w:bottom w:w="80" w:type="dxa"/>
+              <w:end w:w="120" w:type="dxa"/>
+            </w:tcMar>
+          </w:tcPr>
+          <w:p>
+            <w:pPr>
+              <w:spacing w:before="0" w:after="0" w:line="240" w:lineRule="auto"/>
+              <w:jc w:val="center"/>
+            </w:pPr>
+            <w:r>
+              <w:rPr>
+                <w:rFonts w:ascii="Calibri" w:hAnsi="Calibri" w:eastAsia="Arial Unicode MS"/>
+                <w:b w:val="0"/>
+                <w:i w:val="0"/>
+                <w:color w:val="1F2937"/>
+                <w:sz w:val="16"/>
+              </w:rPr>
+              <w:t>54.50</w:t>
+            </w:r>
+          </w:p>
+        </w:tc>
+        <w:tc>
+          <w:tcPr>
+            <w:tcW w:type="dxa" w:w="2120"/>
+            <w:vAlign w:val="center"/>
+            <w:tcMar>
+              <w:top w:w="80" w:type="dxa"/>
+              <w:start w:w="120" w:type="dxa"/>
+              <w:bottom w:w="80" w:type="dxa"/>
+              <w:end w:w="120" w:type="dxa"/>
+            </w:tcMar>
+          </w:tcPr>
+          <w:p>
+            <w:pPr>
+              <w:spacing w:before="0" w:after="0" w:line="240" w:lineRule="auto"/>
+              <w:jc w:val="left"/>
+            </w:pPr>
+            <w:r>
+              <w:rPr>
+                <w:rFonts w:ascii="Calibri" w:hAnsi="Calibri" w:eastAsia="Arial Unicode MS"/>
+                <w:b w:val="0"/>
+                <w:i w:val="0"/>
+                <w:color w:val="1F2937"/>
+                <w:sz w:val="16"/>
+              </w:rPr>
+              <w:t>跌破20日线，结构未完全转弱</w:t>
+            </w:r>
+          </w:p>
+        </w:tc>
+      </w:tr>
+      <w:tr>
+        <w:tc>
+          <w:tcPr>
+            <w:tcW w:type="dxa" w:w="820"/>
+            <w:vAlign w:val="center"/>
+            <w:tcMar>
+              <w:top w:w="80" w:type="dxa"/>
+              <w:start w:w="120" w:type="dxa"/>
+              <w:bottom w:w="80" w:type="dxa"/>
+              <w:end w:w="120" w:type="dxa"/>
+            </w:tcMar>
+          </w:tcPr>
+          <w:p>
+            <w:pPr>
+              <w:spacing w:before="0" w:after="0" w:line="240" w:lineRule="auto"/>
+              <w:jc w:val="center"/>
+            </w:pPr>
+            <w:r>
+              <w:rPr>
+                <w:rFonts w:ascii="Calibri" w:hAnsi="Calibri" w:eastAsia="Arial Unicode MS"/>
+                <w:b/>
+                <w:i w:val="0"/>
+                <w:color w:val="667085"/>
+                <w:sz w:val="16"/>
+              </w:rPr>
+              <w:t>014565</w:t>
+            </w:r>
+          </w:p>
+        </w:tc>
+        <w:tc>
+          <w:tcPr>
+            <w:tcW w:type="dxa" w:w="1900"/>
+            <w:vAlign w:val="center"/>
+            <w:tcMar>
+              <w:top w:w="80" w:type="dxa"/>
+              <w:start w:w="120" w:type="dxa"/>
+              <w:bottom w:w="80" w:type="dxa"/>
+              <w:end w:w="120" w:type="dxa"/>
+            </w:tcMar>
+          </w:tcPr>
+          <w:p>
+            <w:pPr>
+              <w:spacing w:before="0" w:after="0" w:line="240" w:lineRule="auto"/>
+              <w:jc w:val="left"/>
+            </w:pPr>
+            <w:r>
+              <w:rPr>
+                <w:rFonts w:ascii="Calibri" w:hAnsi="Calibri" w:eastAsia="Arial Unicode MS"/>
+                <w:b w:val="0"/>
+                <w:i w:val="0"/>
+                <w:color w:val="667085"/>
+                <w:sz w:val="16"/>
+              </w:rPr>
+              <w:t>创新药50联接C</w:t>
+            </w:r>
+          </w:p>
+        </w:tc>
+        <w:tc>
+          <w:tcPr>
+            <w:tcW w:type="dxa" w:w="1420"/>
+            <w:vAlign w:val="center"/>
+            <w:tcMar>
+              <w:top w:w="80" w:type="dxa"/>
+              <w:start w:w="120" w:type="dxa"/>
+              <w:bottom w:w="80" w:type="dxa"/>
+              <w:end w:w="120" w:type="dxa"/>
+            </w:tcMar>
+          </w:tcPr>
+          <w:p>
+            <w:pPr>
+              <w:spacing w:before="0" w:after="0" w:line="240" w:lineRule="auto"/>
+              <w:jc w:val="center"/>
+            </w:pPr>
+            <w:r>
+              <w:rPr>
+                <w:rFonts w:ascii="Calibri" w:hAnsi="Calibri" w:eastAsia="Arial Unicode MS"/>
+                <w:b w:val="0"/>
+                <w:i w:val="0"/>
+                <w:color w:val="667085"/>
+                <w:sz w:val="16"/>
+              </w:rPr>
+              <w:t>1.1934</w:t>
+              <w:br/>
+              <w:t>2026-07-13</w:t>
+            </w:r>
+          </w:p>
+        </w:tc>
+        <w:tc>
+          <w:tcPr>
+            <w:tcW w:type="dxa" w:w="1100"/>
+            <w:vAlign w:val="center"/>
+            <w:tcMar>
+              <w:top w:w="80" w:type="dxa"/>
+              <w:start w:w="120" w:type="dxa"/>
+              <w:bottom w:w="80" w:type="dxa"/>
+              <w:end w:w="120" w:type="dxa"/>
+            </w:tcMar>
+          </w:tcPr>
+          <w:p>
+            <w:pPr>
+              <w:spacing w:before="0" w:after="0" w:line="240" w:lineRule="auto"/>
+              <w:jc w:val="center"/>
+            </w:pPr>
+            <w:r>
+              <w:rPr>
+                <w:rFonts w:ascii="Calibri" w:hAnsi="Calibri" w:eastAsia="Arial Unicode MS"/>
+                <w:b w:val="0"/>
+                <w:i w:val="0"/>
+                <w:color w:val="667085"/>
+                <w:sz w:val="16"/>
+              </w:rPr>
+              <w:t>+7.56%</w:t>
+            </w:r>
+          </w:p>
+        </w:tc>
+        <w:tc>
+          <w:tcPr>
+            <w:tcW w:type="dxa" w:w="1100"/>
+            <w:vAlign w:val="center"/>
+            <w:tcMar>
+              <w:top w:w="80" w:type="dxa"/>
+              <w:start w:w="120" w:type="dxa"/>
+              <w:bottom w:w="80" w:type="dxa"/>
+              <w:end w:w="120" w:type="dxa"/>
+            </w:tcMar>
+          </w:tcPr>
+          <w:p>
+            <w:pPr>
+              <w:spacing w:before="0" w:after="0" w:line="240" w:lineRule="auto"/>
+              <w:jc w:val="center"/>
+            </w:pPr>
+            <w:r>
+              <w:rPr>
+                <w:rFonts w:ascii="Calibri" w:hAnsi="Calibri" w:eastAsia="Arial Unicode MS"/>
+                <w:b w:val="0"/>
+                <w:i w:val="0"/>
+                <w:color w:val="667085"/>
+                <w:sz w:val="16"/>
+              </w:rPr>
+              <w:t>+7.65%</w:t>
+            </w:r>
+          </w:p>
+        </w:tc>
+        <w:tc>
+          <w:tcPr>
+            <w:tcW w:type="dxa" w:w="900"/>
+            <w:vAlign w:val="center"/>
+            <w:tcMar>
+              <w:top w:w="80" w:type="dxa"/>
+              <w:start w:w="120" w:type="dxa"/>
+              <w:bottom w:w="80" w:type="dxa"/>
+              <w:end w:w="120" w:type="dxa"/>
+            </w:tcMar>
+          </w:tcPr>
+          <w:p>
+            <w:pPr>
+              <w:spacing w:before="0" w:after="0" w:line="240" w:lineRule="auto"/>
+              <w:jc w:val="center"/>
+            </w:pPr>
+            <w:r>
+              <w:rPr>
+                <w:rFonts w:ascii="Calibri" w:hAnsi="Calibri" w:eastAsia="Arial Unicode MS"/>
+                <w:b w:val="0"/>
+                <w:i w:val="0"/>
+                <w:color w:val="667085"/>
+                <w:sz w:val="16"/>
+              </w:rPr>
+              <w:t>64.32</w:t>
+            </w:r>
+          </w:p>
+        </w:tc>
+        <w:tc>
+          <w:tcPr>
+            <w:tcW w:type="dxa" w:w="2120"/>
+            <w:vAlign w:val="center"/>
+            <w:tcMar>
+              <w:top w:w="80" w:type="dxa"/>
+              <w:start w:w="120" w:type="dxa"/>
+              <w:bottom w:w="80" w:type="dxa"/>
+              <w:end w:w="120" w:type="dxa"/>
+            </w:tcMar>
+          </w:tcPr>
+          <w:p>
+            <w:pPr>
+              <w:spacing w:before="0" w:after="0" w:line="240" w:lineRule="auto"/>
+              <w:jc w:val="left"/>
+            </w:pPr>
+            <w:r>
+              <w:rPr>
+                <w:rFonts w:ascii="Calibri" w:hAnsi="Calibri" w:eastAsia="Arial Unicode MS"/>
+                <w:b w:val="0"/>
+                <w:i w:val="0"/>
+                <w:color w:val="667085"/>
+                <w:sz w:val="16"/>
+              </w:rPr>
+              <w:t>已卖待确认；多头排列</w:t>
+            </w:r>
+          </w:p>
+        </w:tc>
+      </w:tr>
+      <w:tr>
+        <w:tc>
+          <w:tcPr>
+            <w:tcW w:type="dxa" w:w="820"/>
+            <w:vAlign w:val="center"/>
+            <w:tcMar>
+              <w:top w:w="80" w:type="dxa"/>
+              <w:start w:w="120" w:type="dxa"/>
+              <w:bottom w:w="80" w:type="dxa"/>
+              <w:end w:w="120" w:type="dxa"/>
+            </w:tcMar>
+          </w:tcPr>
+          <w:p>
+            <w:pPr>
+              <w:spacing w:before="0" w:after="0" w:line="240" w:lineRule="auto"/>
+              <w:jc w:val="center"/>
+            </w:pPr>
+            <w:r>
+              <w:rPr>
+                <w:rFonts w:ascii="Calibri" w:hAnsi="Calibri" w:eastAsia="Arial Unicode MS"/>
+                <w:b/>
+                <w:i w:val="0"/>
+                <w:color w:val="1F2937"/>
+                <w:sz w:val="16"/>
+              </w:rPr>
+              <w:t>019331</w:t>
+            </w:r>
+          </w:p>
+        </w:tc>
+        <w:tc>
+          <w:tcPr>
+            <w:tcW w:type="dxa" w:w="1900"/>
+            <w:vAlign w:val="center"/>
+            <w:tcMar>
+              <w:top w:w="80" w:type="dxa"/>
+              <w:start w:w="120" w:type="dxa"/>
+              <w:bottom w:w="80" w:type="dxa"/>
+              <w:end w:w="120" w:type="dxa"/>
+            </w:tcMar>
+          </w:tcPr>
+          <w:p>
+            <w:pPr>
+              <w:spacing w:before="0" w:after="0" w:line="240" w:lineRule="auto"/>
+              <w:jc w:val="left"/>
+            </w:pPr>
+            <w:r>
+              <w:rPr>
+                <w:rFonts w:ascii="Calibri" w:hAnsi="Calibri" w:eastAsia="Arial Unicode MS"/>
+                <w:b w:val="0"/>
+                <w:i w:val="0"/>
+                <w:color w:val="1F2937"/>
+                <w:sz w:val="16"/>
+              </w:rPr>
+              <w:t>沪深港云计算C</w:t>
+            </w:r>
+          </w:p>
+        </w:tc>
+        <w:tc>
+          <w:tcPr>
+            <w:tcW w:type="dxa" w:w="1420"/>
+            <w:vAlign w:val="center"/>
+            <w:tcMar>
+              <w:top w:w="80" w:type="dxa"/>
+              <w:start w:w="120" w:type="dxa"/>
+              <w:bottom w:w="80" w:type="dxa"/>
+              <w:end w:w="120" w:type="dxa"/>
+            </w:tcMar>
+          </w:tcPr>
+          <w:p>
+            <w:pPr>
+              <w:spacing w:before="0" w:after="0" w:line="240" w:lineRule="auto"/>
+              <w:jc w:val="center"/>
+            </w:pPr>
+            <w:r>
+              <w:rPr>
+                <w:rFonts w:ascii="Calibri" w:hAnsi="Calibri" w:eastAsia="Arial Unicode MS"/>
+                <w:b w:val="0"/>
+                <w:i w:val="0"/>
+                <w:color w:val="1F2937"/>
+                <w:sz w:val="16"/>
+              </w:rPr>
+              <w:t>2.1602</w:t>
+              <w:br/>
+              <w:t>2026-07-13</w:t>
+            </w:r>
+          </w:p>
+        </w:tc>
+        <w:tc>
+          <w:tcPr>
+            <w:tcW w:type="dxa" w:w="1100"/>
+            <w:vAlign w:val="center"/>
+            <w:tcMar>
+              <w:top w:w="80" w:type="dxa"/>
+              <w:start w:w="120" w:type="dxa"/>
+              <w:bottom w:w="80" w:type="dxa"/>
+              <w:end w:w="120" w:type="dxa"/>
+            </w:tcMar>
+          </w:tcPr>
+          <w:p>
+            <w:pPr>
+              <w:spacing w:before="0" w:after="0" w:line="240" w:lineRule="auto"/>
+              <w:jc w:val="center"/>
+            </w:pPr>
+            <w:r>
+              <w:rPr>
+                <w:rFonts w:ascii="Calibri" w:hAnsi="Calibri" w:eastAsia="Arial Unicode MS"/>
+                <w:b w:val="0"/>
+                <w:i w:val="0"/>
+                <w:color w:val="1F2937"/>
+                <w:sz w:val="16"/>
+              </w:rPr>
+              <w:t>+2.56%</w:t>
+            </w:r>
+          </w:p>
+        </w:tc>
+        <w:tc>
+          <w:tcPr>
+            <w:tcW w:type="dxa" w:w="1100"/>
+            <w:vAlign w:val="center"/>
+            <w:tcMar>
+              <w:top w:w="80" w:type="dxa"/>
+              <w:start w:w="120" w:type="dxa"/>
+              <w:bottom w:w="80" w:type="dxa"/>
+              <w:end w:w="120" w:type="dxa"/>
+            </w:tcMar>
+          </w:tcPr>
+          <w:p>
+            <w:pPr>
+              <w:spacing w:before="0" w:after="0" w:line="240" w:lineRule="auto"/>
+              <w:jc w:val="center"/>
+            </w:pPr>
+            <w:r>
+              <w:rPr>
+                <w:rFonts w:ascii="Calibri" w:hAnsi="Calibri" w:eastAsia="Arial Unicode MS"/>
+                <w:b w:val="0"/>
+                <w:i w:val="0"/>
+                <w:color w:val="1F2937"/>
+                <w:sz w:val="16"/>
+              </w:rPr>
+              <w:t>+1.32%</w:t>
+            </w:r>
+          </w:p>
+        </w:tc>
+        <w:tc>
+          <w:tcPr>
+            <w:tcW w:type="dxa" w:w="900"/>
+            <w:vAlign w:val="center"/>
+            <w:tcMar>
+              <w:top w:w="80" w:type="dxa"/>
+              <w:start w:w="120" w:type="dxa"/>
+              <w:bottom w:w="80" w:type="dxa"/>
+              <w:end w:w="120" w:type="dxa"/>
+            </w:tcMar>
+          </w:tcPr>
+          <w:p>
+            <w:pPr>
+              <w:spacing w:before="0" w:after="0" w:line="240" w:lineRule="auto"/>
+              <w:jc w:val="center"/>
+            </w:pPr>
+            <w:r>
+              <w:rPr>
+                <w:rFonts w:ascii="Calibri" w:hAnsi="Calibri" w:eastAsia="Arial Unicode MS"/>
+                <w:b w:val="0"/>
+                <w:i w:val="0"/>
+                <w:color w:val="1F2937"/>
+                <w:sz w:val="16"/>
+              </w:rPr>
+              <w:t>55.53</w:t>
+            </w:r>
+          </w:p>
+        </w:tc>
+        <w:tc>
+          <w:tcPr>
+            <w:tcW w:type="dxa" w:w="2120"/>
+            <w:vAlign w:val="center"/>
+            <w:tcMar>
+              <w:top w:w="80" w:type="dxa"/>
+              <w:start w:w="120" w:type="dxa"/>
+              <w:bottom w:w="80" w:type="dxa"/>
+              <w:end w:w="120" w:type="dxa"/>
+            </w:tcMar>
+          </w:tcPr>
+          <w:p>
+            <w:pPr>
+              <w:spacing w:before="0" w:after="0" w:line="240" w:lineRule="auto"/>
+              <w:jc w:val="left"/>
+            </w:pPr>
+            <w:r>
+              <w:rPr>
+                <w:rFonts w:ascii="Calibri" w:hAnsi="Calibri" w:eastAsia="Arial Unicode MS"/>
+                <w:b w:val="0"/>
+                <w:i w:val="0"/>
+                <w:color w:val="1F2937"/>
+                <w:sz w:val="16"/>
+              </w:rPr>
+              <w:t>站上20日线，结构未完全转强</w:t>
+            </w:r>
+          </w:p>
+        </w:tc>
+      </w:tr>
+      <w:tr>
+        <w:tc>
+          <w:tcPr>
+            <w:tcW w:type="dxa" w:w="820"/>
+            <w:vAlign w:val="center"/>
+            <w:tcMar>
+              <w:top w:w="80" w:type="dxa"/>
+              <w:start w:w="120" w:type="dxa"/>
+              <w:bottom w:w="80" w:type="dxa"/>
+              <w:end w:w="120" w:type="dxa"/>
+            </w:tcMar>
+          </w:tcPr>
+          <w:p>
+            <w:pPr>
+              <w:spacing w:before="0" w:after="0" w:line="240" w:lineRule="auto"/>
+              <w:jc w:val="center"/>
+            </w:pPr>
+            <w:r>
+              <w:rPr>
+                <w:rFonts w:ascii="Calibri" w:hAnsi="Calibri" w:eastAsia="Arial Unicode MS"/>
+                <w:b/>
+                <w:i w:val="0"/>
+                <w:color w:val="1F2937"/>
+                <w:sz w:val="16"/>
+              </w:rPr>
+              <w:t>016665</w:t>
+            </w:r>
+          </w:p>
+        </w:tc>
+        <w:tc>
+          <w:tcPr>
+            <w:tcW w:type="dxa" w:w="1900"/>
+            <w:vAlign w:val="center"/>
+            <w:tcMar>
+              <w:top w:w="80" w:type="dxa"/>
+              <w:start w:w="120" w:type="dxa"/>
+              <w:bottom w:w="80" w:type="dxa"/>
+              <w:end w:w="120" w:type="dxa"/>
+            </w:tcMar>
+          </w:tcPr>
+          <w:p>
+            <w:pPr>
+              <w:spacing w:before="0" w:after="0" w:line="240" w:lineRule="auto"/>
+              <w:jc w:val="left"/>
+            </w:pPr>
+            <w:r>
+              <w:rPr>
+                <w:rFonts w:ascii="Calibri" w:hAnsi="Calibri" w:eastAsia="Arial Unicode MS"/>
+                <w:b w:val="0"/>
+                <w:i w:val="0"/>
+                <w:color w:val="1F2937"/>
+                <w:sz w:val="16"/>
+              </w:rPr>
+              <w:t>全球高端制造QDII C</w:t>
+            </w:r>
+          </w:p>
+        </w:tc>
+        <w:tc>
+          <w:tcPr>
+            <w:tcW w:type="dxa" w:w="1420"/>
+            <w:vAlign w:val="center"/>
+            <w:tcMar>
+              <w:top w:w="80" w:type="dxa"/>
+              <w:start w:w="120" w:type="dxa"/>
+              <w:bottom w:w="80" w:type="dxa"/>
+              <w:end w:w="120" w:type="dxa"/>
+            </w:tcMar>
+          </w:tcPr>
+          <w:p>
+            <w:pPr>
+              <w:spacing w:before="0" w:after="0" w:line="240" w:lineRule="auto"/>
+              <w:jc w:val="center"/>
+            </w:pPr>
+            <w:r>
+              <w:rPr>
+                <w:rFonts w:ascii="Calibri" w:hAnsi="Calibri" w:eastAsia="Arial Unicode MS"/>
+                <w:b w:val="0"/>
+                <w:i w:val="0"/>
+                <w:color w:val="1F2937"/>
+                <w:sz w:val="16"/>
+              </w:rPr>
+              <w:t>3.3106</w:t>
+              <w:br/>
+              <w:t>2026-07-10</w:t>
+            </w:r>
+          </w:p>
+        </w:tc>
+        <w:tc>
+          <w:tcPr>
+            <w:tcW w:type="dxa" w:w="1100"/>
+            <w:vAlign w:val="center"/>
+            <w:tcMar>
+              <w:top w:w="80" w:type="dxa"/>
+              <w:start w:w="120" w:type="dxa"/>
+              <w:bottom w:w="80" w:type="dxa"/>
+              <w:end w:w="120" w:type="dxa"/>
+            </w:tcMar>
+          </w:tcPr>
+          <w:p>
+            <w:pPr>
+              <w:spacing w:before="0" w:after="0" w:line="240" w:lineRule="auto"/>
+              <w:jc w:val="center"/>
+            </w:pPr>
+            <w:r>
+              <w:rPr>
+                <w:rFonts w:ascii="Calibri" w:hAnsi="Calibri" w:eastAsia="Arial Unicode MS"/>
+                <w:b w:val="0"/>
+                <w:i w:val="0"/>
+                <w:color w:val="9B1C1C"/>
+                <w:sz w:val="16"/>
+              </w:rPr>
+              <w:t>-8.06%</w:t>
+            </w:r>
+          </w:p>
+        </w:tc>
+        <w:tc>
+          <w:tcPr>
+            <w:tcW w:type="dxa" w:w="1100"/>
+            <w:vAlign w:val="center"/>
+            <w:tcMar>
+              <w:top w:w="80" w:type="dxa"/>
+              <w:start w:w="120" w:type="dxa"/>
+              <w:bottom w:w="80" w:type="dxa"/>
+              <w:end w:w="120" w:type="dxa"/>
+            </w:tcMar>
+          </w:tcPr>
+          <w:p>
+            <w:pPr>
+              <w:spacing w:before="0" w:after="0" w:line="240" w:lineRule="auto"/>
+              <w:jc w:val="center"/>
+            </w:pPr>
+            <w:r>
+              <w:rPr>
+                <w:rFonts w:ascii="Calibri" w:hAnsi="Calibri" w:eastAsia="Arial Unicode MS"/>
+                <w:b w:val="0"/>
+                <w:i w:val="0"/>
+                <w:color w:val="1F2937"/>
+                <w:sz w:val="16"/>
+              </w:rPr>
+              <w:t>+2.29%</w:t>
+            </w:r>
+          </w:p>
+        </w:tc>
+        <w:tc>
+          <w:tcPr>
+            <w:tcW w:type="dxa" w:w="900"/>
+            <w:vAlign w:val="center"/>
+            <w:tcMar>
+              <w:top w:w="80" w:type="dxa"/>
+              <w:start w:w="120" w:type="dxa"/>
+              <w:bottom w:w="80" w:type="dxa"/>
+              <w:end w:w="120" w:type="dxa"/>
+            </w:tcMar>
+          </w:tcPr>
+          <w:p>
+            <w:pPr>
+              <w:spacing w:before="0" w:after="0" w:line="240" w:lineRule="auto"/>
+              <w:jc w:val="center"/>
+            </w:pPr>
+            <w:r>
+              <w:rPr>
+                <w:rFonts w:ascii="Calibri" w:hAnsi="Calibri" w:eastAsia="Arial Unicode MS"/>
+                <w:b w:val="0"/>
+                <w:i w:val="0"/>
+                <w:color w:val="1F2937"/>
+                <w:sz w:val="16"/>
+              </w:rPr>
+              <w:t>46.34</w:t>
+            </w:r>
+          </w:p>
+        </w:tc>
+        <w:tc>
+          <w:tcPr>
+            <w:tcW w:type="dxa" w:w="2120"/>
+            <w:vAlign w:val="center"/>
+            <w:tcMar>
+              <w:top w:w="80" w:type="dxa"/>
+              <w:start w:w="120" w:type="dxa"/>
+              <w:bottom w:w="80" w:type="dxa"/>
+              <w:end w:w="120" w:type="dxa"/>
+            </w:tcMar>
+          </w:tcPr>
+          <w:p>
+            <w:pPr>
+              <w:spacing w:before="0" w:after="0" w:line="240" w:lineRule="auto"/>
+              <w:jc w:val="left"/>
+            </w:pPr>
+            <w:r>
+              <w:rPr>
+                <w:rFonts w:ascii="Calibri" w:hAnsi="Calibri" w:eastAsia="Arial Unicode MS"/>
+                <w:b w:val="0"/>
+                <w:i w:val="0"/>
+                <w:color w:val="1F2937"/>
+                <w:sz w:val="16"/>
+              </w:rPr>
+              <w:t>跌破20日线，结构未完全转弱</w:t>
+            </w:r>
+          </w:p>
+        </w:tc>
+      </w:tr>
+      <w:tr>
+        <w:tc>
+          <w:tcPr>
+            <w:tcW w:type="dxa" w:w="820"/>
+            <w:vAlign w:val="center"/>
+            <w:tcMar>
+              <w:top w:w="80" w:type="dxa"/>
+              <w:start w:w="120" w:type="dxa"/>
+              <w:bottom w:w="80" w:type="dxa"/>
+              <w:end w:w="120" w:type="dxa"/>
+            </w:tcMar>
+          </w:tcPr>
+          <w:p>
+            <w:pPr>
+              <w:spacing w:before="0" w:after="0" w:line="240" w:lineRule="auto"/>
+              <w:jc w:val="center"/>
+            </w:pPr>
+            <w:r>
+              <w:rPr>
+                <w:rFonts w:ascii="Calibri" w:hAnsi="Calibri" w:eastAsia="Arial Unicode MS"/>
+                <w:b/>
+                <w:i w:val="0"/>
+                <w:color w:val="1F2937"/>
+                <w:sz w:val="16"/>
+              </w:rPr>
+              <w:t>006479</w:t>
+            </w:r>
+          </w:p>
+        </w:tc>
+        <w:tc>
+          <w:tcPr>
+            <w:tcW w:type="dxa" w:w="1900"/>
+            <w:vAlign w:val="center"/>
+            <w:tcMar>
+              <w:top w:w="80" w:type="dxa"/>
+              <w:start w:w="120" w:type="dxa"/>
+              <w:bottom w:w="80" w:type="dxa"/>
+              <w:end w:w="120" w:type="dxa"/>
+            </w:tcMar>
+          </w:tcPr>
+          <w:p>
+            <w:pPr>
+              <w:spacing w:before="0" w:after="0" w:line="240" w:lineRule="auto"/>
+              <w:jc w:val="left"/>
+            </w:pPr>
+            <w:r>
+              <w:rPr>
+                <w:rFonts w:ascii="Calibri" w:hAnsi="Calibri" w:eastAsia="Arial Unicode MS"/>
+                <w:b w:val="0"/>
+                <w:i w:val="0"/>
+                <w:color w:val="1F2937"/>
+                <w:sz w:val="16"/>
+              </w:rPr>
+              <w:t>纳指100 QDII C</w:t>
+            </w:r>
+          </w:p>
+        </w:tc>
+        <w:tc>
+          <w:tcPr>
+            <w:tcW w:type="dxa" w:w="1420"/>
+            <w:vAlign w:val="center"/>
+            <w:tcMar>
+              <w:top w:w="80" w:type="dxa"/>
+              <w:start w:w="120" w:type="dxa"/>
+              <w:bottom w:w="80" w:type="dxa"/>
+              <w:end w:w="120" w:type="dxa"/>
+            </w:tcMar>
+          </w:tcPr>
+          <w:p>
+            <w:pPr>
+              <w:spacing w:before="0" w:after="0" w:line="240" w:lineRule="auto"/>
+              <w:jc w:val="center"/>
+            </w:pPr>
+            <w:r>
+              <w:rPr>
+                <w:rFonts w:ascii="Calibri" w:hAnsi="Calibri" w:eastAsia="Arial Unicode MS"/>
+                <w:b w:val="0"/>
+                <w:i w:val="0"/>
+                <w:color w:val="1F2937"/>
+                <w:sz w:val="16"/>
+              </w:rPr>
+              <w:t>8.1669</w:t>
+              <w:br/>
+              <w:t>2026-07-10</w:t>
+            </w:r>
+          </w:p>
+        </w:tc>
+        <w:tc>
+          <w:tcPr>
+            <w:tcW w:type="dxa" w:w="1100"/>
+            <w:vAlign w:val="center"/>
+            <w:tcMar>
+              <w:top w:w="80" w:type="dxa"/>
+              <w:start w:w="120" w:type="dxa"/>
+              <w:bottom w:w="80" w:type="dxa"/>
+              <w:end w:w="120" w:type="dxa"/>
+            </w:tcMar>
+          </w:tcPr>
+          <w:p>
+            <w:pPr>
+              <w:spacing w:before="0" w:after="0" w:line="240" w:lineRule="auto"/>
+              <w:jc w:val="center"/>
+            </w:pPr>
+            <w:r>
+              <w:rPr>
+                <w:rFonts w:ascii="Calibri" w:hAnsi="Calibri" w:eastAsia="Arial Unicode MS"/>
+                <w:b w:val="0"/>
+                <w:i w:val="0"/>
+                <w:color w:val="1F2937"/>
+                <w:sz w:val="16"/>
+              </w:rPr>
+              <w:t>+0.15%</w:t>
+            </w:r>
+          </w:p>
+        </w:tc>
+        <w:tc>
+          <w:tcPr>
+            <w:tcW w:type="dxa" w:w="1100"/>
+            <w:vAlign w:val="center"/>
+            <w:tcMar>
+              <w:top w:w="80" w:type="dxa"/>
+              <w:start w:w="120" w:type="dxa"/>
+              <w:bottom w:w="80" w:type="dxa"/>
+              <w:end w:w="120" w:type="dxa"/>
+            </w:tcMar>
+          </w:tcPr>
+          <w:p>
+            <w:pPr>
+              <w:spacing w:before="0" w:after="0" w:line="240" w:lineRule="auto"/>
+              <w:jc w:val="center"/>
+            </w:pPr>
+            <w:r>
+              <w:rPr>
+                <w:rFonts w:ascii="Calibri" w:hAnsi="Calibri" w:eastAsia="Arial Unicode MS"/>
+                <w:b w:val="0"/>
+                <w:i w:val="0"/>
+                <w:color w:val="1F2937"/>
+                <w:sz w:val="16"/>
+              </w:rPr>
+              <w:t>+2.18%</w:t>
+            </w:r>
+          </w:p>
+        </w:tc>
+        <w:tc>
+          <w:tcPr>
+            <w:tcW w:type="dxa" w:w="900"/>
+            <w:vAlign w:val="center"/>
+            <w:tcMar>
+              <w:top w:w="80" w:type="dxa"/>
+              <w:start w:w="120" w:type="dxa"/>
+              <w:bottom w:w="80" w:type="dxa"/>
+              <w:end w:w="120" w:type="dxa"/>
+            </w:tcMar>
+          </w:tcPr>
+          <w:p>
+            <w:pPr>
+              <w:spacing w:before="0" w:after="0" w:line="240" w:lineRule="auto"/>
+              <w:jc w:val="center"/>
+            </w:pPr>
+            <w:r>
+              <w:rPr>
+                <w:rFonts w:ascii="Calibri" w:hAnsi="Calibri" w:eastAsia="Arial Unicode MS"/>
+                <w:b w:val="0"/>
+                <w:i w:val="0"/>
+                <w:color w:val="1F2937"/>
+                <w:sz w:val="16"/>
+              </w:rPr>
+              <w:t>52.74</w:t>
+            </w:r>
+          </w:p>
+        </w:tc>
+        <w:tc>
+          <w:tcPr>
+            <w:tcW w:type="dxa" w:w="2120"/>
+            <w:vAlign w:val="center"/>
+            <w:tcMar>
+              <w:top w:w="80" w:type="dxa"/>
+              <w:start w:w="120" w:type="dxa"/>
+              <w:bottom w:w="80" w:type="dxa"/>
+              <w:end w:w="120" w:type="dxa"/>
+            </w:tcMar>
+          </w:tcPr>
+          <w:p>
+            <w:pPr>
+              <w:spacing w:before="0" w:after="0" w:line="240" w:lineRule="auto"/>
+              <w:jc w:val="left"/>
+            </w:pPr>
+            <w:r>
+              <w:rPr>
+                <w:rFonts w:ascii="Calibri" w:hAnsi="Calibri" w:eastAsia="Arial Unicode MS"/>
+                <w:b w:val="0"/>
+                <w:i w:val="0"/>
+                <w:color w:val="1F2937"/>
+                <w:sz w:val="16"/>
+              </w:rPr>
+              <w:t>多头排列</w:t>
+            </w:r>
+          </w:p>
+        </w:tc>
+      </w:tr>
+      <w:tr>
+        <w:tc>
+          <w:tcPr>
+            <w:tcW w:type="dxa" w:w="820"/>
+            <w:vAlign w:val="center"/>
+            <w:tcMar>
+              <w:top w:w="80" w:type="dxa"/>
+              <w:start w:w="120" w:type="dxa"/>
+              <w:bottom w:w="80" w:type="dxa"/>
+              <w:end w:w="120" w:type="dxa"/>
+            </w:tcMar>
+          </w:tcPr>
+          <w:p>
+            <w:pPr>
+              <w:spacing w:before="0" w:after="0" w:line="240" w:lineRule="auto"/>
+              <w:jc w:val="center"/>
+            </w:pPr>
+            <w:r>
+              <w:rPr>
+                <w:rFonts w:ascii="Calibri" w:hAnsi="Calibri" w:eastAsia="Arial Unicode MS"/>
+                <w:b/>
+                <w:i w:val="0"/>
+                <w:color w:val="1F2937"/>
+                <w:sz w:val="16"/>
+              </w:rPr>
+              <w:t>016371</w:t>
+            </w:r>
+          </w:p>
+        </w:tc>
+        <w:tc>
+          <w:tcPr>
+            <w:tcW w:type="dxa" w:w="1900"/>
+            <w:vAlign w:val="center"/>
+            <w:tcMar>
+              <w:top w:w="80" w:type="dxa"/>
+              <w:start w:w="120" w:type="dxa"/>
+              <w:bottom w:w="80" w:type="dxa"/>
+              <w:end w:w="120" w:type="dxa"/>
+            </w:tcMar>
+          </w:tcPr>
+          <w:p>
+            <w:pPr>
+              <w:spacing w:before="0" w:after="0" w:line="240" w:lineRule="auto"/>
+              <w:jc w:val="left"/>
+            </w:pPr>
+            <w:r>
+              <w:rPr>
+                <w:rFonts w:ascii="Calibri" w:hAnsi="Calibri" w:eastAsia="Arial Unicode MS"/>
+                <w:b w:val="0"/>
+                <w:i w:val="0"/>
+                <w:color w:val="1F2937"/>
+                <w:sz w:val="16"/>
+              </w:rPr>
+              <w:t>信澳业绩驱动C</w:t>
+            </w:r>
+          </w:p>
+        </w:tc>
+        <w:tc>
+          <w:tcPr>
+            <w:tcW w:type="dxa" w:w="1420"/>
+            <w:vAlign w:val="center"/>
+            <w:tcMar>
+              <w:top w:w="80" w:type="dxa"/>
+              <w:start w:w="120" w:type="dxa"/>
+              <w:bottom w:w="80" w:type="dxa"/>
+              <w:end w:w="120" w:type="dxa"/>
+            </w:tcMar>
+          </w:tcPr>
+          <w:p>
+            <w:pPr>
+              <w:spacing w:before="0" w:after="0" w:line="240" w:lineRule="auto"/>
+              <w:jc w:val="center"/>
+            </w:pPr>
+            <w:r>
+              <w:rPr>
+                <w:rFonts w:ascii="Calibri" w:hAnsi="Calibri" w:eastAsia="Arial Unicode MS"/>
+                <w:b w:val="0"/>
+                <w:i w:val="0"/>
+                <w:color w:val="1F2937"/>
+                <w:sz w:val="16"/>
+              </w:rPr>
+              <w:t>2.8609</w:t>
+              <w:br/>
+              <w:t>2026-07-13</w:t>
+            </w:r>
+          </w:p>
+        </w:tc>
+        <w:tc>
+          <w:tcPr>
+            <w:tcW w:type="dxa" w:w="1100"/>
+            <w:vAlign w:val="center"/>
+            <w:tcMar>
+              <w:top w:w="80" w:type="dxa"/>
+              <w:start w:w="120" w:type="dxa"/>
+              <w:bottom w:w="80" w:type="dxa"/>
+              <w:end w:w="120" w:type="dxa"/>
+            </w:tcMar>
+          </w:tcPr>
+          <w:p>
+            <w:pPr>
+              <w:spacing w:before="0" w:after="0" w:line="240" w:lineRule="auto"/>
+              <w:jc w:val="center"/>
+            </w:pPr>
+            <w:r>
+              <w:rPr>
+                <w:rFonts w:ascii="Calibri" w:hAnsi="Calibri" w:eastAsia="Arial Unicode MS"/>
+                <w:b w:val="0"/>
+                <w:i w:val="0"/>
+                <w:color w:val="9B1C1C"/>
+                <w:sz w:val="16"/>
+              </w:rPr>
+              <w:t>-13.49%</w:t>
+            </w:r>
+          </w:p>
+        </w:tc>
+        <w:tc>
+          <w:tcPr>
+            <w:tcW w:type="dxa" w:w="1100"/>
+            <w:vAlign w:val="center"/>
+            <w:tcMar>
+              <w:top w:w="80" w:type="dxa"/>
+              <w:start w:w="120" w:type="dxa"/>
+              <w:bottom w:w="80" w:type="dxa"/>
+              <w:end w:w="120" w:type="dxa"/>
+            </w:tcMar>
+          </w:tcPr>
+          <w:p>
+            <w:pPr>
+              <w:spacing w:before="0" w:after="0" w:line="240" w:lineRule="auto"/>
+              <w:jc w:val="center"/>
+            </w:pPr>
+            <w:r>
+              <w:rPr>
+                <w:rFonts w:ascii="Calibri" w:hAnsi="Calibri" w:eastAsia="Arial Unicode MS"/>
+                <w:b w:val="0"/>
+                <w:i w:val="0"/>
+                <w:color w:val="1F2937"/>
+                <w:sz w:val="16"/>
+              </w:rPr>
+              <w:t>-4.17%</w:t>
+            </w:r>
+          </w:p>
+        </w:tc>
+        <w:tc>
+          <w:tcPr>
+            <w:tcW w:type="dxa" w:w="900"/>
+            <w:vAlign w:val="center"/>
+            <w:tcMar>
+              <w:top w:w="80" w:type="dxa"/>
+              <w:start w:w="120" w:type="dxa"/>
+              <w:bottom w:w="80" w:type="dxa"/>
+              <w:end w:w="120" w:type="dxa"/>
+            </w:tcMar>
+          </w:tcPr>
+          <w:p>
+            <w:pPr>
+              <w:spacing w:before="0" w:after="0" w:line="240" w:lineRule="auto"/>
+              <w:jc w:val="center"/>
+            </w:pPr>
+            <w:r>
+              <w:rPr>
+                <w:rFonts w:ascii="Calibri" w:hAnsi="Calibri" w:eastAsia="Arial Unicode MS"/>
+                <w:b w:val="0"/>
+                <w:i w:val="0"/>
+                <w:color w:val="1F2937"/>
+                <w:sz w:val="16"/>
+              </w:rPr>
+              <w:t>42.14</w:t>
+            </w:r>
+          </w:p>
+        </w:tc>
+        <w:tc>
+          <w:tcPr>
+            <w:tcW w:type="dxa" w:w="2120"/>
+            <w:vAlign w:val="center"/>
+            <w:tcMar>
+              <w:top w:w="80" w:type="dxa"/>
+              <w:start w:w="120" w:type="dxa"/>
+              <w:bottom w:w="80" w:type="dxa"/>
+              <w:end w:w="120" w:type="dxa"/>
+            </w:tcMar>
+          </w:tcPr>
+          <w:p>
+            <w:pPr>
+              <w:spacing w:before="0" w:after="0" w:line="240" w:lineRule="auto"/>
+              <w:jc w:val="left"/>
+            </w:pPr>
+            <w:r>
+              <w:rPr>
+                <w:rFonts w:ascii="Calibri" w:hAnsi="Calibri" w:eastAsia="Arial Unicode MS"/>
+                <w:b w:val="0"/>
+                <w:i w:val="0"/>
+                <w:color w:val="1F2937"/>
+                <w:sz w:val="16"/>
+              </w:rPr>
+              <w:t>跌破20日线，结构未完全转弱</w:t>
+            </w:r>
+          </w:p>
+        </w:tc>
+      </w:tr>
+      <w:tr>
+        <w:tc>
+          <w:tcPr>
+            <w:tcW w:type="dxa" w:w="820"/>
+            <w:vAlign w:val="center"/>
+            <w:tcMar>
+              <w:top w:w="80" w:type="dxa"/>
+              <w:start w:w="120" w:type="dxa"/>
+              <w:bottom w:w="80" w:type="dxa"/>
+              <w:end w:w="120" w:type="dxa"/>
+            </w:tcMar>
+          </w:tcPr>
+          <w:p>
+            <w:pPr>
+              <w:spacing w:before="0" w:after="0" w:line="240" w:lineRule="auto"/>
+              <w:jc w:val="center"/>
+            </w:pPr>
+            <w:r>
+              <w:rPr>
+                <w:rFonts w:ascii="Calibri" w:hAnsi="Calibri" w:eastAsia="Arial Unicode MS"/>
+                <w:b/>
+                <w:i w:val="0"/>
+                <w:color w:val="1F2937"/>
+                <w:sz w:val="16"/>
+              </w:rPr>
+              <w:t>006503</w:t>
+            </w:r>
+          </w:p>
+        </w:tc>
+        <w:tc>
+          <w:tcPr>
+            <w:tcW w:type="dxa" w:w="1900"/>
+            <w:vAlign w:val="center"/>
+            <w:tcMar>
+              <w:top w:w="80" w:type="dxa"/>
+              <w:start w:w="120" w:type="dxa"/>
+              <w:bottom w:w="80" w:type="dxa"/>
+              <w:end w:w="120" w:type="dxa"/>
+            </w:tcMar>
+          </w:tcPr>
+          <w:p>
+            <w:pPr>
+              <w:spacing w:before="0" w:after="0" w:line="240" w:lineRule="auto"/>
+              <w:jc w:val="left"/>
+            </w:pPr>
+            <w:r>
+              <w:rPr>
+                <w:rFonts w:ascii="Calibri" w:hAnsi="Calibri" w:eastAsia="Arial Unicode MS"/>
+                <w:b w:val="0"/>
+                <w:i w:val="0"/>
+                <w:color w:val="1F2937"/>
+                <w:sz w:val="16"/>
+              </w:rPr>
+              <w:t>集成电路产业C</w:t>
+            </w:r>
+          </w:p>
+        </w:tc>
+        <w:tc>
+          <w:tcPr>
+            <w:tcW w:type="dxa" w:w="1420"/>
+            <w:vAlign w:val="center"/>
+            <w:tcMar>
+              <w:top w:w="80" w:type="dxa"/>
+              <w:start w:w="120" w:type="dxa"/>
+              <w:bottom w:w="80" w:type="dxa"/>
+              <w:end w:w="120" w:type="dxa"/>
+            </w:tcMar>
+          </w:tcPr>
+          <w:p>
+            <w:pPr>
+              <w:spacing w:before="0" w:after="0" w:line="240" w:lineRule="auto"/>
+              <w:jc w:val="center"/>
+            </w:pPr>
+            <w:r>
+              <w:rPr>
+                <w:rFonts w:ascii="Calibri" w:hAnsi="Calibri" w:eastAsia="Arial Unicode MS"/>
+                <w:b w:val="0"/>
+                <w:i w:val="0"/>
+                <w:color w:val="1F2937"/>
+                <w:sz w:val="16"/>
+              </w:rPr>
+              <w:t>7.2623</w:t>
+              <w:br/>
+              <w:t>2026-07-13</w:t>
+            </w:r>
+          </w:p>
+        </w:tc>
+        <w:tc>
+          <w:tcPr>
+            <w:tcW w:type="dxa" w:w="1100"/>
+            <w:vAlign w:val="center"/>
+            <w:tcMar>
+              <w:top w:w="80" w:type="dxa"/>
+              <w:start w:w="120" w:type="dxa"/>
+              <w:bottom w:w="80" w:type="dxa"/>
+              <w:end w:w="120" w:type="dxa"/>
+            </w:tcMar>
+          </w:tcPr>
+          <w:p>
+            <w:pPr>
+              <w:spacing w:before="0" w:after="0" w:line="240" w:lineRule="auto"/>
+              <w:jc w:val="center"/>
+            </w:pPr>
+            <w:r>
+              <w:rPr>
+                <w:rFonts w:ascii="Calibri" w:hAnsi="Calibri" w:eastAsia="Arial Unicode MS"/>
+                <w:b w:val="0"/>
+                <w:i w:val="0"/>
+                <w:color w:val="9B1C1C"/>
+                <w:sz w:val="16"/>
+              </w:rPr>
+              <w:t>-17.73%</w:t>
+            </w:r>
+          </w:p>
+        </w:tc>
+        <w:tc>
+          <w:tcPr>
+            <w:tcW w:type="dxa" w:w="1100"/>
+            <w:vAlign w:val="center"/>
+            <w:tcMar>
+              <w:top w:w="80" w:type="dxa"/>
+              <w:start w:w="120" w:type="dxa"/>
+              <w:bottom w:w="80" w:type="dxa"/>
+              <w:end w:w="120" w:type="dxa"/>
+            </w:tcMar>
+          </w:tcPr>
+          <w:p>
+            <w:pPr>
+              <w:spacing w:before="0" w:after="0" w:line="240" w:lineRule="auto"/>
+              <w:jc w:val="center"/>
+            </w:pPr>
+            <w:r>
+              <w:rPr>
+                <w:rFonts w:ascii="Calibri" w:hAnsi="Calibri" w:eastAsia="Arial Unicode MS"/>
+                <w:b w:val="0"/>
+                <w:i w:val="0"/>
+                <w:color w:val="1F2937"/>
+                <w:sz w:val="16"/>
+              </w:rPr>
+              <w:t>+2.29%</w:t>
+            </w:r>
+          </w:p>
+        </w:tc>
+        <w:tc>
+          <w:tcPr>
+            <w:tcW w:type="dxa" w:w="900"/>
+            <w:vAlign w:val="center"/>
+            <w:tcMar>
+              <w:top w:w="80" w:type="dxa"/>
+              <w:start w:w="120" w:type="dxa"/>
+              <w:bottom w:w="80" w:type="dxa"/>
+              <w:end w:w="120" w:type="dxa"/>
+            </w:tcMar>
+          </w:tcPr>
+          <w:p>
+            <w:pPr>
+              <w:spacing w:before="0" w:after="0" w:line="240" w:lineRule="auto"/>
+              <w:jc w:val="center"/>
+            </w:pPr>
+            <w:r>
+              <w:rPr>
+                <w:rFonts w:ascii="Calibri" w:hAnsi="Calibri" w:eastAsia="Arial Unicode MS"/>
+                <w:b w:val="0"/>
+                <w:i w:val="0"/>
+                <w:color w:val="1F2937"/>
+                <w:sz w:val="16"/>
+              </w:rPr>
+              <w:t>40.12</w:t>
+            </w:r>
+          </w:p>
+        </w:tc>
+        <w:tc>
+          <w:tcPr>
+            <w:tcW w:type="dxa" w:w="2120"/>
+            <w:vAlign w:val="center"/>
+            <w:tcMar>
+              <w:top w:w="80" w:type="dxa"/>
+              <w:start w:w="120" w:type="dxa"/>
+              <w:bottom w:w="80" w:type="dxa"/>
+              <w:end w:w="120" w:type="dxa"/>
+            </w:tcMar>
+          </w:tcPr>
+          <w:p>
+            <w:pPr>
+              <w:spacing w:before="0" w:after="0" w:line="240" w:lineRule="auto"/>
+              <w:jc w:val="left"/>
+            </w:pPr>
+            <w:r>
+              <w:rPr>
+                <w:rFonts w:ascii="Calibri" w:hAnsi="Calibri" w:eastAsia="Arial Unicode MS"/>
+                <w:b w:val="0"/>
+                <w:i w:val="0"/>
+                <w:color w:val="1F2937"/>
+                <w:sz w:val="16"/>
+              </w:rPr>
+              <w:t>跌破20日线，结构未完全转弱</w:t>
+            </w:r>
+          </w:p>
+        </w:tc>
+      </w:tr>
+      <w:tr>
+        <w:tc>
+          <w:tcPr>
+            <w:tcW w:type="dxa" w:w="820"/>
+            <w:vAlign w:val="center"/>
+            <w:tcMar>
+              <w:top w:w="80" w:type="dxa"/>
+              <w:start w:w="120" w:type="dxa"/>
+              <w:bottom w:w="80" w:type="dxa"/>
+              <w:end w:w="120" w:type="dxa"/>
+            </w:tcMar>
+          </w:tcPr>
+          <w:p>
+            <w:pPr>
+              <w:spacing w:before="0" w:after="0" w:line="240" w:lineRule="auto"/>
+              <w:jc w:val="center"/>
+            </w:pPr>
+            <w:r>
+              <w:rPr>
+                <w:rFonts w:ascii="Calibri" w:hAnsi="Calibri" w:eastAsia="Arial Unicode MS"/>
+                <w:b/>
+                <w:i w:val="0"/>
+                <w:color w:val="1F2937"/>
+                <w:sz w:val="16"/>
+              </w:rPr>
+              <w:t>002891</w:t>
+            </w:r>
+          </w:p>
+        </w:tc>
+        <w:tc>
+          <w:tcPr>
+            <w:tcW w:type="dxa" w:w="1900"/>
+            <w:vAlign w:val="center"/>
+            <w:tcMar>
+              <w:top w:w="80" w:type="dxa"/>
+              <w:start w:w="120" w:type="dxa"/>
+              <w:bottom w:w="80" w:type="dxa"/>
+              <w:end w:w="120" w:type="dxa"/>
+            </w:tcMar>
+          </w:tcPr>
+          <w:p>
+            <w:pPr>
+              <w:spacing w:before="0" w:after="0" w:line="240" w:lineRule="auto"/>
+              <w:jc w:val="left"/>
+            </w:pPr>
+            <w:r>
+              <w:rPr>
+                <w:rFonts w:ascii="Calibri" w:hAnsi="Calibri" w:eastAsia="Arial Unicode MS"/>
+                <w:b w:val="0"/>
+                <w:i w:val="0"/>
+                <w:color w:val="1F2937"/>
+                <w:sz w:val="16"/>
+              </w:rPr>
+              <w:t>移动互联QDII</w:t>
+            </w:r>
+          </w:p>
+        </w:tc>
+        <w:tc>
+          <w:tcPr>
+            <w:tcW w:type="dxa" w:w="1420"/>
+            <w:vAlign w:val="center"/>
+            <w:tcMar>
+              <w:top w:w="80" w:type="dxa"/>
+              <w:start w:w="120" w:type="dxa"/>
+              <w:bottom w:w="80" w:type="dxa"/>
+              <w:end w:w="120" w:type="dxa"/>
+            </w:tcMar>
+          </w:tcPr>
+          <w:p>
+            <w:pPr>
+              <w:spacing w:before="0" w:after="0" w:line="240" w:lineRule="auto"/>
+              <w:jc w:val="center"/>
+            </w:pPr>
+            <w:r>
+              <w:rPr>
+                <w:rFonts w:ascii="Calibri" w:hAnsi="Calibri" w:eastAsia="Arial Unicode MS"/>
+                <w:b w:val="0"/>
+                <w:i w:val="0"/>
+                <w:color w:val="1F2937"/>
+                <w:sz w:val="16"/>
+              </w:rPr>
+              <w:t>2.9720</w:t>
+              <w:br/>
+              <w:t>2026-07-10</w:t>
+            </w:r>
+          </w:p>
+        </w:tc>
+        <w:tc>
+          <w:tcPr>
+            <w:tcW w:type="dxa" w:w="1100"/>
+            <w:vAlign w:val="center"/>
+            <w:tcMar>
+              <w:top w:w="80" w:type="dxa"/>
+              <w:start w:w="120" w:type="dxa"/>
+              <w:bottom w:w="80" w:type="dxa"/>
+              <w:end w:w="120" w:type="dxa"/>
+            </w:tcMar>
+          </w:tcPr>
+          <w:p>
+            <w:pPr>
+              <w:spacing w:before="0" w:after="0" w:line="240" w:lineRule="auto"/>
+              <w:jc w:val="center"/>
+            </w:pPr>
+            <w:r>
+              <w:rPr>
+                <w:rFonts w:ascii="Calibri" w:hAnsi="Calibri" w:eastAsia="Arial Unicode MS"/>
+                <w:b w:val="0"/>
+                <w:i w:val="0"/>
+                <w:color w:val="9B1C1C"/>
+                <w:sz w:val="16"/>
+              </w:rPr>
+              <w:t>-5.46%</w:t>
+            </w:r>
+          </w:p>
+        </w:tc>
+        <w:tc>
+          <w:tcPr>
+            <w:tcW w:type="dxa" w:w="1100"/>
+            <w:vAlign w:val="center"/>
+            <w:tcMar>
+              <w:top w:w="80" w:type="dxa"/>
+              <w:start w:w="120" w:type="dxa"/>
+              <w:bottom w:w="80" w:type="dxa"/>
+              <w:end w:w="120" w:type="dxa"/>
+            </w:tcMar>
+          </w:tcPr>
+          <w:p>
+            <w:pPr>
+              <w:spacing w:before="0" w:after="0" w:line="240" w:lineRule="auto"/>
+              <w:jc w:val="center"/>
+            </w:pPr>
+            <w:r>
+              <w:rPr>
+                <w:rFonts w:ascii="Calibri" w:hAnsi="Calibri" w:eastAsia="Arial Unicode MS"/>
+                <w:b w:val="0"/>
+                <w:i w:val="0"/>
+                <w:color w:val="1F2937"/>
+                <w:sz w:val="16"/>
+              </w:rPr>
+              <w:t>+3.66%</w:t>
+            </w:r>
+          </w:p>
+        </w:tc>
+        <w:tc>
+          <w:tcPr>
+            <w:tcW w:type="dxa" w:w="900"/>
+            <w:vAlign w:val="center"/>
+            <w:tcMar>
+              <w:top w:w="80" w:type="dxa"/>
+              <w:start w:w="120" w:type="dxa"/>
+              <w:bottom w:w="80" w:type="dxa"/>
+              <w:end w:w="120" w:type="dxa"/>
+            </w:tcMar>
+          </w:tcPr>
+          <w:p>
+            <w:pPr>
+              <w:spacing w:before="0" w:after="0" w:line="240" w:lineRule="auto"/>
+              <w:jc w:val="center"/>
+            </w:pPr>
+            <w:r>
+              <w:rPr>
+                <w:rFonts w:ascii="Calibri" w:hAnsi="Calibri" w:eastAsia="Arial Unicode MS"/>
+                <w:b w:val="0"/>
+                <w:i w:val="0"/>
+                <w:color w:val="1F2937"/>
+                <w:sz w:val="16"/>
+              </w:rPr>
+              <w:t>49.31</w:t>
+            </w:r>
+          </w:p>
+        </w:tc>
+        <w:tc>
+          <w:tcPr>
+            <w:tcW w:type="dxa" w:w="2120"/>
+            <w:vAlign w:val="center"/>
+            <w:tcMar>
+              <w:top w:w="80" w:type="dxa"/>
+              <w:start w:w="120" w:type="dxa"/>
+              <w:bottom w:w="80" w:type="dxa"/>
+              <w:end w:w="120" w:type="dxa"/>
+            </w:tcMar>
+          </w:tcPr>
+          <w:p>
+            <w:pPr>
+              <w:spacing w:before="0" w:after="0" w:line="240" w:lineRule="auto"/>
+              <w:jc w:val="left"/>
+            </w:pPr>
+            <w:r>
+              <w:rPr>
+                <w:rFonts w:ascii="Calibri" w:hAnsi="Calibri" w:eastAsia="Arial Unicode MS"/>
+                <w:b w:val="0"/>
+                <w:i w:val="0"/>
+                <w:color w:val="1F2937"/>
+                <w:sz w:val="16"/>
+              </w:rPr>
+              <w:t>跌破20日线，结构未完全转弱</w:t>
+            </w:r>
+          </w:p>
+        </w:tc>
+      </w:tr>
+      <w:tr>
+        <w:tc>
+          <w:tcPr>
+            <w:tcW w:type="dxa" w:w="820"/>
+            <w:vAlign w:val="center"/>
+            <w:tcMar>
+              <w:top w:w="80" w:type="dxa"/>
+              <w:start w:w="120" w:type="dxa"/>
+              <w:bottom w:w="80" w:type="dxa"/>
+              <w:end w:w="120" w:type="dxa"/>
+            </w:tcMar>
+          </w:tcPr>
+          <w:p>
+            <w:pPr>
+              <w:spacing w:before="0" w:after="0" w:line="240" w:lineRule="auto"/>
+              <w:jc w:val="center"/>
+            </w:pPr>
+            <w:r>
+              <w:rPr>
+                <w:rFonts w:ascii="Calibri" w:hAnsi="Calibri" w:eastAsia="Arial Unicode MS"/>
+                <w:b/>
+                <w:i w:val="0"/>
+                <w:color w:val="1F2937"/>
+                <w:sz w:val="16"/>
+              </w:rPr>
+              <w:t>539002</w:t>
+            </w:r>
+          </w:p>
+        </w:tc>
+        <w:tc>
+          <w:tcPr>
+            <w:tcW w:type="dxa" w:w="1900"/>
+            <w:vAlign w:val="center"/>
+            <w:tcMar>
+              <w:top w:w="80" w:type="dxa"/>
+              <w:start w:w="120" w:type="dxa"/>
+              <w:bottom w:w="80" w:type="dxa"/>
+              <w:end w:w="120" w:type="dxa"/>
+            </w:tcMar>
+          </w:tcPr>
+          <w:p>
+            <w:pPr>
+              <w:spacing w:before="0" w:after="0" w:line="240" w:lineRule="auto"/>
+              <w:jc w:val="left"/>
+            </w:pPr>
+            <w:r>
+              <w:rPr>
+                <w:rFonts w:ascii="Calibri" w:hAnsi="Calibri" w:eastAsia="Arial Unicode MS"/>
+                <w:b w:val="0"/>
+                <w:i w:val="0"/>
+                <w:color w:val="1F2937"/>
+                <w:sz w:val="16"/>
+              </w:rPr>
+              <w:t>新兴市场QDII A</w:t>
+            </w:r>
+          </w:p>
+        </w:tc>
+        <w:tc>
+          <w:tcPr>
+            <w:tcW w:type="dxa" w:w="1420"/>
+            <w:vAlign w:val="center"/>
+            <w:tcMar>
+              <w:top w:w="80" w:type="dxa"/>
+              <w:start w:w="120" w:type="dxa"/>
+              <w:bottom w:w="80" w:type="dxa"/>
+              <w:end w:w="120" w:type="dxa"/>
+            </w:tcMar>
+          </w:tcPr>
+          <w:p>
+            <w:pPr>
+              <w:spacing w:before="0" w:after="0" w:line="240" w:lineRule="auto"/>
+              <w:jc w:val="center"/>
+            </w:pPr>
+            <w:r>
+              <w:rPr>
+                <w:rFonts w:ascii="Calibri" w:hAnsi="Calibri" w:eastAsia="Arial Unicode MS"/>
+                <w:b w:val="0"/>
+                <w:i w:val="0"/>
+                <w:color w:val="1F2937"/>
+                <w:sz w:val="16"/>
+              </w:rPr>
+              <w:t>2.5630</w:t>
+              <w:br/>
+              <w:t>2026-07-10</w:t>
+            </w:r>
+          </w:p>
+        </w:tc>
+        <w:tc>
+          <w:tcPr>
+            <w:tcW w:type="dxa" w:w="1100"/>
+            <w:vAlign w:val="center"/>
+            <w:tcMar>
+              <w:top w:w="80" w:type="dxa"/>
+              <w:start w:w="120" w:type="dxa"/>
+              <w:bottom w:w="80" w:type="dxa"/>
+              <w:end w:w="120" w:type="dxa"/>
+            </w:tcMar>
+          </w:tcPr>
+          <w:p>
+            <w:pPr>
+              <w:spacing w:before="0" w:after="0" w:line="240" w:lineRule="auto"/>
+              <w:jc w:val="center"/>
+            </w:pPr>
+            <w:r>
+              <w:rPr>
+                <w:rFonts w:ascii="Calibri" w:hAnsi="Calibri" w:eastAsia="Arial Unicode MS"/>
+                <w:b w:val="0"/>
+                <w:i w:val="0"/>
+                <w:color w:val="9B1C1C"/>
+                <w:sz w:val="16"/>
+              </w:rPr>
+              <w:t>-3.92%</w:t>
+            </w:r>
+          </w:p>
+        </w:tc>
+        <w:tc>
+          <w:tcPr>
+            <w:tcW w:type="dxa" w:w="1100"/>
+            <w:vAlign w:val="center"/>
+            <w:tcMar>
+              <w:top w:w="80" w:type="dxa"/>
+              <w:start w:w="120" w:type="dxa"/>
+              <w:bottom w:w="80" w:type="dxa"/>
+              <w:end w:w="120" w:type="dxa"/>
+            </w:tcMar>
+          </w:tcPr>
+          <w:p>
+            <w:pPr>
+              <w:spacing w:before="0" w:after="0" w:line="240" w:lineRule="auto"/>
+              <w:jc w:val="center"/>
+            </w:pPr>
+            <w:r>
+              <w:rPr>
+                <w:rFonts w:ascii="Calibri" w:hAnsi="Calibri" w:eastAsia="Arial Unicode MS"/>
+                <w:b w:val="0"/>
+                <w:i w:val="0"/>
+                <w:color w:val="1F2937"/>
+                <w:sz w:val="16"/>
+              </w:rPr>
+              <w:t>+6.12%</w:t>
+            </w:r>
+          </w:p>
+        </w:tc>
+        <w:tc>
+          <w:tcPr>
+            <w:tcW w:type="dxa" w:w="900"/>
+            <w:vAlign w:val="center"/>
+            <w:tcMar>
+              <w:top w:w="80" w:type="dxa"/>
+              <w:start w:w="120" w:type="dxa"/>
+              <w:bottom w:w="80" w:type="dxa"/>
+              <w:end w:w="120" w:type="dxa"/>
+            </w:tcMar>
+          </w:tcPr>
+          <w:p>
+            <w:pPr>
+              <w:spacing w:before="0" w:after="0" w:line="240" w:lineRule="auto"/>
+              <w:jc w:val="center"/>
+            </w:pPr>
+            <w:r>
+              <w:rPr>
+                <w:rFonts w:ascii="Calibri" w:hAnsi="Calibri" w:eastAsia="Arial Unicode MS"/>
+                <w:b w:val="0"/>
+                <w:i w:val="0"/>
+                <w:color w:val="1F2937"/>
+                <w:sz w:val="16"/>
+              </w:rPr>
+              <w:t>50.52</w:t>
+            </w:r>
+          </w:p>
+        </w:tc>
+        <w:tc>
+          <w:tcPr>
+            <w:tcW w:type="dxa" w:w="2120"/>
+            <w:vAlign w:val="center"/>
+            <w:tcMar>
+              <w:top w:w="80" w:type="dxa"/>
+              <w:start w:w="120" w:type="dxa"/>
+              <w:bottom w:w="80" w:type="dxa"/>
+              <w:end w:w="120" w:type="dxa"/>
+            </w:tcMar>
+          </w:tcPr>
+          <w:p>
+            <w:pPr>
+              <w:spacing w:before="0" w:after="0" w:line="240" w:lineRule="auto"/>
+              <w:jc w:val="left"/>
+            </w:pPr>
+            <w:r>
+              <w:rPr>
+                <w:rFonts w:ascii="Calibri" w:hAnsi="Calibri" w:eastAsia="Arial Unicode MS"/>
+                <w:b w:val="0"/>
+                <w:i w:val="0"/>
+                <w:color w:val="1F2937"/>
+                <w:sz w:val="16"/>
+              </w:rPr>
+              <w:t>跌破20日线，结构未完全转弱</w:t>
+            </w:r>
+          </w:p>
+        </w:tc>
+      </w:tr>
+      <w:tr>
+        <w:tc>
+          <w:tcPr>
+            <w:tcW w:type="dxa" w:w="820"/>
+            <w:vAlign w:val="center"/>
+            <w:tcMar>
+              <w:top w:w="80" w:type="dxa"/>
+              <w:start w:w="120" w:type="dxa"/>
+              <w:bottom w:w="80" w:type="dxa"/>
+              <w:end w:w="120" w:type="dxa"/>
+            </w:tcMar>
+          </w:tcPr>
+          <w:p>
+            <w:pPr>
+              <w:spacing w:before="0" w:after="0" w:line="240" w:lineRule="auto"/>
+              <w:jc w:val="center"/>
+            </w:pPr>
+            <w:r>
+              <w:rPr>
+                <w:rFonts w:ascii="Calibri" w:hAnsi="Calibri" w:eastAsia="Arial Unicode MS"/>
+                <w:b/>
+                <w:i w:val="0"/>
+                <w:color w:val="1F2937"/>
+                <w:sz w:val="16"/>
+              </w:rPr>
+              <w:t>006373</w:t>
+            </w:r>
+          </w:p>
+        </w:tc>
+        <w:tc>
+          <w:tcPr>
+            <w:tcW w:type="dxa" w:w="1900"/>
+            <w:vAlign w:val="center"/>
+            <w:tcMar>
+              <w:top w:w="80" w:type="dxa"/>
+              <w:start w:w="120" w:type="dxa"/>
+              <w:bottom w:w="80" w:type="dxa"/>
+              <w:end w:w="120" w:type="dxa"/>
+            </w:tcMar>
+          </w:tcPr>
+          <w:p>
+            <w:pPr>
+              <w:spacing w:before="0" w:after="0" w:line="240" w:lineRule="auto"/>
+              <w:jc w:val="left"/>
+            </w:pPr>
+            <w:r>
+              <w:rPr>
+                <w:rFonts w:ascii="Calibri" w:hAnsi="Calibri" w:eastAsia="Arial Unicode MS"/>
+                <w:b w:val="0"/>
+                <w:i w:val="0"/>
+                <w:color w:val="1F2937"/>
+                <w:sz w:val="16"/>
+              </w:rPr>
+              <w:t>全球科技互联QDII A</w:t>
+            </w:r>
+          </w:p>
+        </w:tc>
+        <w:tc>
+          <w:tcPr>
+            <w:tcW w:type="dxa" w:w="1420"/>
+            <w:vAlign w:val="center"/>
+            <w:tcMar>
+              <w:top w:w="80" w:type="dxa"/>
+              <w:start w:w="120" w:type="dxa"/>
+              <w:bottom w:w="80" w:type="dxa"/>
+              <w:end w:w="120" w:type="dxa"/>
+            </w:tcMar>
+          </w:tcPr>
+          <w:p>
+            <w:pPr>
+              <w:spacing w:before="0" w:after="0" w:line="240" w:lineRule="auto"/>
+              <w:jc w:val="center"/>
+            </w:pPr>
+            <w:r>
+              <w:rPr>
+                <w:rFonts w:ascii="Calibri" w:hAnsi="Calibri" w:eastAsia="Arial Unicode MS"/>
+                <w:b w:val="0"/>
+                <w:i w:val="0"/>
+                <w:color w:val="1F2937"/>
+                <w:sz w:val="16"/>
+              </w:rPr>
+              <w:t>7.4301</w:t>
+              <w:br/>
+              <w:t>2026-07-10</w:t>
+            </w:r>
+          </w:p>
+        </w:tc>
+        <w:tc>
+          <w:tcPr>
+            <w:tcW w:type="dxa" w:w="1100"/>
+            <w:vAlign w:val="center"/>
+            <w:tcMar>
+              <w:top w:w="80" w:type="dxa"/>
+              <w:start w:w="120" w:type="dxa"/>
+              <w:bottom w:w="80" w:type="dxa"/>
+              <w:end w:w="120" w:type="dxa"/>
+            </w:tcMar>
+          </w:tcPr>
+          <w:p>
+            <w:pPr>
+              <w:spacing w:before="0" w:after="0" w:line="240" w:lineRule="auto"/>
+              <w:jc w:val="center"/>
+            </w:pPr>
+            <w:r>
+              <w:rPr>
+                <w:rFonts w:ascii="Calibri" w:hAnsi="Calibri" w:eastAsia="Arial Unicode MS"/>
+                <w:b w:val="0"/>
+                <w:i w:val="0"/>
+                <w:color w:val="9B1C1C"/>
+                <w:sz w:val="16"/>
+              </w:rPr>
+              <w:t>-5.17%</w:t>
+            </w:r>
+          </w:p>
+        </w:tc>
+        <w:tc>
+          <w:tcPr>
+            <w:tcW w:type="dxa" w:w="1100"/>
+            <w:vAlign w:val="center"/>
+            <w:tcMar>
+              <w:top w:w="80" w:type="dxa"/>
+              <w:start w:w="120" w:type="dxa"/>
+              <w:bottom w:w="80" w:type="dxa"/>
+              <w:end w:w="120" w:type="dxa"/>
+            </w:tcMar>
+          </w:tcPr>
+          <w:p>
+            <w:pPr>
+              <w:spacing w:before="0" w:after="0" w:line="240" w:lineRule="auto"/>
+              <w:jc w:val="center"/>
+            </w:pPr>
+            <w:r>
+              <w:rPr>
+                <w:rFonts w:ascii="Calibri" w:hAnsi="Calibri" w:eastAsia="Arial Unicode MS"/>
+                <w:b w:val="0"/>
+                <w:i w:val="0"/>
+                <w:color w:val="1F2937"/>
+                <w:sz w:val="16"/>
+              </w:rPr>
+              <w:t>+2.89%</w:t>
+            </w:r>
+          </w:p>
+        </w:tc>
+        <w:tc>
+          <w:tcPr>
+            <w:tcW w:type="dxa" w:w="900"/>
+            <w:vAlign w:val="center"/>
+            <w:tcMar>
+              <w:top w:w="80" w:type="dxa"/>
+              <w:start w:w="120" w:type="dxa"/>
+              <w:bottom w:w="80" w:type="dxa"/>
+              <w:end w:w="120" w:type="dxa"/>
+            </w:tcMar>
+          </w:tcPr>
+          <w:p>
+            <w:pPr>
+              <w:spacing w:before="0" w:after="0" w:line="240" w:lineRule="auto"/>
+              <w:jc w:val="center"/>
+            </w:pPr>
+            <w:r>
+              <w:rPr>
+                <w:rFonts w:ascii="Calibri" w:hAnsi="Calibri" w:eastAsia="Arial Unicode MS"/>
+                <w:b w:val="0"/>
+                <w:i w:val="0"/>
+                <w:color w:val="1F2937"/>
+                <w:sz w:val="16"/>
+              </w:rPr>
+              <w:t>48.25</w:t>
+            </w:r>
+          </w:p>
+        </w:tc>
+        <w:tc>
+          <w:tcPr>
+            <w:tcW w:type="dxa" w:w="2120"/>
+            <w:vAlign w:val="center"/>
+            <w:tcMar>
+              <w:top w:w="80" w:type="dxa"/>
+              <w:start w:w="120" w:type="dxa"/>
+              <w:bottom w:w="80" w:type="dxa"/>
+              <w:end w:w="120" w:type="dxa"/>
+            </w:tcMar>
+          </w:tcPr>
+          <w:p>
+            <w:pPr>
+              <w:spacing w:before="0" w:after="0" w:line="240" w:lineRule="auto"/>
+              <w:jc w:val="left"/>
+            </w:pPr>
+            <w:r>
+              <w:rPr>
+                <w:rFonts w:ascii="Calibri" w:hAnsi="Calibri" w:eastAsia="Arial Unicode MS"/>
+                <w:b w:val="0"/>
+                <w:i w:val="0"/>
+                <w:color w:val="1F2937"/>
+                <w:sz w:val="16"/>
+              </w:rPr>
+              <w:t>跌破20日线，结构未完全转弱</w:t>
+            </w:r>
+          </w:p>
+        </w:tc>
+      </w:tr>
+      <w:tr>
+        <w:tc>
+          <w:tcPr>
+            <w:tcW w:type="dxa" w:w="820"/>
+            <w:vAlign w:val="center"/>
+            <w:tcMar>
+              <w:top w:w="80" w:type="dxa"/>
+              <w:start w:w="120" w:type="dxa"/>
+              <w:bottom w:w="80" w:type="dxa"/>
+              <w:end w:w="120" w:type="dxa"/>
+            </w:tcMar>
+          </w:tcPr>
+          <w:p>
+            <w:pPr>
+              <w:spacing w:before="0" w:after="0" w:line="240" w:lineRule="auto"/>
+              <w:jc w:val="center"/>
+            </w:pPr>
+            <w:r>
+              <w:rPr>
+                <w:rFonts w:ascii="Calibri" w:hAnsi="Calibri" w:eastAsia="Arial Unicode MS"/>
+                <w:b/>
+                <w:i w:val="0"/>
+                <w:color w:val="1F2937"/>
+                <w:sz w:val="16"/>
+              </w:rPr>
+              <w:t>021873</w:t>
+            </w:r>
+          </w:p>
+        </w:tc>
+        <w:tc>
+          <w:tcPr>
+            <w:tcW w:type="dxa" w:w="1900"/>
+            <w:vAlign w:val="center"/>
+            <w:tcMar>
+              <w:top w:w="80" w:type="dxa"/>
+              <w:start w:w="120" w:type="dxa"/>
+              <w:bottom w:w="80" w:type="dxa"/>
+              <w:end w:w="120" w:type="dxa"/>
+            </w:tcMar>
+          </w:tcPr>
+          <w:p>
+            <w:pPr>
+              <w:spacing w:before="0" w:after="0" w:line="240" w:lineRule="auto"/>
+              <w:jc w:val="left"/>
+            </w:pPr>
+            <w:r>
+              <w:rPr>
+                <w:rFonts w:ascii="Calibri" w:hAnsi="Calibri" w:eastAsia="Arial Unicode MS"/>
+                <w:b w:val="0"/>
+                <w:i w:val="0"/>
+                <w:color w:val="1F2937"/>
+                <w:sz w:val="16"/>
+              </w:rPr>
+              <w:t>沪深港黄金产业A</w:t>
+            </w:r>
+          </w:p>
+        </w:tc>
+        <w:tc>
+          <w:tcPr>
+            <w:tcW w:type="dxa" w:w="1420"/>
+            <w:vAlign w:val="center"/>
+            <w:tcMar>
+              <w:top w:w="80" w:type="dxa"/>
+              <w:start w:w="120" w:type="dxa"/>
+              <w:bottom w:w="80" w:type="dxa"/>
+              <w:end w:w="120" w:type="dxa"/>
+            </w:tcMar>
+          </w:tcPr>
+          <w:p>
+            <w:pPr>
+              <w:spacing w:before="0" w:after="0" w:line="240" w:lineRule="auto"/>
+              <w:jc w:val="center"/>
+            </w:pPr>
+            <w:r>
+              <w:rPr>
+                <w:rFonts w:ascii="Calibri" w:hAnsi="Calibri" w:eastAsia="Arial Unicode MS"/>
+                <w:b w:val="0"/>
+                <w:i w:val="0"/>
+                <w:color w:val="1F2937"/>
+                <w:sz w:val="16"/>
+              </w:rPr>
+              <w:t>1.3736</w:t>
+              <w:br/>
+              <w:t>2026-07-13</w:t>
+            </w:r>
+          </w:p>
+        </w:tc>
+        <w:tc>
+          <w:tcPr>
+            <w:tcW w:type="dxa" w:w="1100"/>
+            <w:vAlign w:val="center"/>
+            <w:tcMar>
+              <w:top w:w="80" w:type="dxa"/>
+              <w:start w:w="120" w:type="dxa"/>
+              <w:bottom w:w="80" w:type="dxa"/>
+              <w:end w:w="120" w:type="dxa"/>
+            </w:tcMar>
+          </w:tcPr>
+          <w:p>
+            <w:pPr>
+              <w:spacing w:before="0" w:after="0" w:line="240" w:lineRule="auto"/>
+              <w:jc w:val="center"/>
+            </w:pPr>
+            <w:r>
+              <w:rPr>
+                <w:rFonts w:ascii="Calibri" w:hAnsi="Calibri" w:eastAsia="Arial Unicode MS"/>
+                <w:b w:val="0"/>
+                <w:i w:val="0"/>
+                <w:color w:val="9B1C1C"/>
+                <w:sz w:val="16"/>
+              </w:rPr>
+              <w:t>-3.24%</w:t>
+            </w:r>
+          </w:p>
+        </w:tc>
+        <w:tc>
+          <w:tcPr>
+            <w:tcW w:type="dxa" w:w="1100"/>
+            <w:vAlign w:val="center"/>
+            <w:tcMar>
+              <w:top w:w="80" w:type="dxa"/>
+              <w:start w:w="120" w:type="dxa"/>
+              <w:bottom w:w="80" w:type="dxa"/>
+              <w:end w:w="120" w:type="dxa"/>
+            </w:tcMar>
+          </w:tcPr>
+          <w:p>
+            <w:pPr>
+              <w:spacing w:before="0" w:after="0" w:line="240" w:lineRule="auto"/>
+              <w:jc w:val="center"/>
+            </w:pPr>
+            <w:r>
+              <w:rPr>
+                <w:rFonts w:ascii="Calibri" w:hAnsi="Calibri" w:eastAsia="Arial Unicode MS"/>
+                <w:b w:val="0"/>
+                <w:i w:val="0"/>
+                <w:color w:val="1F2937"/>
+                <w:sz w:val="16"/>
+              </w:rPr>
+              <w:t>-13.78%</w:t>
+            </w:r>
+          </w:p>
+        </w:tc>
+        <w:tc>
+          <w:tcPr>
+            <w:tcW w:type="dxa" w:w="900"/>
+            <w:vAlign w:val="center"/>
+            <w:tcMar>
+              <w:top w:w="80" w:type="dxa"/>
+              <w:start w:w="120" w:type="dxa"/>
+              <w:bottom w:w="80" w:type="dxa"/>
+              <w:end w:w="120" w:type="dxa"/>
+            </w:tcMar>
+          </w:tcPr>
+          <w:p>
+            <w:pPr>
+              <w:spacing w:before="0" w:after="0" w:line="240" w:lineRule="auto"/>
+              <w:jc w:val="center"/>
+            </w:pPr>
+            <w:r>
+              <w:rPr>
+                <w:rFonts w:ascii="Calibri" w:hAnsi="Calibri" w:eastAsia="Arial Unicode MS"/>
+                <w:b w:val="0"/>
+                <w:i w:val="0"/>
+                <w:color w:val="1F2937"/>
+                <w:sz w:val="16"/>
+              </w:rPr>
+              <w:t>42.83</w:t>
+            </w:r>
+          </w:p>
+        </w:tc>
+        <w:tc>
+          <w:tcPr>
+            <w:tcW w:type="dxa" w:w="2120"/>
+            <w:vAlign w:val="center"/>
+            <w:tcMar>
+              <w:top w:w="80" w:type="dxa"/>
+              <w:start w:w="120" w:type="dxa"/>
+              <w:bottom w:w="80" w:type="dxa"/>
+              <w:end w:w="120" w:type="dxa"/>
+            </w:tcMar>
+          </w:tcPr>
+          <w:p>
+            <w:pPr>
+              <w:spacing w:before="0" w:after="0" w:line="240" w:lineRule="auto"/>
+              <w:jc w:val="left"/>
+            </w:pPr>
+            <w:r>
+              <w:rPr>
+                <w:rFonts w:ascii="Calibri" w:hAnsi="Calibri" w:eastAsia="Arial Unicode MS"/>
+                <w:b w:val="0"/>
+                <w:i w:val="0"/>
+                <w:color w:val="1F2937"/>
+                <w:sz w:val="16"/>
+              </w:rPr>
+              <w:t>空头排列</w:t>
+            </w:r>
+          </w:p>
+        </w:tc>
+      </w:tr>
+    </w:tbl>
+    <w:p>
+      <w:pPr>
+        <w:pStyle w:val="Heading2"/>
+      </w:pPr>
+      <w:r>
+        <w:t>收益、回撤与相对强弱</w:t>
+      </w:r>
+    </w:p>
+    <w:tbl>
+      <w:tblPr>
+        <w:tblW w:type="dxa" w:w="9360"/>
+        <w:jc w:val="left"/>
+        <w:tblLayout w:type="fixed"/>
+        <w:tblLook w:firstColumn="1" w:firstRow="1" w:lastColumn="0" w:lastRow="0" w:noHBand="0" w:noVBand="1" w:val="04A0"/>
+        <w:tblInd w:w="120" w:type="dxa"/>
+        <w:tblBorders>
+          <w:top w:val="single" w:sz="4" w:color="D0D5DD"/>
+          <w:left w:val="single" w:sz="4" w:color="D0D5DD"/>
+          <w:bottom w:val="single" w:sz="4" w:color="D0D5DD"/>
+          <w:right w:val="single" w:sz="4" w:color="D0D5DD"/>
+          <w:insideH w:val="single" w:sz="4" w:color="D0D5DD"/>
+          <w:insideV w:val="single" w:sz="4" w:color="D0D5DD"/>
+        </w:tblBorders>
+      </w:tblPr>
+      <w:tblGrid>
+        <w:gridCol w:w="850"/>
+        <w:gridCol w:w="1200"/>
+        <w:gridCol w:w="1200"/>
+        <w:gridCol w:w="1500"/>
+        <w:gridCol w:w="1500"/>
+        <w:gridCol w:w="1555"/>
+        <w:gridCol w:w="1555"/>
+      </w:tblGrid>
+      <w:tr>
+        <w:trPr>
+          <w:tblHeader w:val="true"/>
+        </w:trPr>
+        <w:tc>
+          <w:tcPr>
+            <w:tcW w:type="dxa" w:w="850"/>
+            <w:shd w:fill="E8EEF5"/>
+            <w:tcMar>
+              <w:top w:w="80" w:type="dxa"/>
+              <w:start w:w="120" w:type="dxa"/>
+              <w:bottom w:w="80" w:type="dxa"/>
+              <w:end w:w="120" w:type="dxa"/>
+            </w:tcMar>
+          </w:tcPr>
+          <w:p>
+            <w:pPr>
+              <w:spacing w:before="0" w:after="0" w:line="240" w:lineRule="auto"/>
+              <w:jc w:val="center"/>
+            </w:pPr>
+            <w:r>
+              <w:rPr>
+                <w:rFonts w:ascii="Calibri" w:hAnsi="Calibri" w:eastAsia="Arial Unicode MS"/>
+                <w:b/>
+                <w:i w:val="0"/>
+                <w:color w:val="000000"/>
+                <w:sz w:val="16"/>
+              </w:rPr>
+              <w:t>代码</w:t>
+            </w:r>
+          </w:p>
+        </w:tc>
+        <w:tc>
+          <w:tcPr>
+            <w:tcW w:type="dxa" w:w="1200"/>
+            <w:shd w:fill="E8EEF5"/>
+            <w:tcMar>
+              <w:top w:w="80" w:type="dxa"/>
+              <w:start w:w="120" w:type="dxa"/>
+              <w:bottom w:w="80" w:type="dxa"/>
+              <w:end w:w="120" w:type="dxa"/>
+            </w:tcMar>
+          </w:tcPr>
+          <w:p>
+            <w:pPr>
+              <w:spacing w:before="0" w:after="0" w:line="240" w:lineRule="auto"/>
+              <w:jc w:val="center"/>
+            </w:pPr>
+            <w:r>
+              <w:rPr>
+                <w:rFonts w:ascii="Calibri" w:hAnsi="Calibri" w:eastAsia="Arial Unicode MS"/>
+                <w:b/>
+                <w:i w:val="0"/>
+                <w:color w:val="000000"/>
+                <w:sz w:val="16"/>
+              </w:rPr>
+              <w:t>20日收益</w:t>
+            </w:r>
+          </w:p>
+        </w:tc>
+        <w:tc>
+          <w:tcPr>
+            <w:tcW w:type="dxa" w:w="1200"/>
+            <w:shd w:fill="E8EEF5"/>
+            <w:tcMar>
+              <w:top w:w="80" w:type="dxa"/>
+              <w:start w:w="120" w:type="dxa"/>
+              <w:bottom w:w="80" w:type="dxa"/>
+              <w:end w:w="120" w:type="dxa"/>
+            </w:tcMar>
+          </w:tcPr>
+          <w:p>
+            <w:pPr>
+              <w:spacing w:before="0" w:after="0" w:line="240" w:lineRule="auto"/>
+              <w:jc w:val="center"/>
+            </w:pPr>
+            <w:r>
+              <w:rPr>
+                <w:rFonts w:ascii="Calibri" w:hAnsi="Calibri" w:eastAsia="Arial Unicode MS"/>
+                <w:b/>
+                <w:i w:val="0"/>
+                <w:color w:val="000000"/>
+                <w:sz w:val="16"/>
+              </w:rPr>
+              <w:t>60日收益</w:t>
+            </w:r>
+          </w:p>
+        </w:tc>
+        <w:tc>
+          <w:tcPr>
+            <w:tcW w:type="dxa" w:w="1500"/>
+            <w:shd w:fill="E8EEF5"/>
+            <w:tcMar>
+              <w:top w:w="80" w:type="dxa"/>
+              <w:start w:w="120" w:type="dxa"/>
+              <w:bottom w:w="80" w:type="dxa"/>
+              <w:end w:w="120" w:type="dxa"/>
+            </w:tcMar>
+          </w:tcPr>
+          <w:p>
+            <w:pPr>
+              <w:spacing w:before="0" w:after="0" w:line="240" w:lineRule="auto"/>
+              <w:jc w:val="center"/>
+            </w:pPr>
+            <w:r>
+              <w:rPr>
+                <w:rFonts w:ascii="Calibri" w:hAnsi="Calibri" w:eastAsia="Arial Unicode MS"/>
+                <w:b/>
+                <w:i w:val="0"/>
+                <w:color w:val="000000"/>
+                <w:sz w:val="16"/>
+              </w:rPr>
+              <w:t>60日最大回撤</w:t>
+            </w:r>
+          </w:p>
+        </w:tc>
+        <w:tc>
+          <w:tcPr>
+            <w:tcW w:type="dxa" w:w="1500"/>
+            <w:shd w:fill="E8EEF5"/>
+            <w:tcMar>
+              <w:top w:w="80" w:type="dxa"/>
+              <w:start w:w="120" w:type="dxa"/>
+              <w:bottom w:w="80" w:type="dxa"/>
+              <w:end w:w="120" w:type="dxa"/>
+            </w:tcMar>
+          </w:tcPr>
+          <w:p>
+            <w:pPr>
+              <w:spacing w:before="0" w:after="0" w:line="240" w:lineRule="auto"/>
+              <w:jc w:val="center"/>
+            </w:pPr>
+            <w:r>
+              <w:rPr>
+                <w:rFonts w:ascii="Calibri" w:hAnsi="Calibri" w:eastAsia="Arial Unicode MS"/>
+                <w:b/>
+                <w:i w:val="0"/>
+                <w:color w:val="000000"/>
+                <w:sz w:val="16"/>
+              </w:rPr>
+              <w:t>历史最大回撤</w:t>
+            </w:r>
+          </w:p>
+        </w:tc>
+        <w:tc>
+          <w:tcPr>
+            <w:tcW w:type="dxa" w:w="1555"/>
+            <w:shd w:fill="E8EEF5"/>
+            <w:tcMar>
+              <w:top w:w="80" w:type="dxa"/>
+              <w:start w:w="120" w:type="dxa"/>
+              <w:bottom w:w="80" w:type="dxa"/>
+              <w:end w:w="120" w:type="dxa"/>
+            </w:tcMar>
+          </w:tcPr>
+          <w:p>
+            <w:pPr>
+              <w:spacing w:before="0" w:after="0" w:line="240" w:lineRule="auto"/>
+              <w:jc w:val="center"/>
+            </w:pPr>
+            <w:r>
+              <w:rPr>
+                <w:rFonts w:ascii="Calibri" w:hAnsi="Calibri" w:eastAsia="Arial Unicode MS"/>
+                <w:b/>
+                <w:i w:val="0"/>
+                <w:color w:val="000000"/>
+                <w:sz w:val="16"/>
+              </w:rPr>
+              <w:t>相对沪深300 20日</w:t>
+            </w:r>
+          </w:p>
+        </w:tc>
+        <w:tc>
+          <w:tcPr>
+            <w:tcW w:type="dxa" w:w="1555"/>
+            <w:shd w:fill="E8EEF5"/>
+            <w:tcMar>
+              <w:top w:w="80" w:type="dxa"/>
+              <w:start w:w="120" w:type="dxa"/>
+              <w:bottom w:w="80" w:type="dxa"/>
+              <w:end w:w="120" w:type="dxa"/>
+            </w:tcMar>
+          </w:tcPr>
+          <w:p>
+            <w:pPr>
+              <w:spacing w:before="0" w:after="0" w:line="240" w:lineRule="auto"/>
+              <w:jc w:val="center"/>
+            </w:pPr>
+            <w:r>
+              <w:rPr>
+                <w:rFonts w:ascii="Calibri" w:hAnsi="Calibri" w:eastAsia="Arial Unicode MS"/>
+                <w:b/>
+                <w:i w:val="0"/>
+                <w:color w:val="000000"/>
+                <w:sz w:val="16"/>
+              </w:rPr>
+              <w:t>相对沪深300 60日</w:t>
+            </w:r>
+          </w:p>
+        </w:tc>
+      </w:tr>
+      <w:tr>
+        <w:tc>
+          <w:tcPr>
+            <w:tcW w:type="dxa" w:w="850"/>
+            <w:vAlign w:val="center"/>
+            <w:tcMar>
+              <w:top w:w="80" w:type="dxa"/>
+              <w:start w:w="120" w:type="dxa"/>
+              <w:bottom w:w="80" w:type="dxa"/>
+              <w:end w:w="120" w:type="dxa"/>
+            </w:tcMar>
+          </w:tcPr>
+          <w:p>
+            <w:pPr>
+              <w:spacing w:before="0" w:after="0" w:line="240" w:lineRule="auto"/>
+              <w:jc w:val="center"/>
+            </w:pPr>
+            <w:r>
+              <w:rPr>
+                <w:rFonts w:ascii="Calibri" w:hAnsi="Calibri" w:eastAsia="Arial Unicode MS"/>
+                <w:b/>
+                <w:i w:val="0"/>
+                <w:color w:val="1F2937"/>
+                <w:sz w:val="16"/>
+              </w:rPr>
+              <w:t>007339</w:t>
+            </w:r>
+          </w:p>
+        </w:tc>
+        <w:tc>
+          <w:tcPr>
+            <w:tcW w:type="dxa" w:w="1200"/>
+            <w:vAlign w:val="center"/>
+            <w:tcMar>
+              <w:top w:w="80" w:type="dxa"/>
+              <w:start w:w="120" w:type="dxa"/>
+              <w:bottom w:w="80" w:type="dxa"/>
+              <w:end w:w="120" w:type="dxa"/>
+            </w:tcMar>
+          </w:tcPr>
+          <w:p>
+            <w:pPr>
+              <w:spacing w:before="0" w:after="0" w:line="240" w:lineRule="auto"/>
+              <w:jc w:val="center"/>
+            </w:pPr>
+            <w:r>
+              <w:rPr>
+                <w:rFonts w:ascii="Calibri" w:hAnsi="Calibri" w:eastAsia="Arial Unicode MS"/>
+                <w:b w:val="0"/>
+                <w:i w:val="0"/>
+                <w:color w:val="9B1C1C"/>
+                <w:sz w:val="16"/>
+              </w:rPr>
+              <w:t>-1.08%</w:t>
+            </w:r>
+          </w:p>
+        </w:tc>
+        <w:tc>
+          <w:tcPr>
+            <w:tcW w:type="dxa" w:w="1200"/>
+            <w:vAlign w:val="center"/>
+            <w:tcMar>
+              <w:top w:w="80" w:type="dxa"/>
+              <w:start w:w="120" w:type="dxa"/>
+              <w:bottom w:w="80" w:type="dxa"/>
+              <w:end w:w="120" w:type="dxa"/>
+            </w:tcMar>
+          </w:tcPr>
+          <w:p>
+            <w:pPr>
+              <w:spacing w:before="0" w:after="0" w:line="240" w:lineRule="auto"/>
+              <w:jc w:val="center"/>
+            </w:pPr>
+            <w:r>
+              <w:rPr>
+                <w:rFonts w:ascii="Calibri" w:hAnsi="Calibri" w:eastAsia="Arial Unicode MS"/>
+                <w:b w:val="0"/>
+                <w:i w:val="0"/>
+                <w:color w:val="1F2937"/>
+                <w:sz w:val="16"/>
+              </w:rPr>
+              <w:t>+0.96%</w:t>
+            </w:r>
+          </w:p>
+        </w:tc>
+        <w:tc>
+          <w:tcPr>
+            <w:tcW w:type="dxa" w:w="1500"/>
+            <w:vAlign w:val="center"/>
+            <w:tcMar>
+              <w:top w:w="80" w:type="dxa"/>
+              <w:start w:w="120" w:type="dxa"/>
+              <w:bottom w:w="80" w:type="dxa"/>
+              <w:end w:w="120" w:type="dxa"/>
+            </w:tcMar>
+          </w:tcPr>
+          <w:p>
+            <w:pPr>
+              <w:spacing w:before="0" w:after="0" w:line="240" w:lineRule="auto"/>
+              <w:jc w:val="center"/>
+            </w:pPr>
+            <w:r>
+              <w:rPr>
+                <w:rFonts w:ascii="Calibri" w:hAnsi="Calibri" w:eastAsia="Arial Unicode MS"/>
+                <w:b w:val="0"/>
+                <w:i w:val="0"/>
+                <w:color w:val="1F2937"/>
+                <w:sz w:val="16"/>
+              </w:rPr>
+              <w:t>-6.37%</w:t>
+            </w:r>
+          </w:p>
+        </w:tc>
+        <w:tc>
+          <w:tcPr>
+            <w:tcW w:type="dxa" w:w="1500"/>
+            <w:vAlign w:val="center"/>
+            <w:tcMar>
+              <w:top w:w="80" w:type="dxa"/>
+              <w:start w:w="120" w:type="dxa"/>
+              <w:bottom w:w="80" w:type="dxa"/>
+              <w:end w:w="120" w:type="dxa"/>
+            </w:tcMar>
+          </w:tcPr>
+          <w:p>
+            <w:pPr>
+              <w:spacing w:before="0" w:after="0" w:line="240" w:lineRule="auto"/>
+              <w:jc w:val="center"/>
+            </w:pPr>
+            <w:r>
+              <w:rPr>
+                <w:rFonts w:ascii="Calibri" w:hAnsi="Calibri" w:eastAsia="Arial Unicode MS"/>
+                <w:b w:val="0"/>
+                <w:i w:val="0"/>
+                <w:color w:val="1F2937"/>
+                <w:sz w:val="16"/>
+              </w:rPr>
+              <w:t>-39.79%</w:t>
+            </w:r>
+          </w:p>
+        </w:tc>
+        <w:tc>
+          <w:tcPr>
+            <w:tcW w:type="dxa" w:w="1555"/>
+            <w:vAlign w:val="center"/>
+            <w:tcMar>
+              <w:top w:w="80" w:type="dxa"/>
+              <w:start w:w="120" w:type="dxa"/>
+              <w:bottom w:w="80" w:type="dxa"/>
+              <w:end w:w="120" w:type="dxa"/>
+            </w:tcMar>
+          </w:tcPr>
+          <w:p>
+            <w:pPr>
+              <w:spacing w:before="0" w:after="0" w:line="240" w:lineRule="auto"/>
+              <w:jc w:val="center"/>
+            </w:pPr>
+            <w:r>
+              <w:rPr>
+                <w:rFonts w:ascii="Calibri" w:hAnsi="Calibri" w:eastAsia="Arial Unicode MS"/>
+                <w:b w:val="0"/>
+                <w:i w:val="0"/>
+                <w:color w:val="1F2937"/>
+                <w:sz w:val="16"/>
+              </w:rPr>
+              <w:t>+0.00%</w:t>
+            </w:r>
+          </w:p>
+        </w:tc>
+        <w:tc>
+          <w:tcPr>
+            <w:tcW w:type="dxa" w:w="1555"/>
+            <w:vAlign w:val="center"/>
+            <w:tcMar>
+              <w:top w:w="80" w:type="dxa"/>
+              <w:start w:w="120" w:type="dxa"/>
+              <w:bottom w:w="80" w:type="dxa"/>
+              <w:end w:w="120" w:type="dxa"/>
+            </w:tcMar>
+          </w:tcPr>
+          <w:p>
+            <w:pPr>
+              <w:spacing w:before="0" w:after="0" w:line="240" w:lineRule="auto"/>
+              <w:jc w:val="center"/>
+            </w:pPr>
+            <w:r>
+              <w:rPr>
+                <w:rFonts w:ascii="Calibri" w:hAnsi="Calibri" w:eastAsia="Arial Unicode MS"/>
+                <w:b w:val="0"/>
+                <w:i w:val="0"/>
+                <w:color w:val="1F2937"/>
+                <w:sz w:val="16"/>
+              </w:rPr>
+              <w:t>+0.00%</w:t>
+            </w:r>
+          </w:p>
+        </w:tc>
+      </w:tr>
+      <w:tr>
+        <w:tc>
+          <w:tcPr>
+            <w:tcW w:type="dxa" w:w="850"/>
+            <w:vAlign w:val="center"/>
+            <w:tcMar>
+              <w:top w:w="80" w:type="dxa"/>
+              <w:start w:w="120" w:type="dxa"/>
+              <w:bottom w:w="80" w:type="dxa"/>
+              <w:end w:w="120" w:type="dxa"/>
+            </w:tcMar>
+          </w:tcPr>
+          <w:p>
+            <w:pPr>
+              <w:spacing w:before="0" w:after="0" w:line="240" w:lineRule="auto"/>
+              <w:jc w:val="center"/>
+            </w:pPr>
+            <w:r>
+              <w:rPr>
+                <w:rFonts w:ascii="Calibri" w:hAnsi="Calibri" w:eastAsia="Arial Unicode MS"/>
+                <w:b/>
+                <w:i w:val="0"/>
+                <w:color w:val="1F2937"/>
+                <w:sz w:val="16"/>
+              </w:rPr>
+              <w:t>021894</w:t>
+            </w:r>
+          </w:p>
+        </w:tc>
+        <w:tc>
+          <w:tcPr>
+            <w:tcW w:type="dxa" w:w="1200"/>
+            <w:vAlign w:val="center"/>
+            <w:tcMar>
+              <w:top w:w="80" w:type="dxa"/>
+              <w:start w:w="120" w:type="dxa"/>
+              <w:bottom w:w="80" w:type="dxa"/>
+              <w:end w:w="120" w:type="dxa"/>
+            </w:tcMar>
+          </w:tcPr>
+          <w:p>
+            <w:pPr>
+              <w:spacing w:before="0" w:after="0" w:line="240" w:lineRule="auto"/>
+              <w:jc w:val="center"/>
+            </w:pPr>
+            <w:r>
+              <w:rPr>
+                <w:rFonts w:ascii="Calibri" w:hAnsi="Calibri" w:eastAsia="Arial Unicode MS"/>
+                <w:b w:val="0"/>
+                <w:i w:val="0"/>
+                <w:color w:val="1F2937"/>
+                <w:sz w:val="16"/>
+              </w:rPr>
+              <w:t>+28.58%</w:t>
+            </w:r>
+          </w:p>
+        </w:tc>
+        <w:tc>
+          <w:tcPr>
+            <w:tcW w:type="dxa" w:w="1200"/>
+            <w:vAlign w:val="center"/>
+            <w:tcMar>
+              <w:top w:w="80" w:type="dxa"/>
+              <w:start w:w="120" w:type="dxa"/>
+              <w:bottom w:w="80" w:type="dxa"/>
+              <w:end w:w="120" w:type="dxa"/>
+            </w:tcMar>
+          </w:tcPr>
+          <w:p>
+            <w:pPr>
+              <w:spacing w:before="0" w:after="0" w:line="240" w:lineRule="auto"/>
+              <w:jc w:val="center"/>
+            </w:pPr>
+            <w:r>
+              <w:rPr>
+                <w:rFonts w:ascii="Calibri" w:hAnsi="Calibri" w:eastAsia="Arial Unicode MS"/>
+                <w:b w:val="0"/>
+                <w:i w:val="0"/>
+                <w:color w:val="1F2937"/>
+                <w:sz w:val="16"/>
+              </w:rPr>
+              <w:t>+85.48%</w:t>
+            </w:r>
+          </w:p>
+        </w:tc>
+        <w:tc>
+          <w:tcPr>
+            <w:tcW w:type="dxa" w:w="1500"/>
+            <w:vAlign w:val="center"/>
+            <w:tcMar>
+              <w:top w:w="80" w:type="dxa"/>
+              <w:start w:w="120" w:type="dxa"/>
+              <w:bottom w:w="80" w:type="dxa"/>
+              <w:end w:w="120" w:type="dxa"/>
+            </w:tcMar>
+          </w:tcPr>
+          <w:p>
+            <w:pPr>
+              <w:spacing w:before="0" w:after="0" w:line="240" w:lineRule="auto"/>
+              <w:jc w:val="center"/>
+            </w:pPr>
+            <w:r>
+              <w:rPr>
+                <w:rFonts w:ascii="Calibri" w:hAnsi="Calibri" w:eastAsia="Arial Unicode MS"/>
+                <w:b w:val="0"/>
+                <w:i w:val="0"/>
+                <w:color w:val="1F2937"/>
+                <w:sz w:val="16"/>
+              </w:rPr>
+              <w:t>-14.70%</w:t>
+            </w:r>
+          </w:p>
+        </w:tc>
+        <w:tc>
+          <w:tcPr>
+            <w:tcW w:type="dxa" w:w="1500"/>
+            <w:vAlign w:val="center"/>
+            <w:tcMar>
+              <w:top w:w="80" w:type="dxa"/>
+              <w:start w:w="120" w:type="dxa"/>
+              <w:bottom w:w="80" w:type="dxa"/>
+              <w:end w:w="120" w:type="dxa"/>
+            </w:tcMar>
+          </w:tcPr>
+          <w:p>
+            <w:pPr>
+              <w:spacing w:before="0" w:after="0" w:line="240" w:lineRule="auto"/>
+              <w:jc w:val="center"/>
+            </w:pPr>
+            <w:r>
+              <w:rPr>
+                <w:rFonts w:ascii="Calibri" w:hAnsi="Calibri" w:eastAsia="Arial Unicode MS"/>
+                <w:b w:val="0"/>
+                <w:i w:val="0"/>
+                <w:color w:val="1F2937"/>
+                <w:sz w:val="16"/>
+              </w:rPr>
+              <w:t>-18.41%</w:t>
+            </w:r>
+          </w:p>
+        </w:tc>
+        <w:tc>
+          <w:tcPr>
+            <w:tcW w:type="dxa" w:w="1555"/>
+            <w:vAlign w:val="center"/>
+            <w:tcMar>
+              <w:top w:w="80" w:type="dxa"/>
+              <w:start w:w="120" w:type="dxa"/>
+              <w:bottom w:w="80" w:type="dxa"/>
+              <w:end w:w="120" w:type="dxa"/>
+            </w:tcMar>
+          </w:tcPr>
+          <w:p>
+            <w:pPr>
+              <w:spacing w:before="0" w:after="0" w:line="240" w:lineRule="auto"/>
+              <w:jc w:val="center"/>
+            </w:pPr>
+            <w:r>
+              <w:rPr>
+                <w:rFonts w:ascii="Calibri" w:hAnsi="Calibri" w:eastAsia="Arial Unicode MS"/>
+                <w:b w:val="0"/>
+                <w:i w:val="0"/>
+                <w:color w:val="1F2937"/>
+                <w:sz w:val="16"/>
+              </w:rPr>
+              <w:t>+29.66%</w:t>
+            </w:r>
+          </w:p>
+        </w:tc>
+        <w:tc>
+          <w:tcPr>
+            <w:tcW w:type="dxa" w:w="1555"/>
+            <w:vAlign w:val="center"/>
+            <w:tcMar>
+              <w:top w:w="80" w:type="dxa"/>
+              <w:start w:w="120" w:type="dxa"/>
+              <w:bottom w:w="80" w:type="dxa"/>
+              <w:end w:w="120" w:type="dxa"/>
+            </w:tcMar>
+          </w:tcPr>
+          <w:p>
+            <w:pPr>
+              <w:spacing w:before="0" w:after="0" w:line="240" w:lineRule="auto"/>
+              <w:jc w:val="center"/>
+            </w:pPr>
+            <w:r>
+              <w:rPr>
+                <w:rFonts w:ascii="Calibri" w:hAnsi="Calibri" w:eastAsia="Arial Unicode MS"/>
+                <w:b w:val="0"/>
+                <w:i w:val="0"/>
+                <w:color w:val="1F2937"/>
+                <w:sz w:val="16"/>
+              </w:rPr>
+              <w:t>+84.52%</w:t>
+            </w:r>
+          </w:p>
+        </w:tc>
+      </w:tr>
+      <w:tr>
+        <w:tc>
+          <w:tcPr>
+            <w:tcW w:type="dxa" w:w="850"/>
+            <w:vAlign w:val="center"/>
+            <w:tcMar>
+              <w:top w:w="80" w:type="dxa"/>
+              <w:start w:w="120" w:type="dxa"/>
+              <w:bottom w:w="80" w:type="dxa"/>
+              <w:end w:w="120" w:type="dxa"/>
+            </w:tcMar>
+          </w:tcPr>
+          <w:p>
+            <w:pPr>
+              <w:spacing w:before="0" w:after="0" w:line="240" w:lineRule="auto"/>
+              <w:jc w:val="center"/>
+            </w:pPr>
+            <w:r>
+              <w:rPr>
+                <w:rFonts w:ascii="Calibri" w:hAnsi="Calibri" w:eastAsia="Arial Unicode MS"/>
+                <w:b/>
+                <w:i w:val="0"/>
+                <w:color w:val="1F2937"/>
+                <w:sz w:val="16"/>
+              </w:rPr>
+              <w:t>010004</w:t>
+            </w:r>
+          </w:p>
+        </w:tc>
+        <w:tc>
+          <w:tcPr>
+            <w:tcW w:type="dxa" w:w="1200"/>
+            <w:vAlign w:val="center"/>
+            <w:tcMar>
+              <w:top w:w="80" w:type="dxa"/>
+              <w:start w:w="120" w:type="dxa"/>
+              <w:bottom w:w="80" w:type="dxa"/>
+              <w:end w:w="120" w:type="dxa"/>
+            </w:tcMar>
+          </w:tcPr>
+          <w:p>
+            <w:pPr>
+              <w:spacing w:before="0" w:after="0" w:line="240" w:lineRule="auto"/>
+              <w:jc w:val="center"/>
+            </w:pPr>
+            <w:r>
+              <w:rPr>
+                <w:rFonts w:ascii="Calibri" w:hAnsi="Calibri" w:eastAsia="Arial Unicode MS"/>
+                <w:b w:val="0"/>
+                <w:i w:val="0"/>
+                <w:color w:val="1F2937"/>
+                <w:sz w:val="16"/>
+              </w:rPr>
+              <w:t>+9.33%</w:t>
+            </w:r>
+          </w:p>
+        </w:tc>
+        <w:tc>
+          <w:tcPr>
+            <w:tcW w:type="dxa" w:w="1200"/>
+            <w:vAlign w:val="center"/>
+            <w:tcMar>
+              <w:top w:w="80" w:type="dxa"/>
+              <w:start w:w="120" w:type="dxa"/>
+              <w:bottom w:w="80" w:type="dxa"/>
+              <w:end w:w="120" w:type="dxa"/>
+            </w:tcMar>
+          </w:tcPr>
+          <w:p>
+            <w:pPr>
+              <w:spacing w:before="0" w:after="0" w:line="240" w:lineRule="auto"/>
+              <w:jc w:val="center"/>
+            </w:pPr>
+            <w:r>
+              <w:rPr>
+                <w:rFonts w:ascii="Calibri" w:hAnsi="Calibri" w:eastAsia="Arial Unicode MS"/>
+                <w:b w:val="0"/>
+                <w:i w:val="0"/>
+                <w:color w:val="1F2937"/>
+                <w:sz w:val="16"/>
+              </w:rPr>
+              <w:t>+24.79%</w:t>
+            </w:r>
+          </w:p>
+        </w:tc>
+        <w:tc>
+          <w:tcPr>
+            <w:tcW w:type="dxa" w:w="1500"/>
+            <w:vAlign w:val="center"/>
+            <w:tcMar>
+              <w:top w:w="80" w:type="dxa"/>
+              <w:start w:w="120" w:type="dxa"/>
+              <w:bottom w:w="80" w:type="dxa"/>
+              <w:end w:w="120" w:type="dxa"/>
+            </w:tcMar>
+          </w:tcPr>
+          <w:p>
+            <w:pPr>
+              <w:spacing w:before="0" w:after="0" w:line="240" w:lineRule="auto"/>
+              <w:jc w:val="center"/>
+            </w:pPr>
+            <w:r>
+              <w:rPr>
+                <w:rFonts w:ascii="Calibri" w:hAnsi="Calibri" w:eastAsia="Arial Unicode MS"/>
+                <w:b w:val="0"/>
+                <w:i w:val="0"/>
+                <w:color w:val="1F2937"/>
+                <w:sz w:val="16"/>
+              </w:rPr>
+              <w:t>-12.26%</w:t>
+            </w:r>
+          </w:p>
+        </w:tc>
+        <w:tc>
+          <w:tcPr>
+            <w:tcW w:type="dxa" w:w="1500"/>
+            <w:vAlign w:val="center"/>
+            <w:tcMar>
+              <w:top w:w="80" w:type="dxa"/>
+              <w:start w:w="120" w:type="dxa"/>
+              <w:bottom w:w="80" w:type="dxa"/>
+              <w:end w:w="120" w:type="dxa"/>
+            </w:tcMar>
+          </w:tcPr>
+          <w:p>
+            <w:pPr>
+              <w:spacing w:before="0" w:after="0" w:line="240" w:lineRule="auto"/>
+              <w:jc w:val="center"/>
+            </w:pPr>
+            <w:r>
+              <w:rPr>
+                <w:rFonts w:ascii="Calibri" w:hAnsi="Calibri" w:eastAsia="Arial Unicode MS"/>
+                <w:b w:val="0"/>
+                <w:i w:val="0"/>
+                <w:color w:val="1F2937"/>
+                <w:sz w:val="16"/>
+              </w:rPr>
+              <w:t>-45.98%</w:t>
+            </w:r>
+          </w:p>
+        </w:tc>
+        <w:tc>
+          <w:tcPr>
+            <w:tcW w:type="dxa" w:w="1555"/>
+            <w:vAlign w:val="center"/>
+            <w:tcMar>
+              <w:top w:w="80" w:type="dxa"/>
+              <w:start w:w="120" w:type="dxa"/>
+              <w:bottom w:w="80" w:type="dxa"/>
+              <w:end w:w="120" w:type="dxa"/>
+            </w:tcMar>
+          </w:tcPr>
+          <w:p>
+            <w:pPr>
+              <w:spacing w:before="0" w:after="0" w:line="240" w:lineRule="auto"/>
+              <w:jc w:val="center"/>
+            </w:pPr>
+            <w:r>
+              <w:rPr>
+                <w:rFonts w:ascii="Calibri" w:hAnsi="Calibri" w:eastAsia="Arial Unicode MS"/>
+                <w:b w:val="0"/>
+                <w:i w:val="0"/>
+                <w:color w:val="1F2937"/>
+                <w:sz w:val="16"/>
+              </w:rPr>
+              <w:t>+10.41%</w:t>
+            </w:r>
+          </w:p>
+        </w:tc>
+        <w:tc>
+          <w:tcPr>
+            <w:tcW w:type="dxa" w:w="1555"/>
+            <w:vAlign w:val="center"/>
+            <w:tcMar>
+              <w:top w:w="80" w:type="dxa"/>
+              <w:start w:w="120" w:type="dxa"/>
+              <w:bottom w:w="80" w:type="dxa"/>
+              <w:end w:w="120" w:type="dxa"/>
+            </w:tcMar>
+          </w:tcPr>
+          <w:p>
+            <w:pPr>
+              <w:spacing w:before="0" w:after="0" w:line="240" w:lineRule="auto"/>
+              <w:jc w:val="center"/>
+            </w:pPr>
+            <w:r>
+              <w:rPr>
+                <w:rFonts w:ascii="Calibri" w:hAnsi="Calibri" w:eastAsia="Arial Unicode MS"/>
+                <w:b w:val="0"/>
+                <w:i w:val="0"/>
+                <w:color w:val="1F2937"/>
+                <w:sz w:val="16"/>
+              </w:rPr>
+              <w:t>+23.83%</w:t>
+            </w:r>
+          </w:p>
+        </w:tc>
+      </w:tr>
+      <w:tr>
+        <w:tc>
+          <w:tcPr>
+            <w:tcW w:type="dxa" w:w="850"/>
+            <w:vAlign w:val="center"/>
+            <w:tcMar>
+              <w:top w:w="80" w:type="dxa"/>
+              <w:start w:w="120" w:type="dxa"/>
+              <w:bottom w:w="80" w:type="dxa"/>
+              <w:end w:w="120" w:type="dxa"/>
+            </w:tcMar>
+          </w:tcPr>
+          <w:p>
+            <w:pPr>
+              <w:spacing w:before="0" w:after="0" w:line="240" w:lineRule="auto"/>
+              <w:jc w:val="center"/>
+            </w:pPr>
+            <w:r>
+              <w:rPr>
+                <w:rFonts w:ascii="Calibri" w:hAnsi="Calibri" w:eastAsia="Arial Unicode MS"/>
+                <w:b/>
+                <w:i w:val="0"/>
+                <w:color w:val="1F2937"/>
+                <w:sz w:val="16"/>
+              </w:rPr>
+              <w:t>012922</w:t>
+            </w:r>
+          </w:p>
+        </w:tc>
+        <w:tc>
+          <w:tcPr>
+            <w:tcW w:type="dxa" w:w="1200"/>
+            <w:vAlign w:val="center"/>
+            <w:tcMar>
+              <w:top w:w="80" w:type="dxa"/>
+              <w:start w:w="120" w:type="dxa"/>
+              <w:bottom w:w="80" w:type="dxa"/>
+              <w:end w:w="120" w:type="dxa"/>
+            </w:tcMar>
+          </w:tcPr>
+          <w:p>
+            <w:pPr>
+              <w:spacing w:before="0" w:after="0" w:line="240" w:lineRule="auto"/>
+              <w:jc w:val="center"/>
+            </w:pPr>
+            <w:r>
+              <w:rPr>
+                <w:rFonts w:ascii="Calibri" w:hAnsi="Calibri" w:eastAsia="Arial Unicode MS"/>
+                <w:b w:val="0"/>
+                <w:i w:val="0"/>
+                <w:color w:val="1F2937"/>
+                <w:sz w:val="16"/>
+              </w:rPr>
+              <w:t>+0.17%</w:t>
+            </w:r>
+          </w:p>
+        </w:tc>
+        <w:tc>
+          <w:tcPr>
+            <w:tcW w:type="dxa" w:w="1200"/>
+            <w:vAlign w:val="center"/>
+            <w:tcMar>
+              <w:top w:w="80" w:type="dxa"/>
+              <w:start w:w="120" w:type="dxa"/>
+              <w:bottom w:w="80" w:type="dxa"/>
+              <w:end w:w="120" w:type="dxa"/>
+            </w:tcMar>
+          </w:tcPr>
+          <w:p>
+            <w:pPr>
+              <w:spacing w:before="0" w:after="0" w:line="240" w:lineRule="auto"/>
+              <w:jc w:val="center"/>
+            </w:pPr>
+            <w:r>
+              <w:rPr>
+                <w:rFonts w:ascii="Calibri" w:hAnsi="Calibri" w:eastAsia="Arial Unicode MS"/>
+                <w:b w:val="0"/>
+                <w:i w:val="0"/>
+                <w:color w:val="1F2937"/>
+                <w:sz w:val="16"/>
+              </w:rPr>
+              <w:t>+38.16%</w:t>
+            </w:r>
+          </w:p>
+        </w:tc>
+        <w:tc>
+          <w:tcPr>
+            <w:tcW w:type="dxa" w:w="1500"/>
+            <w:vAlign w:val="center"/>
+            <w:tcMar>
+              <w:top w:w="80" w:type="dxa"/>
+              <w:start w:w="120" w:type="dxa"/>
+              <w:bottom w:w="80" w:type="dxa"/>
+              <w:end w:w="120" w:type="dxa"/>
+            </w:tcMar>
+          </w:tcPr>
+          <w:p>
+            <w:pPr>
+              <w:spacing w:before="0" w:after="0" w:line="240" w:lineRule="auto"/>
+              <w:jc w:val="center"/>
+            </w:pPr>
+            <w:r>
+              <w:rPr>
+                <w:rFonts w:ascii="Calibri" w:hAnsi="Calibri" w:eastAsia="Arial Unicode MS"/>
+                <w:b w:val="0"/>
+                <w:i w:val="0"/>
+                <w:color w:val="1F2937"/>
+                <w:sz w:val="16"/>
+              </w:rPr>
+              <w:t>-17.49%</w:t>
+            </w:r>
+          </w:p>
+        </w:tc>
+        <w:tc>
+          <w:tcPr>
+            <w:tcW w:type="dxa" w:w="1500"/>
+            <w:vAlign w:val="center"/>
+            <w:tcMar>
+              <w:top w:w="80" w:type="dxa"/>
+              <w:start w:w="120" w:type="dxa"/>
+              <w:bottom w:w="80" w:type="dxa"/>
+              <w:end w:w="120" w:type="dxa"/>
+            </w:tcMar>
+          </w:tcPr>
+          <w:p>
+            <w:pPr>
+              <w:spacing w:before="0" w:after="0" w:line="240" w:lineRule="auto"/>
+              <w:jc w:val="center"/>
+            </w:pPr>
+            <w:r>
+              <w:rPr>
+                <w:rFonts w:ascii="Calibri" w:hAnsi="Calibri" w:eastAsia="Arial Unicode MS"/>
+                <w:b w:val="0"/>
+                <w:i w:val="0"/>
+                <w:color w:val="1F2937"/>
+                <w:sz w:val="16"/>
+              </w:rPr>
+              <w:t>-20.22%</w:t>
+            </w:r>
+          </w:p>
+        </w:tc>
+        <w:tc>
+          <w:tcPr>
+            <w:tcW w:type="dxa" w:w="1555"/>
+            <w:vAlign w:val="center"/>
+            <w:tcMar>
+              <w:top w:w="80" w:type="dxa"/>
+              <w:start w:w="120" w:type="dxa"/>
+              <w:bottom w:w="80" w:type="dxa"/>
+              <w:end w:w="120" w:type="dxa"/>
+            </w:tcMar>
+          </w:tcPr>
+          <w:p>
+            <w:pPr>
+              <w:spacing w:before="0" w:after="0" w:line="240" w:lineRule="auto"/>
+              <w:jc w:val="center"/>
+            </w:pPr>
+            <w:r>
+              <w:rPr>
+                <w:rFonts w:ascii="Calibri" w:hAnsi="Calibri" w:eastAsia="Arial Unicode MS"/>
+                <w:b w:val="0"/>
+                <w:i w:val="0"/>
+                <w:color w:val="9B1C1C"/>
+                <w:sz w:val="16"/>
+              </w:rPr>
+              <w:t>-1.51%</w:t>
+            </w:r>
+          </w:p>
+        </w:tc>
+        <w:tc>
+          <w:tcPr>
+            <w:tcW w:type="dxa" w:w="1555"/>
+            <w:vAlign w:val="center"/>
+            <w:tcMar>
+              <w:top w:w="80" w:type="dxa"/>
+              <w:start w:w="120" w:type="dxa"/>
+              <w:bottom w:w="80" w:type="dxa"/>
+              <w:end w:w="120" w:type="dxa"/>
+            </w:tcMar>
+          </w:tcPr>
+          <w:p>
+            <w:pPr>
+              <w:spacing w:before="0" w:after="0" w:line="240" w:lineRule="auto"/>
+              <w:jc w:val="center"/>
+            </w:pPr>
+            <w:r>
+              <w:rPr>
+                <w:rFonts w:ascii="Calibri" w:hAnsi="Calibri" w:eastAsia="Arial Unicode MS"/>
+                <w:b w:val="0"/>
+                <w:i w:val="0"/>
+                <w:color w:val="1F2937"/>
+                <w:sz w:val="16"/>
+              </w:rPr>
+              <w:t>+34.36%</w:t>
+            </w:r>
+          </w:p>
+        </w:tc>
+      </w:tr>
+      <w:tr>
+        <w:tc>
+          <w:tcPr>
+            <w:tcW w:type="dxa" w:w="850"/>
+            <w:vAlign w:val="center"/>
+            <w:tcMar>
+              <w:top w:w="80" w:type="dxa"/>
+              <w:start w:w="120" w:type="dxa"/>
+              <w:bottom w:w="80" w:type="dxa"/>
+              <w:end w:w="120" w:type="dxa"/>
+            </w:tcMar>
+          </w:tcPr>
+          <w:p>
+            <w:pPr>
+              <w:spacing w:before="0" w:after="0" w:line="240" w:lineRule="auto"/>
+              <w:jc w:val="center"/>
+            </w:pPr>
+            <w:r>
+              <w:rPr>
+                <w:rFonts w:ascii="Calibri" w:hAnsi="Calibri" w:eastAsia="Arial Unicode MS"/>
+                <w:b/>
+                <w:i w:val="0"/>
+                <w:color w:val="1F2937"/>
+                <w:sz w:val="16"/>
+              </w:rPr>
+              <w:t>021528</w:t>
+            </w:r>
+          </w:p>
+        </w:tc>
+        <w:tc>
+          <w:tcPr>
+            <w:tcW w:type="dxa" w:w="1200"/>
+            <w:vAlign w:val="center"/>
+            <w:tcMar>
+              <w:top w:w="80" w:type="dxa"/>
+              <w:start w:w="120" w:type="dxa"/>
+              <w:bottom w:w="80" w:type="dxa"/>
+              <w:end w:w="120" w:type="dxa"/>
+            </w:tcMar>
+          </w:tcPr>
+          <w:p>
+            <w:pPr>
+              <w:spacing w:before="0" w:after="0" w:line="240" w:lineRule="auto"/>
+              <w:jc w:val="center"/>
+            </w:pPr>
+            <w:r>
+              <w:rPr>
+                <w:rFonts w:ascii="Calibri" w:hAnsi="Calibri" w:eastAsia="Arial Unicode MS"/>
+                <w:b w:val="0"/>
+                <w:i w:val="0"/>
+                <w:color w:val="9B1C1C"/>
+                <w:sz w:val="16"/>
+              </w:rPr>
+              <w:t>-3.83%</w:t>
+            </w:r>
+          </w:p>
+        </w:tc>
+        <w:tc>
+          <w:tcPr>
+            <w:tcW w:type="dxa" w:w="1200"/>
+            <w:vAlign w:val="center"/>
+            <w:tcMar>
+              <w:top w:w="80" w:type="dxa"/>
+              <w:start w:w="120" w:type="dxa"/>
+              <w:bottom w:w="80" w:type="dxa"/>
+              <w:end w:w="120" w:type="dxa"/>
+            </w:tcMar>
+          </w:tcPr>
+          <w:p>
+            <w:pPr>
+              <w:spacing w:before="0" w:after="0" w:line="240" w:lineRule="auto"/>
+              <w:jc w:val="center"/>
+            </w:pPr>
+            <w:r>
+              <w:rPr>
+                <w:rFonts w:ascii="Calibri" w:hAnsi="Calibri" w:eastAsia="Arial Unicode MS"/>
+                <w:b w:val="0"/>
+                <w:i w:val="0"/>
+                <w:color w:val="1F2937"/>
+                <w:sz w:val="16"/>
+              </w:rPr>
+              <w:t>+50.20%</w:t>
+            </w:r>
+          </w:p>
+        </w:tc>
+        <w:tc>
+          <w:tcPr>
+            <w:tcW w:type="dxa" w:w="1500"/>
+            <w:vAlign w:val="center"/>
+            <w:tcMar>
+              <w:top w:w="80" w:type="dxa"/>
+              <w:start w:w="120" w:type="dxa"/>
+              <w:bottom w:w="80" w:type="dxa"/>
+              <w:end w:w="120" w:type="dxa"/>
+            </w:tcMar>
+          </w:tcPr>
+          <w:p>
+            <w:pPr>
+              <w:spacing w:before="0" w:after="0" w:line="240" w:lineRule="auto"/>
+              <w:jc w:val="center"/>
+            </w:pPr>
+            <w:r>
+              <w:rPr>
+                <w:rFonts w:ascii="Calibri" w:hAnsi="Calibri" w:eastAsia="Arial Unicode MS"/>
+                <w:b w:val="0"/>
+                <w:i w:val="0"/>
+                <w:color w:val="1F2937"/>
+                <w:sz w:val="16"/>
+              </w:rPr>
+              <w:t>-23.72%</w:t>
+            </w:r>
+          </w:p>
+        </w:tc>
+        <w:tc>
+          <w:tcPr>
+            <w:tcW w:type="dxa" w:w="1500"/>
+            <w:vAlign w:val="center"/>
+            <w:tcMar>
+              <w:top w:w="80" w:type="dxa"/>
+              <w:start w:w="120" w:type="dxa"/>
+              <w:bottom w:w="80" w:type="dxa"/>
+              <w:end w:w="120" w:type="dxa"/>
+            </w:tcMar>
+          </w:tcPr>
+          <w:p>
+            <w:pPr>
+              <w:spacing w:before="0" w:after="0" w:line="240" w:lineRule="auto"/>
+              <w:jc w:val="center"/>
+            </w:pPr>
+            <w:r>
+              <w:rPr>
+                <w:rFonts w:ascii="Calibri" w:hAnsi="Calibri" w:eastAsia="Arial Unicode MS"/>
+                <w:b w:val="0"/>
+                <w:i w:val="0"/>
+                <w:color w:val="1F2937"/>
+                <w:sz w:val="16"/>
+              </w:rPr>
+              <w:t>-39.05%</w:t>
+            </w:r>
+          </w:p>
+        </w:tc>
+        <w:tc>
+          <w:tcPr>
+            <w:tcW w:type="dxa" w:w="1555"/>
+            <w:vAlign w:val="center"/>
+            <w:tcMar>
+              <w:top w:w="80" w:type="dxa"/>
+              <w:start w:w="120" w:type="dxa"/>
+              <w:bottom w:w="80" w:type="dxa"/>
+              <w:end w:w="120" w:type="dxa"/>
+            </w:tcMar>
+          </w:tcPr>
+          <w:p>
+            <w:pPr>
+              <w:spacing w:before="0" w:after="0" w:line="240" w:lineRule="auto"/>
+              <w:jc w:val="center"/>
+            </w:pPr>
+            <w:r>
+              <w:rPr>
+                <w:rFonts w:ascii="Calibri" w:hAnsi="Calibri" w:eastAsia="Arial Unicode MS"/>
+                <w:b w:val="0"/>
+                <w:i w:val="0"/>
+                <w:color w:val="9B1C1C"/>
+                <w:sz w:val="16"/>
+              </w:rPr>
+              <w:t>-2.75%</w:t>
+            </w:r>
+          </w:p>
+        </w:tc>
+        <w:tc>
+          <w:tcPr>
+            <w:tcW w:type="dxa" w:w="1555"/>
+            <w:vAlign w:val="center"/>
+            <w:tcMar>
+              <w:top w:w="80" w:type="dxa"/>
+              <w:start w:w="120" w:type="dxa"/>
+              <w:bottom w:w="80" w:type="dxa"/>
+              <w:end w:w="120" w:type="dxa"/>
+            </w:tcMar>
+          </w:tcPr>
+          <w:p>
+            <w:pPr>
+              <w:spacing w:before="0" w:after="0" w:line="240" w:lineRule="auto"/>
+              <w:jc w:val="center"/>
+            </w:pPr>
+            <w:r>
+              <w:rPr>
+                <w:rFonts w:ascii="Calibri" w:hAnsi="Calibri" w:eastAsia="Arial Unicode MS"/>
+                <w:b w:val="0"/>
+                <w:i w:val="0"/>
+                <w:color w:val="1F2937"/>
+                <w:sz w:val="16"/>
+              </w:rPr>
+              <w:t>+49.24%</w:t>
+            </w:r>
+          </w:p>
+        </w:tc>
+      </w:tr>
+      <w:tr>
+        <w:tc>
+          <w:tcPr>
+            <w:tcW w:type="dxa" w:w="850"/>
+            <w:vAlign w:val="center"/>
+            <w:tcMar>
+              <w:top w:w="80" w:type="dxa"/>
+              <w:start w:w="120" w:type="dxa"/>
+              <w:bottom w:w="80" w:type="dxa"/>
+              <w:end w:w="120" w:type="dxa"/>
+            </w:tcMar>
+          </w:tcPr>
+          <w:p>
+            <w:pPr>
+              <w:spacing w:before="0" w:after="0" w:line="240" w:lineRule="auto"/>
+              <w:jc w:val="center"/>
+            </w:pPr>
+            <w:r>
+              <w:rPr>
+                <w:rFonts w:ascii="Calibri" w:hAnsi="Calibri" w:eastAsia="Arial Unicode MS"/>
+                <w:b/>
+                <w:i w:val="0"/>
+                <w:color w:val="1F2937"/>
+                <w:sz w:val="16"/>
+              </w:rPr>
+              <w:t>007818</w:t>
+            </w:r>
+          </w:p>
+        </w:tc>
+        <w:tc>
+          <w:tcPr>
+            <w:tcW w:type="dxa" w:w="1200"/>
+            <w:vAlign w:val="center"/>
+            <w:tcMar>
+              <w:top w:w="80" w:type="dxa"/>
+              <w:start w:w="120" w:type="dxa"/>
+              <w:bottom w:w="80" w:type="dxa"/>
+              <w:end w:w="120" w:type="dxa"/>
+            </w:tcMar>
+          </w:tcPr>
+          <w:p>
+            <w:pPr>
+              <w:spacing w:before="0" w:after="0" w:line="240" w:lineRule="auto"/>
+              <w:jc w:val="center"/>
+            </w:pPr>
+            <w:r>
+              <w:rPr>
+                <w:rFonts w:ascii="Calibri" w:hAnsi="Calibri" w:eastAsia="Arial Unicode MS"/>
+                <w:b w:val="0"/>
+                <w:i w:val="0"/>
+                <w:color w:val="9B1C1C"/>
+                <w:sz w:val="16"/>
+              </w:rPr>
+              <w:t>-5.70%</w:t>
+            </w:r>
+          </w:p>
+        </w:tc>
+        <w:tc>
+          <w:tcPr>
+            <w:tcW w:type="dxa" w:w="1200"/>
+            <w:vAlign w:val="center"/>
+            <w:tcMar>
+              <w:top w:w="80" w:type="dxa"/>
+              <w:start w:w="120" w:type="dxa"/>
+              <w:bottom w:w="80" w:type="dxa"/>
+              <w:end w:w="120" w:type="dxa"/>
+            </w:tcMar>
+          </w:tcPr>
+          <w:p>
+            <w:pPr>
+              <w:spacing w:before="0" w:after="0" w:line="240" w:lineRule="auto"/>
+              <w:jc w:val="center"/>
+            </w:pPr>
+            <w:r>
+              <w:rPr>
+                <w:rFonts w:ascii="Calibri" w:hAnsi="Calibri" w:eastAsia="Arial Unicode MS"/>
+                <w:b w:val="0"/>
+                <w:i w:val="0"/>
+                <w:color w:val="1F2937"/>
+                <w:sz w:val="16"/>
+              </w:rPr>
+              <w:t>+19.21%</w:t>
+            </w:r>
+          </w:p>
+        </w:tc>
+        <w:tc>
+          <w:tcPr>
+            <w:tcW w:type="dxa" w:w="1500"/>
+            <w:vAlign w:val="center"/>
+            <w:tcMar>
+              <w:top w:w="80" w:type="dxa"/>
+              <w:start w:w="120" w:type="dxa"/>
+              <w:bottom w:w="80" w:type="dxa"/>
+              <w:end w:w="120" w:type="dxa"/>
+            </w:tcMar>
+          </w:tcPr>
+          <w:p>
+            <w:pPr>
+              <w:spacing w:before="0" w:after="0" w:line="240" w:lineRule="auto"/>
+              <w:jc w:val="center"/>
+            </w:pPr>
+            <w:r>
+              <w:rPr>
+                <w:rFonts w:ascii="Calibri" w:hAnsi="Calibri" w:eastAsia="Arial Unicode MS"/>
+                <w:b w:val="0"/>
+                <w:i w:val="0"/>
+                <w:color w:val="1F2937"/>
+                <w:sz w:val="16"/>
+              </w:rPr>
+              <w:t>-20.07%</w:t>
+            </w:r>
+          </w:p>
+        </w:tc>
+        <w:tc>
+          <w:tcPr>
+            <w:tcW w:type="dxa" w:w="1500"/>
+            <w:vAlign w:val="center"/>
+            <w:tcMar>
+              <w:top w:w="80" w:type="dxa"/>
+              <w:start w:w="120" w:type="dxa"/>
+              <w:bottom w:w="80" w:type="dxa"/>
+              <w:end w:w="120" w:type="dxa"/>
+            </w:tcMar>
+          </w:tcPr>
+          <w:p>
+            <w:pPr>
+              <w:spacing w:before="0" w:after="0" w:line="240" w:lineRule="auto"/>
+              <w:jc w:val="center"/>
+            </w:pPr>
+            <w:r>
+              <w:rPr>
+                <w:rFonts w:ascii="Calibri" w:hAnsi="Calibri" w:eastAsia="Arial Unicode MS"/>
+                <w:b w:val="0"/>
+                <w:i w:val="0"/>
+                <w:color w:val="1F2937"/>
+                <w:sz w:val="16"/>
+              </w:rPr>
+              <w:t>-44.36%</w:t>
+            </w:r>
+          </w:p>
+        </w:tc>
+        <w:tc>
+          <w:tcPr>
+            <w:tcW w:type="dxa" w:w="1555"/>
+            <w:vAlign w:val="center"/>
+            <w:tcMar>
+              <w:top w:w="80" w:type="dxa"/>
+              <w:start w:w="120" w:type="dxa"/>
+              <w:bottom w:w="80" w:type="dxa"/>
+              <w:end w:w="120" w:type="dxa"/>
+            </w:tcMar>
+          </w:tcPr>
+          <w:p>
+            <w:pPr>
+              <w:spacing w:before="0" w:after="0" w:line="240" w:lineRule="auto"/>
+              <w:jc w:val="center"/>
+            </w:pPr>
+            <w:r>
+              <w:rPr>
+                <w:rFonts w:ascii="Calibri" w:hAnsi="Calibri" w:eastAsia="Arial Unicode MS"/>
+                <w:b w:val="0"/>
+                <w:i w:val="0"/>
+                <w:color w:val="9B1C1C"/>
+                <w:sz w:val="16"/>
+              </w:rPr>
+              <w:t>-4.62%</w:t>
+            </w:r>
+          </w:p>
+        </w:tc>
+        <w:tc>
+          <w:tcPr>
+            <w:tcW w:type="dxa" w:w="1555"/>
+            <w:vAlign w:val="center"/>
+            <w:tcMar>
+              <w:top w:w="80" w:type="dxa"/>
+              <w:start w:w="120" w:type="dxa"/>
+              <w:bottom w:w="80" w:type="dxa"/>
+              <w:end w:w="120" w:type="dxa"/>
+            </w:tcMar>
+          </w:tcPr>
+          <w:p>
+            <w:pPr>
+              <w:spacing w:before="0" w:after="0" w:line="240" w:lineRule="auto"/>
+              <w:jc w:val="center"/>
+            </w:pPr>
+            <w:r>
+              <w:rPr>
+                <w:rFonts w:ascii="Calibri" w:hAnsi="Calibri" w:eastAsia="Arial Unicode MS"/>
+                <w:b w:val="0"/>
+                <w:i w:val="0"/>
+                <w:color w:val="1F2937"/>
+                <w:sz w:val="16"/>
+              </w:rPr>
+              <w:t>+18.25%</w:t>
+            </w:r>
+          </w:p>
+        </w:tc>
+      </w:tr>
+      <w:tr>
+        <w:tc>
+          <w:tcPr>
+            <w:tcW w:type="dxa" w:w="850"/>
+            <w:vAlign w:val="center"/>
+            <w:tcMar>
+              <w:top w:w="80" w:type="dxa"/>
+              <w:start w:w="120" w:type="dxa"/>
+              <w:bottom w:w="80" w:type="dxa"/>
+              <w:end w:w="120" w:type="dxa"/>
+            </w:tcMar>
+          </w:tcPr>
+          <w:p>
+            <w:pPr>
+              <w:spacing w:before="0" w:after="0" w:line="240" w:lineRule="auto"/>
+              <w:jc w:val="center"/>
+            </w:pPr>
+            <w:r>
+              <w:rPr>
+                <w:rFonts w:ascii="Calibri" w:hAnsi="Calibri" w:eastAsia="Arial Unicode MS"/>
+                <w:b/>
+                <w:i w:val="0"/>
+                <w:color w:val="1F2937"/>
+                <w:sz w:val="16"/>
+              </w:rPr>
+              <w:t>019024</w:t>
+            </w:r>
+          </w:p>
+        </w:tc>
+        <w:tc>
+          <w:tcPr>
+            <w:tcW w:type="dxa" w:w="1200"/>
+            <w:vAlign w:val="center"/>
+            <w:tcMar>
+              <w:top w:w="80" w:type="dxa"/>
+              <w:start w:w="120" w:type="dxa"/>
+              <w:bottom w:w="80" w:type="dxa"/>
+              <w:end w:w="120" w:type="dxa"/>
+            </w:tcMar>
+          </w:tcPr>
+          <w:p>
+            <w:pPr>
+              <w:spacing w:before="0" w:after="0" w:line="240" w:lineRule="auto"/>
+              <w:jc w:val="center"/>
+            </w:pPr>
+            <w:r>
+              <w:rPr>
+                <w:rFonts w:ascii="Calibri" w:hAnsi="Calibri" w:eastAsia="Arial Unicode MS"/>
+                <w:b w:val="0"/>
+                <w:i w:val="0"/>
+                <w:color w:val="1F2937"/>
+                <w:sz w:val="16"/>
+              </w:rPr>
+              <w:t>+3.81%</w:t>
+            </w:r>
+          </w:p>
+        </w:tc>
+        <w:tc>
+          <w:tcPr>
+            <w:tcW w:type="dxa" w:w="1200"/>
+            <w:vAlign w:val="center"/>
+            <w:tcMar>
+              <w:top w:w="80" w:type="dxa"/>
+              <w:start w:w="120" w:type="dxa"/>
+              <w:bottom w:w="80" w:type="dxa"/>
+              <w:end w:w="120" w:type="dxa"/>
+            </w:tcMar>
+          </w:tcPr>
+          <w:p>
+            <w:pPr>
+              <w:spacing w:before="0" w:after="0" w:line="240" w:lineRule="auto"/>
+              <w:jc w:val="center"/>
+            </w:pPr>
+            <w:r>
+              <w:rPr>
+                <w:rFonts w:ascii="Calibri" w:hAnsi="Calibri" w:eastAsia="Arial Unicode MS"/>
+                <w:b w:val="0"/>
+                <w:i w:val="0"/>
+                <w:color w:val="1F2937"/>
+                <w:sz w:val="16"/>
+              </w:rPr>
+              <w:t>+39.21%</w:t>
+            </w:r>
+          </w:p>
+        </w:tc>
+        <w:tc>
+          <w:tcPr>
+            <w:tcW w:type="dxa" w:w="1500"/>
+            <w:vAlign w:val="center"/>
+            <w:tcMar>
+              <w:top w:w="80" w:type="dxa"/>
+              <w:start w:w="120" w:type="dxa"/>
+              <w:bottom w:w="80" w:type="dxa"/>
+              <w:end w:w="120" w:type="dxa"/>
+            </w:tcMar>
+          </w:tcPr>
+          <w:p>
+            <w:pPr>
+              <w:spacing w:before="0" w:after="0" w:line="240" w:lineRule="auto"/>
+              <w:jc w:val="center"/>
+            </w:pPr>
+            <w:r>
+              <w:rPr>
+                <w:rFonts w:ascii="Calibri" w:hAnsi="Calibri" w:eastAsia="Arial Unicode MS"/>
+                <w:b w:val="0"/>
+                <w:i w:val="0"/>
+                <w:color w:val="1F2937"/>
+                <w:sz w:val="16"/>
+              </w:rPr>
+              <w:t>-16.94%</w:t>
+            </w:r>
+          </w:p>
+        </w:tc>
+        <w:tc>
+          <w:tcPr>
+            <w:tcW w:type="dxa" w:w="1500"/>
+            <w:vAlign w:val="center"/>
+            <w:tcMar>
+              <w:top w:w="80" w:type="dxa"/>
+              <w:start w:w="120" w:type="dxa"/>
+              <w:bottom w:w="80" w:type="dxa"/>
+              <w:end w:w="120" w:type="dxa"/>
+            </w:tcMar>
+          </w:tcPr>
+          <w:p>
+            <w:pPr>
+              <w:spacing w:before="0" w:after="0" w:line="240" w:lineRule="auto"/>
+              <w:jc w:val="center"/>
+            </w:pPr>
+            <w:r>
+              <w:rPr>
+                <w:rFonts w:ascii="Calibri" w:hAnsi="Calibri" w:eastAsia="Arial Unicode MS"/>
+                <w:b w:val="0"/>
+                <w:i w:val="0"/>
+                <w:color w:val="1F2937"/>
+                <w:sz w:val="16"/>
+              </w:rPr>
+              <w:t>-22.39%</w:t>
+            </w:r>
+          </w:p>
+        </w:tc>
+        <w:tc>
+          <w:tcPr>
+            <w:tcW w:type="dxa" w:w="1555"/>
+            <w:vAlign w:val="center"/>
+            <w:tcMar>
+              <w:top w:w="80" w:type="dxa"/>
+              <w:start w:w="120" w:type="dxa"/>
+              <w:bottom w:w="80" w:type="dxa"/>
+              <w:end w:w="120" w:type="dxa"/>
+            </w:tcMar>
+          </w:tcPr>
+          <w:p>
+            <w:pPr>
+              <w:spacing w:before="0" w:after="0" w:line="240" w:lineRule="auto"/>
+              <w:jc w:val="center"/>
+            </w:pPr>
+            <w:r>
+              <w:rPr>
+                <w:rFonts w:ascii="Calibri" w:hAnsi="Calibri" w:eastAsia="Arial Unicode MS"/>
+                <w:b w:val="0"/>
+                <w:i w:val="0"/>
+                <w:color w:val="1F2937"/>
+                <w:sz w:val="16"/>
+              </w:rPr>
+              <w:t>+4.89%</w:t>
+            </w:r>
+          </w:p>
+        </w:tc>
+        <w:tc>
+          <w:tcPr>
+            <w:tcW w:type="dxa" w:w="1555"/>
+            <w:vAlign w:val="center"/>
+            <w:tcMar>
+              <w:top w:w="80" w:type="dxa"/>
+              <w:start w:w="120" w:type="dxa"/>
+              <w:bottom w:w="80" w:type="dxa"/>
+              <w:end w:w="120" w:type="dxa"/>
+            </w:tcMar>
+          </w:tcPr>
+          <w:p>
+            <w:pPr>
+              <w:spacing w:before="0" w:after="0" w:line="240" w:lineRule="auto"/>
+              <w:jc w:val="center"/>
+            </w:pPr>
+            <w:r>
+              <w:rPr>
+                <w:rFonts w:ascii="Calibri" w:hAnsi="Calibri" w:eastAsia="Arial Unicode MS"/>
+                <w:b w:val="0"/>
+                <w:i w:val="0"/>
+                <w:color w:val="1F2937"/>
+                <w:sz w:val="16"/>
+              </w:rPr>
+              <w:t>+38.25%</w:t>
+            </w:r>
+          </w:p>
+        </w:tc>
+      </w:tr>
+      <w:tr>
+        <w:tc>
+          <w:tcPr>
+            <w:tcW w:type="dxa" w:w="850"/>
+            <w:vAlign w:val="center"/>
+            <w:tcMar>
+              <w:top w:w="80" w:type="dxa"/>
+              <w:start w:w="120" w:type="dxa"/>
+              <w:bottom w:w="80" w:type="dxa"/>
+              <w:end w:w="120" w:type="dxa"/>
+            </w:tcMar>
+          </w:tcPr>
+          <w:p>
+            <w:pPr>
+              <w:spacing w:before="0" w:after="0" w:line="240" w:lineRule="auto"/>
+              <w:jc w:val="center"/>
+            </w:pPr>
+            <w:r>
+              <w:rPr>
+                <w:rFonts w:ascii="Calibri" w:hAnsi="Calibri" w:eastAsia="Arial Unicode MS"/>
+                <w:b/>
+                <w:i w:val="0"/>
+                <w:color w:val="1F2937"/>
+                <w:sz w:val="16"/>
+              </w:rPr>
+              <w:t>024481</w:t>
+            </w:r>
+          </w:p>
+        </w:tc>
+        <w:tc>
+          <w:tcPr>
+            <w:tcW w:type="dxa" w:w="1200"/>
+            <w:vAlign w:val="center"/>
+            <w:tcMar>
+              <w:top w:w="80" w:type="dxa"/>
+              <w:start w:w="120" w:type="dxa"/>
+              <w:bottom w:w="80" w:type="dxa"/>
+              <w:end w:w="120" w:type="dxa"/>
+            </w:tcMar>
+          </w:tcPr>
+          <w:p>
+            <w:pPr>
+              <w:spacing w:before="0" w:after="0" w:line="240" w:lineRule="auto"/>
+              <w:jc w:val="center"/>
+            </w:pPr>
+            <w:r>
+              <w:rPr>
+                <w:rFonts w:ascii="Calibri" w:hAnsi="Calibri" w:eastAsia="Arial Unicode MS"/>
+                <w:b w:val="0"/>
+                <w:i w:val="0"/>
+                <w:color w:val="9B1C1C"/>
+                <w:sz w:val="16"/>
+              </w:rPr>
+              <w:t>-3.81%</w:t>
+            </w:r>
+          </w:p>
+        </w:tc>
+        <w:tc>
+          <w:tcPr>
+            <w:tcW w:type="dxa" w:w="1200"/>
+            <w:vAlign w:val="center"/>
+            <w:tcMar>
+              <w:top w:w="80" w:type="dxa"/>
+              <w:start w:w="120" w:type="dxa"/>
+              <w:bottom w:w="80" w:type="dxa"/>
+              <w:end w:w="120" w:type="dxa"/>
+            </w:tcMar>
+          </w:tcPr>
+          <w:p>
+            <w:pPr>
+              <w:spacing w:before="0" w:after="0" w:line="240" w:lineRule="auto"/>
+              <w:jc w:val="center"/>
+            </w:pPr>
+            <w:r>
+              <w:rPr>
+                <w:rFonts w:ascii="Calibri" w:hAnsi="Calibri" w:eastAsia="Arial Unicode MS"/>
+                <w:b w:val="0"/>
+                <w:i w:val="0"/>
+                <w:color w:val="1F2937"/>
+                <w:sz w:val="16"/>
+              </w:rPr>
+              <w:t>+50.20%</w:t>
+            </w:r>
+          </w:p>
+        </w:tc>
+        <w:tc>
+          <w:tcPr>
+            <w:tcW w:type="dxa" w:w="1500"/>
+            <w:vAlign w:val="center"/>
+            <w:tcMar>
+              <w:top w:w="80" w:type="dxa"/>
+              <w:start w:w="120" w:type="dxa"/>
+              <w:bottom w:w="80" w:type="dxa"/>
+              <w:end w:w="120" w:type="dxa"/>
+            </w:tcMar>
+          </w:tcPr>
+          <w:p>
+            <w:pPr>
+              <w:spacing w:before="0" w:after="0" w:line="240" w:lineRule="auto"/>
+              <w:jc w:val="center"/>
+            </w:pPr>
+            <w:r>
+              <w:rPr>
+                <w:rFonts w:ascii="Calibri" w:hAnsi="Calibri" w:eastAsia="Arial Unicode MS"/>
+                <w:b w:val="0"/>
+                <w:i w:val="0"/>
+                <w:color w:val="1F2937"/>
+                <w:sz w:val="16"/>
+              </w:rPr>
+              <w:t>-24.07%</w:t>
+            </w:r>
+          </w:p>
+        </w:tc>
+        <w:tc>
+          <w:tcPr>
+            <w:tcW w:type="dxa" w:w="1500"/>
+            <w:vAlign w:val="center"/>
+            <w:tcMar>
+              <w:top w:w="80" w:type="dxa"/>
+              <w:start w:w="120" w:type="dxa"/>
+              <w:bottom w:w="80" w:type="dxa"/>
+              <w:end w:w="120" w:type="dxa"/>
+            </w:tcMar>
+          </w:tcPr>
+          <w:p>
+            <w:pPr>
+              <w:spacing w:before="0" w:after="0" w:line="240" w:lineRule="auto"/>
+              <w:jc w:val="center"/>
+            </w:pPr>
+            <w:r>
+              <w:rPr>
+                <w:rFonts w:ascii="Calibri" w:hAnsi="Calibri" w:eastAsia="Arial Unicode MS"/>
+                <w:b w:val="0"/>
+                <w:i w:val="0"/>
+                <w:color w:val="1F2937"/>
+                <w:sz w:val="16"/>
+              </w:rPr>
+              <w:t>-24.07%</w:t>
+            </w:r>
+          </w:p>
+        </w:tc>
+        <w:tc>
+          <w:tcPr>
+            <w:tcW w:type="dxa" w:w="1555"/>
+            <w:vAlign w:val="center"/>
+            <w:tcMar>
+              <w:top w:w="80" w:type="dxa"/>
+              <w:start w:w="120" w:type="dxa"/>
+              <w:bottom w:w="80" w:type="dxa"/>
+              <w:end w:w="120" w:type="dxa"/>
+            </w:tcMar>
+          </w:tcPr>
+          <w:p>
+            <w:pPr>
+              <w:spacing w:before="0" w:after="0" w:line="240" w:lineRule="auto"/>
+              <w:jc w:val="center"/>
+            </w:pPr>
+            <w:r>
+              <w:rPr>
+                <w:rFonts w:ascii="Calibri" w:hAnsi="Calibri" w:eastAsia="Arial Unicode MS"/>
+                <w:b w:val="0"/>
+                <w:i w:val="0"/>
+                <w:color w:val="9B1C1C"/>
+                <w:sz w:val="16"/>
+              </w:rPr>
+              <w:t>-2.74%</w:t>
+            </w:r>
+          </w:p>
+        </w:tc>
+        <w:tc>
+          <w:tcPr>
+            <w:tcW w:type="dxa" w:w="1555"/>
+            <w:vAlign w:val="center"/>
+            <w:tcMar>
+              <w:top w:w="80" w:type="dxa"/>
+              <w:start w:w="120" w:type="dxa"/>
+              <w:bottom w:w="80" w:type="dxa"/>
+              <w:end w:w="120" w:type="dxa"/>
+            </w:tcMar>
+          </w:tcPr>
+          <w:p>
+            <w:pPr>
+              <w:spacing w:before="0" w:after="0" w:line="240" w:lineRule="auto"/>
+              <w:jc w:val="center"/>
+            </w:pPr>
+            <w:r>
+              <w:rPr>
+                <w:rFonts w:ascii="Calibri" w:hAnsi="Calibri" w:eastAsia="Arial Unicode MS"/>
+                <w:b w:val="0"/>
+                <w:i w:val="0"/>
+                <w:color w:val="1F2937"/>
+                <w:sz w:val="16"/>
+              </w:rPr>
+              <w:t>+49.24%</w:t>
+            </w:r>
+          </w:p>
+        </w:tc>
+      </w:tr>
+      <w:tr>
+        <w:tc>
+          <w:tcPr>
+            <w:tcW w:type="dxa" w:w="850"/>
+            <w:vAlign w:val="center"/>
+            <w:tcMar>
+              <w:top w:w="80" w:type="dxa"/>
+              <w:start w:w="120" w:type="dxa"/>
+              <w:bottom w:w="80" w:type="dxa"/>
+              <w:end w:w="120" w:type="dxa"/>
+            </w:tcMar>
+          </w:tcPr>
+          <w:p>
+            <w:pPr>
+              <w:spacing w:before="0" w:after="0" w:line="240" w:lineRule="auto"/>
+              <w:jc w:val="center"/>
+            </w:pPr>
+            <w:r>
+              <w:rPr>
+                <w:rFonts w:ascii="Calibri" w:hAnsi="Calibri" w:eastAsia="Arial Unicode MS"/>
+                <w:b/>
+                <w:i w:val="0"/>
+                <w:color w:val="1F2937"/>
+                <w:sz w:val="16"/>
+              </w:rPr>
+              <w:t>017731</w:t>
+            </w:r>
+          </w:p>
+        </w:tc>
+        <w:tc>
+          <w:tcPr>
+            <w:tcW w:type="dxa" w:w="1200"/>
+            <w:vAlign w:val="center"/>
+            <w:tcMar>
+              <w:top w:w="80" w:type="dxa"/>
+              <w:start w:w="120" w:type="dxa"/>
+              <w:bottom w:w="80" w:type="dxa"/>
+              <w:end w:w="120" w:type="dxa"/>
+            </w:tcMar>
+          </w:tcPr>
+          <w:p>
+            <w:pPr>
+              <w:spacing w:before="0" w:after="0" w:line="240" w:lineRule="auto"/>
+              <w:jc w:val="center"/>
+            </w:pPr>
+            <w:r>
+              <w:rPr>
+                <w:rFonts w:ascii="Calibri" w:hAnsi="Calibri" w:eastAsia="Arial Unicode MS"/>
+                <w:b w:val="0"/>
+                <w:i w:val="0"/>
+                <w:color w:val="1F2937"/>
+                <w:sz w:val="16"/>
+              </w:rPr>
+              <w:t>+9.16%</w:t>
+            </w:r>
+          </w:p>
+        </w:tc>
+        <w:tc>
+          <w:tcPr>
+            <w:tcW w:type="dxa" w:w="1200"/>
+            <w:vAlign w:val="center"/>
+            <w:tcMar>
+              <w:top w:w="80" w:type="dxa"/>
+              <w:start w:w="120" w:type="dxa"/>
+              <w:bottom w:w="80" w:type="dxa"/>
+              <w:end w:w="120" w:type="dxa"/>
+            </w:tcMar>
+          </w:tcPr>
+          <w:p>
+            <w:pPr>
+              <w:spacing w:before="0" w:after="0" w:line="240" w:lineRule="auto"/>
+              <w:jc w:val="center"/>
+            </w:pPr>
+            <w:r>
+              <w:rPr>
+                <w:rFonts w:ascii="Calibri" w:hAnsi="Calibri" w:eastAsia="Arial Unicode MS"/>
+                <w:b w:val="0"/>
+                <w:i w:val="0"/>
+                <w:color w:val="1F2937"/>
+                <w:sz w:val="16"/>
+              </w:rPr>
+              <w:t>+49.11%</w:t>
+            </w:r>
+          </w:p>
+        </w:tc>
+        <w:tc>
+          <w:tcPr>
+            <w:tcW w:type="dxa" w:w="1500"/>
+            <w:vAlign w:val="center"/>
+            <w:tcMar>
+              <w:top w:w="80" w:type="dxa"/>
+              <w:start w:w="120" w:type="dxa"/>
+              <w:bottom w:w="80" w:type="dxa"/>
+              <w:end w:w="120" w:type="dxa"/>
+            </w:tcMar>
+          </w:tcPr>
+          <w:p>
+            <w:pPr>
+              <w:spacing w:before="0" w:after="0" w:line="240" w:lineRule="auto"/>
+              <w:jc w:val="center"/>
+            </w:pPr>
+            <w:r>
+              <w:rPr>
+                <w:rFonts w:ascii="Calibri" w:hAnsi="Calibri" w:eastAsia="Arial Unicode MS"/>
+                <w:b w:val="0"/>
+                <w:i w:val="0"/>
+                <w:color w:val="1F2937"/>
+                <w:sz w:val="16"/>
+              </w:rPr>
+              <w:t>-12.13%</w:t>
+            </w:r>
+          </w:p>
+        </w:tc>
+        <w:tc>
+          <w:tcPr>
+            <w:tcW w:type="dxa" w:w="1500"/>
+            <w:vAlign w:val="center"/>
+            <w:tcMar>
+              <w:top w:w="80" w:type="dxa"/>
+              <w:start w:w="120" w:type="dxa"/>
+              <w:bottom w:w="80" w:type="dxa"/>
+              <w:end w:w="120" w:type="dxa"/>
+            </w:tcMar>
+          </w:tcPr>
+          <w:p>
+            <w:pPr>
+              <w:spacing w:before="0" w:after="0" w:line="240" w:lineRule="auto"/>
+              <w:jc w:val="center"/>
+            </w:pPr>
+            <w:r>
+              <w:rPr>
+                <w:rFonts w:ascii="Calibri" w:hAnsi="Calibri" w:eastAsia="Arial Unicode MS"/>
+                <w:b w:val="0"/>
+                <w:i w:val="0"/>
+                <w:color w:val="1F2937"/>
+                <w:sz w:val="16"/>
+              </w:rPr>
+              <w:t>-28.05%</w:t>
+            </w:r>
+          </w:p>
+        </w:tc>
+        <w:tc>
+          <w:tcPr>
+            <w:tcW w:type="dxa" w:w="1555"/>
+            <w:vAlign w:val="center"/>
+            <w:tcMar>
+              <w:top w:w="80" w:type="dxa"/>
+              <w:start w:w="120" w:type="dxa"/>
+              <w:bottom w:w="80" w:type="dxa"/>
+              <w:end w:w="120" w:type="dxa"/>
+            </w:tcMar>
+          </w:tcPr>
+          <w:p>
+            <w:pPr>
+              <w:spacing w:before="0" w:after="0" w:line="240" w:lineRule="auto"/>
+              <w:jc w:val="center"/>
+            </w:pPr>
+            <w:r>
+              <w:rPr>
+                <w:rFonts w:ascii="Calibri" w:hAnsi="Calibri" w:eastAsia="Arial Unicode MS"/>
+                <w:b w:val="0"/>
+                <w:i w:val="0"/>
+                <w:color w:val="1F2937"/>
+                <w:sz w:val="16"/>
+              </w:rPr>
+              <w:t>+7.48%</w:t>
+            </w:r>
+          </w:p>
+        </w:tc>
+        <w:tc>
+          <w:tcPr>
+            <w:tcW w:type="dxa" w:w="1555"/>
+            <w:vAlign w:val="center"/>
+            <w:tcMar>
+              <w:top w:w="80" w:type="dxa"/>
+              <w:start w:w="120" w:type="dxa"/>
+              <w:bottom w:w="80" w:type="dxa"/>
+              <w:end w:w="120" w:type="dxa"/>
+            </w:tcMar>
+          </w:tcPr>
+          <w:p>
+            <w:pPr>
+              <w:spacing w:before="0" w:after="0" w:line="240" w:lineRule="auto"/>
+              <w:jc w:val="center"/>
+            </w:pPr>
+            <w:r>
+              <w:rPr>
+                <w:rFonts w:ascii="Calibri" w:hAnsi="Calibri" w:eastAsia="Arial Unicode MS"/>
+                <w:b w:val="0"/>
+                <w:i w:val="0"/>
+                <w:color w:val="1F2937"/>
+                <w:sz w:val="16"/>
+              </w:rPr>
+              <w:t>+45.31%</w:t>
+            </w:r>
+          </w:p>
+        </w:tc>
+      </w:tr>
+      <w:tr>
+        <w:tc>
+          <w:tcPr>
+            <w:tcW w:type="dxa" w:w="850"/>
+            <w:vAlign w:val="center"/>
+            <w:tcMar>
+              <w:top w:w="80" w:type="dxa"/>
+              <w:start w:w="120" w:type="dxa"/>
+              <w:bottom w:w="80" w:type="dxa"/>
+              <w:end w:w="120" w:type="dxa"/>
+            </w:tcMar>
+          </w:tcPr>
+          <w:p>
+            <w:pPr>
+              <w:spacing w:before="0" w:after="0" w:line="240" w:lineRule="auto"/>
+              <w:jc w:val="center"/>
+            </w:pPr>
+            <w:r>
+              <w:rPr>
+                <w:rFonts w:ascii="Calibri" w:hAnsi="Calibri" w:eastAsia="Arial Unicode MS"/>
+                <w:b/>
+                <w:i w:val="0"/>
+                <w:color w:val="667085"/>
+                <w:sz w:val="16"/>
+              </w:rPr>
+              <w:t>014565</w:t>
+            </w:r>
+          </w:p>
+        </w:tc>
+        <w:tc>
+          <w:tcPr>
+            <w:tcW w:type="dxa" w:w="1200"/>
+            <w:vAlign w:val="center"/>
+            <w:tcMar>
+              <w:top w:w="80" w:type="dxa"/>
+              <w:start w:w="120" w:type="dxa"/>
+              <w:bottom w:w="80" w:type="dxa"/>
+              <w:end w:w="120" w:type="dxa"/>
+            </w:tcMar>
+          </w:tcPr>
+          <w:p>
+            <w:pPr>
+              <w:spacing w:before="0" w:after="0" w:line="240" w:lineRule="auto"/>
+              <w:jc w:val="center"/>
+            </w:pPr>
+            <w:r>
+              <w:rPr>
+                <w:rFonts w:ascii="Calibri" w:hAnsi="Calibri" w:eastAsia="Arial Unicode MS"/>
+                <w:b w:val="0"/>
+                <w:i w:val="0"/>
+                <w:color w:val="667085"/>
+                <w:sz w:val="16"/>
+              </w:rPr>
+              <w:t>+16.63%</w:t>
+            </w:r>
+          </w:p>
+        </w:tc>
+        <w:tc>
+          <w:tcPr>
+            <w:tcW w:type="dxa" w:w="1200"/>
+            <w:vAlign w:val="center"/>
+            <w:tcMar>
+              <w:top w:w="80" w:type="dxa"/>
+              <w:start w:w="120" w:type="dxa"/>
+              <w:bottom w:w="80" w:type="dxa"/>
+              <w:end w:w="120" w:type="dxa"/>
+            </w:tcMar>
+          </w:tcPr>
+          <w:p>
+            <w:pPr>
+              <w:spacing w:before="0" w:after="0" w:line="240" w:lineRule="auto"/>
+              <w:jc w:val="center"/>
+            </w:pPr>
+            <w:r>
+              <w:rPr>
+                <w:rFonts w:ascii="Calibri" w:hAnsi="Calibri" w:eastAsia="Arial Unicode MS"/>
+                <w:b w:val="0"/>
+                <w:i w:val="0"/>
+                <w:color w:val="667085"/>
+                <w:sz w:val="16"/>
+              </w:rPr>
+              <w:t>+0.03%</w:t>
+            </w:r>
+          </w:p>
+        </w:tc>
+        <w:tc>
+          <w:tcPr>
+            <w:tcW w:type="dxa" w:w="1500"/>
+            <w:vAlign w:val="center"/>
+            <w:tcMar>
+              <w:top w:w="80" w:type="dxa"/>
+              <w:start w:w="120" w:type="dxa"/>
+              <w:bottom w:w="80" w:type="dxa"/>
+              <w:end w:w="120" w:type="dxa"/>
+            </w:tcMar>
+          </w:tcPr>
+          <w:p>
+            <w:pPr>
+              <w:spacing w:before="0" w:after="0" w:line="240" w:lineRule="auto"/>
+              <w:jc w:val="center"/>
+            </w:pPr>
+            <w:r>
+              <w:rPr>
+                <w:rFonts w:ascii="Calibri" w:hAnsi="Calibri" w:eastAsia="Arial Unicode MS"/>
+                <w:b w:val="0"/>
+                <w:i w:val="0"/>
+                <w:color w:val="667085"/>
+                <w:sz w:val="16"/>
+              </w:rPr>
+              <w:t>-19.85%</w:t>
+            </w:r>
+          </w:p>
+        </w:tc>
+        <w:tc>
+          <w:tcPr>
+            <w:tcW w:type="dxa" w:w="1500"/>
+            <w:vAlign w:val="center"/>
+            <w:tcMar>
+              <w:top w:w="80" w:type="dxa"/>
+              <w:start w:w="120" w:type="dxa"/>
+              <w:bottom w:w="80" w:type="dxa"/>
+              <w:end w:w="120" w:type="dxa"/>
+            </w:tcMar>
+          </w:tcPr>
+          <w:p>
+            <w:pPr>
+              <w:spacing w:before="0" w:after="0" w:line="240" w:lineRule="auto"/>
+              <w:jc w:val="center"/>
+            </w:pPr>
+            <w:r>
+              <w:rPr>
+                <w:rFonts w:ascii="Calibri" w:hAnsi="Calibri" w:eastAsia="Arial Unicode MS"/>
+                <w:b w:val="0"/>
+                <w:i w:val="0"/>
+                <w:color w:val="667085"/>
+                <w:sz w:val="16"/>
+              </w:rPr>
+              <w:t>-45.54%</w:t>
+            </w:r>
+          </w:p>
+        </w:tc>
+        <w:tc>
+          <w:tcPr>
+            <w:tcW w:type="dxa" w:w="1555"/>
+            <w:vAlign w:val="center"/>
+            <w:tcMar>
+              <w:top w:w="80" w:type="dxa"/>
+              <w:start w:w="120" w:type="dxa"/>
+              <w:bottom w:w="80" w:type="dxa"/>
+              <w:end w:w="120" w:type="dxa"/>
+            </w:tcMar>
+          </w:tcPr>
+          <w:p>
+            <w:pPr>
+              <w:spacing w:before="0" w:after="0" w:line="240" w:lineRule="auto"/>
+              <w:jc w:val="center"/>
+            </w:pPr>
+            <w:r>
+              <w:rPr>
+                <w:rFonts w:ascii="Calibri" w:hAnsi="Calibri" w:eastAsia="Arial Unicode MS"/>
+                <w:b w:val="0"/>
+                <w:i w:val="0"/>
+                <w:color w:val="667085"/>
+                <w:sz w:val="16"/>
+              </w:rPr>
+              <w:t>+17.71%</w:t>
+            </w:r>
+          </w:p>
+        </w:tc>
+        <w:tc>
+          <w:tcPr>
+            <w:tcW w:type="dxa" w:w="1555"/>
+            <w:vAlign w:val="center"/>
+            <w:tcMar>
+              <w:top w:w="80" w:type="dxa"/>
+              <w:start w:w="120" w:type="dxa"/>
+              <w:bottom w:w="80" w:type="dxa"/>
+              <w:end w:w="120" w:type="dxa"/>
+            </w:tcMar>
+          </w:tcPr>
+          <w:p>
+            <w:pPr>
+              <w:spacing w:before="0" w:after="0" w:line="240" w:lineRule="auto"/>
+              <w:jc w:val="center"/>
+            </w:pPr>
+            <w:r>
+              <w:rPr>
+                <w:rFonts w:ascii="Calibri" w:hAnsi="Calibri" w:eastAsia="Arial Unicode MS"/>
+                <w:b w:val="0"/>
+                <w:i w:val="0"/>
+                <w:color w:val="667085"/>
+                <w:sz w:val="16"/>
+              </w:rPr>
+              <w:t>-0.93%</w:t>
+            </w:r>
+          </w:p>
+        </w:tc>
+      </w:tr>
+      <w:tr>
+        <w:tc>
+          <w:tcPr>
+            <w:tcW w:type="dxa" w:w="850"/>
+            <w:vAlign w:val="center"/>
+            <w:tcMar>
+              <w:top w:w="80" w:type="dxa"/>
+              <w:start w:w="120" w:type="dxa"/>
+              <w:bottom w:w="80" w:type="dxa"/>
+              <w:end w:w="120" w:type="dxa"/>
+            </w:tcMar>
+          </w:tcPr>
+          <w:p>
+            <w:pPr>
+              <w:spacing w:before="0" w:after="0" w:line="240" w:lineRule="auto"/>
+              <w:jc w:val="center"/>
+            </w:pPr>
+            <w:r>
+              <w:rPr>
+                <w:rFonts w:ascii="Calibri" w:hAnsi="Calibri" w:eastAsia="Arial Unicode MS"/>
+                <w:b/>
+                <w:i w:val="0"/>
+                <w:color w:val="1F2937"/>
+                <w:sz w:val="16"/>
+              </w:rPr>
+              <w:t>019331</w:t>
+            </w:r>
+          </w:p>
+        </w:tc>
+        <w:tc>
+          <w:tcPr>
+            <w:tcW w:type="dxa" w:w="1200"/>
+            <w:vAlign w:val="center"/>
+            <w:tcMar>
+              <w:top w:w="80" w:type="dxa"/>
+              <w:start w:w="120" w:type="dxa"/>
+              <w:bottom w:w="80" w:type="dxa"/>
+              <w:end w:w="120" w:type="dxa"/>
+            </w:tcMar>
+          </w:tcPr>
+          <w:p>
+            <w:pPr>
+              <w:spacing w:before="0" w:after="0" w:line="240" w:lineRule="auto"/>
+              <w:jc w:val="center"/>
+            </w:pPr>
+            <w:r>
+              <w:rPr>
+                <w:rFonts w:ascii="Calibri" w:hAnsi="Calibri" w:eastAsia="Arial Unicode MS"/>
+                <w:b w:val="0"/>
+                <w:i w:val="0"/>
+                <w:color w:val="1F2937"/>
+                <w:sz w:val="16"/>
+              </w:rPr>
+              <w:t>+5.51%</w:t>
+            </w:r>
+          </w:p>
+        </w:tc>
+        <w:tc>
+          <w:tcPr>
+            <w:tcW w:type="dxa" w:w="1200"/>
+            <w:vAlign w:val="center"/>
+            <w:tcMar>
+              <w:top w:w="80" w:type="dxa"/>
+              <w:start w:w="120" w:type="dxa"/>
+              <w:bottom w:w="80" w:type="dxa"/>
+              <w:end w:w="120" w:type="dxa"/>
+            </w:tcMar>
+          </w:tcPr>
+          <w:p>
+            <w:pPr>
+              <w:spacing w:before="0" w:after="0" w:line="240" w:lineRule="auto"/>
+              <w:jc w:val="center"/>
+            </w:pPr>
+            <w:r>
+              <w:rPr>
+                <w:rFonts w:ascii="Calibri" w:hAnsi="Calibri" w:eastAsia="Arial Unicode MS"/>
+                <w:b w:val="0"/>
+                <w:i w:val="0"/>
+                <w:color w:val="1F2937"/>
+                <w:sz w:val="16"/>
+              </w:rPr>
+              <w:t>+5.74%</w:t>
+            </w:r>
+          </w:p>
+        </w:tc>
+        <w:tc>
+          <w:tcPr>
+            <w:tcW w:type="dxa" w:w="1500"/>
+            <w:vAlign w:val="center"/>
+            <w:tcMar>
+              <w:top w:w="80" w:type="dxa"/>
+              <w:start w:w="120" w:type="dxa"/>
+              <w:bottom w:w="80" w:type="dxa"/>
+              <w:end w:w="120" w:type="dxa"/>
+            </w:tcMar>
+          </w:tcPr>
+          <w:p>
+            <w:pPr>
+              <w:spacing w:before="0" w:after="0" w:line="240" w:lineRule="auto"/>
+              <w:jc w:val="center"/>
+            </w:pPr>
+            <w:r>
+              <w:rPr>
+                <w:rFonts w:ascii="Calibri" w:hAnsi="Calibri" w:eastAsia="Arial Unicode MS"/>
+                <w:b w:val="0"/>
+                <w:i w:val="0"/>
+                <w:color w:val="1F2937"/>
+                <w:sz w:val="16"/>
+              </w:rPr>
+              <w:t>-10.60%</w:t>
+            </w:r>
+          </w:p>
+        </w:tc>
+        <w:tc>
+          <w:tcPr>
+            <w:tcW w:type="dxa" w:w="1500"/>
+            <w:vAlign w:val="center"/>
+            <w:tcMar>
+              <w:top w:w="80" w:type="dxa"/>
+              <w:start w:w="120" w:type="dxa"/>
+              <w:bottom w:w="80" w:type="dxa"/>
+              <w:end w:w="120" w:type="dxa"/>
+            </w:tcMar>
+          </w:tcPr>
+          <w:p>
+            <w:pPr>
+              <w:spacing w:before="0" w:after="0" w:line="240" w:lineRule="auto"/>
+              <w:jc w:val="center"/>
+            </w:pPr>
+            <w:r>
+              <w:rPr>
+                <w:rFonts w:ascii="Calibri" w:hAnsi="Calibri" w:eastAsia="Arial Unicode MS"/>
+                <w:b w:val="0"/>
+                <w:i w:val="0"/>
+                <w:color w:val="1F2937"/>
+                <w:sz w:val="16"/>
+              </w:rPr>
+              <w:t>-27.90%</w:t>
+            </w:r>
+          </w:p>
+        </w:tc>
+        <w:tc>
+          <w:tcPr>
+            <w:tcW w:type="dxa" w:w="1555"/>
+            <w:vAlign w:val="center"/>
+            <w:tcMar>
+              <w:top w:w="80" w:type="dxa"/>
+              <w:start w:w="120" w:type="dxa"/>
+              <w:bottom w:w="80" w:type="dxa"/>
+              <w:end w:w="120" w:type="dxa"/>
+            </w:tcMar>
+          </w:tcPr>
+          <w:p>
+            <w:pPr>
+              <w:spacing w:before="0" w:after="0" w:line="240" w:lineRule="auto"/>
+              <w:jc w:val="center"/>
+            </w:pPr>
+            <w:r>
+              <w:rPr>
+                <w:rFonts w:ascii="Calibri" w:hAnsi="Calibri" w:eastAsia="Arial Unicode MS"/>
+                <w:b w:val="0"/>
+                <w:i w:val="0"/>
+                <w:color w:val="1F2937"/>
+                <w:sz w:val="16"/>
+              </w:rPr>
+              <w:t>+6.59%</w:t>
+            </w:r>
+          </w:p>
+        </w:tc>
+        <w:tc>
+          <w:tcPr>
+            <w:tcW w:type="dxa" w:w="1555"/>
+            <w:vAlign w:val="center"/>
+            <w:tcMar>
+              <w:top w:w="80" w:type="dxa"/>
+              <w:start w:w="120" w:type="dxa"/>
+              <w:bottom w:w="80" w:type="dxa"/>
+              <w:end w:w="120" w:type="dxa"/>
+            </w:tcMar>
+          </w:tcPr>
+          <w:p>
+            <w:pPr>
+              <w:spacing w:before="0" w:after="0" w:line="240" w:lineRule="auto"/>
+              <w:jc w:val="center"/>
+            </w:pPr>
+            <w:r>
+              <w:rPr>
+                <w:rFonts w:ascii="Calibri" w:hAnsi="Calibri" w:eastAsia="Arial Unicode MS"/>
+                <w:b w:val="0"/>
+                <w:i w:val="0"/>
+                <w:color w:val="1F2937"/>
+                <w:sz w:val="16"/>
+              </w:rPr>
+              <w:t>+4.78%</w:t>
+            </w:r>
+          </w:p>
+        </w:tc>
+      </w:tr>
+      <w:tr>
+        <w:tc>
+          <w:tcPr>
+            <w:tcW w:type="dxa" w:w="850"/>
+            <w:vAlign w:val="center"/>
+            <w:tcMar>
+              <w:top w:w="80" w:type="dxa"/>
+              <w:start w:w="120" w:type="dxa"/>
+              <w:bottom w:w="80" w:type="dxa"/>
+              <w:end w:w="120" w:type="dxa"/>
+            </w:tcMar>
+          </w:tcPr>
+          <w:p>
+            <w:pPr>
+              <w:spacing w:before="0" w:after="0" w:line="240" w:lineRule="auto"/>
+              <w:jc w:val="center"/>
+            </w:pPr>
+            <w:r>
+              <w:rPr>
+                <w:rFonts w:ascii="Calibri" w:hAnsi="Calibri" w:eastAsia="Arial Unicode MS"/>
+                <w:b/>
+                <w:i w:val="0"/>
+                <w:color w:val="1F2937"/>
+                <w:sz w:val="16"/>
+              </w:rPr>
+              <w:t>016665</w:t>
+            </w:r>
+          </w:p>
+        </w:tc>
+        <w:tc>
+          <w:tcPr>
+            <w:tcW w:type="dxa" w:w="1200"/>
+            <w:vAlign w:val="center"/>
+            <w:tcMar>
+              <w:top w:w="80" w:type="dxa"/>
+              <w:start w:w="120" w:type="dxa"/>
+              <w:bottom w:w="80" w:type="dxa"/>
+              <w:end w:w="120" w:type="dxa"/>
+            </w:tcMar>
+          </w:tcPr>
+          <w:p>
+            <w:pPr>
+              <w:spacing w:before="0" w:after="0" w:line="240" w:lineRule="auto"/>
+              <w:jc w:val="center"/>
+            </w:pPr>
+            <w:r>
+              <w:rPr>
+                <w:rFonts w:ascii="Calibri" w:hAnsi="Calibri" w:eastAsia="Arial Unicode MS"/>
+                <w:b w:val="0"/>
+                <w:i w:val="0"/>
+                <w:color w:val="9B1C1C"/>
+                <w:sz w:val="16"/>
+              </w:rPr>
+              <w:t>-0.38%</w:t>
+            </w:r>
+          </w:p>
+        </w:tc>
+        <w:tc>
+          <w:tcPr>
+            <w:tcW w:type="dxa" w:w="1200"/>
+            <w:vAlign w:val="center"/>
+            <w:tcMar>
+              <w:top w:w="80" w:type="dxa"/>
+              <w:start w:w="120" w:type="dxa"/>
+              <w:bottom w:w="80" w:type="dxa"/>
+              <w:end w:w="120" w:type="dxa"/>
+            </w:tcMar>
+          </w:tcPr>
+          <w:p>
+            <w:pPr>
+              <w:spacing w:before="0" w:after="0" w:line="240" w:lineRule="auto"/>
+              <w:jc w:val="center"/>
+            </w:pPr>
+            <w:r>
+              <w:rPr>
+                <w:rFonts w:ascii="Calibri" w:hAnsi="Calibri" w:eastAsia="Arial Unicode MS"/>
+                <w:b w:val="0"/>
+                <w:i w:val="0"/>
+                <w:color w:val="1F2937"/>
+                <w:sz w:val="16"/>
+              </w:rPr>
+              <w:t>+35.90%</w:t>
+            </w:r>
+          </w:p>
+        </w:tc>
+        <w:tc>
+          <w:tcPr>
+            <w:tcW w:type="dxa" w:w="1500"/>
+            <w:vAlign w:val="center"/>
+            <w:tcMar>
+              <w:top w:w="80" w:type="dxa"/>
+              <w:start w:w="120" w:type="dxa"/>
+              <w:bottom w:w="80" w:type="dxa"/>
+              <w:end w:w="120" w:type="dxa"/>
+            </w:tcMar>
+          </w:tcPr>
+          <w:p>
+            <w:pPr>
+              <w:spacing w:before="0" w:after="0" w:line="240" w:lineRule="auto"/>
+              <w:jc w:val="center"/>
+            </w:pPr>
+            <w:r>
+              <w:rPr>
+                <w:rFonts w:ascii="Calibri" w:hAnsi="Calibri" w:eastAsia="Arial Unicode MS"/>
+                <w:b w:val="0"/>
+                <w:i w:val="0"/>
+                <w:color w:val="1F2937"/>
+                <w:sz w:val="16"/>
+              </w:rPr>
+              <w:t>-18.27%</w:t>
+            </w:r>
+          </w:p>
+        </w:tc>
+        <w:tc>
+          <w:tcPr>
+            <w:tcW w:type="dxa" w:w="1500"/>
+            <w:vAlign w:val="center"/>
+            <w:tcMar>
+              <w:top w:w="80" w:type="dxa"/>
+              <w:start w:w="120" w:type="dxa"/>
+              <w:bottom w:w="80" w:type="dxa"/>
+              <w:end w:w="120" w:type="dxa"/>
+            </w:tcMar>
+          </w:tcPr>
+          <w:p>
+            <w:pPr>
+              <w:spacing w:before="0" w:after="0" w:line="240" w:lineRule="auto"/>
+              <w:jc w:val="center"/>
+            </w:pPr>
+            <w:r>
+              <w:rPr>
+                <w:rFonts w:ascii="Calibri" w:hAnsi="Calibri" w:eastAsia="Arial Unicode MS"/>
+                <w:b w:val="0"/>
+                <w:i w:val="0"/>
+                <w:color w:val="1F2937"/>
+                <w:sz w:val="16"/>
+              </w:rPr>
+              <w:t>-30.49%</w:t>
+            </w:r>
+          </w:p>
+        </w:tc>
+        <w:tc>
+          <w:tcPr>
+            <w:tcW w:type="dxa" w:w="1555"/>
+            <w:vAlign w:val="center"/>
+            <w:tcMar>
+              <w:top w:w="80" w:type="dxa"/>
+              <w:start w:w="120" w:type="dxa"/>
+              <w:bottom w:w="80" w:type="dxa"/>
+              <w:end w:w="120" w:type="dxa"/>
+            </w:tcMar>
+          </w:tcPr>
+          <w:p>
+            <w:pPr>
+              <w:spacing w:before="0" w:after="0" w:line="240" w:lineRule="auto"/>
+              <w:jc w:val="center"/>
+            </w:pPr>
+            <w:r>
+              <w:rPr>
+                <w:rFonts w:ascii="Calibri" w:hAnsi="Calibri" w:eastAsia="Arial Unicode MS"/>
+                <w:b w:val="0"/>
+                <w:i w:val="0"/>
+                <w:color w:val="9B1C1C"/>
+                <w:sz w:val="16"/>
+              </w:rPr>
+              <w:t>-2.06%</w:t>
+            </w:r>
+          </w:p>
+        </w:tc>
+        <w:tc>
+          <w:tcPr>
+            <w:tcW w:type="dxa" w:w="1555"/>
+            <w:vAlign w:val="center"/>
+            <w:tcMar>
+              <w:top w:w="80" w:type="dxa"/>
+              <w:start w:w="120" w:type="dxa"/>
+              <w:bottom w:w="80" w:type="dxa"/>
+              <w:end w:w="120" w:type="dxa"/>
+            </w:tcMar>
+          </w:tcPr>
+          <w:p>
+            <w:pPr>
+              <w:spacing w:before="0" w:after="0" w:line="240" w:lineRule="auto"/>
+              <w:jc w:val="center"/>
+            </w:pPr>
+            <w:r>
+              <w:rPr>
+                <w:rFonts w:ascii="Calibri" w:hAnsi="Calibri" w:eastAsia="Arial Unicode MS"/>
+                <w:b w:val="0"/>
+                <w:i w:val="0"/>
+                <w:color w:val="1F2937"/>
+                <w:sz w:val="16"/>
+              </w:rPr>
+              <w:t>+32.10%</w:t>
+            </w:r>
+          </w:p>
+        </w:tc>
+      </w:tr>
+      <w:tr>
+        <w:tc>
+          <w:tcPr>
+            <w:tcW w:type="dxa" w:w="850"/>
+            <w:vAlign w:val="center"/>
+            <w:tcMar>
+              <w:top w:w="80" w:type="dxa"/>
+              <w:start w:w="120" w:type="dxa"/>
+              <w:bottom w:w="80" w:type="dxa"/>
+              <w:end w:w="120" w:type="dxa"/>
+            </w:tcMar>
+          </w:tcPr>
+          <w:p>
+            <w:pPr>
+              <w:spacing w:before="0" w:after="0" w:line="240" w:lineRule="auto"/>
+              <w:jc w:val="center"/>
+            </w:pPr>
+            <w:r>
+              <w:rPr>
+                <w:rFonts w:ascii="Calibri" w:hAnsi="Calibri" w:eastAsia="Arial Unicode MS"/>
+                <w:b/>
+                <w:i w:val="0"/>
+                <w:color w:val="1F2937"/>
+                <w:sz w:val="16"/>
+              </w:rPr>
+              <w:t>006479</w:t>
+            </w:r>
+          </w:p>
+        </w:tc>
+        <w:tc>
+          <w:tcPr>
+            <w:tcW w:type="dxa" w:w="1200"/>
+            <w:vAlign w:val="center"/>
+            <w:tcMar>
+              <w:top w:w="80" w:type="dxa"/>
+              <w:start w:w="120" w:type="dxa"/>
+              <w:bottom w:w="80" w:type="dxa"/>
+              <w:end w:w="120" w:type="dxa"/>
+            </w:tcMar>
+          </w:tcPr>
+          <w:p>
+            <w:pPr>
+              <w:spacing w:before="0" w:after="0" w:line="240" w:lineRule="auto"/>
+              <w:jc w:val="center"/>
+            </w:pPr>
+            <w:r>
+              <w:rPr>
+                <w:rFonts w:ascii="Calibri" w:hAnsi="Calibri" w:eastAsia="Arial Unicode MS"/>
+                <w:b w:val="0"/>
+                <w:i w:val="0"/>
+                <w:color w:val="1F2937"/>
+                <w:sz w:val="16"/>
+              </w:rPr>
+              <w:t>+0.79%</w:t>
+            </w:r>
+          </w:p>
+        </w:tc>
+        <w:tc>
+          <w:tcPr>
+            <w:tcW w:type="dxa" w:w="1200"/>
+            <w:vAlign w:val="center"/>
+            <w:tcMar>
+              <w:top w:w="80" w:type="dxa"/>
+              <w:start w:w="120" w:type="dxa"/>
+              <w:bottom w:w="80" w:type="dxa"/>
+              <w:end w:w="120" w:type="dxa"/>
+            </w:tcMar>
+          </w:tcPr>
+          <w:p>
+            <w:pPr>
+              <w:spacing w:before="0" w:after="0" w:line="240" w:lineRule="auto"/>
+              <w:jc w:val="center"/>
+            </w:pPr>
+            <w:r>
+              <w:rPr>
+                <w:rFonts w:ascii="Calibri" w:hAnsi="Calibri" w:eastAsia="Arial Unicode MS"/>
+                <w:b w:val="0"/>
+                <w:i w:val="0"/>
+                <w:color w:val="1F2937"/>
+                <w:sz w:val="16"/>
+              </w:rPr>
+              <w:t>+15.79%</w:t>
+            </w:r>
+          </w:p>
+        </w:tc>
+        <w:tc>
+          <w:tcPr>
+            <w:tcW w:type="dxa" w:w="1500"/>
+            <w:vAlign w:val="center"/>
+            <w:tcMar>
+              <w:top w:w="80" w:type="dxa"/>
+              <w:start w:w="120" w:type="dxa"/>
+              <w:bottom w:w="80" w:type="dxa"/>
+              <w:end w:w="120" w:type="dxa"/>
+            </w:tcMar>
+          </w:tcPr>
+          <w:p>
+            <w:pPr>
+              <w:spacing w:before="0" w:after="0" w:line="240" w:lineRule="auto"/>
+              <w:jc w:val="center"/>
+            </w:pPr>
+            <w:r>
+              <w:rPr>
+                <w:rFonts w:ascii="Calibri" w:hAnsi="Calibri" w:eastAsia="Arial Unicode MS"/>
+                <w:b w:val="0"/>
+                <w:i w:val="0"/>
+                <w:color w:val="1F2937"/>
+                <w:sz w:val="16"/>
+              </w:rPr>
+              <w:t>-7.09%</w:t>
+            </w:r>
+          </w:p>
+        </w:tc>
+        <w:tc>
+          <w:tcPr>
+            <w:tcW w:type="dxa" w:w="1500"/>
+            <w:vAlign w:val="center"/>
+            <w:tcMar>
+              <w:top w:w="80" w:type="dxa"/>
+              <w:start w:w="120" w:type="dxa"/>
+              <w:bottom w:w="80" w:type="dxa"/>
+              <w:end w:w="120" w:type="dxa"/>
+            </w:tcMar>
+          </w:tcPr>
+          <w:p>
+            <w:pPr>
+              <w:spacing w:before="0" w:after="0" w:line="240" w:lineRule="auto"/>
+              <w:jc w:val="center"/>
+            </w:pPr>
+            <w:r>
+              <w:rPr>
+                <w:rFonts w:ascii="Calibri" w:hAnsi="Calibri" w:eastAsia="Arial Unicode MS"/>
+                <w:b w:val="0"/>
+                <w:i w:val="0"/>
+                <w:color w:val="1F2937"/>
+                <w:sz w:val="16"/>
+              </w:rPr>
+              <w:t>-31.39%</w:t>
+            </w:r>
+          </w:p>
+        </w:tc>
+        <w:tc>
+          <w:tcPr>
+            <w:tcW w:type="dxa" w:w="1555"/>
+            <w:vAlign w:val="center"/>
+            <w:tcMar>
+              <w:top w:w="80" w:type="dxa"/>
+              <w:start w:w="120" w:type="dxa"/>
+              <w:bottom w:w="80" w:type="dxa"/>
+              <w:end w:w="120" w:type="dxa"/>
+            </w:tcMar>
+          </w:tcPr>
+          <w:p>
+            <w:pPr>
+              <w:spacing w:before="0" w:after="0" w:line="240" w:lineRule="auto"/>
+              <w:jc w:val="center"/>
+            </w:pPr>
+            <w:r>
+              <w:rPr>
+                <w:rFonts w:ascii="Calibri" w:hAnsi="Calibri" w:eastAsia="Arial Unicode MS"/>
+                <w:b w:val="0"/>
+                <w:i w:val="0"/>
+                <w:color w:val="9B1C1C"/>
+                <w:sz w:val="16"/>
+              </w:rPr>
+              <w:t>-0.89%</w:t>
+            </w:r>
+          </w:p>
+        </w:tc>
+        <w:tc>
+          <w:tcPr>
+            <w:tcW w:type="dxa" w:w="1555"/>
+            <w:vAlign w:val="center"/>
+            <w:tcMar>
+              <w:top w:w="80" w:type="dxa"/>
+              <w:start w:w="120" w:type="dxa"/>
+              <w:bottom w:w="80" w:type="dxa"/>
+              <w:end w:w="120" w:type="dxa"/>
+            </w:tcMar>
+          </w:tcPr>
+          <w:p>
+            <w:pPr>
+              <w:spacing w:before="0" w:after="0" w:line="240" w:lineRule="auto"/>
+              <w:jc w:val="center"/>
+            </w:pPr>
+            <w:r>
+              <w:rPr>
+                <w:rFonts w:ascii="Calibri" w:hAnsi="Calibri" w:eastAsia="Arial Unicode MS"/>
+                <w:b w:val="0"/>
+                <w:i w:val="0"/>
+                <w:color w:val="1F2937"/>
+                <w:sz w:val="16"/>
+              </w:rPr>
+              <w:t>+11.99%</w:t>
+            </w:r>
+          </w:p>
+        </w:tc>
+      </w:tr>
+      <w:tr>
+        <w:tc>
+          <w:tcPr>
+            <w:tcW w:type="dxa" w:w="850"/>
+            <w:vAlign w:val="center"/>
+            <w:tcMar>
+              <w:top w:w="80" w:type="dxa"/>
+              <w:start w:w="120" w:type="dxa"/>
+              <w:bottom w:w="80" w:type="dxa"/>
+              <w:end w:w="120" w:type="dxa"/>
+            </w:tcMar>
+          </w:tcPr>
+          <w:p>
+            <w:pPr>
+              <w:spacing w:before="0" w:after="0" w:line="240" w:lineRule="auto"/>
+              <w:jc w:val="center"/>
+            </w:pPr>
+            <w:r>
+              <w:rPr>
+                <w:rFonts w:ascii="Calibri" w:hAnsi="Calibri" w:eastAsia="Arial Unicode MS"/>
+                <w:b/>
+                <w:i w:val="0"/>
+                <w:color w:val="1F2937"/>
+                <w:sz w:val="16"/>
+              </w:rPr>
+              <w:t>016371</w:t>
+            </w:r>
+          </w:p>
+        </w:tc>
+        <w:tc>
+          <w:tcPr>
+            <w:tcW w:type="dxa" w:w="1200"/>
+            <w:vAlign w:val="center"/>
+            <w:tcMar>
+              <w:top w:w="80" w:type="dxa"/>
+              <w:start w:w="120" w:type="dxa"/>
+              <w:bottom w:w="80" w:type="dxa"/>
+              <w:end w:w="120" w:type="dxa"/>
+            </w:tcMar>
+          </w:tcPr>
+          <w:p>
+            <w:pPr>
+              <w:spacing w:before="0" w:after="0" w:line="240" w:lineRule="auto"/>
+              <w:jc w:val="center"/>
+            </w:pPr>
+            <w:r>
+              <w:rPr>
+                <w:rFonts w:ascii="Calibri" w:hAnsi="Calibri" w:eastAsia="Arial Unicode MS"/>
+                <w:b w:val="0"/>
+                <w:i w:val="0"/>
+                <w:color w:val="9B1C1C"/>
+                <w:sz w:val="16"/>
+              </w:rPr>
+              <w:t>-5.31%</w:t>
+            </w:r>
+          </w:p>
+        </w:tc>
+        <w:tc>
+          <w:tcPr>
+            <w:tcW w:type="dxa" w:w="1200"/>
+            <w:vAlign w:val="center"/>
+            <w:tcMar>
+              <w:top w:w="80" w:type="dxa"/>
+              <w:start w:w="120" w:type="dxa"/>
+              <w:bottom w:w="80" w:type="dxa"/>
+              <w:end w:w="120" w:type="dxa"/>
+            </w:tcMar>
+          </w:tcPr>
+          <w:p>
+            <w:pPr>
+              <w:spacing w:before="0" w:after="0" w:line="240" w:lineRule="auto"/>
+              <w:jc w:val="center"/>
+            </w:pPr>
+            <w:r>
+              <w:rPr>
+                <w:rFonts w:ascii="Calibri" w:hAnsi="Calibri" w:eastAsia="Arial Unicode MS"/>
+                <w:b w:val="0"/>
+                <w:i w:val="0"/>
+                <w:color w:val="1F2937"/>
+                <w:sz w:val="16"/>
+              </w:rPr>
+              <w:t>+22.15%</w:t>
+            </w:r>
+          </w:p>
+        </w:tc>
+        <w:tc>
+          <w:tcPr>
+            <w:tcW w:type="dxa" w:w="1500"/>
+            <w:vAlign w:val="center"/>
+            <w:tcMar>
+              <w:top w:w="80" w:type="dxa"/>
+              <w:start w:w="120" w:type="dxa"/>
+              <w:bottom w:w="80" w:type="dxa"/>
+              <w:end w:w="120" w:type="dxa"/>
+            </w:tcMar>
+          </w:tcPr>
+          <w:p>
+            <w:pPr>
+              <w:spacing w:before="0" w:after="0" w:line="240" w:lineRule="auto"/>
+              <w:jc w:val="center"/>
+            </w:pPr>
+            <w:r>
+              <w:rPr>
+                <w:rFonts w:ascii="Calibri" w:hAnsi="Calibri" w:eastAsia="Arial Unicode MS"/>
+                <w:b w:val="0"/>
+                <w:i w:val="0"/>
+                <w:color w:val="1F2937"/>
+                <w:sz w:val="16"/>
+              </w:rPr>
+              <w:t>-23.80%</w:t>
+            </w:r>
+          </w:p>
+        </w:tc>
+        <w:tc>
+          <w:tcPr>
+            <w:tcW w:type="dxa" w:w="1500"/>
+            <w:vAlign w:val="center"/>
+            <w:tcMar>
+              <w:top w:w="80" w:type="dxa"/>
+              <w:start w:w="120" w:type="dxa"/>
+              <w:bottom w:w="80" w:type="dxa"/>
+              <w:end w:w="120" w:type="dxa"/>
+            </w:tcMar>
+          </w:tcPr>
+          <w:p>
+            <w:pPr>
+              <w:spacing w:before="0" w:after="0" w:line="240" w:lineRule="auto"/>
+              <w:jc w:val="center"/>
+            </w:pPr>
+            <w:r>
+              <w:rPr>
+                <w:rFonts w:ascii="Calibri" w:hAnsi="Calibri" w:eastAsia="Arial Unicode MS"/>
+                <w:b w:val="0"/>
+                <w:i w:val="0"/>
+                <w:color w:val="1F2937"/>
+                <w:sz w:val="16"/>
+              </w:rPr>
+              <w:t>-58.07%</w:t>
+            </w:r>
+          </w:p>
+        </w:tc>
+        <w:tc>
+          <w:tcPr>
+            <w:tcW w:type="dxa" w:w="1555"/>
+            <w:vAlign w:val="center"/>
+            <w:tcMar>
+              <w:top w:w="80" w:type="dxa"/>
+              <w:start w:w="120" w:type="dxa"/>
+              <w:bottom w:w="80" w:type="dxa"/>
+              <w:end w:w="120" w:type="dxa"/>
+            </w:tcMar>
+          </w:tcPr>
+          <w:p>
+            <w:pPr>
+              <w:spacing w:before="0" w:after="0" w:line="240" w:lineRule="auto"/>
+              <w:jc w:val="center"/>
+            </w:pPr>
+            <w:r>
+              <w:rPr>
+                <w:rFonts w:ascii="Calibri" w:hAnsi="Calibri" w:eastAsia="Arial Unicode MS"/>
+                <w:b w:val="0"/>
+                <w:i w:val="0"/>
+                <w:color w:val="9B1C1C"/>
+                <w:sz w:val="16"/>
+              </w:rPr>
+              <w:t>-4.23%</w:t>
+            </w:r>
+          </w:p>
+        </w:tc>
+        <w:tc>
+          <w:tcPr>
+            <w:tcW w:type="dxa" w:w="1555"/>
+            <w:vAlign w:val="center"/>
+            <w:tcMar>
+              <w:top w:w="80" w:type="dxa"/>
+              <w:start w:w="120" w:type="dxa"/>
+              <w:bottom w:w="80" w:type="dxa"/>
+              <w:end w:w="120" w:type="dxa"/>
+            </w:tcMar>
+          </w:tcPr>
+          <w:p>
+            <w:pPr>
+              <w:spacing w:before="0" w:after="0" w:line="240" w:lineRule="auto"/>
+              <w:jc w:val="center"/>
+            </w:pPr>
+            <w:r>
+              <w:rPr>
+                <w:rFonts w:ascii="Calibri" w:hAnsi="Calibri" w:eastAsia="Arial Unicode MS"/>
+                <w:b w:val="0"/>
+                <w:i w:val="0"/>
+                <w:color w:val="1F2937"/>
+                <w:sz w:val="16"/>
+              </w:rPr>
+              <w:t>+21.19%</w:t>
+            </w:r>
+          </w:p>
+        </w:tc>
+      </w:tr>
+      <w:tr>
+        <w:tc>
+          <w:tcPr>
+            <w:tcW w:type="dxa" w:w="850"/>
+            <w:vAlign w:val="center"/>
+            <w:tcMar>
+              <w:top w:w="80" w:type="dxa"/>
+              <w:start w:w="120" w:type="dxa"/>
+              <w:bottom w:w="80" w:type="dxa"/>
+              <w:end w:w="120" w:type="dxa"/>
+            </w:tcMar>
+          </w:tcPr>
+          <w:p>
+            <w:pPr>
+              <w:spacing w:before="0" w:after="0" w:line="240" w:lineRule="auto"/>
+              <w:jc w:val="center"/>
+            </w:pPr>
+            <w:r>
+              <w:rPr>
+                <w:rFonts w:ascii="Calibri" w:hAnsi="Calibri" w:eastAsia="Arial Unicode MS"/>
+                <w:b/>
+                <w:i w:val="0"/>
+                <w:color w:val="1F2937"/>
+                <w:sz w:val="16"/>
+              </w:rPr>
+              <w:t>006503</w:t>
+            </w:r>
+          </w:p>
+        </w:tc>
+        <w:tc>
+          <w:tcPr>
+            <w:tcW w:type="dxa" w:w="1200"/>
+            <w:vAlign w:val="center"/>
+            <w:tcMar>
+              <w:top w:w="80" w:type="dxa"/>
+              <w:start w:w="120" w:type="dxa"/>
+              <w:bottom w:w="80" w:type="dxa"/>
+              <w:end w:w="120" w:type="dxa"/>
+            </w:tcMar>
+          </w:tcPr>
+          <w:p>
+            <w:pPr>
+              <w:spacing w:before="0" w:after="0" w:line="240" w:lineRule="auto"/>
+              <w:jc w:val="center"/>
+            </w:pPr>
+            <w:r>
+              <w:rPr>
+                <w:rFonts w:ascii="Calibri" w:hAnsi="Calibri" w:eastAsia="Arial Unicode MS"/>
+                <w:b w:val="0"/>
+                <w:i w:val="0"/>
+                <w:color w:val="9B1C1C"/>
+                <w:sz w:val="16"/>
+              </w:rPr>
+              <w:t>-7.05%</w:t>
+            </w:r>
+          </w:p>
+        </w:tc>
+        <w:tc>
+          <w:tcPr>
+            <w:tcW w:type="dxa" w:w="1200"/>
+            <w:vAlign w:val="center"/>
+            <w:tcMar>
+              <w:top w:w="80" w:type="dxa"/>
+              <w:start w:w="120" w:type="dxa"/>
+              <w:bottom w:w="80" w:type="dxa"/>
+              <w:end w:w="120" w:type="dxa"/>
+            </w:tcMar>
+          </w:tcPr>
+          <w:p>
+            <w:pPr>
+              <w:spacing w:before="0" w:after="0" w:line="240" w:lineRule="auto"/>
+              <w:jc w:val="center"/>
+            </w:pPr>
+            <w:r>
+              <w:rPr>
+                <w:rFonts w:ascii="Calibri" w:hAnsi="Calibri" w:eastAsia="Arial Unicode MS"/>
+                <w:b w:val="0"/>
+                <w:i w:val="0"/>
+                <w:color w:val="1F2937"/>
+                <w:sz w:val="16"/>
+              </w:rPr>
+              <w:t>+47.80%</w:t>
+            </w:r>
+          </w:p>
+        </w:tc>
+        <w:tc>
+          <w:tcPr>
+            <w:tcW w:type="dxa" w:w="1500"/>
+            <w:vAlign w:val="center"/>
+            <w:tcMar>
+              <w:top w:w="80" w:type="dxa"/>
+              <w:start w:w="120" w:type="dxa"/>
+              <w:bottom w:w="80" w:type="dxa"/>
+              <w:end w:w="120" w:type="dxa"/>
+            </w:tcMar>
+          </w:tcPr>
+          <w:p>
+            <w:pPr>
+              <w:spacing w:before="0" w:after="0" w:line="240" w:lineRule="auto"/>
+              <w:jc w:val="center"/>
+            </w:pPr>
+            <w:r>
+              <w:rPr>
+                <w:rFonts w:ascii="Calibri" w:hAnsi="Calibri" w:eastAsia="Arial Unicode MS"/>
+                <w:b w:val="0"/>
+                <w:i w:val="0"/>
+                <w:color w:val="1F2937"/>
+                <w:sz w:val="16"/>
+              </w:rPr>
+              <w:t>-25.64%</w:t>
+            </w:r>
+          </w:p>
+        </w:tc>
+        <w:tc>
+          <w:tcPr>
+            <w:tcW w:type="dxa" w:w="1500"/>
+            <w:vAlign w:val="center"/>
+            <w:tcMar>
+              <w:top w:w="80" w:type="dxa"/>
+              <w:start w:w="120" w:type="dxa"/>
+              <w:bottom w:w="80" w:type="dxa"/>
+              <w:end w:w="120" w:type="dxa"/>
+            </w:tcMar>
+          </w:tcPr>
+          <w:p>
+            <w:pPr>
+              <w:spacing w:before="0" w:after="0" w:line="240" w:lineRule="auto"/>
+              <w:jc w:val="center"/>
+            </w:pPr>
+            <w:r>
+              <w:rPr>
+                <w:rFonts w:ascii="Calibri" w:hAnsi="Calibri" w:eastAsia="Arial Unicode MS"/>
+                <w:b w:val="0"/>
+                <w:i w:val="0"/>
+                <w:color w:val="1F2937"/>
+                <w:sz w:val="16"/>
+              </w:rPr>
+              <w:t>-53.85%</w:t>
+            </w:r>
+          </w:p>
+        </w:tc>
+        <w:tc>
+          <w:tcPr>
+            <w:tcW w:type="dxa" w:w="1555"/>
+            <w:vAlign w:val="center"/>
+            <w:tcMar>
+              <w:top w:w="80" w:type="dxa"/>
+              <w:start w:w="120" w:type="dxa"/>
+              <w:bottom w:w="80" w:type="dxa"/>
+              <w:end w:w="120" w:type="dxa"/>
+            </w:tcMar>
+          </w:tcPr>
+          <w:p>
+            <w:pPr>
+              <w:spacing w:before="0" w:after="0" w:line="240" w:lineRule="auto"/>
+              <w:jc w:val="center"/>
+            </w:pPr>
+            <w:r>
+              <w:rPr>
+                <w:rFonts w:ascii="Calibri" w:hAnsi="Calibri" w:eastAsia="Arial Unicode MS"/>
+                <w:b w:val="0"/>
+                <w:i w:val="0"/>
+                <w:color w:val="9B1C1C"/>
+                <w:sz w:val="16"/>
+              </w:rPr>
+              <w:t>-5.97%</w:t>
+            </w:r>
+          </w:p>
+        </w:tc>
+        <w:tc>
+          <w:tcPr>
+            <w:tcW w:type="dxa" w:w="1555"/>
+            <w:vAlign w:val="center"/>
+            <w:tcMar>
+              <w:top w:w="80" w:type="dxa"/>
+              <w:start w:w="120" w:type="dxa"/>
+              <w:bottom w:w="80" w:type="dxa"/>
+              <w:end w:w="120" w:type="dxa"/>
+            </w:tcMar>
+          </w:tcPr>
+          <w:p>
+            <w:pPr>
+              <w:spacing w:before="0" w:after="0" w:line="240" w:lineRule="auto"/>
+              <w:jc w:val="center"/>
+            </w:pPr>
+            <w:r>
+              <w:rPr>
+                <w:rFonts w:ascii="Calibri" w:hAnsi="Calibri" w:eastAsia="Arial Unicode MS"/>
+                <w:b w:val="0"/>
+                <w:i w:val="0"/>
+                <w:color w:val="1F2937"/>
+                <w:sz w:val="16"/>
+              </w:rPr>
+              <w:t>+46.84%</w:t>
+            </w:r>
+          </w:p>
+        </w:tc>
+      </w:tr>
+      <w:tr>
+        <w:tc>
+          <w:tcPr>
+            <w:tcW w:type="dxa" w:w="850"/>
+            <w:vAlign w:val="center"/>
+            <w:tcMar>
+              <w:top w:w="80" w:type="dxa"/>
+              <w:start w:w="120" w:type="dxa"/>
+              <w:bottom w:w="80" w:type="dxa"/>
+              <w:end w:w="120" w:type="dxa"/>
+            </w:tcMar>
+          </w:tcPr>
+          <w:p>
+            <w:pPr>
+              <w:spacing w:before="0" w:after="0" w:line="240" w:lineRule="auto"/>
+              <w:jc w:val="center"/>
+            </w:pPr>
+            <w:r>
+              <w:rPr>
+                <w:rFonts w:ascii="Calibri" w:hAnsi="Calibri" w:eastAsia="Arial Unicode MS"/>
+                <w:b/>
+                <w:i w:val="0"/>
+                <w:color w:val="1F2937"/>
+                <w:sz w:val="16"/>
+              </w:rPr>
+              <w:t>002891</w:t>
+            </w:r>
+          </w:p>
+        </w:tc>
+        <w:tc>
+          <w:tcPr>
+            <w:tcW w:type="dxa" w:w="1200"/>
+            <w:vAlign w:val="center"/>
+            <w:tcMar>
+              <w:top w:w="80" w:type="dxa"/>
+              <w:start w:w="120" w:type="dxa"/>
+              <w:bottom w:w="80" w:type="dxa"/>
+              <w:end w:w="120" w:type="dxa"/>
+            </w:tcMar>
+          </w:tcPr>
+          <w:p>
+            <w:pPr>
+              <w:spacing w:before="0" w:after="0" w:line="240" w:lineRule="auto"/>
+              <w:jc w:val="center"/>
+            </w:pPr>
+            <w:r>
+              <w:rPr>
+                <w:rFonts w:ascii="Calibri" w:hAnsi="Calibri" w:eastAsia="Arial Unicode MS"/>
+                <w:b w:val="0"/>
+                <w:i w:val="0"/>
+                <w:color w:val="9B1C1C"/>
+                <w:sz w:val="16"/>
+              </w:rPr>
+              <w:t>-1.85%</w:t>
+            </w:r>
+          </w:p>
+        </w:tc>
+        <w:tc>
+          <w:tcPr>
+            <w:tcW w:type="dxa" w:w="1200"/>
+            <w:vAlign w:val="center"/>
+            <w:tcMar>
+              <w:top w:w="80" w:type="dxa"/>
+              <w:start w:w="120" w:type="dxa"/>
+              <w:bottom w:w="80" w:type="dxa"/>
+              <w:end w:w="120" w:type="dxa"/>
+            </w:tcMar>
+          </w:tcPr>
+          <w:p>
+            <w:pPr>
+              <w:spacing w:before="0" w:after="0" w:line="240" w:lineRule="auto"/>
+              <w:jc w:val="center"/>
+            </w:pPr>
+            <w:r>
+              <w:rPr>
+                <w:rFonts w:ascii="Calibri" w:hAnsi="Calibri" w:eastAsia="Arial Unicode MS"/>
+                <w:b w:val="0"/>
+                <w:i w:val="0"/>
+                <w:color w:val="1F2937"/>
+                <w:sz w:val="16"/>
+              </w:rPr>
+              <w:t>+31.80%</w:t>
+            </w:r>
+          </w:p>
+        </w:tc>
+        <w:tc>
+          <w:tcPr>
+            <w:tcW w:type="dxa" w:w="1500"/>
+            <w:vAlign w:val="center"/>
+            <w:tcMar>
+              <w:top w:w="80" w:type="dxa"/>
+              <w:start w:w="120" w:type="dxa"/>
+              <w:bottom w:w="80" w:type="dxa"/>
+              <w:end w:w="120" w:type="dxa"/>
+            </w:tcMar>
+          </w:tcPr>
+          <w:p>
+            <w:pPr>
+              <w:spacing w:before="0" w:after="0" w:line="240" w:lineRule="auto"/>
+              <w:jc w:val="center"/>
+            </w:pPr>
+            <w:r>
+              <w:rPr>
+                <w:rFonts w:ascii="Calibri" w:hAnsi="Calibri" w:eastAsia="Arial Unicode MS"/>
+                <w:b w:val="0"/>
+                <w:i w:val="0"/>
+                <w:color w:val="1F2937"/>
+                <w:sz w:val="16"/>
+              </w:rPr>
+              <w:t>-18.87%</w:t>
+            </w:r>
+          </w:p>
+        </w:tc>
+        <w:tc>
+          <w:tcPr>
+            <w:tcW w:type="dxa" w:w="1500"/>
+            <w:vAlign w:val="center"/>
+            <w:tcMar>
+              <w:top w:w="80" w:type="dxa"/>
+              <w:start w:w="120" w:type="dxa"/>
+              <w:bottom w:w="80" w:type="dxa"/>
+              <w:end w:w="120" w:type="dxa"/>
+            </w:tcMar>
+          </w:tcPr>
+          <w:p>
+            <w:pPr>
+              <w:spacing w:before="0" w:after="0" w:line="240" w:lineRule="auto"/>
+              <w:jc w:val="center"/>
+            </w:pPr>
+            <w:r>
+              <w:rPr>
+                <w:rFonts w:ascii="Calibri" w:hAnsi="Calibri" w:eastAsia="Arial Unicode MS"/>
+                <w:b w:val="0"/>
+                <w:i w:val="0"/>
+                <w:color w:val="1F2937"/>
+                <w:sz w:val="16"/>
+              </w:rPr>
+              <w:t>-66.11%</w:t>
+            </w:r>
+          </w:p>
+        </w:tc>
+        <w:tc>
+          <w:tcPr>
+            <w:tcW w:type="dxa" w:w="1555"/>
+            <w:vAlign w:val="center"/>
+            <w:tcMar>
+              <w:top w:w="80" w:type="dxa"/>
+              <w:start w:w="120" w:type="dxa"/>
+              <w:bottom w:w="80" w:type="dxa"/>
+              <w:end w:w="120" w:type="dxa"/>
+            </w:tcMar>
+          </w:tcPr>
+          <w:p>
+            <w:pPr>
+              <w:spacing w:before="0" w:after="0" w:line="240" w:lineRule="auto"/>
+              <w:jc w:val="center"/>
+            </w:pPr>
+            <w:r>
+              <w:rPr>
+                <w:rFonts w:ascii="Calibri" w:hAnsi="Calibri" w:eastAsia="Arial Unicode MS"/>
+                <w:b w:val="0"/>
+                <w:i w:val="0"/>
+                <w:color w:val="9B1C1C"/>
+                <w:sz w:val="16"/>
+              </w:rPr>
+              <w:t>-3.53%</w:t>
+            </w:r>
+          </w:p>
+        </w:tc>
+        <w:tc>
+          <w:tcPr>
+            <w:tcW w:type="dxa" w:w="1555"/>
+            <w:vAlign w:val="center"/>
+            <w:tcMar>
+              <w:top w:w="80" w:type="dxa"/>
+              <w:start w:w="120" w:type="dxa"/>
+              <w:bottom w:w="80" w:type="dxa"/>
+              <w:end w:w="120" w:type="dxa"/>
+            </w:tcMar>
+          </w:tcPr>
+          <w:p>
+            <w:pPr>
+              <w:spacing w:before="0" w:after="0" w:line="240" w:lineRule="auto"/>
+              <w:jc w:val="center"/>
+            </w:pPr>
+            <w:r>
+              <w:rPr>
+                <w:rFonts w:ascii="Calibri" w:hAnsi="Calibri" w:eastAsia="Arial Unicode MS"/>
+                <w:b w:val="0"/>
+                <w:i w:val="0"/>
+                <w:color w:val="1F2937"/>
+                <w:sz w:val="16"/>
+              </w:rPr>
+              <w:t>+27.99%</w:t>
+            </w:r>
+          </w:p>
+        </w:tc>
+      </w:tr>
+      <w:tr>
+        <w:tc>
+          <w:tcPr>
+            <w:tcW w:type="dxa" w:w="850"/>
+            <w:vAlign w:val="center"/>
+            <w:tcMar>
+              <w:top w:w="80" w:type="dxa"/>
+              <w:start w:w="120" w:type="dxa"/>
+              <w:bottom w:w="80" w:type="dxa"/>
+              <w:end w:w="120" w:type="dxa"/>
+            </w:tcMar>
+          </w:tcPr>
+          <w:p>
+            <w:pPr>
+              <w:spacing w:before="0" w:after="0" w:line="240" w:lineRule="auto"/>
+              <w:jc w:val="center"/>
+            </w:pPr>
+            <w:r>
+              <w:rPr>
+                <w:rFonts w:ascii="Calibri" w:hAnsi="Calibri" w:eastAsia="Arial Unicode MS"/>
+                <w:b/>
+                <w:i w:val="0"/>
+                <w:color w:val="1F2937"/>
+                <w:sz w:val="16"/>
+              </w:rPr>
+              <w:t>539002</w:t>
+            </w:r>
+          </w:p>
+        </w:tc>
+        <w:tc>
+          <w:tcPr>
+            <w:tcW w:type="dxa" w:w="1200"/>
+            <w:vAlign w:val="center"/>
+            <w:tcMar>
+              <w:top w:w="80" w:type="dxa"/>
+              <w:start w:w="120" w:type="dxa"/>
+              <w:bottom w:w="80" w:type="dxa"/>
+              <w:end w:w="120" w:type="dxa"/>
+            </w:tcMar>
+          </w:tcPr>
+          <w:p>
+            <w:pPr>
+              <w:spacing w:before="0" w:after="0" w:line="240" w:lineRule="auto"/>
+              <w:jc w:val="center"/>
+            </w:pPr>
+            <w:r>
+              <w:rPr>
+                <w:rFonts w:ascii="Calibri" w:hAnsi="Calibri" w:eastAsia="Arial Unicode MS"/>
+                <w:b w:val="0"/>
+                <w:i w:val="0"/>
+                <w:color w:val="1F2937"/>
+                <w:sz w:val="16"/>
+              </w:rPr>
+              <w:t>+1.14%</w:t>
+            </w:r>
+          </w:p>
+        </w:tc>
+        <w:tc>
+          <w:tcPr>
+            <w:tcW w:type="dxa" w:w="1200"/>
+            <w:vAlign w:val="center"/>
+            <w:tcMar>
+              <w:top w:w="80" w:type="dxa"/>
+              <w:start w:w="120" w:type="dxa"/>
+              <w:bottom w:w="80" w:type="dxa"/>
+              <w:end w:w="120" w:type="dxa"/>
+            </w:tcMar>
+          </w:tcPr>
+          <w:p>
+            <w:pPr>
+              <w:spacing w:before="0" w:after="0" w:line="240" w:lineRule="auto"/>
+              <w:jc w:val="center"/>
+            </w:pPr>
+            <w:r>
+              <w:rPr>
+                <w:rFonts w:ascii="Calibri" w:hAnsi="Calibri" w:eastAsia="Arial Unicode MS"/>
+                <w:b w:val="0"/>
+                <w:i w:val="0"/>
+                <w:color w:val="1F2937"/>
+                <w:sz w:val="16"/>
+              </w:rPr>
+              <w:t>+39.75%</w:t>
+            </w:r>
+          </w:p>
+        </w:tc>
+        <w:tc>
+          <w:tcPr>
+            <w:tcW w:type="dxa" w:w="1500"/>
+            <w:vAlign w:val="center"/>
+            <w:tcMar>
+              <w:top w:w="80" w:type="dxa"/>
+              <w:start w:w="120" w:type="dxa"/>
+              <w:bottom w:w="80" w:type="dxa"/>
+              <w:end w:w="120" w:type="dxa"/>
+            </w:tcMar>
+          </w:tcPr>
+          <w:p>
+            <w:pPr>
+              <w:spacing w:before="0" w:after="0" w:line="240" w:lineRule="auto"/>
+              <w:jc w:val="center"/>
+            </w:pPr>
+            <w:r>
+              <w:rPr>
+                <w:rFonts w:ascii="Calibri" w:hAnsi="Calibri" w:eastAsia="Arial Unicode MS"/>
+                <w:b w:val="0"/>
+                <w:i w:val="0"/>
+                <w:color w:val="1F2937"/>
+                <w:sz w:val="16"/>
+              </w:rPr>
+              <w:t>-16.85%</w:t>
+            </w:r>
+          </w:p>
+        </w:tc>
+        <w:tc>
+          <w:tcPr>
+            <w:tcW w:type="dxa" w:w="1500"/>
+            <w:vAlign w:val="center"/>
+            <w:tcMar>
+              <w:top w:w="80" w:type="dxa"/>
+              <w:start w:w="120" w:type="dxa"/>
+              <w:bottom w:w="80" w:type="dxa"/>
+              <w:end w:w="120" w:type="dxa"/>
+            </w:tcMar>
+          </w:tcPr>
+          <w:p>
+            <w:pPr>
+              <w:spacing w:before="0" w:after="0" w:line="240" w:lineRule="auto"/>
+              <w:jc w:val="center"/>
+            </w:pPr>
+            <w:r>
+              <w:rPr>
+                <w:rFonts w:ascii="Calibri" w:hAnsi="Calibri" w:eastAsia="Arial Unicode MS"/>
+                <w:b w:val="0"/>
+                <w:i w:val="0"/>
+                <w:color w:val="1F2937"/>
+                <w:sz w:val="16"/>
+              </w:rPr>
+              <w:t>-39.89%</w:t>
+            </w:r>
+          </w:p>
+        </w:tc>
+        <w:tc>
+          <w:tcPr>
+            <w:tcW w:type="dxa" w:w="1555"/>
+            <w:vAlign w:val="center"/>
+            <w:tcMar>
+              <w:top w:w="80" w:type="dxa"/>
+              <w:start w:w="120" w:type="dxa"/>
+              <w:bottom w:w="80" w:type="dxa"/>
+              <w:end w:w="120" w:type="dxa"/>
+            </w:tcMar>
+          </w:tcPr>
+          <w:p>
+            <w:pPr>
+              <w:spacing w:before="0" w:after="0" w:line="240" w:lineRule="auto"/>
+              <w:jc w:val="center"/>
+            </w:pPr>
+            <w:r>
+              <w:rPr>
+                <w:rFonts w:ascii="Calibri" w:hAnsi="Calibri" w:eastAsia="Arial Unicode MS"/>
+                <w:b w:val="0"/>
+                <w:i w:val="0"/>
+                <w:color w:val="1F2937"/>
+                <w:sz w:val="16"/>
+              </w:rPr>
+              <w:t>+0.92%</w:t>
+            </w:r>
+          </w:p>
+        </w:tc>
+        <w:tc>
+          <w:tcPr>
+            <w:tcW w:type="dxa" w:w="1555"/>
+            <w:vAlign w:val="center"/>
+            <w:tcMar>
+              <w:top w:w="80" w:type="dxa"/>
+              <w:start w:w="120" w:type="dxa"/>
+              <w:bottom w:w="80" w:type="dxa"/>
+              <w:end w:w="120" w:type="dxa"/>
+            </w:tcMar>
+          </w:tcPr>
+          <w:p>
+            <w:pPr>
+              <w:spacing w:before="0" w:after="0" w:line="240" w:lineRule="auto"/>
+              <w:jc w:val="center"/>
+            </w:pPr>
+            <w:r>
+              <w:rPr>
+                <w:rFonts w:ascii="Calibri" w:hAnsi="Calibri" w:eastAsia="Arial Unicode MS"/>
+                <w:b w:val="0"/>
+                <w:i w:val="0"/>
+                <w:color w:val="1F2937"/>
+                <w:sz w:val="16"/>
+              </w:rPr>
+              <w:t>+34.87%</w:t>
+            </w:r>
+          </w:p>
+        </w:tc>
+      </w:tr>
+      <w:tr>
+        <w:tc>
+          <w:tcPr>
+            <w:tcW w:type="dxa" w:w="850"/>
+            <w:vAlign w:val="center"/>
+            <w:tcMar>
+              <w:top w:w="80" w:type="dxa"/>
+              <w:start w:w="120" w:type="dxa"/>
+              <w:bottom w:w="80" w:type="dxa"/>
+              <w:end w:w="120" w:type="dxa"/>
+            </w:tcMar>
+          </w:tcPr>
+          <w:p>
+            <w:pPr>
+              <w:spacing w:before="0" w:after="0" w:line="240" w:lineRule="auto"/>
+              <w:jc w:val="center"/>
+            </w:pPr>
+            <w:r>
+              <w:rPr>
+                <w:rFonts w:ascii="Calibri" w:hAnsi="Calibri" w:eastAsia="Arial Unicode MS"/>
+                <w:b/>
+                <w:i w:val="0"/>
+                <w:color w:val="1F2937"/>
+                <w:sz w:val="16"/>
+              </w:rPr>
+              <w:t>006373</w:t>
+            </w:r>
+          </w:p>
+        </w:tc>
+        <w:tc>
+          <w:tcPr>
+            <w:tcW w:type="dxa" w:w="1200"/>
+            <w:vAlign w:val="center"/>
+            <w:tcMar>
+              <w:top w:w="80" w:type="dxa"/>
+              <w:start w:w="120" w:type="dxa"/>
+              <w:bottom w:w="80" w:type="dxa"/>
+              <w:end w:w="120" w:type="dxa"/>
+            </w:tcMar>
+          </w:tcPr>
+          <w:p>
+            <w:pPr>
+              <w:spacing w:before="0" w:after="0" w:line="240" w:lineRule="auto"/>
+              <w:jc w:val="center"/>
+            </w:pPr>
+            <w:r>
+              <w:rPr>
+                <w:rFonts w:ascii="Calibri" w:hAnsi="Calibri" w:eastAsia="Arial Unicode MS"/>
+                <w:b w:val="0"/>
+                <w:i w:val="0"/>
+                <w:color w:val="9B1C1C"/>
+                <w:sz w:val="16"/>
+              </w:rPr>
+              <w:t>-1.30%</w:t>
+            </w:r>
+          </w:p>
+        </w:tc>
+        <w:tc>
+          <w:tcPr>
+            <w:tcW w:type="dxa" w:w="1200"/>
+            <w:vAlign w:val="center"/>
+            <w:tcMar>
+              <w:top w:w="80" w:type="dxa"/>
+              <w:start w:w="120" w:type="dxa"/>
+              <w:bottom w:w="80" w:type="dxa"/>
+              <w:end w:w="120" w:type="dxa"/>
+            </w:tcMar>
+          </w:tcPr>
+          <w:p>
+            <w:pPr>
+              <w:spacing w:before="0" w:after="0" w:line="240" w:lineRule="auto"/>
+              <w:jc w:val="center"/>
+            </w:pPr>
+            <w:r>
+              <w:rPr>
+                <w:rFonts w:ascii="Calibri" w:hAnsi="Calibri" w:eastAsia="Arial Unicode MS"/>
+                <w:b w:val="0"/>
+                <w:i w:val="0"/>
+                <w:color w:val="1F2937"/>
+                <w:sz w:val="16"/>
+              </w:rPr>
+              <w:t>+28.21%</w:t>
+            </w:r>
+          </w:p>
+        </w:tc>
+        <w:tc>
+          <w:tcPr>
+            <w:tcW w:type="dxa" w:w="1500"/>
+            <w:vAlign w:val="center"/>
+            <w:tcMar>
+              <w:top w:w="80" w:type="dxa"/>
+              <w:start w:w="120" w:type="dxa"/>
+              <w:bottom w:w="80" w:type="dxa"/>
+              <w:end w:w="120" w:type="dxa"/>
+            </w:tcMar>
+          </w:tcPr>
+          <w:p>
+            <w:pPr>
+              <w:spacing w:before="0" w:after="0" w:line="240" w:lineRule="auto"/>
+              <w:jc w:val="center"/>
+            </w:pPr>
+            <w:r>
+              <w:rPr>
+                <w:rFonts w:ascii="Calibri" w:hAnsi="Calibri" w:eastAsia="Arial Unicode MS"/>
+                <w:b w:val="0"/>
+                <w:i w:val="0"/>
+                <w:color w:val="1F2937"/>
+                <w:sz w:val="16"/>
+              </w:rPr>
+              <w:t>-15.29%</w:t>
+            </w:r>
+          </w:p>
+        </w:tc>
+        <w:tc>
+          <w:tcPr>
+            <w:tcW w:type="dxa" w:w="1500"/>
+            <w:vAlign w:val="center"/>
+            <w:tcMar>
+              <w:top w:w="80" w:type="dxa"/>
+              <w:start w:w="120" w:type="dxa"/>
+              <w:bottom w:w="80" w:type="dxa"/>
+              <w:end w:w="120" w:type="dxa"/>
+            </w:tcMar>
+          </w:tcPr>
+          <w:p>
+            <w:pPr>
+              <w:spacing w:before="0" w:after="0" w:line="240" w:lineRule="auto"/>
+              <w:jc w:val="center"/>
+            </w:pPr>
+            <w:r>
+              <w:rPr>
+                <w:rFonts w:ascii="Calibri" w:hAnsi="Calibri" w:eastAsia="Arial Unicode MS"/>
+                <w:b w:val="0"/>
+                <w:i w:val="0"/>
+                <w:color w:val="1F2937"/>
+                <w:sz w:val="16"/>
+              </w:rPr>
+              <w:t>-34.53%</w:t>
+            </w:r>
+          </w:p>
+        </w:tc>
+        <w:tc>
+          <w:tcPr>
+            <w:tcW w:type="dxa" w:w="1555"/>
+            <w:vAlign w:val="center"/>
+            <w:tcMar>
+              <w:top w:w="80" w:type="dxa"/>
+              <w:start w:w="120" w:type="dxa"/>
+              <w:bottom w:w="80" w:type="dxa"/>
+              <w:end w:w="120" w:type="dxa"/>
+            </w:tcMar>
+          </w:tcPr>
+          <w:p>
+            <w:pPr>
+              <w:spacing w:before="0" w:after="0" w:line="240" w:lineRule="auto"/>
+              <w:jc w:val="center"/>
+            </w:pPr>
+            <w:r>
+              <w:rPr>
+                <w:rFonts w:ascii="Calibri" w:hAnsi="Calibri" w:eastAsia="Arial Unicode MS"/>
+                <w:b w:val="0"/>
+                <w:i w:val="0"/>
+                <w:color w:val="9B1C1C"/>
+                <w:sz w:val="16"/>
+              </w:rPr>
+              <w:t>-2.98%</w:t>
+            </w:r>
+          </w:p>
+        </w:tc>
+        <w:tc>
+          <w:tcPr>
+            <w:tcW w:type="dxa" w:w="1555"/>
+            <w:vAlign w:val="center"/>
+            <w:tcMar>
+              <w:top w:w="80" w:type="dxa"/>
+              <w:start w:w="120" w:type="dxa"/>
+              <w:bottom w:w="80" w:type="dxa"/>
+              <w:end w:w="120" w:type="dxa"/>
+            </w:tcMar>
+          </w:tcPr>
+          <w:p>
+            <w:pPr>
+              <w:spacing w:before="0" w:after="0" w:line="240" w:lineRule="auto"/>
+              <w:jc w:val="center"/>
+            </w:pPr>
+            <w:r>
+              <w:rPr>
+                <w:rFonts w:ascii="Calibri" w:hAnsi="Calibri" w:eastAsia="Arial Unicode MS"/>
+                <w:b w:val="0"/>
+                <w:i w:val="0"/>
+                <w:color w:val="1F2937"/>
+                <w:sz w:val="16"/>
+              </w:rPr>
+              <w:t>+24.40%</w:t>
+            </w:r>
+          </w:p>
+        </w:tc>
+      </w:tr>
+      <w:tr>
+        <w:tc>
+          <w:tcPr>
+            <w:tcW w:type="dxa" w:w="850"/>
+            <w:vAlign w:val="center"/>
+            <w:tcMar>
+              <w:top w:w="80" w:type="dxa"/>
+              <w:start w:w="120" w:type="dxa"/>
+              <w:bottom w:w="80" w:type="dxa"/>
+              <w:end w:w="120" w:type="dxa"/>
+            </w:tcMar>
+          </w:tcPr>
+          <w:p>
+            <w:pPr>
+              <w:spacing w:before="0" w:after="0" w:line="240" w:lineRule="auto"/>
+              <w:jc w:val="center"/>
+            </w:pPr>
+            <w:r>
+              <w:rPr>
+                <w:rFonts w:ascii="Calibri" w:hAnsi="Calibri" w:eastAsia="Arial Unicode MS"/>
+                <w:b/>
+                <w:i w:val="0"/>
+                <w:color w:val="1F2937"/>
+                <w:sz w:val="16"/>
+              </w:rPr>
+              <w:t>021873</w:t>
+            </w:r>
+          </w:p>
+        </w:tc>
+        <w:tc>
+          <w:tcPr>
+            <w:tcW w:type="dxa" w:w="1200"/>
+            <w:vAlign w:val="center"/>
+            <w:tcMar>
+              <w:top w:w="80" w:type="dxa"/>
+              <w:start w:w="120" w:type="dxa"/>
+              <w:bottom w:w="80" w:type="dxa"/>
+              <w:end w:w="120" w:type="dxa"/>
+            </w:tcMar>
+          </w:tcPr>
+          <w:p>
+            <w:pPr>
+              <w:spacing w:before="0" w:after="0" w:line="240" w:lineRule="auto"/>
+              <w:jc w:val="center"/>
+            </w:pPr>
+            <w:r>
+              <w:rPr>
+                <w:rFonts w:ascii="Calibri" w:hAnsi="Calibri" w:eastAsia="Arial Unicode MS"/>
+                <w:b w:val="0"/>
+                <w:i w:val="0"/>
+                <w:color w:val="9B1C1C"/>
+                <w:sz w:val="16"/>
+              </w:rPr>
+              <w:t>-7.42%</w:t>
+            </w:r>
+          </w:p>
+        </w:tc>
+        <w:tc>
+          <w:tcPr>
+            <w:tcW w:type="dxa" w:w="1200"/>
+            <w:vAlign w:val="center"/>
+            <w:tcMar>
+              <w:top w:w="80" w:type="dxa"/>
+              <w:start w:w="120" w:type="dxa"/>
+              <w:bottom w:w="80" w:type="dxa"/>
+              <w:end w:w="120" w:type="dxa"/>
+            </w:tcMar>
+          </w:tcPr>
+          <w:p>
+            <w:pPr>
+              <w:spacing w:before="0" w:after="0" w:line="240" w:lineRule="auto"/>
+              <w:jc w:val="center"/>
+            </w:pPr>
+            <w:r>
+              <w:rPr>
+                <w:rFonts w:ascii="Calibri" w:hAnsi="Calibri" w:eastAsia="Arial Unicode MS"/>
+                <w:b w:val="0"/>
+                <w:i w:val="0"/>
+                <w:color w:val="9B1C1C"/>
+                <w:sz w:val="16"/>
+              </w:rPr>
+              <w:t>-26.45%</w:t>
+            </w:r>
+          </w:p>
+        </w:tc>
+        <w:tc>
+          <w:tcPr>
+            <w:tcW w:type="dxa" w:w="1500"/>
+            <w:vAlign w:val="center"/>
+            <w:tcMar>
+              <w:top w:w="80" w:type="dxa"/>
+              <w:start w:w="120" w:type="dxa"/>
+              <w:bottom w:w="80" w:type="dxa"/>
+              <w:end w:w="120" w:type="dxa"/>
+            </w:tcMar>
+          </w:tcPr>
+          <w:p>
+            <w:pPr>
+              <w:spacing w:before="0" w:after="0" w:line="240" w:lineRule="auto"/>
+              <w:jc w:val="center"/>
+            </w:pPr>
+            <w:r>
+              <w:rPr>
+                <w:rFonts w:ascii="Calibri" w:hAnsi="Calibri" w:eastAsia="Arial Unicode MS"/>
+                <w:b w:val="0"/>
+                <w:i w:val="0"/>
+                <w:color w:val="1F2937"/>
+                <w:sz w:val="16"/>
+              </w:rPr>
+              <w:t>-30.42%</w:t>
+            </w:r>
+          </w:p>
+        </w:tc>
+        <w:tc>
+          <w:tcPr>
+            <w:tcW w:type="dxa" w:w="1500"/>
+            <w:vAlign w:val="center"/>
+            <w:tcMar>
+              <w:top w:w="80" w:type="dxa"/>
+              <w:start w:w="120" w:type="dxa"/>
+              <w:bottom w:w="80" w:type="dxa"/>
+              <w:end w:w="120" w:type="dxa"/>
+            </w:tcMar>
+          </w:tcPr>
+          <w:p>
+            <w:pPr>
+              <w:spacing w:before="0" w:after="0" w:line="240" w:lineRule="auto"/>
+              <w:jc w:val="center"/>
+            </w:pPr>
+            <w:r>
+              <w:rPr>
+                <w:rFonts w:ascii="Calibri" w:hAnsi="Calibri" w:eastAsia="Arial Unicode MS"/>
+                <w:b w:val="0"/>
+                <w:i w:val="0"/>
+                <w:color w:val="1F2937"/>
+                <w:sz w:val="16"/>
+              </w:rPr>
+              <w:t>-45.47%</w:t>
+            </w:r>
+          </w:p>
+        </w:tc>
+        <w:tc>
+          <w:tcPr>
+            <w:tcW w:type="dxa" w:w="1555"/>
+            <w:vAlign w:val="center"/>
+            <w:tcMar>
+              <w:top w:w="80" w:type="dxa"/>
+              <w:start w:w="120" w:type="dxa"/>
+              <w:bottom w:w="80" w:type="dxa"/>
+              <w:end w:w="120" w:type="dxa"/>
+            </w:tcMar>
+          </w:tcPr>
+          <w:p>
+            <w:pPr>
+              <w:spacing w:before="0" w:after="0" w:line="240" w:lineRule="auto"/>
+              <w:jc w:val="center"/>
+            </w:pPr>
+            <w:r>
+              <w:rPr>
+                <w:rFonts w:ascii="Calibri" w:hAnsi="Calibri" w:eastAsia="Arial Unicode MS"/>
+                <w:b w:val="0"/>
+                <w:i w:val="0"/>
+                <w:color w:val="9B1C1C"/>
+                <w:sz w:val="16"/>
+              </w:rPr>
+              <w:t>-6.34%</w:t>
+            </w:r>
+          </w:p>
+        </w:tc>
+        <w:tc>
+          <w:tcPr>
+            <w:tcW w:type="dxa" w:w="1555"/>
+            <w:vAlign w:val="center"/>
+            <w:tcMar>
+              <w:top w:w="80" w:type="dxa"/>
+              <w:start w:w="120" w:type="dxa"/>
+              <w:bottom w:w="80" w:type="dxa"/>
+              <w:end w:w="120" w:type="dxa"/>
+            </w:tcMar>
+          </w:tcPr>
+          <w:p>
+            <w:pPr>
+              <w:spacing w:before="0" w:after="0" w:line="240" w:lineRule="auto"/>
+              <w:jc w:val="center"/>
+            </w:pPr>
+            <w:r>
+              <w:rPr>
+                <w:rFonts w:ascii="Calibri" w:hAnsi="Calibri" w:eastAsia="Arial Unicode MS"/>
+                <w:b w:val="0"/>
+                <w:i w:val="0"/>
+                <w:color w:val="9B1C1C"/>
+                <w:sz w:val="16"/>
+              </w:rPr>
+              <w:t>-27.41%</w:t>
+            </w:r>
+          </w:p>
+        </w:tc>
+      </w:tr>
+    </w:tbl>
+    <w:p>
+      <w:pPr>
+        <w:spacing w:before="120" w:after="160" w:line="252" w:lineRule="auto"/>
+      </w:pPr>
+      <w:r>
+        <w:rPr>
+          <w:rFonts w:ascii="Calibri" w:hAnsi="Calibri" w:eastAsia="Arial Unicode MS"/>
+          <w:b/>
+          <w:i w:val="0"/>
+          <w:color w:val="667085"/>
+          <w:sz w:val="19"/>
+        </w:rPr>
+        <w:t>口径说明。</w:t>
+      </w:r>
+      <w:r>
+        <w:rPr>
+          <w:rFonts w:ascii="Calibri" w:hAnsi="Calibri" w:eastAsia="Arial Unicode MS"/>
+          <w:b w:val="0"/>
+          <w:i w:val="0"/>
+          <w:color w:val="667085"/>
+          <w:sz w:val="19"/>
+        </w:rPr>
+        <w:t>MA20/MA60为最近20/60个已公布净值观察值的简单均线；RSI14使用Wilder平滑；回撤由基金净值序列计算，不等同于你的账户回撤；相对强弱为基金同期收益减去007339沪深300联接C同期收益。QDII日期按其已公布净值，不用7月13日海外盘中行情回填。</w:t>
+      </w:r>
+    </w:p>
     <w:tbl>
       <w:tblPr>
         <w:tblW w:type="dxa" w:w="9360"/>
@@ -6080,7 +14227,7 @@
                 <w:color w:val="7A5A00"/>
                 <w:sz w:val="22"/>
               </w:rPr>
-              <w:t xml:space="preserve">不能做的技术判断  </w:t>
+              <w:t xml:space="preserve">持仓技术结论  </w:t>
             </w:r>
             <w:r>
               <w:rPr>
@@ -6090,7 +14237,7 @@
                 <w:color w:val="1F2937"/>
                 <w:sz w:val="22"/>
               </w:rPr>
-              <w:t>底稿没有任何基金净值历史，无法合规计算20日/60日均线、RSI、最大回撤或相对强弱序列。因此本报告只使用当日指数、成交与市场宽度，不伪造精确买卖点。</w:t>
+              <w:t>半导体材料设备联接C仍是最强持仓：净值高于MA20约1.48%、高于MA60约29.41%，RSI 59.10，20日相对沪深300强约29.66个百分点。云计算联接C和纳指100联接C也在MA20上方。相对较弱的在持基金是集成电路产业C、财通品质甄选C和财通成长优选C，分别低于MA20约17.73%、16.14%和15.91%。这些是趋势状态，不是脱离费用与持有期的即时买卖指令。</w:t>
             </w:r>
           </w:p>
         </w:tc>
@@ -6642,7 +14789,7 @@
                 <w:color w:val="1F2937"/>
                 <w:sz w:val="22"/>
               </w:rPr>
-              <w:t>在份额、申购日期、确认净值、赎回费率、现金余额和今日正式净值补齐前，不生成申购或赎回金额。今天的市场下跌本身不足以证明长期逻辑失效，也不足以证明已经见底。</w:t>
+              <w:t>正式历史净值与技术指标已经补齐；但在份额、申购/确认日期、赎回费率和现金余额补齐前，仍不生成申购或赎回金额。技术弱势本身不足以绕过持有期费用和账户集中度审计。</w:t>
             </w:r>
           </w:p>
         </w:tc>
@@ -6785,7 +14932,7 @@
                 <w:color w:val="1F2937"/>
                 <w:sz w:val="19"/>
               </w:rPr>
-              <w:t>当前份额、申购日期、确认日期、申购金额、已确认最新净值</w:t>
+              <w:t>当前份额、申购日期、确认日期、申购金额与成本净值</w:t>
             </w:r>
           </w:p>
         </w:tc>
@@ -6968,6 +15115,11 @@
         </w:tc>
       </w:tr>
     </w:tbl>
+    <w:p>
+      <w:r>
+        <w:br w:type="page"/>
+      </w:r>
+    </w:p>
     <w:p>
       <w:pPr>
         <w:pStyle w:val="Heading1"/>
@@ -7013,9 +15165,35 @@
           <w:color w:val="1F2937"/>
           <w:sz w:val="20"/>
         </w:rPr>
+        <w:t>基金净值历史：</w:t>
+      </w:r>
+      <w:hyperlink r:id="rId11">
+        <w:r>
+          <w:rPr>
+            <w:rFonts w:ascii="Calibri" w:hAnsi="Calibri" w:eastAsia="Arial Unicode MS"/>
+            <w:color w:val="2E74B5"/>
+            <w:u w:val="single"/>
+            <w:sz w:val="20"/>
+          </w:rPr>
+          <w:t>天天基金公开净值页面；19只基金逐条URL与抓取时间已保存于data/nav-history.csv</w:t>
+        </w:r>
+      </w:hyperlink>
+    </w:p>
+    <w:p>
+      <w:pPr>
+        <w:spacing w:before="0" w:after="80" w:line="259" w:lineRule="auto"/>
+      </w:pPr>
+      <w:r>
+        <w:rPr>
+          <w:rFonts w:ascii="Calibri" w:hAnsi="Calibri" w:eastAsia="Arial Unicode MS"/>
+          <w:b/>
+          <w:i w:val="0"/>
+          <w:color w:val="1F2937"/>
+          <w:sz w:val="20"/>
+        </w:rPr>
         <w:t>A股收盘与成交：</w:t>
       </w:r>
-      <w:hyperlink r:id="rId11">
+      <w:hyperlink r:id="rId12">
         <w:r>
           <w:rPr>
             <w:rFonts w:ascii="Calibri" w:hAnsi="Calibri" w:eastAsia="Arial Unicode MS"/>
@@ -7041,7 +15219,7 @@
         </w:rPr>
         <w:t>宽基指数表现：</w:t>
       </w:r>
-      <w:hyperlink r:id="rId12">
+      <w:hyperlink r:id="rId13">
         <w:r>
           <w:rPr>
             <w:rFonts w:ascii="Calibri" w:hAnsi="Calibri" w:eastAsia="Arial Unicode MS"/>
@@ -7067,7 +15245,7 @@
         </w:rPr>
         <w:t>A股跌幅与原因：</w:t>
       </w:r>
-      <w:hyperlink r:id="rId13">
+      <w:hyperlink r:id="rId14">
         <w:r>
           <w:rPr>
             <w:rFonts w:ascii="Calibri" w:hAnsi="Calibri" w:eastAsia="Arial Unicode MS"/>
@@ -7093,7 +15271,7 @@
         </w:rPr>
         <w:t>ETF资金流：</w:t>
       </w:r>
-      <w:hyperlink r:id="rId14">
+      <w:hyperlink r:id="rId15">
         <w:r>
           <w:rPr>
             <w:rFonts w:ascii="Calibri" w:hAnsi="Calibri" w:eastAsia="Arial Unicode MS"/>
@@ -7119,7 +15297,7 @@
         </w:rPr>
         <w:t>港股收盘：</w:t>
       </w:r>
-      <w:hyperlink r:id="rId15">
+      <w:hyperlink r:id="rId16">
         <w:r>
           <w:rPr>
             <w:rFonts w:ascii="Calibri" w:hAnsi="Calibri" w:eastAsia="Arial Unicode MS"/>
@@ -7145,7 +15323,7 @@
         </w:rPr>
         <w:t>全球市场与利率：</w:t>
       </w:r>
-      <w:hyperlink r:id="rId16">
+      <w:hyperlink r:id="rId17">
         <w:r>
           <w:rPr>
             <w:rFonts w:ascii="Calibri" w:hAnsi="Calibri" w:eastAsia="Arial Unicode MS"/>
@@ -7171,7 +15349,7 @@
         </w:rPr>
         <w:t>美股上周五：</w:t>
       </w:r>
-      <w:hyperlink r:id="rId17">
+      <w:hyperlink r:id="rId18">
         <w:r>
           <w:rPr>
             <w:rFonts w:ascii="Calibri" w:hAnsi="Calibri" w:eastAsia="Arial Unicode MS"/>
@@ -7197,7 +15375,7 @@
         </w:rPr>
         <w:t>统计数据日程：</w:t>
       </w:r>
-      <w:hyperlink r:id="rId18">
+      <w:hyperlink r:id="rId19">
         <w:r>
           <w:rPr>
             <w:rFonts w:ascii="Calibri" w:hAnsi="Calibri" w:eastAsia="Arial Unicode MS"/>

--- a/reports/2026-07-13-基金仓位复述与市场复盘.docx
+++ b/reports/2026-07-13-基金仓位复述与市场复盘.docx
@@ -119,7 +119,7 @@
           <w:color w:val="000000"/>
           <w:sz w:val="21"/>
         </w:rPr>
-        <w:t>重要限制：</w:t>
+        <w:t>建模口径：</w:t>
       </w:r>
       <w:r>
         <w:rPr>
@@ -129,7 +129,7 @@
           <w:color w:val="000000"/>
           <w:sz w:val="21"/>
         </w:rPr>
-        <w:t>已补齐公开历史净值；份额、确认日期、费率与现金余额仍不完整</w:t>
+        <w:t>申购日统一按7月3日；份额由截图市值反推；满7日赎回费按0.5%</w:t>
       </w:r>
     </w:p>
     <w:p>
@@ -195,6 +195,71 @@
                 <w:sz w:val="22"/>
               </w:rPr>
               <w:t>底稿共19条。剔除“创新药已卖出、待确认”后，当前暂按18只在持，市值 39,504.96 元，估算成本 39,560.65 元，截图口径浮亏 55.69 元（-0.14%）。若把待确认卖出的1,421.58元也计入，截图总额为 40,926.54 元。</w:t>
+            </w:r>
+          </w:p>
+        </w:tc>
+      </w:tr>
+    </w:tbl>
+    <w:p>
+      <w:pPr>
+        <w:spacing w:before="0" w:after="40" w:line="240" w:lineRule="auto"/>
+      </w:pPr>
+    </w:p>
+    <w:tbl>
+      <w:tblPr>
+        <w:tblW w:type="dxa" w:w="9360"/>
+        <w:jc w:val="left"/>
+        <w:tblLayout w:type="fixed"/>
+        <w:tblLook w:firstColumn="1" w:firstRow="1" w:lastColumn="0" w:lastRow="0" w:noHBand="0" w:noVBand="1" w:val="04A0"/>
+        <w:tblInd w:w="120" w:type="dxa"/>
+        <w:tblBorders>
+          <w:top w:val="single" w:sz="2" w:color="E6F4EA"/>
+          <w:left w:val="single" w:sz="2" w:color="E6F4EA"/>
+          <w:bottom w:val="single" w:sz="2" w:color="E6F4EA"/>
+          <w:right w:val="single" w:sz="2" w:color="E6F4EA"/>
+          <w:insideH w:val="single" w:sz="2" w:color="E6F4EA"/>
+          <w:insideV w:val="single" w:sz="2" w:color="E6F4EA"/>
+        </w:tblBorders>
+      </w:tblPr>
+      <w:tblGrid>
+        <w:gridCol w:w="9360"/>
+      </w:tblGrid>
+      <w:tr>
+        <w:tc>
+          <w:tcPr>
+            <w:tcW w:type="dxa" w:w="9360"/>
+            <w:tcMar>
+              <w:top w:w="80" w:type="dxa"/>
+              <w:start w:w="120" w:type="dxa"/>
+              <w:bottom w:w="80" w:type="dxa"/>
+              <w:end w:w="120" w:type="dxa"/>
+            </w:tcMar>
+            <w:shd w:fill="E6F4EA"/>
+            <w:vAlign w:val="center"/>
+          </w:tcPr>
+          <w:p>
+            <w:pPr>
+              <w:spacing w:before="20" w:after="20" w:line="264" w:lineRule="auto"/>
+            </w:pPr>
+            <w:r>
+              <w:rPr>
+                <w:rFonts w:ascii="Calibri" w:hAnsi="Calibri" w:eastAsia="Arial Unicode MS"/>
+                <w:b/>
+                <w:i w:val="0"/>
+                <w:color w:val="256D4A"/>
+                <w:sz w:val="22"/>
+              </w:rPr>
+              <w:t xml:space="preserve">7月13日模型更新  </w:t>
+            </w:r>
+            <w:r>
+              <w:rPr>
+                <w:rFonts w:ascii="Calibri" w:hAnsi="Calibri" w:eastAsia="Arial Unicode MS"/>
+                <w:b w:val="0"/>
+                <w:i w:val="0"/>
+                <w:color w:val="1F2937"/>
+                <w:sz w:val="22"/>
+              </w:rPr>
+              <w:t>按7月12日截图市值除以当时最新正式净值反推份额，再乘以7月13日最新正式净值，18只在持基金的模型市值为 38,324.93 元。若全部赎回并统一按0.5%估算，费用约 191.62 元，净到账约 38,133.31 元。</w:t>
             </w:r>
           </w:p>
         </w:tc>
@@ -4531,7 +4596,7 @@
                 <w:color w:val="7A5A00"/>
                 <w:sz w:val="22"/>
               </w:rPr>
-              <w:t xml:space="preserve">迁移缺口  </w:t>
+              <w:t xml:space="preserve">建模假设已落地  </w:t>
             </w:r>
             <w:r>
               <w:rPr>
@@ -4541,7 +4606,7 @@
                 <w:color w:val="1F2937"/>
                 <w:sz w:val="22"/>
               </w:rPr>
-              <w:t>当前只有截图估值，没有基金份额、申购/确认日期、已确认净值、交易流水、现金余额和适用费率。因而不能准确计算7月13日账户收益、持有期赎回费或账户从高点回撤。</w:t>
+              <w:t>所有在持基金统一按2026年7月3日申购、持有10天处理；份额由截图市值与7月12日前最新正式净值反推；赎回费采用用户指定的宽口径：未满7天1.5%，满7天0.5%。该口径足以生成金额草案，但不代表每只产品合同或销售平台的最终收费。现金余额与账户历史高点仍未知，只影响账户层面回撤，不阻断单只基金金额测算。</w:t>
             </w:r>
           </w:p>
         </w:tc>
@@ -14501,7 +14566,7 @@
                 <w:color w:val="1F2937"/>
                 <w:sz w:val="18"/>
               </w:rPr>
-              <w:t>暂不追涨；先补齐持仓数据</w:t>
+              <w:t>执行14只退出审查草案；不追涨</w:t>
             </w:r>
           </w:p>
         </w:tc>
@@ -14735,6 +14800,14 @@
         </w:tc>
       </w:tr>
     </w:tbl>
+    <w:p>
+      <w:pPr>
+        <w:pStyle w:val="Heading2"/>
+      </w:pPr>
+      <w:r>
+        <w:t>按统一日期与费率生成的赎回草案</w:t>
+      </w:r>
+    </w:p>
     <w:tbl>
       <w:tblPr>
         <w:tblW w:type="dxa" w:w="9360"/>
@@ -14779,7 +14852,7 @@
                 <w:color w:val="9B1C1C"/>
                 <w:sz w:val="22"/>
               </w:rPr>
-              <w:t xml:space="preserve">风险官结论：暂不行动  </w:t>
+              <w:t xml:space="preserve">草案汇总  </w:t>
             </w:r>
             <w:r>
               <w:rPr>
@@ -14789,7 +14862,3099 @@
                 <w:color w:val="1F2937"/>
                 <w:sz w:val="22"/>
               </w:rPr>
-              <w:t>正式历史净值与技术指标已经补齐；但在份额、申购/确认日期、赎回费率和现金余额补齐前，仍不生成申购或赎回金额。技术弱势本身不足以绕过持有期费用和账户集中度审计。</w:t>
+              <w:t>确定性规则触发14只退出审查，模型市值合计 29,629.51 元；按0.5%估算赎回费用 148.14 元，净到账约 29,481.37 元。未触发的4只合计约 8,695.42 元。金额均为研究草案，不会自动下单。</w:t>
+            </w:r>
+          </w:p>
+        </w:tc>
+      </w:tr>
+    </w:tbl>
+    <w:p>
+      <w:pPr>
+        <w:spacing w:before="0" w:after="40" w:line="240" w:lineRule="auto"/>
+      </w:pPr>
+    </w:p>
+    <w:tbl>
+      <w:tblPr>
+        <w:tblW w:type="dxa" w:w="9360"/>
+        <w:jc w:val="left"/>
+        <w:tblLayout w:type="fixed"/>
+        <w:tblLook w:firstColumn="1" w:firstRow="1" w:lastColumn="0" w:lastRow="0" w:noHBand="0" w:noVBand="1" w:val="04A0"/>
+        <w:tblInd w:w="120" w:type="dxa"/>
+        <w:tblBorders>
+          <w:top w:val="single" w:sz="4" w:color="D0D5DD"/>
+          <w:left w:val="single" w:sz="4" w:color="D0D5DD"/>
+          <w:bottom w:val="single" w:sz="4" w:color="D0D5DD"/>
+          <w:right w:val="single" w:sz="4" w:color="D0D5DD"/>
+          <w:insideH w:val="single" w:sz="4" w:color="D0D5DD"/>
+          <w:insideV w:val="single" w:sz="4" w:color="D0D5DD"/>
+        </w:tblBorders>
+      </w:tblPr>
+      <w:tblGrid>
+        <w:gridCol w:w="800"/>
+        <w:gridCol w:w="1900"/>
+        <w:gridCol w:w="1150"/>
+        <w:gridCol w:w="800"/>
+        <w:gridCol w:w="1050"/>
+        <w:gridCol w:w="1150"/>
+        <w:gridCol w:w="2510"/>
+      </w:tblGrid>
+      <w:tr>
+        <w:trPr>
+          <w:tblHeader w:val="true"/>
+        </w:trPr>
+        <w:tc>
+          <w:tcPr>
+            <w:tcW w:type="dxa" w:w="800"/>
+            <w:shd w:fill="FCE8E6"/>
+            <w:tcMar>
+              <w:top w:w="80" w:type="dxa"/>
+              <w:start w:w="120" w:type="dxa"/>
+              <w:bottom w:w="80" w:type="dxa"/>
+              <w:end w:w="120" w:type="dxa"/>
+            </w:tcMar>
+          </w:tcPr>
+          <w:p>
+            <w:pPr>
+              <w:spacing w:before="0" w:after="0" w:line="240" w:lineRule="auto"/>
+              <w:jc w:val="center"/>
+            </w:pPr>
+            <w:r>
+              <w:rPr>
+                <w:rFonts w:ascii="Calibri" w:hAnsi="Calibri" w:eastAsia="Arial Unicode MS"/>
+                <w:b/>
+                <w:i w:val="0"/>
+                <w:color w:val="000000"/>
+                <w:sz w:val="17"/>
+              </w:rPr>
+              <w:t>代码</w:t>
+            </w:r>
+          </w:p>
+        </w:tc>
+        <w:tc>
+          <w:tcPr>
+            <w:tcW w:type="dxa" w:w="1900"/>
+            <w:shd w:fill="FCE8E6"/>
+            <w:tcMar>
+              <w:top w:w="80" w:type="dxa"/>
+              <w:start w:w="120" w:type="dxa"/>
+              <w:bottom w:w="80" w:type="dxa"/>
+              <w:end w:w="120" w:type="dxa"/>
+            </w:tcMar>
+          </w:tcPr>
+          <w:p>
+            <w:pPr>
+              <w:spacing w:before="0" w:after="0" w:line="240" w:lineRule="auto"/>
+              <w:jc w:val="center"/>
+            </w:pPr>
+            <w:r>
+              <w:rPr>
+                <w:rFonts w:ascii="Calibri" w:hAnsi="Calibri" w:eastAsia="Arial Unicode MS"/>
+                <w:b/>
+                <w:i w:val="0"/>
+                <w:color w:val="000000"/>
+                <w:sz w:val="17"/>
+              </w:rPr>
+              <w:t>基金（简称）</w:t>
+            </w:r>
+          </w:p>
+        </w:tc>
+        <w:tc>
+          <w:tcPr>
+            <w:tcW w:type="dxa" w:w="1150"/>
+            <w:shd w:fill="FCE8E6"/>
+            <w:tcMar>
+              <w:top w:w="80" w:type="dxa"/>
+              <w:start w:w="120" w:type="dxa"/>
+              <w:bottom w:w="80" w:type="dxa"/>
+              <w:end w:w="120" w:type="dxa"/>
+            </w:tcMar>
+          </w:tcPr>
+          <w:p>
+            <w:pPr>
+              <w:spacing w:before="0" w:after="0" w:line="240" w:lineRule="auto"/>
+              <w:jc w:val="center"/>
+            </w:pPr>
+            <w:r>
+              <w:rPr>
+                <w:rFonts w:ascii="Calibri" w:hAnsi="Calibri" w:eastAsia="Arial Unicode MS"/>
+                <w:b/>
+                <w:i w:val="0"/>
+                <w:color w:val="000000"/>
+                <w:sz w:val="17"/>
+              </w:rPr>
+              <w:t>模型市值</w:t>
+            </w:r>
+          </w:p>
+        </w:tc>
+        <w:tc>
+          <w:tcPr>
+            <w:tcW w:type="dxa" w:w="800"/>
+            <w:shd w:fill="FCE8E6"/>
+            <w:tcMar>
+              <w:top w:w="80" w:type="dxa"/>
+              <w:start w:w="120" w:type="dxa"/>
+              <w:bottom w:w="80" w:type="dxa"/>
+              <w:end w:w="120" w:type="dxa"/>
+            </w:tcMar>
+          </w:tcPr>
+          <w:p>
+            <w:pPr>
+              <w:spacing w:before="0" w:after="0" w:line="240" w:lineRule="auto"/>
+              <w:jc w:val="center"/>
+            </w:pPr>
+            <w:r>
+              <w:rPr>
+                <w:rFonts w:ascii="Calibri" w:hAnsi="Calibri" w:eastAsia="Arial Unicode MS"/>
+                <w:b/>
+                <w:i w:val="0"/>
+                <w:color w:val="000000"/>
+                <w:sz w:val="17"/>
+              </w:rPr>
+              <w:t>费率</w:t>
+            </w:r>
+          </w:p>
+        </w:tc>
+        <w:tc>
+          <w:tcPr>
+            <w:tcW w:type="dxa" w:w="1050"/>
+            <w:shd w:fill="FCE8E6"/>
+            <w:tcMar>
+              <w:top w:w="80" w:type="dxa"/>
+              <w:start w:w="120" w:type="dxa"/>
+              <w:bottom w:w="80" w:type="dxa"/>
+              <w:end w:w="120" w:type="dxa"/>
+            </w:tcMar>
+          </w:tcPr>
+          <w:p>
+            <w:pPr>
+              <w:spacing w:before="0" w:after="0" w:line="240" w:lineRule="auto"/>
+              <w:jc w:val="center"/>
+            </w:pPr>
+            <w:r>
+              <w:rPr>
+                <w:rFonts w:ascii="Calibri" w:hAnsi="Calibri" w:eastAsia="Arial Unicode MS"/>
+                <w:b/>
+                <w:i w:val="0"/>
+                <w:color w:val="000000"/>
+                <w:sz w:val="17"/>
+              </w:rPr>
+              <w:t>估算费用</w:t>
+            </w:r>
+          </w:p>
+        </w:tc>
+        <w:tc>
+          <w:tcPr>
+            <w:tcW w:type="dxa" w:w="1150"/>
+            <w:shd w:fill="FCE8E6"/>
+            <w:tcMar>
+              <w:top w:w="80" w:type="dxa"/>
+              <w:start w:w="120" w:type="dxa"/>
+              <w:bottom w:w="80" w:type="dxa"/>
+              <w:end w:w="120" w:type="dxa"/>
+            </w:tcMar>
+          </w:tcPr>
+          <w:p>
+            <w:pPr>
+              <w:spacing w:before="0" w:after="0" w:line="240" w:lineRule="auto"/>
+              <w:jc w:val="center"/>
+            </w:pPr>
+            <w:r>
+              <w:rPr>
+                <w:rFonts w:ascii="Calibri" w:hAnsi="Calibri" w:eastAsia="Arial Unicode MS"/>
+                <w:b/>
+                <w:i w:val="0"/>
+                <w:color w:val="000000"/>
+                <w:sz w:val="17"/>
+              </w:rPr>
+              <w:t>净到账</w:t>
+            </w:r>
+          </w:p>
+        </w:tc>
+        <w:tc>
+          <w:tcPr>
+            <w:tcW w:type="dxa" w:w="2510"/>
+            <w:shd w:fill="FCE8E6"/>
+            <w:tcMar>
+              <w:top w:w="80" w:type="dxa"/>
+              <w:start w:w="120" w:type="dxa"/>
+              <w:bottom w:w="80" w:type="dxa"/>
+              <w:end w:w="120" w:type="dxa"/>
+            </w:tcMar>
+          </w:tcPr>
+          <w:p>
+            <w:pPr>
+              <w:spacing w:before="0" w:after="0" w:line="240" w:lineRule="auto"/>
+              <w:jc w:val="center"/>
+            </w:pPr>
+            <w:r>
+              <w:rPr>
+                <w:rFonts w:ascii="Calibri" w:hAnsi="Calibri" w:eastAsia="Arial Unicode MS"/>
+                <w:b/>
+                <w:i w:val="0"/>
+                <w:color w:val="000000"/>
+                <w:sz w:val="17"/>
+              </w:rPr>
+              <w:t>触发依据</w:t>
+            </w:r>
+          </w:p>
+        </w:tc>
+      </w:tr>
+      <w:tr>
+        <w:tc>
+          <w:tcPr>
+            <w:tcW w:type="dxa" w:w="800"/>
+            <w:vAlign w:val="center"/>
+            <w:tcMar>
+              <w:top w:w="80" w:type="dxa"/>
+              <w:start w:w="120" w:type="dxa"/>
+              <w:bottom w:w="80" w:type="dxa"/>
+              <w:end w:w="120" w:type="dxa"/>
+            </w:tcMar>
+          </w:tcPr>
+          <w:p>
+            <w:pPr>
+              <w:spacing w:before="0" w:after="0" w:line="240" w:lineRule="auto"/>
+              <w:jc w:val="center"/>
+            </w:pPr>
+            <w:r>
+              <w:rPr>
+                <w:rFonts w:ascii="Calibri" w:hAnsi="Calibri" w:eastAsia="Arial Unicode MS"/>
+                <w:b/>
+                <w:i w:val="0"/>
+                <w:color w:val="1F2937"/>
+                <w:sz w:val="16"/>
+              </w:rPr>
+              <w:t>007339</w:t>
+            </w:r>
+          </w:p>
+        </w:tc>
+        <w:tc>
+          <w:tcPr>
+            <w:tcW w:type="dxa" w:w="1900"/>
+            <w:vAlign w:val="center"/>
+            <w:tcMar>
+              <w:top w:w="80" w:type="dxa"/>
+              <w:start w:w="120" w:type="dxa"/>
+              <w:bottom w:w="80" w:type="dxa"/>
+              <w:end w:w="120" w:type="dxa"/>
+            </w:tcMar>
+          </w:tcPr>
+          <w:p>
+            <w:pPr>
+              <w:spacing w:before="0" w:after="0" w:line="240" w:lineRule="auto"/>
+              <w:jc w:val="left"/>
+            </w:pPr>
+            <w:r>
+              <w:rPr>
+                <w:rFonts w:ascii="Calibri" w:hAnsi="Calibri" w:eastAsia="Arial Unicode MS"/>
+                <w:b w:val="0"/>
+                <w:i w:val="0"/>
+                <w:color w:val="1F2937"/>
+                <w:sz w:val="16"/>
+              </w:rPr>
+              <w:t>沪深300联接C</w:t>
+            </w:r>
+          </w:p>
+        </w:tc>
+        <w:tc>
+          <w:tcPr>
+            <w:tcW w:type="dxa" w:w="1150"/>
+            <w:vAlign w:val="center"/>
+            <w:tcMar>
+              <w:top w:w="80" w:type="dxa"/>
+              <w:start w:w="120" w:type="dxa"/>
+              <w:bottom w:w="80" w:type="dxa"/>
+              <w:end w:w="120" w:type="dxa"/>
+            </w:tcMar>
+          </w:tcPr>
+          <w:p>
+            <w:pPr>
+              <w:spacing w:before="0" w:after="0" w:line="240" w:lineRule="auto"/>
+              <w:jc w:val="center"/>
+            </w:pPr>
+            <w:r>
+              <w:rPr>
+                <w:rFonts w:ascii="Calibri" w:hAnsi="Calibri" w:eastAsia="Arial Unicode MS"/>
+                <w:b w:val="0"/>
+                <w:i w:val="0"/>
+                <w:color w:val="1F2937"/>
+                <w:sz w:val="16"/>
+              </w:rPr>
+              <w:t>9,830.27</w:t>
+            </w:r>
+          </w:p>
+        </w:tc>
+        <w:tc>
+          <w:tcPr>
+            <w:tcW w:type="dxa" w:w="800"/>
+            <w:vAlign w:val="center"/>
+            <w:tcMar>
+              <w:top w:w="80" w:type="dxa"/>
+              <w:start w:w="120" w:type="dxa"/>
+              <w:bottom w:w="80" w:type="dxa"/>
+              <w:end w:w="120" w:type="dxa"/>
+            </w:tcMar>
+          </w:tcPr>
+          <w:p>
+            <w:pPr>
+              <w:spacing w:before="0" w:after="0" w:line="240" w:lineRule="auto"/>
+              <w:jc w:val="center"/>
+            </w:pPr>
+            <w:r>
+              <w:rPr>
+                <w:rFonts w:ascii="Calibri" w:hAnsi="Calibri" w:eastAsia="Arial Unicode MS"/>
+                <w:b w:val="0"/>
+                <w:i w:val="0"/>
+                <w:color w:val="1F2937"/>
+                <w:sz w:val="16"/>
+              </w:rPr>
+              <w:t>0.50%</w:t>
+            </w:r>
+          </w:p>
+        </w:tc>
+        <w:tc>
+          <w:tcPr>
+            <w:tcW w:type="dxa" w:w="1050"/>
+            <w:vAlign w:val="center"/>
+            <w:tcMar>
+              <w:top w:w="80" w:type="dxa"/>
+              <w:start w:w="120" w:type="dxa"/>
+              <w:bottom w:w="80" w:type="dxa"/>
+              <w:end w:w="120" w:type="dxa"/>
+            </w:tcMar>
+          </w:tcPr>
+          <w:p>
+            <w:pPr>
+              <w:spacing w:before="0" w:after="0" w:line="240" w:lineRule="auto"/>
+              <w:jc w:val="center"/>
+            </w:pPr>
+            <w:r>
+              <w:rPr>
+                <w:rFonts w:ascii="Calibri" w:hAnsi="Calibri" w:eastAsia="Arial Unicode MS"/>
+                <w:b w:val="0"/>
+                <w:i w:val="0"/>
+                <w:color w:val="1F2937"/>
+                <w:sz w:val="16"/>
+              </w:rPr>
+              <w:t>49.15</w:t>
+            </w:r>
+          </w:p>
+        </w:tc>
+        <w:tc>
+          <w:tcPr>
+            <w:tcW w:type="dxa" w:w="1150"/>
+            <w:vAlign w:val="center"/>
+            <w:tcMar>
+              <w:top w:w="80" w:type="dxa"/>
+              <w:start w:w="120" w:type="dxa"/>
+              <w:bottom w:w="80" w:type="dxa"/>
+              <w:end w:w="120" w:type="dxa"/>
+            </w:tcMar>
+          </w:tcPr>
+          <w:p>
+            <w:pPr>
+              <w:spacing w:before="0" w:after="0" w:line="240" w:lineRule="auto"/>
+              <w:jc w:val="center"/>
+            </w:pPr>
+            <w:r>
+              <w:rPr>
+                <w:rFonts w:ascii="Calibri" w:hAnsi="Calibri" w:eastAsia="Arial Unicode MS"/>
+                <w:b w:val="0"/>
+                <w:i w:val="0"/>
+                <w:color w:val="1F2937"/>
+                <w:sz w:val="16"/>
+              </w:rPr>
+              <w:t>9,781.12</w:t>
+            </w:r>
+          </w:p>
+        </w:tc>
+        <w:tc>
+          <w:tcPr>
+            <w:tcW w:type="dxa" w:w="2510"/>
+            <w:vAlign w:val="center"/>
+            <w:tcMar>
+              <w:top w:w="80" w:type="dxa"/>
+              <w:start w:w="120" w:type="dxa"/>
+              <w:bottom w:w="80" w:type="dxa"/>
+              <w:end w:w="120" w:type="dxa"/>
+            </w:tcMar>
+          </w:tcPr>
+          <w:p>
+            <w:pPr>
+              <w:spacing w:before="0" w:after="0" w:line="240" w:lineRule="auto"/>
+              <w:jc w:val="left"/>
+            </w:pPr>
+            <w:r>
+              <w:rPr>
+                <w:rFonts w:ascii="Calibri" w:hAnsi="Calibri" w:eastAsia="Arial Unicode MS"/>
+                <w:b w:val="0"/>
+                <w:i w:val="0"/>
+                <w:color w:val="9B1C1C"/>
+                <w:sz w:val="16"/>
+              </w:rPr>
+              <w:t>持仓收益-1.70%</w:t>
+              <w:br/>
+              <w:t>连续两日低于20日均线</w:t>
+            </w:r>
+          </w:p>
+        </w:tc>
+      </w:tr>
+      <w:tr>
+        <w:tc>
+          <w:tcPr>
+            <w:tcW w:type="dxa" w:w="800"/>
+            <w:vAlign w:val="center"/>
+            <w:tcMar>
+              <w:top w:w="80" w:type="dxa"/>
+              <w:start w:w="120" w:type="dxa"/>
+              <w:bottom w:w="80" w:type="dxa"/>
+              <w:end w:w="120" w:type="dxa"/>
+            </w:tcMar>
+          </w:tcPr>
+          <w:p>
+            <w:pPr>
+              <w:spacing w:before="0" w:after="0" w:line="240" w:lineRule="auto"/>
+              <w:jc w:val="center"/>
+            </w:pPr>
+            <w:r>
+              <w:rPr>
+                <w:rFonts w:ascii="Calibri" w:hAnsi="Calibri" w:eastAsia="Arial Unicode MS"/>
+                <w:b/>
+                <w:i w:val="0"/>
+                <w:color w:val="1F2937"/>
+                <w:sz w:val="16"/>
+              </w:rPr>
+              <w:t>010004</w:t>
+            </w:r>
+          </w:p>
+        </w:tc>
+        <w:tc>
+          <w:tcPr>
+            <w:tcW w:type="dxa" w:w="1900"/>
+            <w:vAlign w:val="center"/>
+            <w:tcMar>
+              <w:top w:w="80" w:type="dxa"/>
+              <w:start w:w="120" w:type="dxa"/>
+              <w:bottom w:w="80" w:type="dxa"/>
+              <w:end w:w="120" w:type="dxa"/>
+            </w:tcMar>
+          </w:tcPr>
+          <w:p>
+            <w:pPr>
+              <w:spacing w:before="0" w:after="0" w:line="240" w:lineRule="auto"/>
+              <w:jc w:val="left"/>
+            </w:pPr>
+            <w:r>
+              <w:rPr>
+                <w:rFonts w:ascii="Calibri" w:hAnsi="Calibri" w:eastAsia="Arial Unicode MS"/>
+                <w:b w:val="0"/>
+                <w:i w:val="0"/>
+                <w:color w:val="1F2937"/>
+                <w:sz w:val="16"/>
+              </w:rPr>
+              <w:t>电子信息产业C</w:t>
+            </w:r>
+          </w:p>
+        </w:tc>
+        <w:tc>
+          <w:tcPr>
+            <w:tcW w:type="dxa" w:w="1150"/>
+            <w:vAlign w:val="center"/>
+            <w:tcMar>
+              <w:top w:w="80" w:type="dxa"/>
+              <w:start w:w="120" w:type="dxa"/>
+              <w:bottom w:w="80" w:type="dxa"/>
+              <w:end w:w="120" w:type="dxa"/>
+            </w:tcMar>
+          </w:tcPr>
+          <w:p>
+            <w:pPr>
+              <w:spacing w:before="0" w:after="0" w:line="240" w:lineRule="auto"/>
+              <w:jc w:val="center"/>
+            </w:pPr>
+            <w:r>
+              <w:rPr>
+                <w:rFonts w:ascii="Calibri" w:hAnsi="Calibri" w:eastAsia="Arial Unicode MS"/>
+                <w:b w:val="0"/>
+                <w:i w:val="0"/>
+                <w:color w:val="1F2937"/>
+                <w:sz w:val="16"/>
+              </w:rPr>
+              <w:t>4,642.20</w:t>
+            </w:r>
+          </w:p>
+        </w:tc>
+        <w:tc>
+          <w:tcPr>
+            <w:tcW w:type="dxa" w:w="800"/>
+            <w:vAlign w:val="center"/>
+            <w:tcMar>
+              <w:top w:w="80" w:type="dxa"/>
+              <w:start w:w="120" w:type="dxa"/>
+              <w:bottom w:w="80" w:type="dxa"/>
+              <w:end w:w="120" w:type="dxa"/>
+            </w:tcMar>
+          </w:tcPr>
+          <w:p>
+            <w:pPr>
+              <w:spacing w:before="0" w:after="0" w:line="240" w:lineRule="auto"/>
+              <w:jc w:val="center"/>
+            </w:pPr>
+            <w:r>
+              <w:rPr>
+                <w:rFonts w:ascii="Calibri" w:hAnsi="Calibri" w:eastAsia="Arial Unicode MS"/>
+                <w:b w:val="0"/>
+                <w:i w:val="0"/>
+                <w:color w:val="1F2937"/>
+                <w:sz w:val="16"/>
+              </w:rPr>
+              <w:t>0.50%</w:t>
+            </w:r>
+          </w:p>
+        </w:tc>
+        <w:tc>
+          <w:tcPr>
+            <w:tcW w:type="dxa" w:w="1050"/>
+            <w:vAlign w:val="center"/>
+            <w:tcMar>
+              <w:top w:w="80" w:type="dxa"/>
+              <w:start w:w="120" w:type="dxa"/>
+              <w:bottom w:w="80" w:type="dxa"/>
+              <w:end w:w="120" w:type="dxa"/>
+            </w:tcMar>
+          </w:tcPr>
+          <w:p>
+            <w:pPr>
+              <w:spacing w:before="0" w:after="0" w:line="240" w:lineRule="auto"/>
+              <w:jc w:val="center"/>
+            </w:pPr>
+            <w:r>
+              <w:rPr>
+                <w:rFonts w:ascii="Calibri" w:hAnsi="Calibri" w:eastAsia="Arial Unicode MS"/>
+                <w:b w:val="0"/>
+                <w:i w:val="0"/>
+                <w:color w:val="1F2937"/>
+                <w:sz w:val="16"/>
+              </w:rPr>
+              <w:t>23.21</w:t>
+            </w:r>
+          </w:p>
+        </w:tc>
+        <w:tc>
+          <w:tcPr>
+            <w:tcW w:type="dxa" w:w="1150"/>
+            <w:vAlign w:val="center"/>
+            <w:tcMar>
+              <w:top w:w="80" w:type="dxa"/>
+              <w:start w:w="120" w:type="dxa"/>
+              <w:bottom w:w="80" w:type="dxa"/>
+              <w:end w:w="120" w:type="dxa"/>
+            </w:tcMar>
+          </w:tcPr>
+          <w:p>
+            <w:pPr>
+              <w:spacing w:before="0" w:after="0" w:line="240" w:lineRule="auto"/>
+              <w:jc w:val="center"/>
+            </w:pPr>
+            <w:r>
+              <w:rPr>
+                <w:rFonts w:ascii="Calibri" w:hAnsi="Calibri" w:eastAsia="Arial Unicode MS"/>
+                <w:b w:val="0"/>
+                <w:i w:val="0"/>
+                <w:color w:val="1F2937"/>
+                <w:sz w:val="16"/>
+              </w:rPr>
+              <w:t>4,618.99</w:t>
+            </w:r>
+          </w:p>
+        </w:tc>
+        <w:tc>
+          <w:tcPr>
+            <w:tcW w:type="dxa" w:w="2510"/>
+            <w:vAlign w:val="center"/>
+            <w:tcMar>
+              <w:top w:w="80" w:type="dxa"/>
+              <w:start w:w="120" w:type="dxa"/>
+              <w:bottom w:w="80" w:type="dxa"/>
+              <w:end w:w="120" w:type="dxa"/>
+            </w:tcMar>
+          </w:tcPr>
+          <w:p>
+            <w:pPr>
+              <w:spacing w:before="0" w:after="0" w:line="240" w:lineRule="auto"/>
+              <w:jc w:val="left"/>
+            </w:pPr>
+            <w:r>
+              <w:rPr>
+                <w:rFonts w:ascii="Calibri" w:hAnsi="Calibri" w:eastAsia="Arial Unicode MS"/>
+                <w:b w:val="0"/>
+                <w:i w:val="0"/>
+                <w:color w:val="9B1C1C"/>
+                <w:sz w:val="16"/>
+              </w:rPr>
+              <w:t>持仓收益-7.16%</w:t>
+              <w:br/>
+              <w:t>连续两日低于20日均线</w:t>
+            </w:r>
+          </w:p>
+        </w:tc>
+      </w:tr>
+      <w:tr>
+        <w:tc>
+          <w:tcPr>
+            <w:tcW w:type="dxa" w:w="800"/>
+            <w:vAlign w:val="center"/>
+            <w:tcMar>
+              <w:top w:w="80" w:type="dxa"/>
+              <w:start w:w="120" w:type="dxa"/>
+              <w:bottom w:w="80" w:type="dxa"/>
+              <w:end w:w="120" w:type="dxa"/>
+            </w:tcMar>
+          </w:tcPr>
+          <w:p>
+            <w:pPr>
+              <w:spacing w:before="0" w:after="0" w:line="240" w:lineRule="auto"/>
+              <w:jc w:val="center"/>
+            </w:pPr>
+            <w:r>
+              <w:rPr>
+                <w:rFonts w:ascii="Calibri" w:hAnsi="Calibri" w:eastAsia="Arial Unicode MS"/>
+                <w:b/>
+                <w:i w:val="0"/>
+                <w:color w:val="1F2937"/>
+                <w:sz w:val="16"/>
+              </w:rPr>
+              <w:t>012922</w:t>
+            </w:r>
+          </w:p>
+        </w:tc>
+        <w:tc>
+          <w:tcPr>
+            <w:tcW w:type="dxa" w:w="1900"/>
+            <w:vAlign w:val="center"/>
+            <w:tcMar>
+              <w:top w:w="80" w:type="dxa"/>
+              <w:start w:w="120" w:type="dxa"/>
+              <w:bottom w:w="80" w:type="dxa"/>
+              <w:end w:w="120" w:type="dxa"/>
+            </w:tcMar>
+          </w:tcPr>
+          <w:p>
+            <w:pPr>
+              <w:spacing w:before="0" w:after="0" w:line="240" w:lineRule="auto"/>
+              <w:jc w:val="left"/>
+            </w:pPr>
+            <w:r>
+              <w:rPr>
+                <w:rFonts w:ascii="Calibri" w:hAnsi="Calibri" w:eastAsia="Arial Unicode MS"/>
+                <w:b w:val="0"/>
+                <w:i w:val="0"/>
+                <w:color w:val="1F2937"/>
+                <w:sz w:val="16"/>
+              </w:rPr>
+              <w:t>全球成长QDII C</w:t>
+            </w:r>
+          </w:p>
+        </w:tc>
+        <w:tc>
+          <w:tcPr>
+            <w:tcW w:type="dxa" w:w="1150"/>
+            <w:vAlign w:val="center"/>
+            <w:tcMar>
+              <w:top w:w="80" w:type="dxa"/>
+              <w:start w:w="120" w:type="dxa"/>
+              <w:bottom w:w="80" w:type="dxa"/>
+              <w:end w:w="120" w:type="dxa"/>
+            </w:tcMar>
+          </w:tcPr>
+          <w:p>
+            <w:pPr>
+              <w:spacing w:before="0" w:after="0" w:line="240" w:lineRule="auto"/>
+              <w:jc w:val="center"/>
+            </w:pPr>
+            <w:r>
+              <w:rPr>
+                <w:rFonts w:ascii="Calibri" w:hAnsi="Calibri" w:eastAsia="Arial Unicode MS"/>
+                <w:b w:val="0"/>
+                <w:i w:val="0"/>
+                <w:color w:val="1F2937"/>
+                <w:sz w:val="16"/>
+              </w:rPr>
+              <w:t>3,077.02</w:t>
+            </w:r>
+          </w:p>
+        </w:tc>
+        <w:tc>
+          <w:tcPr>
+            <w:tcW w:type="dxa" w:w="800"/>
+            <w:vAlign w:val="center"/>
+            <w:tcMar>
+              <w:top w:w="80" w:type="dxa"/>
+              <w:start w:w="120" w:type="dxa"/>
+              <w:bottom w:w="80" w:type="dxa"/>
+              <w:end w:w="120" w:type="dxa"/>
+            </w:tcMar>
+          </w:tcPr>
+          <w:p>
+            <w:pPr>
+              <w:spacing w:before="0" w:after="0" w:line="240" w:lineRule="auto"/>
+              <w:jc w:val="center"/>
+            </w:pPr>
+            <w:r>
+              <w:rPr>
+                <w:rFonts w:ascii="Calibri" w:hAnsi="Calibri" w:eastAsia="Arial Unicode MS"/>
+                <w:b w:val="0"/>
+                <w:i w:val="0"/>
+                <w:color w:val="1F2937"/>
+                <w:sz w:val="16"/>
+              </w:rPr>
+              <w:t>0.50%</w:t>
+            </w:r>
+          </w:p>
+        </w:tc>
+        <w:tc>
+          <w:tcPr>
+            <w:tcW w:type="dxa" w:w="1050"/>
+            <w:vAlign w:val="center"/>
+            <w:tcMar>
+              <w:top w:w="80" w:type="dxa"/>
+              <w:start w:w="120" w:type="dxa"/>
+              <w:bottom w:w="80" w:type="dxa"/>
+              <w:end w:w="120" w:type="dxa"/>
+            </w:tcMar>
+          </w:tcPr>
+          <w:p>
+            <w:pPr>
+              <w:spacing w:before="0" w:after="0" w:line="240" w:lineRule="auto"/>
+              <w:jc w:val="center"/>
+            </w:pPr>
+            <w:r>
+              <w:rPr>
+                <w:rFonts w:ascii="Calibri" w:hAnsi="Calibri" w:eastAsia="Arial Unicode MS"/>
+                <w:b w:val="0"/>
+                <w:i w:val="0"/>
+                <w:color w:val="1F2937"/>
+                <w:sz w:val="16"/>
+              </w:rPr>
+              <w:t>15.39</w:t>
+            </w:r>
+          </w:p>
+        </w:tc>
+        <w:tc>
+          <w:tcPr>
+            <w:tcW w:type="dxa" w:w="1150"/>
+            <w:vAlign w:val="center"/>
+            <w:tcMar>
+              <w:top w:w="80" w:type="dxa"/>
+              <w:start w:w="120" w:type="dxa"/>
+              <w:bottom w:w="80" w:type="dxa"/>
+              <w:end w:w="120" w:type="dxa"/>
+            </w:tcMar>
+          </w:tcPr>
+          <w:p>
+            <w:pPr>
+              <w:spacing w:before="0" w:after="0" w:line="240" w:lineRule="auto"/>
+              <w:jc w:val="center"/>
+            </w:pPr>
+            <w:r>
+              <w:rPr>
+                <w:rFonts w:ascii="Calibri" w:hAnsi="Calibri" w:eastAsia="Arial Unicode MS"/>
+                <w:b w:val="0"/>
+                <w:i w:val="0"/>
+                <w:color w:val="1F2937"/>
+                <w:sz w:val="16"/>
+              </w:rPr>
+              <w:t>3,061.63</w:t>
+            </w:r>
+          </w:p>
+        </w:tc>
+        <w:tc>
+          <w:tcPr>
+            <w:tcW w:type="dxa" w:w="2510"/>
+            <w:vAlign w:val="center"/>
+            <w:tcMar>
+              <w:top w:w="80" w:type="dxa"/>
+              <w:start w:w="120" w:type="dxa"/>
+              <w:bottom w:w="80" w:type="dxa"/>
+              <w:end w:w="120" w:type="dxa"/>
+            </w:tcMar>
+          </w:tcPr>
+          <w:p>
+            <w:pPr>
+              <w:spacing w:before="0" w:after="0" w:line="240" w:lineRule="auto"/>
+              <w:jc w:val="left"/>
+            </w:pPr>
+            <w:r>
+              <w:rPr>
+                <w:rFonts w:ascii="Calibri" w:hAnsi="Calibri" w:eastAsia="Arial Unicode MS"/>
+                <w:b w:val="0"/>
+                <w:i w:val="0"/>
+                <w:color w:val="9B1C1C"/>
+                <w:sz w:val="16"/>
+              </w:rPr>
+              <w:t>持仓收益35.48%</w:t>
+              <w:br/>
+              <w:t>连续两日低于20日均线</w:t>
+            </w:r>
+          </w:p>
+        </w:tc>
+      </w:tr>
+      <w:tr>
+        <w:tc>
+          <w:tcPr>
+            <w:tcW w:type="dxa" w:w="800"/>
+            <w:vAlign w:val="center"/>
+            <w:tcMar>
+              <w:top w:w="80" w:type="dxa"/>
+              <w:start w:w="120" w:type="dxa"/>
+              <w:bottom w:w="80" w:type="dxa"/>
+              <w:end w:w="120" w:type="dxa"/>
+            </w:tcMar>
+          </w:tcPr>
+          <w:p>
+            <w:pPr>
+              <w:spacing w:before="0" w:after="0" w:line="240" w:lineRule="auto"/>
+              <w:jc w:val="center"/>
+            </w:pPr>
+            <w:r>
+              <w:rPr>
+                <w:rFonts w:ascii="Calibri" w:hAnsi="Calibri" w:eastAsia="Arial Unicode MS"/>
+                <w:b/>
+                <w:i w:val="0"/>
+                <w:color w:val="1F2937"/>
+                <w:sz w:val="16"/>
+              </w:rPr>
+              <w:t>021528</w:t>
+            </w:r>
+          </w:p>
+        </w:tc>
+        <w:tc>
+          <w:tcPr>
+            <w:tcW w:type="dxa" w:w="1900"/>
+            <w:vAlign w:val="center"/>
+            <w:tcMar>
+              <w:top w:w="80" w:type="dxa"/>
+              <w:start w:w="120" w:type="dxa"/>
+              <w:bottom w:w="80" w:type="dxa"/>
+              <w:end w:w="120" w:type="dxa"/>
+            </w:tcMar>
+          </w:tcPr>
+          <w:p>
+            <w:pPr>
+              <w:spacing w:before="0" w:after="0" w:line="240" w:lineRule="auto"/>
+              <w:jc w:val="left"/>
+            </w:pPr>
+            <w:r>
+              <w:rPr>
+                <w:rFonts w:ascii="Calibri" w:hAnsi="Calibri" w:eastAsia="Arial Unicode MS"/>
+                <w:b w:val="0"/>
+                <w:i w:val="0"/>
+                <w:color w:val="1F2937"/>
+                <w:sz w:val="16"/>
+              </w:rPr>
+              <w:t>财通成长优选C</w:t>
+            </w:r>
+          </w:p>
+        </w:tc>
+        <w:tc>
+          <w:tcPr>
+            <w:tcW w:type="dxa" w:w="1150"/>
+            <w:vAlign w:val="center"/>
+            <w:tcMar>
+              <w:top w:w="80" w:type="dxa"/>
+              <w:start w:w="120" w:type="dxa"/>
+              <w:bottom w:w="80" w:type="dxa"/>
+              <w:end w:w="120" w:type="dxa"/>
+            </w:tcMar>
+          </w:tcPr>
+          <w:p>
+            <w:pPr>
+              <w:spacing w:before="0" w:after="0" w:line="240" w:lineRule="auto"/>
+              <w:jc w:val="center"/>
+            </w:pPr>
+            <w:r>
+              <w:rPr>
+                <w:rFonts w:ascii="Calibri" w:hAnsi="Calibri" w:eastAsia="Arial Unicode MS"/>
+                <w:b w:val="0"/>
+                <w:i w:val="0"/>
+                <w:color w:val="1F2937"/>
+                <w:sz w:val="16"/>
+              </w:rPr>
+              <w:t>2,448.39</w:t>
+            </w:r>
+          </w:p>
+        </w:tc>
+        <w:tc>
+          <w:tcPr>
+            <w:tcW w:type="dxa" w:w="800"/>
+            <w:vAlign w:val="center"/>
+            <w:tcMar>
+              <w:top w:w="80" w:type="dxa"/>
+              <w:start w:w="120" w:type="dxa"/>
+              <w:bottom w:w="80" w:type="dxa"/>
+              <w:end w:w="120" w:type="dxa"/>
+            </w:tcMar>
+          </w:tcPr>
+          <w:p>
+            <w:pPr>
+              <w:spacing w:before="0" w:after="0" w:line="240" w:lineRule="auto"/>
+              <w:jc w:val="center"/>
+            </w:pPr>
+            <w:r>
+              <w:rPr>
+                <w:rFonts w:ascii="Calibri" w:hAnsi="Calibri" w:eastAsia="Arial Unicode MS"/>
+                <w:b w:val="0"/>
+                <w:i w:val="0"/>
+                <w:color w:val="1F2937"/>
+                <w:sz w:val="16"/>
+              </w:rPr>
+              <w:t>0.50%</w:t>
+            </w:r>
+          </w:p>
+        </w:tc>
+        <w:tc>
+          <w:tcPr>
+            <w:tcW w:type="dxa" w:w="1050"/>
+            <w:vAlign w:val="center"/>
+            <w:tcMar>
+              <w:top w:w="80" w:type="dxa"/>
+              <w:start w:w="120" w:type="dxa"/>
+              <w:bottom w:w="80" w:type="dxa"/>
+              <w:end w:w="120" w:type="dxa"/>
+            </w:tcMar>
+          </w:tcPr>
+          <w:p>
+            <w:pPr>
+              <w:spacing w:before="0" w:after="0" w:line="240" w:lineRule="auto"/>
+              <w:jc w:val="center"/>
+            </w:pPr>
+            <w:r>
+              <w:rPr>
+                <w:rFonts w:ascii="Calibri" w:hAnsi="Calibri" w:eastAsia="Arial Unicode MS"/>
+                <w:b w:val="0"/>
+                <w:i w:val="0"/>
+                <w:color w:val="1F2937"/>
+                <w:sz w:val="16"/>
+              </w:rPr>
+              <w:t>12.24</w:t>
+            </w:r>
+          </w:p>
+        </w:tc>
+        <w:tc>
+          <w:tcPr>
+            <w:tcW w:type="dxa" w:w="1150"/>
+            <w:vAlign w:val="center"/>
+            <w:tcMar>
+              <w:top w:w="80" w:type="dxa"/>
+              <w:start w:w="120" w:type="dxa"/>
+              <w:bottom w:w="80" w:type="dxa"/>
+              <w:end w:w="120" w:type="dxa"/>
+            </w:tcMar>
+          </w:tcPr>
+          <w:p>
+            <w:pPr>
+              <w:spacing w:before="0" w:after="0" w:line="240" w:lineRule="auto"/>
+              <w:jc w:val="center"/>
+            </w:pPr>
+            <w:r>
+              <w:rPr>
+                <w:rFonts w:ascii="Calibri" w:hAnsi="Calibri" w:eastAsia="Arial Unicode MS"/>
+                <w:b w:val="0"/>
+                <w:i w:val="0"/>
+                <w:color w:val="1F2937"/>
+                <w:sz w:val="16"/>
+              </w:rPr>
+              <w:t>2,436.15</w:t>
+            </w:r>
+          </w:p>
+        </w:tc>
+        <w:tc>
+          <w:tcPr>
+            <w:tcW w:type="dxa" w:w="2510"/>
+            <w:vAlign w:val="center"/>
+            <w:tcMar>
+              <w:top w:w="80" w:type="dxa"/>
+              <w:start w:w="120" w:type="dxa"/>
+              <w:bottom w:w="80" w:type="dxa"/>
+              <w:end w:w="120" w:type="dxa"/>
+            </w:tcMar>
+          </w:tcPr>
+          <w:p>
+            <w:pPr>
+              <w:spacing w:before="0" w:after="0" w:line="240" w:lineRule="auto"/>
+              <w:jc w:val="left"/>
+            </w:pPr>
+            <w:r>
+              <w:rPr>
+                <w:rFonts w:ascii="Calibri" w:hAnsi="Calibri" w:eastAsia="Arial Unicode MS"/>
+                <w:b w:val="0"/>
+                <w:i w:val="0"/>
+                <w:color w:val="9B1C1C"/>
+                <w:sz w:val="16"/>
+              </w:rPr>
+              <w:t>持仓收益-15.78%</w:t>
+              <w:br/>
+              <w:t>连续两日低于20日均线</w:t>
+            </w:r>
+          </w:p>
+        </w:tc>
+      </w:tr>
+      <w:tr>
+        <w:tc>
+          <w:tcPr>
+            <w:tcW w:type="dxa" w:w="800"/>
+            <w:vAlign w:val="center"/>
+            <w:tcMar>
+              <w:top w:w="80" w:type="dxa"/>
+              <w:start w:w="120" w:type="dxa"/>
+              <w:bottom w:w="80" w:type="dxa"/>
+              <w:end w:w="120" w:type="dxa"/>
+            </w:tcMar>
+          </w:tcPr>
+          <w:p>
+            <w:pPr>
+              <w:spacing w:before="0" w:after="0" w:line="240" w:lineRule="auto"/>
+              <w:jc w:val="center"/>
+            </w:pPr>
+            <w:r>
+              <w:rPr>
+                <w:rFonts w:ascii="Calibri" w:hAnsi="Calibri" w:eastAsia="Arial Unicode MS"/>
+                <w:b/>
+                <w:i w:val="0"/>
+                <w:color w:val="1F2937"/>
+                <w:sz w:val="16"/>
+              </w:rPr>
+              <w:t>007818</w:t>
+            </w:r>
+          </w:p>
+        </w:tc>
+        <w:tc>
+          <w:tcPr>
+            <w:tcW w:type="dxa" w:w="1900"/>
+            <w:vAlign w:val="center"/>
+            <w:tcMar>
+              <w:top w:w="80" w:type="dxa"/>
+              <w:start w:w="120" w:type="dxa"/>
+              <w:bottom w:w="80" w:type="dxa"/>
+              <w:end w:w="120" w:type="dxa"/>
+            </w:tcMar>
+          </w:tcPr>
+          <w:p>
+            <w:pPr>
+              <w:spacing w:before="0" w:after="0" w:line="240" w:lineRule="auto"/>
+              <w:jc w:val="left"/>
+            </w:pPr>
+            <w:r>
+              <w:rPr>
+                <w:rFonts w:ascii="Calibri" w:hAnsi="Calibri" w:eastAsia="Arial Unicode MS"/>
+                <w:b w:val="0"/>
+                <w:i w:val="0"/>
+                <w:color w:val="1F2937"/>
+                <w:sz w:val="16"/>
+              </w:rPr>
+              <w:t>通信设备联接C</w:t>
+            </w:r>
+          </w:p>
+        </w:tc>
+        <w:tc>
+          <w:tcPr>
+            <w:tcW w:type="dxa" w:w="1150"/>
+            <w:vAlign w:val="center"/>
+            <w:tcMar>
+              <w:top w:w="80" w:type="dxa"/>
+              <w:start w:w="120" w:type="dxa"/>
+              <w:bottom w:w="80" w:type="dxa"/>
+              <w:end w:w="120" w:type="dxa"/>
+            </w:tcMar>
+          </w:tcPr>
+          <w:p>
+            <w:pPr>
+              <w:spacing w:before="0" w:after="0" w:line="240" w:lineRule="auto"/>
+              <w:jc w:val="center"/>
+            </w:pPr>
+            <w:r>
+              <w:rPr>
+                <w:rFonts w:ascii="Calibri" w:hAnsi="Calibri" w:eastAsia="Arial Unicode MS"/>
+                <w:b w:val="0"/>
+                <w:i w:val="0"/>
+                <w:color w:val="1F2937"/>
+                <w:sz w:val="16"/>
+              </w:rPr>
+              <w:t>1,951.93</w:t>
+            </w:r>
+          </w:p>
+        </w:tc>
+        <w:tc>
+          <w:tcPr>
+            <w:tcW w:type="dxa" w:w="800"/>
+            <w:vAlign w:val="center"/>
+            <w:tcMar>
+              <w:top w:w="80" w:type="dxa"/>
+              <w:start w:w="120" w:type="dxa"/>
+              <w:bottom w:w="80" w:type="dxa"/>
+              <w:end w:w="120" w:type="dxa"/>
+            </w:tcMar>
+          </w:tcPr>
+          <w:p>
+            <w:pPr>
+              <w:spacing w:before="0" w:after="0" w:line="240" w:lineRule="auto"/>
+              <w:jc w:val="center"/>
+            </w:pPr>
+            <w:r>
+              <w:rPr>
+                <w:rFonts w:ascii="Calibri" w:hAnsi="Calibri" w:eastAsia="Arial Unicode MS"/>
+                <w:b w:val="0"/>
+                <w:i w:val="0"/>
+                <w:color w:val="1F2937"/>
+                <w:sz w:val="16"/>
+              </w:rPr>
+              <w:t>0.50%</w:t>
+            </w:r>
+          </w:p>
+        </w:tc>
+        <w:tc>
+          <w:tcPr>
+            <w:tcW w:type="dxa" w:w="1050"/>
+            <w:vAlign w:val="center"/>
+            <w:tcMar>
+              <w:top w:w="80" w:type="dxa"/>
+              <w:start w:w="120" w:type="dxa"/>
+              <w:bottom w:w="80" w:type="dxa"/>
+              <w:end w:w="120" w:type="dxa"/>
+            </w:tcMar>
+          </w:tcPr>
+          <w:p>
+            <w:pPr>
+              <w:spacing w:before="0" w:after="0" w:line="240" w:lineRule="auto"/>
+              <w:jc w:val="center"/>
+            </w:pPr>
+            <w:r>
+              <w:rPr>
+                <w:rFonts w:ascii="Calibri" w:hAnsi="Calibri" w:eastAsia="Arial Unicode MS"/>
+                <w:b w:val="0"/>
+                <w:i w:val="0"/>
+                <w:color w:val="1F2937"/>
+                <w:sz w:val="16"/>
+              </w:rPr>
+              <w:t>9.76</w:t>
+            </w:r>
+          </w:p>
+        </w:tc>
+        <w:tc>
+          <w:tcPr>
+            <w:tcW w:type="dxa" w:w="1150"/>
+            <w:vAlign w:val="center"/>
+            <w:tcMar>
+              <w:top w:w="80" w:type="dxa"/>
+              <w:start w:w="120" w:type="dxa"/>
+              <w:bottom w:w="80" w:type="dxa"/>
+              <w:end w:w="120" w:type="dxa"/>
+            </w:tcMar>
+          </w:tcPr>
+          <w:p>
+            <w:pPr>
+              <w:spacing w:before="0" w:after="0" w:line="240" w:lineRule="auto"/>
+              <w:jc w:val="center"/>
+            </w:pPr>
+            <w:r>
+              <w:rPr>
+                <w:rFonts w:ascii="Calibri" w:hAnsi="Calibri" w:eastAsia="Arial Unicode MS"/>
+                <w:b w:val="0"/>
+                <w:i w:val="0"/>
+                <w:color w:val="1F2937"/>
+                <w:sz w:val="16"/>
+              </w:rPr>
+              <w:t>1,942.17</w:t>
+            </w:r>
+          </w:p>
+        </w:tc>
+        <w:tc>
+          <w:tcPr>
+            <w:tcW w:type="dxa" w:w="2510"/>
+            <w:vAlign w:val="center"/>
+            <w:tcMar>
+              <w:top w:w="80" w:type="dxa"/>
+              <w:start w:w="120" w:type="dxa"/>
+              <w:bottom w:w="80" w:type="dxa"/>
+              <w:end w:w="120" w:type="dxa"/>
+            </w:tcMar>
+          </w:tcPr>
+          <w:p>
+            <w:pPr>
+              <w:spacing w:before="0" w:after="0" w:line="240" w:lineRule="auto"/>
+              <w:jc w:val="left"/>
+            </w:pPr>
+            <w:r>
+              <w:rPr>
+                <w:rFonts w:ascii="Calibri" w:hAnsi="Calibri" w:eastAsia="Arial Unicode MS"/>
+                <w:b w:val="0"/>
+                <w:i w:val="0"/>
+                <w:color w:val="9B1C1C"/>
+                <w:sz w:val="16"/>
+              </w:rPr>
+              <w:t>持仓收益-2.40%</w:t>
+              <w:br/>
+              <w:t>连续两日低于20日均线</w:t>
+            </w:r>
+          </w:p>
+        </w:tc>
+      </w:tr>
+      <w:tr>
+        <w:tc>
+          <w:tcPr>
+            <w:tcW w:type="dxa" w:w="800"/>
+            <w:vAlign w:val="center"/>
+            <w:tcMar>
+              <w:top w:w="80" w:type="dxa"/>
+              <w:start w:w="120" w:type="dxa"/>
+              <w:bottom w:w="80" w:type="dxa"/>
+              <w:end w:w="120" w:type="dxa"/>
+            </w:tcMar>
+          </w:tcPr>
+          <w:p>
+            <w:pPr>
+              <w:spacing w:before="0" w:after="0" w:line="240" w:lineRule="auto"/>
+              <w:jc w:val="center"/>
+            </w:pPr>
+            <w:r>
+              <w:rPr>
+                <w:rFonts w:ascii="Calibri" w:hAnsi="Calibri" w:eastAsia="Arial Unicode MS"/>
+                <w:b/>
+                <w:i w:val="0"/>
+                <w:color w:val="1F2937"/>
+                <w:sz w:val="16"/>
+              </w:rPr>
+              <w:t>019024</w:t>
+            </w:r>
+          </w:p>
+        </w:tc>
+        <w:tc>
+          <w:tcPr>
+            <w:tcW w:type="dxa" w:w="1900"/>
+            <w:vAlign w:val="center"/>
+            <w:tcMar>
+              <w:top w:w="80" w:type="dxa"/>
+              <w:start w:w="120" w:type="dxa"/>
+              <w:bottom w:w="80" w:type="dxa"/>
+              <w:end w:w="120" w:type="dxa"/>
+            </w:tcMar>
+          </w:tcPr>
+          <w:p>
+            <w:pPr>
+              <w:spacing w:before="0" w:after="0" w:line="240" w:lineRule="auto"/>
+              <w:jc w:val="left"/>
+            </w:pPr>
+            <w:r>
+              <w:rPr>
+                <w:rFonts w:ascii="Calibri" w:hAnsi="Calibri" w:eastAsia="Arial Unicode MS"/>
+                <w:b w:val="0"/>
+                <w:i w:val="0"/>
+                <w:color w:val="1F2937"/>
+                <w:sz w:val="16"/>
+              </w:rPr>
+              <w:t>信息行业精选C</w:t>
+            </w:r>
+          </w:p>
+        </w:tc>
+        <w:tc>
+          <w:tcPr>
+            <w:tcW w:type="dxa" w:w="1150"/>
+            <w:vAlign w:val="center"/>
+            <w:tcMar>
+              <w:top w:w="80" w:type="dxa"/>
+              <w:start w:w="120" w:type="dxa"/>
+              <w:bottom w:w="80" w:type="dxa"/>
+              <w:end w:w="120" w:type="dxa"/>
+            </w:tcMar>
+          </w:tcPr>
+          <w:p>
+            <w:pPr>
+              <w:spacing w:before="0" w:after="0" w:line="240" w:lineRule="auto"/>
+              <w:jc w:val="center"/>
+            </w:pPr>
+            <w:r>
+              <w:rPr>
+                <w:rFonts w:ascii="Calibri" w:hAnsi="Calibri" w:eastAsia="Arial Unicode MS"/>
+                <w:b w:val="0"/>
+                <w:i w:val="0"/>
+                <w:color w:val="1F2937"/>
+                <w:sz w:val="16"/>
+              </w:rPr>
+              <w:t>1,730.62</w:t>
+            </w:r>
+          </w:p>
+        </w:tc>
+        <w:tc>
+          <w:tcPr>
+            <w:tcW w:type="dxa" w:w="800"/>
+            <w:vAlign w:val="center"/>
+            <w:tcMar>
+              <w:top w:w="80" w:type="dxa"/>
+              <w:start w:w="120" w:type="dxa"/>
+              <w:bottom w:w="80" w:type="dxa"/>
+              <w:end w:w="120" w:type="dxa"/>
+            </w:tcMar>
+          </w:tcPr>
+          <w:p>
+            <w:pPr>
+              <w:spacing w:before="0" w:after="0" w:line="240" w:lineRule="auto"/>
+              <w:jc w:val="center"/>
+            </w:pPr>
+            <w:r>
+              <w:rPr>
+                <w:rFonts w:ascii="Calibri" w:hAnsi="Calibri" w:eastAsia="Arial Unicode MS"/>
+                <w:b w:val="0"/>
+                <w:i w:val="0"/>
+                <w:color w:val="1F2937"/>
+                <w:sz w:val="16"/>
+              </w:rPr>
+              <w:t>0.50%</w:t>
+            </w:r>
+          </w:p>
+        </w:tc>
+        <w:tc>
+          <w:tcPr>
+            <w:tcW w:type="dxa" w:w="1050"/>
+            <w:vAlign w:val="center"/>
+            <w:tcMar>
+              <w:top w:w="80" w:type="dxa"/>
+              <w:start w:w="120" w:type="dxa"/>
+              <w:bottom w:w="80" w:type="dxa"/>
+              <w:end w:w="120" w:type="dxa"/>
+            </w:tcMar>
+          </w:tcPr>
+          <w:p>
+            <w:pPr>
+              <w:spacing w:before="0" w:after="0" w:line="240" w:lineRule="auto"/>
+              <w:jc w:val="center"/>
+            </w:pPr>
+            <w:r>
+              <w:rPr>
+                <w:rFonts w:ascii="Calibri" w:hAnsi="Calibri" w:eastAsia="Arial Unicode MS"/>
+                <w:b w:val="0"/>
+                <w:i w:val="0"/>
+                <w:color w:val="1F2937"/>
+                <w:sz w:val="16"/>
+              </w:rPr>
+              <w:t>8.65</w:t>
+            </w:r>
+          </w:p>
+        </w:tc>
+        <w:tc>
+          <w:tcPr>
+            <w:tcW w:type="dxa" w:w="1150"/>
+            <w:vAlign w:val="center"/>
+            <w:tcMar>
+              <w:top w:w="80" w:type="dxa"/>
+              <w:start w:w="120" w:type="dxa"/>
+              <w:bottom w:w="80" w:type="dxa"/>
+              <w:end w:w="120" w:type="dxa"/>
+            </w:tcMar>
+          </w:tcPr>
+          <w:p>
+            <w:pPr>
+              <w:spacing w:before="0" w:after="0" w:line="240" w:lineRule="auto"/>
+              <w:jc w:val="center"/>
+            </w:pPr>
+            <w:r>
+              <w:rPr>
+                <w:rFonts w:ascii="Calibri" w:hAnsi="Calibri" w:eastAsia="Arial Unicode MS"/>
+                <w:b w:val="0"/>
+                <w:i w:val="0"/>
+                <w:color w:val="1F2937"/>
+                <w:sz w:val="16"/>
+              </w:rPr>
+              <w:t>1,721.97</w:t>
+            </w:r>
+          </w:p>
+        </w:tc>
+        <w:tc>
+          <w:tcPr>
+            <w:tcW w:type="dxa" w:w="2510"/>
+            <w:vAlign w:val="center"/>
+            <w:tcMar>
+              <w:top w:w="80" w:type="dxa"/>
+              <w:start w:w="120" w:type="dxa"/>
+              <w:bottom w:w="80" w:type="dxa"/>
+              <w:end w:w="120" w:type="dxa"/>
+            </w:tcMar>
+          </w:tcPr>
+          <w:p>
+            <w:pPr>
+              <w:spacing w:before="0" w:after="0" w:line="240" w:lineRule="auto"/>
+              <w:jc w:val="left"/>
+            </w:pPr>
+            <w:r>
+              <w:rPr>
+                <w:rFonts w:ascii="Calibri" w:hAnsi="Calibri" w:eastAsia="Arial Unicode MS"/>
+                <w:b w:val="0"/>
+                <w:i w:val="0"/>
+                <w:color w:val="9B1C1C"/>
+                <w:sz w:val="16"/>
+              </w:rPr>
+              <w:t>持仓收益-13.47%</w:t>
+              <w:br/>
+              <w:t>连续两日低于20日均线</w:t>
+            </w:r>
+          </w:p>
+        </w:tc>
+      </w:tr>
+      <w:tr>
+        <w:tc>
+          <w:tcPr>
+            <w:tcW w:type="dxa" w:w="800"/>
+            <w:vAlign w:val="center"/>
+            <w:tcMar>
+              <w:top w:w="80" w:type="dxa"/>
+              <w:start w:w="120" w:type="dxa"/>
+              <w:bottom w:w="80" w:type="dxa"/>
+              <w:end w:w="120" w:type="dxa"/>
+            </w:tcMar>
+          </w:tcPr>
+          <w:p>
+            <w:pPr>
+              <w:spacing w:before="0" w:after="0" w:line="240" w:lineRule="auto"/>
+              <w:jc w:val="center"/>
+            </w:pPr>
+            <w:r>
+              <w:rPr>
+                <w:rFonts w:ascii="Calibri" w:hAnsi="Calibri" w:eastAsia="Arial Unicode MS"/>
+                <w:b/>
+                <w:i w:val="0"/>
+                <w:color w:val="1F2937"/>
+                <w:sz w:val="16"/>
+              </w:rPr>
+              <w:t>024481</w:t>
+            </w:r>
+          </w:p>
+        </w:tc>
+        <w:tc>
+          <w:tcPr>
+            <w:tcW w:type="dxa" w:w="1900"/>
+            <w:vAlign w:val="center"/>
+            <w:tcMar>
+              <w:top w:w="80" w:type="dxa"/>
+              <w:start w:w="120" w:type="dxa"/>
+              <w:bottom w:w="80" w:type="dxa"/>
+              <w:end w:w="120" w:type="dxa"/>
+            </w:tcMar>
+          </w:tcPr>
+          <w:p>
+            <w:pPr>
+              <w:spacing w:before="0" w:after="0" w:line="240" w:lineRule="auto"/>
+              <w:jc w:val="left"/>
+            </w:pPr>
+            <w:r>
+              <w:rPr>
+                <w:rFonts w:ascii="Calibri" w:hAnsi="Calibri" w:eastAsia="Arial Unicode MS"/>
+                <w:b w:val="0"/>
+                <w:i w:val="0"/>
+                <w:color w:val="1F2937"/>
+                <w:sz w:val="16"/>
+              </w:rPr>
+              <w:t>财通品质甄选C</w:t>
+            </w:r>
+          </w:p>
+        </w:tc>
+        <w:tc>
+          <w:tcPr>
+            <w:tcW w:type="dxa" w:w="1150"/>
+            <w:vAlign w:val="center"/>
+            <w:tcMar>
+              <w:top w:w="80" w:type="dxa"/>
+              <w:start w:w="120" w:type="dxa"/>
+              <w:bottom w:w="80" w:type="dxa"/>
+              <w:end w:w="120" w:type="dxa"/>
+            </w:tcMar>
+          </w:tcPr>
+          <w:p>
+            <w:pPr>
+              <w:spacing w:before="0" w:after="0" w:line="240" w:lineRule="auto"/>
+              <w:jc w:val="center"/>
+            </w:pPr>
+            <w:r>
+              <w:rPr>
+                <w:rFonts w:ascii="Calibri" w:hAnsi="Calibri" w:eastAsia="Arial Unicode MS"/>
+                <w:b w:val="0"/>
+                <w:i w:val="0"/>
+                <w:color w:val="1F2937"/>
+                <w:sz w:val="16"/>
+              </w:rPr>
+              <w:t>1,580.46</w:t>
+            </w:r>
+          </w:p>
+        </w:tc>
+        <w:tc>
+          <w:tcPr>
+            <w:tcW w:type="dxa" w:w="800"/>
+            <w:vAlign w:val="center"/>
+            <w:tcMar>
+              <w:top w:w="80" w:type="dxa"/>
+              <w:start w:w="120" w:type="dxa"/>
+              <w:bottom w:w="80" w:type="dxa"/>
+              <w:end w:w="120" w:type="dxa"/>
+            </w:tcMar>
+          </w:tcPr>
+          <w:p>
+            <w:pPr>
+              <w:spacing w:before="0" w:after="0" w:line="240" w:lineRule="auto"/>
+              <w:jc w:val="center"/>
+            </w:pPr>
+            <w:r>
+              <w:rPr>
+                <w:rFonts w:ascii="Calibri" w:hAnsi="Calibri" w:eastAsia="Arial Unicode MS"/>
+                <w:b w:val="0"/>
+                <w:i w:val="0"/>
+                <w:color w:val="1F2937"/>
+                <w:sz w:val="16"/>
+              </w:rPr>
+              <w:t>0.50%</w:t>
+            </w:r>
+          </w:p>
+        </w:tc>
+        <w:tc>
+          <w:tcPr>
+            <w:tcW w:type="dxa" w:w="1050"/>
+            <w:vAlign w:val="center"/>
+            <w:tcMar>
+              <w:top w:w="80" w:type="dxa"/>
+              <w:start w:w="120" w:type="dxa"/>
+              <w:bottom w:w="80" w:type="dxa"/>
+              <w:end w:w="120" w:type="dxa"/>
+            </w:tcMar>
+          </w:tcPr>
+          <w:p>
+            <w:pPr>
+              <w:spacing w:before="0" w:after="0" w:line="240" w:lineRule="auto"/>
+              <w:jc w:val="center"/>
+            </w:pPr>
+            <w:r>
+              <w:rPr>
+                <w:rFonts w:ascii="Calibri" w:hAnsi="Calibri" w:eastAsia="Arial Unicode MS"/>
+                <w:b w:val="0"/>
+                <w:i w:val="0"/>
+                <w:color w:val="1F2937"/>
+                <w:sz w:val="16"/>
+              </w:rPr>
+              <w:t>7.90</w:t>
+            </w:r>
+          </w:p>
+        </w:tc>
+        <w:tc>
+          <w:tcPr>
+            <w:tcW w:type="dxa" w:w="1150"/>
+            <w:vAlign w:val="center"/>
+            <w:tcMar>
+              <w:top w:w="80" w:type="dxa"/>
+              <w:start w:w="120" w:type="dxa"/>
+              <w:bottom w:w="80" w:type="dxa"/>
+              <w:end w:w="120" w:type="dxa"/>
+            </w:tcMar>
+          </w:tcPr>
+          <w:p>
+            <w:pPr>
+              <w:spacing w:before="0" w:after="0" w:line="240" w:lineRule="auto"/>
+              <w:jc w:val="center"/>
+            </w:pPr>
+            <w:r>
+              <w:rPr>
+                <w:rFonts w:ascii="Calibri" w:hAnsi="Calibri" w:eastAsia="Arial Unicode MS"/>
+                <w:b w:val="0"/>
+                <w:i w:val="0"/>
+                <w:color w:val="1F2937"/>
+                <w:sz w:val="16"/>
+              </w:rPr>
+              <w:t>1,572.56</w:t>
+            </w:r>
+          </w:p>
+        </w:tc>
+        <w:tc>
+          <w:tcPr>
+            <w:tcW w:type="dxa" w:w="2510"/>
+            <w:vAlign w:val="center"/>
+            <w:tcMar>
+              <w:top w:w="80" w:type="dxa"/>
+              <w:start w:w="120" w:type="dxa"/>
+              <w:bottom w:w="80" w:type="dxa"/>
+              <w:end w:w="120" w:type="dxa"/>
+            </w:tcMar>
+          </w:tcPr>
+          <w:p>
+            <w:pPr>
+              <w:spacing w:before="0" w:after="0" w:line="240" w:lineRule="auto"/>
+              <w:jc w:val="left"/>
+            </w:pPr>
+            <w:r>
+              <w:rPr>
+                <w:rFonts w:ascii="Calibri" w:hAnsi="Calibri" w:eastAsia="Arial Unicode MS"/>
+                <w:b w:val="0"/>
+                <w:i w:val="0"/>
+                <w:color w:val="9B1C1C"/>
+                <w:sz w:val="16"/>
+              </w:rPr>
+              <w:t>持仓收益-20.98%</w:t>
+              <w:br/>
+              <w:t>连续两日低于20日均线</w:t>
+            </w:r>
+          </w:p>
+        </w:tc>
+      </w:tr>
+      <w:tr>
+        <w:tc>
+          <w:tcPr>
+            <w:tcW w:type="dxa" w:w="800"/>
+            <w:vAlign w:val="center"/>
+            <w:tcMar>
+              <w:top w:w="80" w:type="dxa"/>
+              <w:start w:w="120" w:type="dxa"/>
+              <w:bottom w:w="80" w:type="dxa"/>
+              <w:end w:w="120" w:type="dxa"/>
+            </w:tcMar>
+          </w:tcPr>
+          <w:p>
+            <w:pPr>
+              <w:spacing w:before="0" w:after="0" w:line="240" w:lineRule="auto"/>
+              <w:jc w:val="center"/>
+            </w:pPr>
+            <w:r>
+              <w:rPr>
+                <w:rFonts w:ascii="Calibri" w:hAnsi="Calibri" w:eastAsia="Arial Unicode MS"/>
+                <w:b/>
+                <w:i w:val="0"/>
+                <w:color w:val="1F2937"/>
+                <w:sz w:val="16"/>
+              </w:rPr>
+              <w:t>016665</w:t>
+            </w:r>
+          </w:p>
+        </w:tc>
+        <w:tc>
+          <w:tcPr>
+            <w:tcW w:type="dxa" w:w="1900"/>
+            <w:vAlign w:val="center"/>
+            <w:tcMar>
+              <w:top w:w="80" w:type="dxa"/>
+              <w:start w:w="120" w:type="dxa"/>
+              <w:bottom w:w="80" w:type="dxa"/>
+              <w:end w:w="120" w:type="dxa"/>
+            </w:tcMar>
+          </w:tcPr>
+          <w:p>
+            <w:pPr>
+              <w:spacing w:before="0" w:after="0" w:line="240" w:lineRule="auto"/>
+              <w:jc w:val="left"/>
+            </w:pPr>
+            <w:r>
+              <w:rPr>
+                <w:rFonts w:ascii="Calibri" w:hAnsi="Calibri" w:eastAsia="Arial Unicode MS"/>
+                <w:b w:val="0"/>
+                <w:i w:val="0"/>
+                <w:color w:val="1F2937"/>
+                <w:sz w:val="16"/>
+              </w:rPr>
+              <w:t>全球高端制造QDII C</w:t>
+            </w:r>
+          </w:p>
+        </w:tc>
+        <w:tc>
+          <w:tcPr>
+            <w:tcW w:type="dxa" w:w="1150"/>
+            <w:vAlign w:val="center"/>
+            <w:tcMar>
+              <w:top w:w="80" w:type="dxa"/>
+              <w:start w:w="120" w:type="dxa"/>
+              <w:bottom w:w="80" w:type="dxa"/>
+              <w:end w:w="120" w:type="dxa"/>
+            </w:tcMar>
+          </w:tcPr>
+          <w:p>
+            <w:pPr>
+              <w:spacing w:before="0" w:after="0" w:line="240" w:lineRule="auto"/>
+              <w:jc w:val="center"/>
+            </w:pPr>
+            <w:r>
+              <w:rPr>
+                <w:rFonts w:ascii="Calibri" w:hAnsi="Calibri" w:eastAsia="Arial Unicode MS"/>
+                <w:b w:val="0"/>
+                <w:i w:val="0"/>
+                <w:color w:val="1F2937"/>
+                <w:sz w:val="16"/>
+              </w:rPr>
+              <w:t>1,313.53</w:t>
+            </w:r>
+          </w:p>
+        </w:tc>
+        <w:tc>
+          <w:tcPr>
+            <w:tcW w:type="dxa" w:w="800"/>
+            <w:vAlign w:val="center"/>
+            <w:tcMar>
+              <w:top w:w="80" w:type="dxa"/>
+              <w:start w:w="120" w:type="dxa"/>
+              <w:bottom w:w="80" w:type="dxa"/>
+              <w:end w:w="120" w:type="dxa"/>
+            </w:tcMar>
+          </w:tcPr>
+          <w:p>
+            <w:pPr>
+              <w:spacing w:before="0" w:after="0" w:line="240" w:lineRule="auto"/>
+              <w:jc w:val="center"/>
+            </w:pPr>
+            <w:r>
+              <w:rPr>
+                <w:rFonts w:ascii="Calibri" w:hAnsi="Calibri" w:eastAsia="Arial Unicode MS"/>
+                <w:b w:val="0"/>
+                <w:i w:val="0"/>
+                <w:color w:val="1F2937"/>
+                <w:sz w:val="16"/>
+              </w:rPr>
+              <w:t>0.50%</w:t>
+            </w:r>
+          </w:p>
+        </w:tc>
+        <w:tc>
+          <w:tcPr>
+            <w:tcW w:type="dxa" w:w="1050"/>
+            <w:vAlign w:val="center"/>
+            <w:tcMar>
+              <w:top w:w="80" w:type="dxa"/>
+              <w:start w:w="120" w:type="dxa"/>
+              <w:bottom w:w="80" w:type="dxa"/>
+              <w:end w:w="120" w:type="dxa"/>
+            </w:tcMar>
+          </w:tcPr>
+          <w:p>
+            <w:pPr>
+              <w:spacing w:before="0" w:after="0" w:line="240" w:lineRule="auto"/>
+              <w:jc w:val="center"/>
+            </w:pPr>
+            <w:r>
+              <w:rPr>
+                <w:rFonts w:ascii="Calibri" w:hAnsi="Calibri" w:eastAsia="Arial Unicode MS"/>
+                <w:b w:val="0"/>
+                <w:i w:val="0"/>
+                <w:color w:val="1F2937"/>
+                <w:sz w:val="16"/>
+              </w:rPr>
+              <w:t>6.57</w:t>
+            </w:r>
+          </w:p>
+        </w:tc>
+        <w:tc>
+          <w:tcPr>
+            <w:tcW w:type="dxa" w:w="1150"/>
+            <w:vAlign w:val="center"/>
+            <w:tcMar>
+              <w:top w:w="80" w:type="dxa"/>
+              <w:start w:w="120" w:type="dxa"/>
+              <w:bottom w:w="80" w:type="dxa"/>
+              <w:end w:w="120" w:type="dxa"/>
+            </w:tcMar>
+          </w:tcPr>
+          <w:p>
+            <w:pPr>
+              <w:spacing w:before="0" w:after="0" w:line="240" w:lineRule="auto"/>
+              <w:jc w:val="center"/>
+            </w:pPr>
+            <w:r>
+              <w:rPr>
+                <w:rFonts w:ascii="Calibri" w:hAnsi="Calibri" w:eastAsia="Arial Unicode MS"/>
+                <w:b w:val="0"/>
+                <w:i w:val="0"/>
+                <w:color w:val="1F2937"/>
+                <w:sz w:val="16"/>
+              </w:rPr>
+              <w:t>1,306.96</w:t>
+            </w:r>
+          </w:p>
+        </w:tc>
+        <w:tc>
+          <w:tcPr>
+            <w:tcW w:type="dxa" w:w="2510"/>
+            <w:vAlign w:val="center"/>
+            <w:tcMar>
+              <w:top w:w="80" w:type="dxa"/>
+              <w:start w:w="120" w:type="dxa"/>
+              <w:bottom w:w="80" w:type="dxa"/>
+              <w:end w:w="120" w:type="dxa"/>
+            </w:tcMar>
+          </w:tcPr>
+          <w:p>
+            <w:pPr>
+              <w:spacing w:before="0" w:after="0" w:line="240" w:lineRule="auto"/>
+              <w:jc w:val="left"/>
+            </w:pPr>
+            <w:r>
+              <w:rPr>
+                <w:rFonts w:ascii="Calibri" w:hAnsi="Calibri" w:eastAsia="Arial Unicode MS"/>
+                <w:b w:val="0"/>
+                <w:i w:val="0"/>
+                <w:color w:val="9B1C1C"/>
+                <w:sz w:val="16"/>
+              </w:rPr>
+              <w:t>持仓收益1.04%</w:t>
+              <w:br/>
+              <w:t>连续两日低于20日均线</w:t>
+            </w:r>
+          </w:p>
+        </w:tc>
+      </w:tr>
+      <w:tr>
+        <w:tc>
+          <w:tcPr>
+            <w:tcW w:type="dxa" w:w="800"/>
+            <w:vAlign w:val="center"/>
+            <w:tcMar>
+              <w:top w:w="80" w:type="dxa"/>
+              <w:start w:w="120" w:type="dxa"/>
+              <w:bottom w:w="80" w:type="dxa"/>
+              <w:end w:w="120" w:type="dxa"/>
+            </w:tcMar>
+          </w:tcPr>
+          <w:p>
+            <w:pPr>
+              <w:spacing w:before="0" w:after="0" w:line="240" w:lineRule="auto"/>
+              <w:jc w:val="center"/>
+            </w:pPr>
+            <w:r>
+              <w:rPr>
+                <w:rFonts w:ascii="Calibri" w:hAnsi="Calibri" w:eastAsia="Arial Unicode MS"/>
+                <w:b/>
+                <w:i w:val="0"/>
+                <w:color w:val="1F2937"/>
+                <w:sz w:val="16"/>
+              </w:rPr>
+              <w:t>016371</w:t>
+            </w:r>
+          </w:p>
+        </w:tc>
+        <w:tc>
+          <w:tcPr>
+            <w:tcW w:type="dxa" w:w="1900"/>
+            <w:vAlign w:val="center"/>
+            <w:tcMar>
+              <w:top w:w="80" w:type="dxa"/>
+              <w:start w:w="120" w:type="dxa"/>
+              <w:bottom w:w="80" w:type="dxa"/>
+              <w:end w:w="120" w:type="dxa"/>
+            </w:tcMar>
+          </w:tcPr>
+          <w:p>
+            <w:pPr>
+              <w:spacing w:before="0" w:after="0" w:line="240" w:lineRule="auto"/>
+              <w:jc w:val="left"/>
+            </w:pPr>
+            <w:r>
+              <w:rPr>
+                <w:rFonts w:ascii="Calibri" w:hAnsi="Calibri" w:eastAsia="Arial Unicode MS"/>
+                <w:b w:val="0"/>
+                <w:i w:val="0"/>
+                <w:color w:val="1F2937"/>
+                <w:sz w:val="16"/>
+              </w:rPr>
+              <w:t>信澳业绩驱动C</w:t>
+            </w:r>
+          </w:p>
+        </w:tc>
+        <w:tc>
+          <w:tcPr>
+            <w:tcW w:type="dxa" w:w="1150"/>
+            <w:vAlign w:val="center"/>
+            <w:tcMar>
+              <w:top w:w="80" w:type="dxa"/>
+              <w:start w:w="120" w:type="dxa"/>
+              <w:bottom w:w="80" w:type="dxa"/>
+              <w:end w:w="120" w:type="dxa"/>
+            </w:tcMar>
+          </w:tcPr>
+          <w:p>
+            <w:pPr>
+              <w:spacing w:before="0" w:after="0" w:line="240" w:lineRule="auto"/>
+              <w:jc w:val="center"/>
+            </w:pPr>
+            <w:r>
+              <w:rPr>
+                <w:rFonts w:ascii="Calibri" w:hAnsi="Calibri" w:eastAsia="Arial Unicode MS"/>
+                <w:b w:val="0"/>
+                <w:i w:val="0"/>
+                <w:color w:val="1F2937"/>
+                <w:sz w:val="16"/>
+              </w:rPr>
+              <w:t>809.61</w:t>
+            </w:r>
+          </w:p>
+        </w:tc>
+        <w:tc>
+          <w:tcPr>
+            <w:tcW w:type="dxa" w:w="800"/>
+            <w:vAlign w:val="center"/>
+            <w:tcMar>
+              <w:top w:w="80" w:type="dxa"/>
+              <w:start w:w="120" w:type="dxa"/>
+              <w:bottom w:w="80" w:type="dxa"/>
+              <w:end w:w="120" w:type="dxa"/>
+            </w:tcMar>
+          </w:tcPr>
+          <w:p>
+            <w:pPr>
+              <w:spacing w:before="0" w:after="0" w:line="240" w:lineRule="auto"/>
+              <w:jc w:val="center"/>
+            </w:pPr>
+            <w:r>
+              <w:rPr>
+                <w:rFonts w:ascii="Calibri" w:hAnsi="Calibri" w:eastAsia="Arial Unicode MS"/>
+                <w:b w:val="0"/>
+                <w:i w:val="0"/>
+                <w:color w:val="1F2937"/>
+                <w:sz w:val="16"/>
+              </w:rPr>
+              <w:t>0.50%</w:t>
+            </w:r>
+          </w:p>
+        </w:tc>
+        <w:tc>
+          <w:tcPr>
+            <w:tcW w:type="dxa" w:w="1050"/>
+            <w:vAlign w:val="center"/>
+            <w:tcMar>
+              <w:top w:w="80" w:type="dxa"/>
+              <w:start w:w="120" w:type="dxa"/>
+              <w:bottom w:w="80" w:type="dxa"/>
+              <w:end w:w="120" w:type="dxa"/>
+            </w:tcMar>
+          </w:tcPr>
+          <w:p>
+            <w:pPr>
+              <w:spacing w:before="0" w:after="0" w:line="240" w:lineRule="auto"/>
+              <w:jc w:val="center"/>
+            </w:pPr>
+            <w:r>
+              <w:rPr>
+                <w:rFonts w:ascii="Calibri" w:hAnsi="Calibri" w:eastAsia="Arial Unicode MS"/>
+                <w:b w:val="0"/>
+                <w:i w:val="0"/>
+                <w:color w:val="1F2937"/>
+                <w:sz w:val="16"/>
+              </w:rPr>
+              <w:t>4.05</w:t>
+            </w:r>
+          </w:p>
+        </w:tc>
+        <w:tc>
+          <w:tcPr>
+            <w:tcW w:type="dxa" w:w="1150"/>
+            <w:vAlign w:val="center"/>
+            <w:tcMar>
+              <w:top w:w="80" w:type="dxa"/>
+              <w:start w:w="120" w:type="dxa"/>
+              <w:bottom w:w="80" w:type="dxa"/>
+              <w:end w:w="120" w:type="dxa"/>
+            </w:tcMar>
+          </w:tcPr>
+          <w:p>
+            <w:pPr>
+              <w:spacing w:before="0" w:after="0" w:line="240" w:lineRule="auto"/>
+              <w:jc w:val="center"/>
+            </w:pPr>
+            <w:r>
+              <w:rPr>
+                <w:rFonts w:ascii="Calibri" w:hAnsi="Calibri" w:eastAsia="Arial Unicode MS"/>
+                <w:b w:val="0"/>
+                <w:i w:val="0"/>
+                <w:color w:val="1F2937"/>
+                <w:sz w:val="16"/>
+              </w:rPr>
+              <w:t>805.56</w:t>
+            </w:r>
+          </w:p>
+        </w:tc>
+        <w:tc>
+          <w:tcPr>
+            <w:tcW w:type="dxa" w:w="2510"/>
+            <w:vAlign w:val="center"/>
+            <w:tcMar>
+              <w:top w:w="80" w:type="dxa"/>
+              <w:start w:w="120" w:type="dxa"/>
+              <w:bottom w:w="80" w:type="dxa"/>
+              <w:end w:w="120" w:type="dxa"/>
+            </w:tcMar>
+          </w:tcPr>
+          <w:p>
+            <w:pPr>
+              <w:spacing w:before="0" w:after="0" w:line="240" w:lineRule="auto"/>
+              <w:jc w:val="left"/>
+            </w:pPr>
+            <w:r>
+              <w:rPr>
+                <w:rFonts w:ascii="Calibri" w:hAnsi="Calibri" w:eastAsia="Arial Unicode MS"/>
+                <w:b w:val="0"/>
+                <w:i w:val="0"/>
+                <w:color w:val="9B1C1C"/>
+                <w:sz w:val="16"/>
+              </w:rPr>
+              <w:t>持仓收益-19.04%</w:t>
+              <w:br/>
+              <w:t>连续两日低于20日均线</w:t>
+            </w:r>
+          </w:p>
+        </w:tc>
+      </w:tr>
+      <w:tr>
+        <w:tc>
+          <w:tcPr>
+            <w:tcW w:type="dxa" w:w="800"/>
+            <w:vAlign w:val="center"/>
+            <w:tcMar>
+              <w:top w:w="80" w:type="dxa"/>
+              <w:start w:w="120" w:type="dxa"/>
+              <w:bottom w:w="80" w:type="dxa"/>
+              <w:end w:w="120" w:type="dxa"/>
+            </w:tcMar>
+          </w:tcPr>
+          <w:p>
+            <w:pPr>
+              <w:spacing w:before="0" w:after="0" w:line="240" w:lineRule="auto"/>
+              <w:jc w:val="center"/>
+            </w:pPr>
+            <w:r>
+              <w:rPr>
+                <w:rFonts w:ascii="Calibri" w:hAnsi="Calibri" w:eastAsia="Arial Unicode MS"/>
+                <w:b/>
+                <w:i w:val="0"/>
+                <w:color w:val="1F2937"/>
+                <w:sz w:val="16"/>
+              </w:rPr>
+              <w:t>006503</w:t>
+            </w:r>
+          </w:p>
+        </w:tc>
+        <w:tc>
+          <w:tcPr>
+            <w:tcW w:type="dxa" w:w="1900"/>
+            <w:vAlign w:val="center"/>
+            <w:tcMar>
+              <w:top w:w="80" w:type="dxa"/>
+              <w:start w:w="120" w:type="dxa"/>
+              <w:bottom w:w="80" w:type="dxa"/>
+              <w:end w:w="120" w:type="dxa"/>
+            </w:tcMar>
+          </w:tcPr>
+          <w:p>
+            <w:pPr>
+              <w:spacing w:before="0" w:after="0" w:line="240" w:lineRule="auto"/>
+              <w:jc w:val="left"/>
+            </w:pPr>
+            <w:r>
+              <w:rPr>
+                <w:rFonts w:ascii="Calibri" w:hAnsi="Calibri" w:eastAsia="Arial Unicode MS"/>
+                <w:b w:val="0"/>
+                <w:i w:val="0"/>
+                <w:color w:val="1F2937"/>
+                <w:sz w:val="16"/>
+              </w:rPr>
+              <w:t>集成电路产业C</w:t>
+            </w:r>
+          </w:p>
+        </w:tc>
+        <w:tc>
+          <w:tcPr>
+            <w:tcW w:type="dxa" w:w="1150"/>
+            <w:vAlign w:val="center"/>
+            <w:tcMar>
+              <w:top w:w="80" w:type="dxa"/>
+              <w:start w:w="120" w:type="dxa"/>
+              <w:bottom w:w="80" w:type="dxa"/>
+              <w:end w:w="120" w:type="dxa"/>
+            </w:tcMar>
+          </w:tcPr>
+          <w:p>
+            <w:pPr>
+              <w:spacing w:before="0" w:after="0" w:line="240" w:lineRule="auto"/>
+              <w:jc w:val="center"/>
+            </w:pPr>
+            <w:r>
+              <w:rPr>
+                <w:rFonts w:ascii="Calibri" w:hAnsi="Calibri" w:eastAsia="Arial Unicode MS"/>
+                <w:b w:val="0"/>
+                <w:i w:val="0"/>
+                <w:color w:val="1F2937"/>
+                <w:sz w:val="16"/>
+              </w:rPr>
+              <w:t>754.04</w:t>
+            </w:r>
+          </w:p>
+        </w:tc>
+        <w:tc>
+          <w:tcPr>
+            <w:tcW w:type="dxa" w:w="800"/>
+            <w:vAlign w:val="center"/>
+            <w:tcMar>
+              <w:top w:w="80" w:type="dxa"/>
+              <w:start w:w="120" w:type="dxa"/>
+              <w:bottom w:w="80" w:type="dxa"/>
+              <w:end w:w="120" w:type="dxa"/>
+            </w:tcMar>
+          </w:tcPr>
+          <w:p>
+            <w:pPr>
+              <w:spacing w:before="0" w:after="0" w:line="240" w:lineRule="auto"/>
+              <w:jc w:val="center"/>
+            </w:pPr>
+            <w:r>
+              <w:rPr>
+                <w:rFonts w:ascii="Calibri" w:hAnsi="Calibri" w:eastAsia="Arial Unicode MS"/>
+                <w:b w:val="0"/>
+                <w:i w:val="0"/>
+                <w:color w:val="1F2937"/>
+                <w:sz w:val="16"/>
+              </w:rPr>
+              <w:t>0.50%</w:t>
+            </w:r>
+          </w:p>
+        </w:tc>
+        <w:tc>
+          <w:tcPr>
+            <w:tcW w:type="dxa" w:w="1050"/>
+            <w:vAlign w:val="center"/>
+            <w:tcMar>
+              <w:top w:w="80" w:type="dxa"/>
+              <w:start w:w="120" w:type="dxa"/>
+              <w:bottom w:w="80" w:type="dxa"/>
+              <w:end w:w="120" w:type="dxa"/>
+            </w:tcMar>
+          </w:tcPr>
+          <w:p>
+            <w:pPr>
+              <w:spacing w:before="0" w:after="0" w:line="240" w:lineRule="auto"/>
+              <w:jc w:val="center"/>
+            </w:pPr>
+            <w:r>
+              <w:rPr>
+                <w:rFonts w:ascii="Calibri" w:hAnsi="Calibri" w:eastAsia="Arial Unicode MS"/>
+                <w:b w:val="0"/>
+                <w:i w:val="0"/>
+                <w:color w:val="1F2937"/>
+                <w:sz w:val="16"/>
+              </w:rPr>
+              <w:t>3.77</w:t>
+            </w:r>
+          </w:p>
+        </w:tc>
+        <w:tc>
+          <w:tcPr>
+            <w:tcW w:type="dxa" w:w="1150"/>
+            <w:vAlign w:val="center"/>
+            <w:tcMar>
+              <w:top w:w="80" w:type="dxa"/>
+              <w:start w:w="120" w:type="dxa"/>
+              <w:bottom w:w="80" w:type="dxa"/>
+              <w:end w:w="120" w:type="dxa"/>
+            </w:tcMar>
+          </w:tcPr>
+          <w:p>
+            <w:pPr>
+              <w:spacing w:before="0" w:after="0" w:line="240" w:lineRule="auto"/>
+              <w:jc w:val="center"/>
+            </w:pPr>
+            <w:r>
+              <w:rPr>
+                <w:rFonts w:ascii="Calibri" w:hAnsi="Calibri" w:eastAsia="Arial Unicode MS"/>
+                <w:b w:val="0"/>
+                <w:i w:val="0"/>
+                <w:color w:val="1F2937"/>
+                <w:sz w:val="16"/>
+              </w:rPr>
+              <w:t>750.27</w:t>
+            </w:r>
+          </w:p>
+        </w:tc>
+        <w:tc>
+          <w:tcPr>
+            <w:tcW w:type="dxa" w:w="2510"/>
+            <w:vAlign w:val="center"/>
+            <w:tcMar>
+              <w:top w:w="80" w:type="dxa"/>
+              <w:start w:w="120" w:type="dxa"/>
+              <w:bottom w:w="80" w:type="dxa"/>
+              <w:end w:w="120" w:type="dxa"/>
+            </w:tcMar>
+          </w:tcPr>
+          <w:p>
+            <w:pPr>
+              <w:spacing w:before="0" w:after="0" w:line="240" w:lineRule="auto"/>
+              <w:jc w:val="left"/>
+            </w:pPr>
+            <w:r>
+              <w:rPr>
+                <w:rFonts w:ascii="Calibri" w:hAnsi="Calibri" w:eastAsia="Arial Unicode MS"/>
+                <w:b w:val="0"/>
+                <w:i w:val="0"/>
+                <w:color w:val="9B1C1C"/>
+                <w:sz w:val="16"/>
+              </w:rPr>
+              <w:t>持仓收益-24.60%</w:t>
+              <w:br/>
+              <w:t>连续两日低于20日均线</w:t>
+            </w:r>
+          </w:p>
+        </w:tc>
+      </w:tr>
+      <w:tr>
+        <w:tc>
+          <w:tcPr>
+            <w:tcW w:type="dxa" w:w="800"/>
+            <w:vAlign w:val="center"/>
+            <w:tcMar>
+              <w:top w:w="80" w:type="dxa"/>
+              <w:start w:w="120" w:type="dxa"/>
+              <w:bottom w:w="80" w:type="dxa"/>
+              <w:end w:w="120" w:type="dxa"/>
+            </w:tcMar>
+          </w:tcPr>
+          <w:p>
+            <w:pPr>
+              <w:spacing w:before="0" w:after="0" w:line="240" w:lineRule="auto"/>
+              <w:jc w:val="center"/>
+            </w:pPr>
+            <w:r>
+              <w:rPr>
+                <w:rFonts w:ascii="Calibri" w:hAnsi="Calibri" w:eastAsia="Arial Unicode MS"/>
+                <w:b/>
+                <w:i w:val="0"/>
+                <w:color w:val="1F2937"/>
+                <w:sz w:val="16"/>
+              </w:rPr>
+              <w:t>002891</w:t>
+            </w:r>
+          </w:p>
+        </w:tc>
+        <w:tc>
+          <w:tcPr>
+            <w:tcW w:type="dxa" w:w="1900"/>
+            <w:vAlign w:val="center"/>
+            <w:tcMar>
+              <w:top w:w="80" w:type="dxa"/>
+              <w:start w:w="120" w:type="dxa"/>
+              <w:bottom w:w="80" w:type="dxa"/>
+              <w:end w:w="120" w:type="dxa"/>
+            </w:tcMar>
+          </w:tcPr>
+          <w:p>
+            <w:pPr>
+              <w:spacing w:before="0" w:after="0" w:line="240" w:lineRule="auto"/>
+              <w:jc w:val="left"/>
+            </w:pPr>
+            <w:r>
+              <w:rPr>
+                <w:rFonts w:ascii="Calibri" w:hAnsi="Calibri" w:eastAsia="Arial Unicode MS"/>
+                <w:b w:val="0"/>
+                <w:i w:val="0"/>
+                <w:color w:val="1F2937"/>
+                <w:sz w:val="16"/>
+              </w:rPr>
+              <w:t>移动互联QDII</w:t>
+            </w:r>
+          </w:p>
+        </w:tc>
+        <w:tc>
+          <w:tcPr>
+            <w:tcW w:type="dxa" w:w="1150"/>
+            <w:vAlign w:val="center"/>
+            <w:tcMar>
+              <w:top w:w="80" w:type="dxa"/>
+              <w:start w:w="120" w:type="dxa"/>
+              <w:bottom w:w="80" w:type="dxa"/>
+              <w:end w:w="120" w:type="dxa"/>
+            </w:tcMar>
+          </w:tcPr>
+          <w:p>
+            <w:pPr>
+              <w:spacing w:before="0" w:after="0" w:line="240" w:lineRule="auto"/>
+              <w:jc w:val="center"/>
+            </w:pPr>
+            <w:r>
+              <w:rPr>
+                <w:rFonts w:ascii="Calibri" w:hAnsi="Calibri" w:eastAsia="Arial Unicode MS"/>
+                <w:b w:val="0"/>
+                <w:i w:val="0"/>
+                <w:color w:val="1F2937"/>
+                <w:sz w:val="16"/>
+              </w:rPr>
+              <w:t>752.37</w:t>
+            </w:r>
+          </w:p>
+        </w:tc>
+        <w:tc>
+          <w:tcPr>
+            <w:tcW w:type="dxa" w:w="800"/>
+            <w:vAlign w:val="center"/>
+            <w:tcMar>
+              <w:top w:w="80" w:type="dxa"/>
+              <w:start w:w="120" w:type="dxa"/>
+              <w:bottom w:w="80" w:type="dxa"/>
+              <w:end w:w="120" w:type="dxa"/>
+            </w:tcMar>
+          </w:tcPr>
+          <w:p>
+            <w:pPr>
+              <w:spacing w:before="0" w:after="0" w:line="240" w:lineRule="auto"/>
+              <w:jc w:val="center"/>
+            </w:pPr>
+            <w:r>
+              <w:rPr>
+                <w:rFonts w:ascii="Calibri" w:hAnsi="Calibri" w:eastAsia="Arial Unicode MS"/>
+                <w:b w:val="0"/>
+                <w:i w:val="0"/>
+                <w:color w:val="1F2937"/>
+                <w:sz w:val="16"/>
+              </w:rPr>
+              <w:t>0.50%</w:t>
+            </w:r>
+          </w:p>
+        </w:tc>
+        <w:tc>
+          <w:tcPr>
+            <w:tcW w:type="dxa" w:w="1050"/>
+            <w:vAlign w:val="center"/>
+            <w:tcMar>
+              <w:top w:w="80" w:type="dxa"/>
+              <w:start w:w="120" w:type="dxa"/>
+              <w:bottom w:w="80" w:type="dxa"/>
+              <w:end w:w="120" w:type="dxa"/>
+            </w:tcMar>
+          </w:tcPr>
+          <w:p>
+            <w:pPr>
+              <w:spacing w:before="0" w:after="0" w:line="240" w:lineRule="auto"/>
+              <w:jc w:val="center"/>
+            </w:pPr>
+            <w:r>
+              <w:rPr>
+                <w:rFonts w:ascii="Calibri" w:hAnsi="Calibri" w:eastAsia="Arial Unicode MS"/>
+                <w:b w:val="0"/>
+                <w:i w:val="0"/>
+                <w:color w:val="1F2937"/>
+                <w:sz w:val="16"/>
+              </w:rPr>
+              <w:t>3.76</w:t>
+            </w:r>
+          </w:p>
+        </w:tc>
+        <w:tc>
+          <w:tcPr>
+            <w:tcW w:type="dxa" w:w="1150"/>
+            <w:vAlign w:val="center"/>
+            <w:tcMar>
+              <w:top w:w="80" w:type="dxa"/>
+              <w:start w:w="120" w:type="dxa"/>
+              <w:bottom w:w="80" w:type="dxa"/>
+              <w:end w:w="120" w:type="dxa"/>
+            </w:tcMar>
+          </w:tcPr>
+          <w:p>
+            <w:pPr>
+              <w:spacing w:before="0" w:after="0" w:line="240" w:lineRule="auto"/>
+              <w:jc w:val="center"/>
+            </w:pPr>
+            <w:r>
+              <w:rPr>
+                <w:rFonts w:ascii="Calibri" w:hAnsi="Calibri" w:eastAsia="Arial Unicode MS"/>
+                <w:b w:val="0"/>
+                <w:i w:val="0"/>
+                <w:color w:val="1F2937"/>
+                <w:sz w:val="16"/>
+              </w:rPr>
+              <w:t>748.61</w:t>
+            </w:r>
+          </w:p>
+        </w:tc>
+        <w:tc>
+          <w:tcPr>
+            <w:tcW w:type="dxa" w:w="2510"/>
+            <w:vAlign w:val="center"/>
+            <w:tcMar>
+              <w:top w:w="80" w:type="dxa"/>
+              <w:start w:w="120" w:type="dxa"/>
+              <w:bottom w:w="80" w:type="dxa"/>
+              <w:end w:w="120" w:type="dxa"/>
+            </w:tcMar>
+          </w:tcPr>
+          <w:p>
+            <w:pPr>
+              <w:spacing w:before="0" w:after="0" w:line="240" w:lineRule="auto"/>
+              <w:jc w:val="left"/>
+            </w:pPr>
+            <w:r>
+              <w:rPr>
+                <w:rFonts w:ascii="Calibri" w:hAnsi="Calibri" w:eastAsia="Arial Unicode MS"/>
+                <w:b w:val="0"/>
+                <w:i w:val="0"/>
+                <w:color w:val="9B1C1C"/>
+                <w:sz w:val="16"/>
+              </w:rPr>
+              <w:t>持仓收益-5.95%</w:t>
+              <w:br/>
+              <w:t>连续两日低于20日均线</w:t>
+            </w:r>
+          </w:p>
+        </w:tc>
+      </w:tr>
+      <w:tr>
+        <w:tc>
+          <w:tcPr>
+            <w:tcW w:type="dxa" w:w="800"/>
+            <w:vAlign w:val="center"/>
+            <w:tcMar>
+              <w:top w:w="80" w:type="dxa"/>
+              <w:start w:w="120" w:type="dxa"/>
+              <w:bottom w:w="80" w:type="dxa"/>
+              <w:end w:w="120" w:type="dxa"/>
+            </w:tcMar>
+          </w:tcPr>
+          <w:p>
+            <w:pPr>
+              <w:spacing w:before="0" w:after="0" w:line="240" w:lineRule="auto"/>
+              <w:jc w:val="center"/>
+            </w:pPr>
+            <w:r>
+              <w:rPr>
+                <w:rFonts w:ascii="Calibri" w:hAnsi="Calibri" w:eastAsia="Arial Unicode MS"/>
+                <w:b/>
+                <w:i w:val="0"/>
+                <w:color w:val="1F2937"/>
+                <w:sz w:val="16"/>
+              </w:rPr>
+              <w:t>539002</w:t>
+            </w:r>
+          </w:p>
+        </w:tc>
+        <w:tc>
+          <w:tcPr>
+            <w:tcW w:type="dxa" w:w="1900"/>
+            <w:vAlign w:val="center"/>
+            <w:tcMar>
+              <w:top w:w="80" w:type="dxa"/>
+              <w:start w:w="120" w:type="dxa"/>
+              <w:bottom w:w="80" w:type="dxa"/>
+              <w:end w:w="120" w:type="dxa"/>
+            </w:tcMar>
+          </w:tcPr>
+          <w:p>
+            <w:pPr>
+              <w:spacing w:before="0" w:after="0" w:line="240" w:lineRule="auto"/>
+              <w:jc w:val="left"/>
+            </w:pPr>
+            <w:r>
+              <w:rPr>
+                <w:rFonts w:ascii="Calibri" w:hAnsi="Calibri" w:eastAsia="Arial Unicode MS"/>
+                <w:b w:val="0"/>
+                <w:i w:val="0"/>
+                <w:color w:val="1F2937"/>
+                <w:sz w:val="16"/>
+              </w:rPr>
+              <w:t>新兴市场QDII A</w:t>
+            </w:r>
+          </w:p>
+        </w:tc>
+        <w:tc>
+          <w:tcPr>
+            <w:tcW w:type="dxa" w:w="1150"/>
+            <w:vAlign w:val="center"/>
+            <w:tcMar>
+              <w:top w:w="80" w:type="dxa"/>
+              <w:start w:w="120" w:type="dxa"/>
+              <w:bottom w:w="80" w:type="dxa"/>
+              <w:end w:w="120" w:type="dxa"/>
+            </w:tcMar>
+          </w:tcPr>
+          <w:p>
+            <w:pPr>
+              <w:spacing w:before="0" w:after="0" w:line="240" w:lineRule="auto"/>
+              <w:jc w:val="center"/>
+            </w:pPr>
+            <w:r>
+              <w:rPr>
+                <w:rFonts w:ascii="Calibri" w:hAnsi="Calibri" w:eastAsia="Arial Unicode MS"/>
+                <w:b w:val="0"/>
+                <w:i w:val="0"/>
+                <w:color w:val="1F2937"/>
+                <w:sz w:val="16"/>
+              </w:rPr>
+              <w:t>524.62</w:t>
+            </w:r>
+          </w:p>
+        </w:tc>
+        <w:tc>
+          <w:tcPr>
+            <w:tcW w:type="dxa" w:w="800"/>
+            <w:vAlign w:val="center"/>
+            <w:tcMar>
+              <w:top w:w="80" w:type="dxa"/>
+              <w:start w:w="120" w:type="dxa"/>
+              <w:bottom w:w="80" w:type="dxa"/>
+              <w:end w:w="120" w:type="dxa"/>
+            </w:tcMar>
+          </w:tcPr>
+          <w:p>
+            <w:pPr>
+              <w:spacing w:before="0" w:after="0" w:line="240" w:lineRule="auto"/>
+              <w:jc w:val="center"/>
+            </w:pPr>
+            <w:r>
+              <w:rPr>
+                <w:rFonts w:ascii="Calibri" w:hAnsi="Calibri" w:eastAsia="Arial Unicode MS"/>
+                <w:b w:val="0"/>
+                <w:i w:val="0"/>
+                <w:color w:val="1F2937"/>
+                <w:sz w:val="16"/>
+              </w:rPr>
+              <w:t>0.50%</w:t>
+            </w:r>
+          </w:p>
+        </w:tc>
+        <w:tc>
+          <w:tcPr>
+            <w:tcW w:type="dxa" w:w="1050"/>
+            <w:vAlign w:val="center"/>
+            <w:tcMar>
+              <w:top w:w="80" w:type="dxa"/>
+              <w:start w:w="120" w:type="dxa"/>
+              <w:bottom w:w="80" w:type="dxa"/>
+              <w:end w:w="120" w:type="dxa"/>
+            </w:tcMar>
+          </w:tcPr>
+          <w:p>
+            <w:pPr>
+              <w:spacing w:before="0" w:after="0" w:line="240" w:lineRule="auto"/>
+              <w:jc w:val="center"/>
+            </w:pPr>
+            <w:r>
+              <w:rPr>
+                <w:rFonts w:ascii="Calibri" w:hAnsi="Calibri" w:eastAsia="Arial Unicode MS"/>
+                <w:b w:val="0"/>
+                <w:i w:val="0"/>
+                <w:color w:val="1F2937"/>
+                <w:sz w:val="16"/>
+              </w:rPr>
+              <w:t>2.62</w:t>
+            </w:r>
+          </w:p>
+        </w:tc>
+        <w:tc>
+          <w:tcPr>
+            <w:tcW w:type="dxa" w:w="1150"/>
+            <w:vAlign w:val="center"/>
+            <w:tcMar>
+              <w:top w:w="80" w:type="dxa"/>
+              <w:start w:w="120" w:type="dxa"/>
+              <w:bottom w:w="80" w:type="dxa"/>
+              <w:end w:w="120" w:type="dxa"/>
+            </w:tcMar>
+          </w:tcPr>
+          <w:p>
+            <w:pPr>
+              <w:spacing w:before="0" w:after="0" w:line="240" w:lineRule="auto"/>
+              <w:jc w:val="center"/>
+            </w:pPr>
+            <w:r>
+              <w:rPr>
+                <w:rFonts w:ascii="Calibri" w:hAnsi="Calibri" w:eastAsia="Arial Unicode MS"/>
+                <w:b w:val="0"/>
+                <w:i w:val="0"/>
+                <w:color w:val="1F2937"/>
+                <w:sz w:val="16"/>
+              </w:rPr>
+              <w:t>522.00</w:t>
+            </w:r>
+          </w:p>
+        </w:tc>
+        <w:tc>
+          <w:tcPr>
+            <w:tcW w:type="dxa" w:w="2510"/>
+            <w:vAlign w:val="center"/>
+            <w:tcMar>
+              <w:top w:w="80" w:type="dxa"/>
+              <w:start w:w="120" w:type="dxa"/>
+              <w:bottom w:w="80" w:type="dxa"/>
+              <w:end w:w="120" w:type="dxa"/>
+            </w:tcMar>
+          </w:tcPr>
+          <w:p>
+            <w:pPr>
+              <w:spacing w:before="0" w:after="0" w:line="240" w:lineRule="auto"/>
+              <w:jc w:val="left"/>
+            </w:pPr>
+            <w:r>
+              <w:rPr>
+                <w:rFonts w:ascii="Calibri" w:hAnsi="Calibri" w:eastAsia="Arial Unicode MS"/>
+                <w:b w:val="0"/>
+                <w:i w:val="0"/>
+                <w:color w:val="9B1C1C"/>
+                <w:sz w:val="16"/>
+              </w:rPr>
+              <w:t>持仓收益-1.02%</w:t>
+              <w:br/>
+              <w:t>连续两日低于20日均线</w:t>
+            </w:r>
+          </w:p>
+        </w:tc>
+      </w:tr>
+      <w:tr>
+        <w:tc>
+          <w:tcPr>
+            <w:tcW w:type="dxa" w:w="800"/>
+            <w:vAlign w:val="center"/>
+            <w:tcMar>
+              <w:top w:w="80" w:type="dxa"/>
+              <w:start w:w="120" w:type="dxa"/>
+              <w:bottom w:w="80" w:type="dxa"/>
+              <w:end w:w="120" w:type="dxa"/>
+            </w:tcMar>
+          </w:tcPr>
+          <w:p>
+            <w:pPr>
+              <w:spacing w:before="0" w:after="0" w:line="240" w:lineRule="auto"/>
+              <w:jc w:val="center"/>
+            </w:pPr>
+            <w:r>
+              <w:rPr>
+                <w:rFonts w:ascii="Calibri" w:hAnsi="Calibri" w:eastAsia="Arial Unicode MS"/>
+                <w:b/>
+                <w:i w:val="0"/>
+                <w:color w:val="1F2937"/>
+                <w:sz w:val="16"/>
+              </w:rPr>
+              <w:t>006373</w:t>
+            </w:r>
+          </w:p>
+        </w:tc>
+        <w:tc>
+          <w:tcPr>
+            <w:tcW w:type="dxa" w:w="1900"/>
+            <w:vAlign w:val="center"/>
+            <w:tcMar>
+              <w:top w:w="80" w:type="dxa"/>
+              <w:start w:w="120" w:type="dxa"/>
+              <w:bottom w:w="80" w:type="dxa"/>
+              <w:end w:w="120" w:type="dxa"/>
+            </w:tcMar>
+          </w:tcPr>
+          <w:p>
+            <w:pPr>
+              <w:spacing w:before="0" w:after="0" w:line="240" w:lineRule="auto"/>
+              <w:jc w:val="left"/>
+            </w:pPr>
+            <w:r>
+              <w:rPr>
+                <w:rFonts w:ascii="Calibri" w:hAnsi="Calibri" w:eastAsia="Arial Unicode MS"/>
+                <w:b w:val="0"/>
+                <w:i w:val="0"/>
+                <w:color w:val="1F2937"/>
+                <w:sz w:val="16"/>
+              </w:rPr>
+              <w:t>全球科技互联QDII A</w:t>
+            </w:r>
+          </w:p>
+        </w:tc>
+        <w:tc>
+          <w:tcPr>
+            <w:tcW w:type="dxa" w:w="1150"/>
+            <w:vAlign w:val="center"/>
+            <w:tcMar>
+              <w:top w:w="80" w:type="dxa"/>
+              <w:start w:w="120" w:type="dxa"/>
+              <w:bottom w:w="80" w:type="dxa"/>
+              <w:end w:w="120" w:type="dxa"/>
+            </w:tcMar>
+          </w:tcPr>
+          <w:p>
+            <w:pPr>
+              <w:spacing w:before="0" w:after="0" w:line="240" w:lineRule="auto"/>
+              <w:jc w:val="center"/>
+            </w:pPr>
+            <w:r>
+              <w:rPr>
+                <w:rFonts w:ascii="Calibri" w:hAnsi="Calibri" w:eastAsia="Arial Unicode MS"/>
+                <w:b w:val="0"/>
+                <w:i w:val="0"/>
+                <w:color w:val="1F2937"/>
+                <w:sz w:val="16"/>
+              </w:rPr>
+              <w:t>212.83</w:t>
+            </w:r>
+          </w:p>
+        </w:tc>
+        <w:tc>
+          <w:tcPr>
+            <w:tcW w:type="dxa" w:w="800"/>
+            <w:vAlign w:val="center"/>
+            <w:tcMar>
+              <w:top w:w="80" w:type="dxa"/>
+              <w:start w:w="120" w:type="dxa"/>
+              <w:bottom w:w="80" w:type="dxa"/>
+              <w:end w:w="120" w:type="dxa"/>
+            </w:tcMar>
+          </w:tcPr>
+          <w:p>
+            <w:pPr>
+              <w:spacing w:before="0" w:after="0" w:line="240" w:lineRule="auto"/>
+              <w:jc w:val="center"/>
+            </w:pPr>
+            <w:r>
+              <w:rPr>
+                <w:rFonts w:ascii="Calibri" w:hAnsi="Calibri" w:eastAsia="Arial Unicode MS"/>
+                <w:b w:val="0"/>
+                <w:i w:val="0"/>
+                <w:color w:val="1F2937"/>
+                <w:sz w:val="16"/>
+              </w:rPr>
+              <w:t>0.50%</w:t>
+            </w:r>
+          </w:p>
+        </w:tc>
+        <w:tc>
+          <w:tcPr>
+            <w:tcW w:type="dxa" w:w="1050"/>
+            <w:vAlign w:val="center"/>
+            <w:tcMar>
+              <w:top w:w="80" w:type="dxa"/>
+              <w:start w:w="120" w:type="dxa"/>
+              <w:bottom w:w="80" w:type="dxa"/>
+              <w:end w:w="120" w:type="dxa"/>
+            </w:tcMar>
+          </w:tcPr>
+          <w:p>
+            <w:pPr>
+              <w:spacing w:before="0" w:after="0" w:line="240" w:lineRule="auto"/>
+              <w:jc w:val="center"/>
+            </w:pPr>
+            <w:r>
+              <w:rPr>
+                <w:rFonts w:ascii="Calibri" w:hAnsi="Calibri" w:eastAsia="Arial Unicode MS"/>
+                <w:b w:val="0"/>
+                <w:i w:val="0"/>
+                <w:color w:val="1F2937"/>
+                <w:sz w:val="16"/>
+              </w:rPr>
+              <w:t>1.06</w:t>
+            </w:r>
+          </w:p>
+        </w:tc>
+        <w:tc>
+          <w:tcPr>
+            <w:tcW w:type="dxa" w:w="1150"/>
+            <w:vAlign w:val="center"/>
+            <w:tcMar>
+              <w:top w:w="80" w:type="dxa"/>
+              <w:start w:w="120" w:type="dxa"/>
+              <w:bottom w:w="80" w:type="dxa"/>
+              <w:end w:w="120" w:type="dxa"/>
+            </w:tcMar>
+          </w:tcPr>
+          <w:p>
+            <w:pPr>
+              <w:spacing w:before="0" w:after="0" w:line="240" w:lineRule="auto"/>
+              <w:jc w:val="center"/>
+            </w:pPr>
+            <w:r>
+              <w:rPr>
+                <w:rFonts w:ascii="Calibri" w:hAnsi="Calibri" w:eastAsia="Arial Unicode MS"/>
+                <w:b w:val="0"/>
+                <w:i w:val="0"/>
+                <w:color w:val="1F2937"/>
+                <w:sz w:val="16"/>
+              </w:rPr>
+              <w:t>211.77</w:t>
+            </w:r>
+          </w:p>
+        </w:tc>
+        <w:tc>
+          <w:tcPr>
+            <w:tcW w:type="dxa" w:w="2510"/>
+            <w:vAlign w:val="center"/>
+            <w:tcMar>
+              <w:top w:w="80" w:type="dxa"/>
+              <w:start w:w="120" w:type="dxa"/>
+              <w:bottom w:w="80" w:type="dxa"/>
+              <w:end w:w="120" w:type="dxa"/>
+            </w:tcMar>
+          </w:tcPr>
+          <w:p>
+            <w:pPr>
+              <w:spacing w:before="0" w:after="0" w:line="240" w:lineRule="auto"/>
+              <w:jc w:val="left"/>
+            </w:pPr>
+            <w:r>
+              <w:rPr>
+                <w:rFonts w:ascii="Calibri" w:hAnsi="Calibri" w:eastAsia="Arial Unicode MS"/>
+                <w:b w:val="0"/>
+                <w:i w:val="0"/>
+                <w:color w:val="9B1C1C"/>
+                <w:sz w:val="16"/>
+              </w:rPr>
+              <w:t>持仓收益6.42%</w:t>
+              <w:br/>
+              <w:t>连续两日低于20日均线</w:t>
+            </w:r>
+          </w:p>
+        </w:tc>
+      </w:tr>
+      <w:tr>
+        <w:tc>
+          <w:tcPr>
+            <w:tcW w:type="dxa" w:w="800"/>
+            <w:vAlign w:val="center"/>
+            <w:tcMar>
+              <w:top w:w="80" w:type="dxa"/>
+              <w:start w:w="120" w:type="dxa"/>
+              <w:bottom w:w="80" w:type="dxa"/>
+              <w:end w:w="120" w:type="dxa"/>
+            </w:tcMar>
+          </w:tcPr>
+          <w:p>
+            <w:pPr>
+              <w:spacing w:before="0" w:after="0" w:line="240" w:lineRule="auto"/>
+              <w:jc w:val="center"/>
+            </w:pPr>
+            <w:r>
+              <w:rPr>
+                <w:rFonts w:ascii="Calibri" w:hAnsi="Calibri" w:eastAsia="Arial Unicode MS"/>
+                <w:b/>
+                <w:i w:val="0"/>
+                <w:color w:val="1F2937"/>
+                <w:sz w:val="16"/>
+              </w:rPr>
+              <w:t>021873</w:t>
+            </w:r>
+          </w:p>
+        </w:tc>
+        <w:tc>
+          <w:tcPr>
+            <w:tcW w:type="dxa" w:w="1900"/>
+            <w:vAlign w:val="center"/>
+            <w:tcMar>
+              <w:top w:w="80" w:type="dxa"/>
+              <w:start w:w="120" w:type="dxa"/>
+              <w:bottom w:w="80" w:type="dxa"/>
+              <w:end w:w="120" w:type="dxa"/>
+            </w:tcMar>
+          </w:tcPr>
+          <w:p>
+            <w:pPr>
+              <w:spacing w:before="0" w:after="0" w:line="240" w:lineRule="auto"/>
+              <w:jc w:val="left"/>
+            </w:pPr>
+            <w:r>
+              <w:rPr>
+                <w:rFonts w:ascii="Calibri" w:hAnsi="Calibri" w:eastAsia="Arial Unicode MS"/>
+                <w:b w:val="0"/>
+                <w:i w:val="0"/>
+                <w:color w:val="1F2937"/>
+                <w:sz w:val="16"/>
+              </w:rPr>
+              <w:t>沪深港黄金产业A</w:t>
+            </w:r>
+          </w:p>
+        </w:tc>
+        <w:tc>
+          <w:tcPr>
+            <w:tcW w:type="dxa" w:w="1150"/>
+            <w:vAlign w:val="center"/>
+            <w:tcMar>
+              <w:top w:w="80" w:type="dxa"/>
+              <w:start w:w="120" w:type="dxa"/>
+              <w:bottom w:w="80" w:type="dxa"/>
+              <w:end w:w="120" w:type="dxa"/>
+            </w:tcMar>
+          </w:tcPr>
+          <w:p>
+            <w:pPr>
+              <w:spacing w:before="0" w:after="0" w:line="240" w:lineRule="auto"/>
+              <w:jc w:val="center"/>
+            </w:pPr>
+            <w:r>
+              <w:rPr>
+                <w:rFonts w:ascii="Calibri" w:hAnsi="Calibri" w:eastAsia="Arial Unicode MS"/>
+                <w:b w:val="0"/>
+                <w:i w:val="0"/>
+                <w:color w:val="1F2937"/>
+                <w:sz w:val="16"/>
+              </w:rPr>
+              <w:t>1.62</w:t>
+            </w:r>
+          </w:p>
+        </w:tc>
+        <w:tc>
+          <w:tcPr>
+            <w:tcW w:type="dxa" w:w="800"/>
+            <w:vAlign w:val="center"/>
+            <w:tcMar>
+              <w:top w:w="80" w:type="dxa"/>
+              <w:start w:w="120" w:type="dxa"/>
+              <w:bottom w:w="80" w:type="dxa"/>
+              <w:end w:w="120" w:type="dxa"/>
+            </w:tcMar>
+          </w:tcPr>
+          <w:p>
+            <w:pPr>
+              <w:spacing w:before="0" w:after="0" w:line="240" w:lineRule="auto"/>
+              <w:jc w:val="center"/>
+            </w:pPr>
+            <w:r>
+              <w:rPr>
+                <w:rFonts w:ascii="Calibri" w:hAnsi="Calibri" w:eastAsia="Arial Unicode MS"/>
+                <w:b w:val="0"/>
+                <w:i w:val="0"/>
+                <w:color w:val="1F2937"/>
+                <w:sz w:val="16"/>
+              </w:rPr>
+              <w:t>0.50%</w:t>
+            </w:r>
+          </w:p>
+        </w:tc>
+        <w:tc>
+          <w:tcPr>
+            <w:tcW w:type="dxa" w:w="1050"/>
+            <w:vAlign w:val="center"/>
+            <w:tcMar>
+              <w:top w:w="80" w:type="dxa"/>
+              <w:start w:w="120" w:type="dxa"/>
+              <w:bottom w:w="80" w:type="dxa"/>
+              <w:end w:w="120" w:type="dxa"/>
+            </w:tcMar>
+          </w:tcPr>
+          <w:p>
+            <w:pPr>
+              <w:spacing w:before="0" w:after="0" w:line="240" w:lineRule="auto"/>
+              <w:jc w:val="center"/>
+            </w:pPr>
+            <w:r>
+              <w:rPr>
+                <w:rFonts w:ascii="Calibri" w:hAnsi="Calibri" w:eastAsia="Arial Unicode MS"/>
+                <w:b w:val="0"/>
+                <w:i w:val="0"/>
+                <w:color w:val="1F2937"/>
+                <w:sz w:val="16"/>
+              </w:rPr>
+              <w:t>0.01</w:t>
+            </w:r>
+          </w:p>
+        </w:tc>
+        <w:tc>
+          <w:tcPr>
+            <w:tcW w:type="dxa" w:w="1150"/>
+            <w:vAlign w:val="center"/>
+            <w:tcMar>
+              <w:top w:w="80" w:type="dxa"/>
+              <w:start w:w="120" w:type="dxa"/>
+              <w:bottom w:w="80" w:type="dxa"/>
+              <w:end w:w="120" w:type="dxa"/>
+            </w:tcMar>
+          </w:tcPr>
+          <w:p>
+            <w:pPr>
+              <w:spacing w:before="0" w:after="0" w:line="240" w:lineRule="auto"/>
+              <w:jc w:val="center"/>
+            </w:pPr>
+            <w:r>
+              <w:rPr>
+                <w:rFonts w:ascii="Calibri" w:hAnsi="Calibri" w:eastAsia="Arial Unicode MS"/>
+                <w:b w:val="0"/>
+                <w:i w:val="0"/>
+                <w:color w:val="1F2937"/>
+                <w:sz w:val="16"/>
+              </w:rPr>
+              <w:t>1.61</w:t>
+            </w:r>
+          </w:p>
+        </w:tc>
+        <w:tc>
+          <w:tcPr>
+            <w:tcW w:type="dxa" w:w="2510"/>
+            <w:vAlign w:val="center"/>
+            <w:tcMar>
+              <w:top w:w="80" w:type="dxa"/>
+              <w:start w:w="120" w:type="dxa"/>
+              <w:bottom w:w="80" w:type="dxa"/>
+              <w:end w:w="120" w:type="dxa"/>
+            </w:tcMar>
+          </w:tcPr>
+          <w:p>
+            <w:pPr>
+              <w:spacing w:before="0" w:after="0" w:line="240" w:lineRule="auto"/>
+              <w:jc w:val="left"/>
+            </w:pPr>
+            <w:r>
+              <w:rPr>
+                <w:rFonts w:ascii="Calibri" w:hAnsi="Calibri" w:eastAsia="Arial Unicode MS"/>
+                <w:b w:val="0"/>
+                <w:i w:val="0"/>
+                <w:color w:val="9B1C1C"/>
+                <w:sz w:val="16"/>
+              </w:rPr>
+              <w:t>持仓收益-34.52%</w:t>
+              <w:br/>
+              <w:t>连续两日低于20日均线</w:t>
+            </w:r>
+          </w:p>
+        </w:tc>
+      </w:tr>
+    </w:tbl>
+    <w:tbl>
+      <w:tblPr>
+        <w:tblW w:type="dxa" w:w="9360"/>
+        <w:jc w:val="left"/>
+        <w:tblLayout w:type="fixed"/>
+        <w:tblLook w:firstColumn="1" w:firstRow="1" w:lastColumn="0" w:lastRow="0" w:noHBand="0" w:noVBand="1" w:val="04A0"/>
+        <w:tblInd w:w="120" w:type="dxa"/>
+        <w:tblBorders>
+          <w:top w:val="single" w:sz="2" w:color="E6F4EA"/>
+          <w:left w:val="single" w:sz="2" w:color="E6F4EA"/>
+          <w:bottom w:val="single" w:sz="2" w:color="E6F4EA"/>
+          <w:right w:val="single" w:sz="2" w:color="E6F4EA"/>
+          <w:insideH w:val="single" w:sz="2" w:color="E6F4EA"/>
+          <w:insideV w:val="single" w:sz="2" w:color="E6F4EA"/>
+        </w:tblBorders>
+      </w:tblPr>
+      <w:tblGrid>
+        <w:gridCol w:w="9360"/>
+      </w:tblGrid>
+      <w:tr>
+        <w:tc>
+          <w:tcPr>
+            <w:tcW w:type="dxa" w:w="9360"/>
+            <w:tcMar>
+              <w:top w:w="80" w:type="dxa"/>
+              <w:start w:w="120" w:type="dxa"/>
+              <w:bottom w:w="80" w:type="dxa"/>
+              <w:end w:w="120" w:type="dxa"/>
+            </w:tcMar>
+            <w:shd w:fill="E6F4EA"/>
+            <w:vAlign w:val="center"/>
+          </w:tcPr>
+          <w:p>
+            <w:pPr>
+              <w:spacing w:before="20" w:after="20" w:line="264" w:lineRule="auto"/>
+            </w:pPr>
+            <w:r>
+              <w:rPr>
+                <w:rFonts w:ascii="Calibri" w:hAnsi="Calibri" w:eastAsia="Arial Unicode MS"/>
+                <w:b/>
+                <w:i w:val="0"/>
+                <w:color w:val="256D4A"/>
+                <w:sz w:val="22"/>
+              </w:rPr>
+              <w:t xml:space="preserve">风险官结论：已生成金额草案  </w:t>
+            </w:r>
+            <w:r>
+              <w:rPr>
+                <w:rFonts w:ascii="Calibri" w:hAnsi="Calibri" w:eastAsia="Arial Unicode MS"/>
+                <w:b w:val="0"/>
+                <w:i w:val="0"/>
+                <w:color w:val="1F2937"/>
+                <w:sz w:val="22"/>
+              </w:rPr>
+              <w:t>不再以申购日期、估算份额或宽口径费率缺失为由停止计算。当前草案使用7月3日统一申购日期和0.5%赎回费；真正提交前只需知道平台最终费率可能与模型不同，并由你本人确认。</w:t>
             </w:r>
           </w:p>
         </w:tc>
@@ -14932,7 +18097,7 @@
                 <w:color w:val="1F2937"/>
                 <w:sz w:val="19"/>
               </w:rPr>
-              <w:t>当前份额、申购日期、确认日期、申购金额与成本净值</w:t>
+              <w:t>模型已反推份额与成本净值；如平台份额不同，之后用实值覆盖模型值</w:t>
             </w:r>
           </w:p>
         </w:tc>
@@ -15109,7 +18274,7 @@
                 <w:color w:val="1F2937"/>
                 <w:sz w:val="19"/>
               </w:rPr>
-              <w:t>销售平台当前申购/赎回状态、持有期赎回费、QDII限购与净值时滞</w:t>
+              <w:t>已按宽口径0.5%生成草案；平台最终费率仅作为执行前偏差提醒</w:t>
             </w:r>
           </w:p>
         </w:tc>
@@ -15151,6 +18316,31 @@
           <w:sz w:val="20"/>
         </w:rPr>
         <w:t>data/holding-intake.csv（截图迁移，时点2026-07-12）</w:t>
+      </w:r>
+    </w:p>
+    <w:p>
+      <w:pPr>
+        <w:spacing w:before="0" w:after="80" w:line="259" w:lineRule="auto"/>
+      </w:pPr>
+      <w:r>
+        <w:rPr>
+          <w:rFonts w:ascii="Calibri" w:hAnsi="Calibri" w:eastAsia="Arial Unicode MS"/>
+          <w:b/>
+          <w:i w:val="0"/>
+          <w:color w:val="1F2937"/>
+          <w:sz w:val="20"/>
+        </w:rPr>
+        <w:t>建模假设：</w:t>
+      </w:r>
+      <w:r>
+        <w:rPr>
+          <w:rFonts w:ascii="Calibri" w:hAnsi="Calibri" w:eastAsia="Arial Unicode MS"/>
+          <w:b w:val="0"/>
+          <w:i w:val="0"/>
+          <w:color w:val="1F2937"/>
+          <w:sz w:val="20"/>
+        </w:rPr>
+        <w:t>config/model-assumptions.json（7月3日统一申购；满7日按0.5%赎回费）</w:t>
       </w:r>
     </w:p>
     <w:p>

--- a/reports/2026-07-13-基金仓位复述与市场复盘.docx
+++ b/reports/2026-07-13-基金仓位复述与市场复盘.docx
@@ -160,6 +160,9 @@
         <w:gridCol w:w="9360"/>
       </w:tblGrid>
       <w:tr>
+        <w:trPr>
+          <w:cantSplit w:val="true"/>
+        </w:trPr>
         <w:tc>
           <w:tcPr>
             <w:tcW w:type="dxa" w:w="9360"/>
@@ -225,6 +228,9 @@
         <w:gridCol w:w="9360"/>
       </w:tblGrid>
       <w:tr>
+        <w:trPr>
+          <w:cantSplit w:val="true"/>
+        </w:trPr>
         <w:tc>
           <w:tcPr>
             <w:tcW w:type="dxa" w:w="9360"/>
@@ -493,6 +499,9 @@
         </w:tc>
       </w:tr>
       <w:tr>
+        <w:trPr>
+          <w:cantSplit w:val="true"/>
+        </w:trPr>
         <w:tc>
           <w:tcPr>
             <w:tcW w:type="dxa" w:w="950"/>
@@ -663,6 +672,9 @@
         </w:tc>
       </w:tr>
       <w:tr>
+        <w:trPr>
+          <w:cantSplit w:val="true"/>
+        </w:trPr>
         <w:tc>
           <w:tcPr>
             <w:tcW w:type="dxa" w:w="950"/>
@@ -833,6 +845,9 @@
         </w:tc>
       </w:tr>
       <w:tr>
+        <w:trPr>
+          <w:cantSplit w:val="true"/>
+        </w:trPr>
         <w:tc>
           <w:tcPr>
             <w:tcW w:type="dxa" w:w="950"/>
@@ -1003,6 +1018,9 @@
         </w:tc>
       </w:tr>
       <w:tr>
+        <w:trPr>
+          <w:cantSplit w:val="true"/>
+        </w:trPr>
         <w:tc>
           <w:tcPr>
             <w:tcW w:type="dxa" w:w="950"/>
@@ -1173,6 +1191,9 @@
         </w:tc>
       </w:tr>
       <w:tr>
+        <w:trPr>
+          <w:cantSplit w:val="true"/>
+        </w:trPr>
         <w:tc>
           <w:tcPr>
             <w:tcW w:type="dxa" w:w="950"/>
@@ -1343,6 +1364,9 @@
         </w:tc>
       </w:tr>
       <w:tr>
+        <w:trPr>
+          <w:cantSplit w:val="true"/>
+        </w:trPr>
         <w:tc>
           <w:tcPr>
             <w:tcW w:type="dxa" w:w="950"/>
@@ -1513,6 +1537,9 @@
         </w:tc>
       </w:tr>
       <w:tr>
+        <w:trPr>
+          <w:cantSplit w:val="true"/>
+        </w:trPr>
         <w:tc>
           <w:tcPr>
             <w:tcW w:type="dxa" w:w="950"/>
@@ -1683,6 +1710,9 @@
         </w:tc>
       </w:tr>
       <w:tr>
+        <w:trPr>
+          <w:cantSplit w:val="true"/>
+        </w:trPr>
         <w:tc>
           <w:tcPr>
             <w:tcW w:type="dxa" w:w="950"/>
@@ -1853,6 +1883,9 @@
         </w:tc>
       </w:tr>
       <w:tr>
+        <w:trPr>
+          <w:cantSplit w:val="true"/>
+        </w:trPr>
         <w:tc>
           <w:tcPr>
             <w:tcW w:type="dxa" w:w="950"/>
@@ -2023,6 +2056,9 @@
         </w:tc>
       </w:tr>
       <w:tr>
+        <w:trPr>
+          <w:cantSplit w:val="true"/>
+        </w:trPr>
         <w:tc>
           <w:tcPr>
             <w:tcW w:type="dxa" w:w="950"/>
@@ -2193,6 +2229,9 @@
         </w:tc>
       </w:tr>
       <w:tr>
+        <w:trPr>
+          <w:cantSplit w:val="true"/>
+        </w:trPr>
         <w:tc>
           <w:tcPr>
             <w:tcW w:type="dxa" w:w="950"/>
@@ -2363,6 +2402,9 @@
         </w:tc>
       </w:tr>
       <w:tr>
+        <w:trPr>
+          <w:cantSplit w:val="true"/>
+        </w:trPr>
         <w:tc>
           <w:tcPr>
             <w:tcW w:type="dxa" w:w="950"/>
@@ -2533,6 +2575,9 @@
         </w:tc>
       </w:tr>
       <w:tr>
+        <w:trPr>
+          <w:cantSplit w:val="true"/>
+        </w:trPr>
         <w:tc>
           <w:tcPr>
             <w:tcW w:type="dxa" w:w="950"/>
@@ -2703,6 +2748,9 @@
         </w:tc>
       </w:tr>
       <w:tr>
+        <w:trPr>
+          <w:cantSplit w:val="true"/>
+        </w:trPr>
         <w:tc>
           <w:tcPr>
             <w:tcW w:type="dxa" w:w="950"/>
@@ -2873,6 +2921,9 @@
         </w:tc>
       </w:tr>
       <w:tr>
+        <w:trPr>
+          <w:cantSplit w:val="true"/>
+        </w:trPr>
         <w:tc>
           <w:tcPr>
             <w:tcW w:type="dxa" w:w="950"/>
@@ -3043,6 +3094,9 @@
         </w:tc>
       </w:tr>
       <w:tr>
+        <w:trPr>
+          <w:cantSplit w:val="true"/>
+        </w:trPr>
         <w:tc>
           <w:tcPr>
             <w:tcW w:type="dxa" w:w="950"/>
@@ -3213,6 +3267,9 @@
         </w:tc>
       </w:tr>
       <w:tr>
+        <w:trPr>
+          <w:cantSplit w:val="true"/>
+        </w:trPr>
         <w:tc>
           <w:tcPr>
             <w:tcW w:type="dxa" w:w="950"/>
@@ -3383,6 +3440,9 @@
         </w:tc>
       </w:tr>
       <w:tr>
+        <w:trPr>
+          <w:cantSplit w:val="true"/>
+        </w:trPr>
         <w:tc>
           <w:tcPr>
             <w:tcW w:type="dxa" w:w="950"/>
@@ -3553,6 +3613,9 @@
         </w:tc>
       </w:tr>
       <w:tr>
+        <w:trPr>
+          <w:cantSplit w:val="true"/>
+        </w:trPr>
         <w:tc>
           <w:tcPr>
             <w:tcW w:type="dxa" w:w="950"/>
@@ -4572,6 +4635,9 @@
         <w:gridCol w:w="9360"/>
       </w:tblGrid>
       <w:tr>
+        <w:trPr>
+          <w:cantSplit w:val="true"/>
+        </w:trPr>
         <w:tc>
           <w:tcPr>
             <w:tcW w:type="dxa" w:w="9360"/>
@@ -6129,6 +6195,9 @@
         <w:gridCol w:w="9360"/>
       </w:tblGrid>
       <w:tr>
+        <w:trPr>
+          <w:cantSplit w:val="true"/>
+        </w:trPr>
         <w:tc>
           <w:tcPr>
             <w:tcW w:type="dxa" w:w="9360"/>
@@ -14268,6 +14337,9 @@
         <w:gridCol w:w="9360"/>
       </w:tblGrid>
       <w:tr>
+        <w:trPr>
+          <w:cantSplit w:val="true"/>
+        </w:trPr>
         <w:tc>
           <w:tcPr>
             <w:tcW w:type="dxa" w:w="9360"/>
@@ -14828,6 +14900,9 @@
         <w:gridCol w:w="9360"/>
       </w:tblGrid>
       <w:tr>
+        <w:trPr>
+          <w:cantSplit w:val="true"/>
+        </w:trPr>
         <w:tc>
           <w:tcPr>
             <w:tcW w:type="dxa" w:w="9360"/>
@@ -15100,6 +15175,9 @@
         </w:tc>
       </w:tr>
       <w:tr>
+        <w:trPr>
+          <w:cantSplit w:val="true"/>
+        </w:trPr>
         <w:tc>
           <w:tcPr>
             <w:tcW w:type="dxa" w:w="800"/>
@@ -15300,6 +15378,9 @@
         </w:tc>
       </w:tr>
       <w:tr>
+        <w:trPr>
+          <w:cantSplit w:val="true"/>
+        </w:trPr>
         <w:tc>
           <w:tcPr>
             <w:tcW w:type="dxa" w:w="800"/>
@@ -15500,6 +15581,9 @@
         </w:tc>
       </w:tr>
       <w:tr>
+        <w:trPr>
+          <w:cantSplit w:val="true"/>
+        </w:trPr>
         <w:tc>
           <w:tcPr>
             <w:tcW w:type="dxa" w:w="800"/>
@@ -15700,6 +15784,9 @@
         </w:tc>
       </w:tr>
       <w:tr>
+        <w:trPr>
+          <w:cantSplit w:val="true"/>
+        </w:trPr>
         <w:tc>
           <w:tcPr>
             <w:tcW w:type="dxa" w:w="800"/>
@@ -15900,6 +15987,9 @@
         </w:tc>
       </w:tr>
       <w:tr>
+        <w:trPr>
+          <w:cantSplit w:val="true"/>
+        </w:trPr>
         <w:tc>
           <w:tcPr>
             <w:tcW w:type="dxa" w:w="800"/>
@@ -16100,6 +16190,9 @@
         </w:tc>
       </w:tr>
       <w:tr>
+        <w:trPr>
+          <w:cantSplit w:val="true"/>
+        </w:trPr>
         <w:tc>
           <w:tcPr>
             <w:tcW w:type="dxa" w:w="800"/>
@@ -16300,6 +16393,9 @@
         </w:tc>
       </w:tr>
       <w:tr>
+        <w:trPr>
+          <w:cantSplit w:val="true"/>
+        </w:trPr>
         <w:tc>
           <w:tcPr>
             <w:tcW w:type="dxa" w:w="800"/>
@@ -16500,6 +16596,9 @@
         </w:tc>
       </w:tr>
       <w:tr>
+        <w:trPr>
+          <w:cantSplit w:val="true"/>
+        </w:trPr>
         <w:tc>
           <w:tcPr>
             <w:tcW w:type="dxa" w:w="800"/>
@@ -16700,6 +16799,9 @@
         </w:tc>
       </w:tr>
       <w:tr>
+        <w:trPr>
+          <w:cantSplit w:val="true"/>
+        </w:trPr>
         <w:tc>
           <w:tcPr>
             <w:tcW w:type="dxa" w:w="800"/>
@@ -16900,6 +17002,9 @@
         </w:tc>
       </w:tr>
       <w:tr>
+        <w:trPr>
+          <w:cantSplit w:val="true"/>
+        </w:trPr>
         <w:tc>
           <w:tcPr>
             <w:tcW w:type="dxa" w:w="800"/>
@@ -17100,6 +17205,9 @@
         </w:tc>
       </w:tr>
       <w:tr>
+        <w:trPr>
+          <w:cantSplit w:val="true"/>
+        </w:trPr>
         <w:tc>
           <w:tcPr>
             <w:tcW w:type="dxa" w:w="800"/>
@@ -17300,6 +17408,9 @@
         </w:tc>
       </w:tr>
       <w:tr>
+        <w:trPr>
+          <w:cantSplit w:val="true"/>
+        </w:trPr>
         <w:tc>
           <w:tcPr>
             <w:tcW w:type="dxa" w:w="800"/>
@@ -17500,6 +17611,9 @@
         </w:tc>
       </w:tr>
       <w:tr>
+        <w:trPr>
+          <w:cantSplit w:val="true"/>
+        </w:trPr>
         <w:tc>
           <w:tcPr>
             <w:tcW w:type="dxa" w:w="800"/>
@@ -17700,6 +17814,9 @@
         </w:tc>
       </w:tr>
       <w:tr>
+        <w:trPr>
+          <w:cantSplit w:val="true"/>
+        </w:trPr>
         <w:tc>
           <w:tcPr>
             <w:tcW w:type="dxa" w:w="800"/>
@@ -17920,6 +18037,9 @@
         <w:gridCol w:w="9360"/>
       </w:tblGrid>
       <w:tr>
+        <w:trPr>
+          <w:cantSplit w:val="true"/>
+        </w:trPr>
         <w:tc>
           <w:tcPr>
             <w:tcW w:type="dxa" w:w="9360"/>
